--- a/file/CV_CN_all.docx
+++ b/file/CV_CN_all.docx
@@ -1147,6 +1147,7 @@
         <w:pageBreakBefore w:val="0"/>
         <w:widowControl w:val="0"/>
         <w:numPr>
+          <w:ilvl w:val="0"/>
           <w:numId w:val="0"/>
         </w:numPr>
         <w:tabs>
@@ -1205,22 +1206,19 @@
           <w:lang w:val="en-US" w:eastAsia="zh-CN"/>
         </w:rPr>
         <w:tab/>
-        <w:t xml:space="preserve"> </w:t>
-      </w:r>
-      <w:bookmarkStart w:id="2" w:name="_GoBack"/>
-      <w:bookmarkEnd w:id="2"/>
-      <w:r>
-        <w:rPr>
-          <w:rFonts w:hint="eastAsia" w:ascii="Times New Roman" w:hAnsi="Times New Roman" w:eastAsia="楷体"/>
-          <w:b/>
-          <w:bCs/>
-          <w:color w:val="auto"/>
-          <w:w w:val="105"/>
-          <w:sz w:val="21"/>
-          <w:szCs w:val="21"/>
-          <w:lang w:val="en-US" w:eastAsia="zh-CN"/>
-        </w:rPr>
-        <w:t xml:space="preserve"> （CCF C类 SCI 二区期刊《Signal Processing》，Elsevier，在投）                   第二作者</w:t>
+      </w:r>
+      <w:r>
+        <w:rPr>
+          <w:rFonts w:hint="eastAsia" w:ascii="Times New Roman" w:hAnsi="Times New Roman" w:eastAsia="楷体"/>
+          <w:b/>
+          <w:bCs/>
+          <w:color w:val="auto"/>
+          <w:w w:val="105"/>
+          <w:sz w:val="21"/>
+          <w:szCs w:val="21"/>
+          <w:lang w:val="en-US" w:eastAsia="zh-CN"/>
+        </w:rPr>
+        <w:t xml:space="preserve">  （CCF C类 SCI 二区期刊《Signal Processing》，Elsevier，在投）                   第二作者</w:t>
       </w:r>
     </w:p>
     <w:p>
@@ -1495,6 +1493,18 @@
           <w:lang w:val="en-US" w:eastAsia="zh-CN"/>
         </w:rPr>
         <w:tab/>
+      </w:r>
+      <w:r>
+        <w:rPr>
+          <w:rFonts w:hint="eastAsia" w:ascii="Times New Roman" w:hAnsi="Times New Roman" w:eastAsia="楷体"/>
+          <w:b/>
+          <w:bCs/>
+          <w:color w:val="auto"/>
+          <w:w w:val="105"/>
+          <w:sz w:val="21"/>
+          <w:szCs w:val="21"/>
+          <w:lang w:val="en-US" w:eastAsia="zh-CN"/>
+        </w:rPr>
         <w:t>基于 Transformer 的语言模型复现与生成推理研究 </w:t>
       </w:r>
       <w:r>
@@ -1509,6 +1519,18 @@
           <w:lang w:val="en-US" w:eastAsia="zh-CN"/>
         </w:rPr>
         <w:tab/>
+      </w:r>
+      <w:r>
+        <w:rPr>
+          <w:rFonts w:hint="eastAsia" w:ascii="Times New Roman" w:hAnsi="Times New Roman" w:eastAsia="楷体"/>
+          <w:b/>
+          <w:bCs/>
+          <w:color w:val="auto"/>
+          <w:w w:val="105"/>
+          <w:sz w:val="21"/>
+          <w:szCs w:val="21"/>
+          <w:lang w:val="en-US" w:eastAsia="zh-CN"/>
+        </w:rPr>
         <w:t>个人项目</w:t>
       </w:r>
     </w:p>
@@ -1520,6 +1542,7 @@
         <w:pageBreakBefore w:val="0"/>
         <w:widowControl w:val="0"/>
         <w:numPr>
+          <w:ilvl w:val="0"/>
           <w:numId w:val="0"/>
         </w:numPr>
         <w:tabs>
@@ -2330,21 +2353,8 @@
         </w:rPr>
         <w:t>，显著提升了机器人的智能化交互水平；同时利用 YOLOv8 训练定制化视觉模型，结合 Intel RealSense 深度相机实现多目标识别与 3D 空间定位；</w:t>
       </w:r>
-      <w:r>
-        <w:rPr>
-          <w:rFonts w:hint="eastAsia" w:ascii="楷体" w:hAnsi="楷体" w:eastAsia="楷体" w:cs="楷体"/>
-          <w:b w:val="0"/>
-          <w:bCs w:val="0"/>
-          <w:i w:val="0"/>
-          <w:iCs w:val="0"/>
-          <w:spacing w:val="-6"/>
-          <w:kern w:val="2"/>
-          <w:sz w:val="21"/>
-          <w:szCs w:val="21"/>
-          <w:lang w:val="en-US" w:eastAsia="zh-CN" w:bidi="ar-SA"/>
-        </w:rPr>
-        <w:t>应用激光雷达 SLAM 技术实现机器人的自主定位、环境地图构建与动态路径规划；</w:t>
-      </w:r>
+      <w:bookmarkStart w:id="2" w:name="_GoBack"/>
+      <w:bookmarkEnd w:id="2"/>
       <w:r>
         <w:rPr>
           <w:rFonts w:hint="eastAsia" w:ascii="楷体" w:hAnsi="楷体" w:eastAsia="楷体" w:cs="楷体"/>
@@ -3168,6 +3178,122 @@
     </w:p>
     <w:p>
       <w:pPr>
+        <w:keepNext w:val="0"/>
+        <w:keepLines w:val="0"/>
+        <w:widowControl/>
+        <w:suppressLineNumbers w:val="0"/>
+        <w:jc w:val="left"/>
+      </w:pPr>
+      <w:r>
+        <w:rPr>
+          <w:rFonts w:hint="eastAsia" w:ascii="楷体" w:hAnsi="楷体" w:eastAsia="楷体" w:cs="楷体"/>
+          <w:b/>
+          <w:bCs/>
+          <w:spacing w:val="-6"/>
+          <w:kern w:val="2"/>
+          <w:sz w:val="21"/>
+          <w:szCs w:val="21"/>
+          <w:u w:val="single"/>
+          <w:lang w:val="en-US" w:eastAsia="zh-CN" w:bidi="ar-SA"/>
+        </w:rPr>
+        <w:t>负责工作</w:t>
+      </w:r>
+      <w:r>
+        <w:rPr>
+          <w:rFonts w:hint="eastAsia" w:ascii="楷体" w:hAnsi="楷体" w:eastAsia="楷体" w:cs="楷体"/>
+          <w:b/>
+          <w:bCs/>
+          <w:spacing w:val="-6"/>
+          <w:kern w:val="2"/>
+          <w:sz w:val="21"/>
+          <w:szCs w:val="21"/>
+          <w:u w:val="none"/>
+          <w:lang w:val="en-US" w:eastAsia="zh-CN" w:bidi="ar-SA"/>
+        </w:rPr>
+        <w:t>：</w:t>
+      </w:r>
+      <w:r>
+        <w:rPr>
+          <w:rFonts w:ascii="楷体" w:hAnsi="楷体" w:eastAsia="楷体" w:cs="楷体"/>
+          <w:color w:val="000000"/>
+          <w:kern w:val="0"/>
+          <w:sz w:val="20"/>
+          <w:szCs w:val="20"/>
+          <w:lang w:val="en-US" w:eastAsia="zh-CN" w:bidi="ar"/>
+        </w:rPr>
+        <w:t xml:space="preserve">负责机器人在以 linux 系统为核心的飞腾派开发板上的部署，工程主体在 Ubuntu 20.04 下进行构建，包含以下 </w:t>
+      </w:r>
+    </w:p>
+    <w:p>
+      <w:pPr>
+        <w:keepNext w:val="0"/>
+        <w:keepLines w:val="0"/>
+        <w:widowControl/>
+        <w:suppressLineNumbers w:val="0"/>
+        <w:jc w:val="left"/>
+      </w:pPr>
+      <w:r>
+        <w:rPr>
+          <w:rFonts w:hint="eastAsia" w:ascii="楷体" w:hAnsi="楷体" w:eastAsia="楷体" w:cs="楷体"/>
+          <w:color w:val="000000"/>
+          <w:kern w:val="0"/>
+          <w:sz w:val="20"/>
+          <w:szCs w:val="20"/>
+          <w:lang w:val="en-US" w:eastAsia="zh-CN" w:bidi="ar"/>
+        </w:rPr>
+        <w:t xml:space="preserve">部分：1）负责机器人在国产飞腾芯片平台上的嵌入式系统构建与算法部署。2）开发基于 ROS 的多传感器融合通信系统， </w:t>
+      </w:r>
+    </w:p>
+    <w:p>
+      <w:pPr>
+        <w:keepNext w:val="0"/>
+        <w:keepLines w:val="0"/>
+        <w:widowControl/>
+        <w:suppressLineNumbers w:val="0"/>
+        <w:jc w:val="left"/>
+      </w:pPr>
+      <w:r>
+        <w:rPr>
+          <w:rFonts w:hint="eastAsia" w:ascii="楷体" w:hAnsi="楷体" w:eastAsia="楷体" w:cs="楷体"/>
+          <w:color w:val="000000"/>
+          <w:kern w:val="0"/>
+          <w:sz w:val="20"/>
+          <w:szCs w:val="20"/>
+          <w:lang w:val="en-US" w:eastAsia="zh-CN" w:bidi="ar"/>
+        </w:rPr>
+        <w:t xml:space="preserve">实现深度相机、机械臂与上位机的协同控制。3）应用激光雷达 SLAM 技术实现机器人的自主定位、环境地图构建与动态路 </w:t>
+      </w:r>
+    </w:p>
+    <w:p>
+      <w:pPr>
+        <w:keepNext w:val="0"/>
+        <w:keepLines w:val="0"/>
+        <w:widowControl/>
+        <w:suppressLineNumbers w:val="0"/>
+        <w:jc w:val="left"/>
+        <w:rPr>
+          <w:rFonts w:ascii="Times New Roman" w:hAnsi="Times New Roman" w:eastAsia="楷体"/>
+          <w:color w:val="auto"/>
+          <w:w w:val="105"/>
+          <w:sz w:val="21"/>
+          <w:szCs w:val="21"/>
+          <w:lang w:eastAsia="zh-CN"/>
+        </w:rPr>
+      </w:pPr>
+      <w:r>
+        <w:rPr>
+          <w:rFonts w:hint="eastAsia" w:ascii="楷体" w:hAnsi="楷体" w:eastAsia="楷体" w:cs="楷体"/>
+          <w:color w:val="000000"/>
+          <w:kern w:val="0"/>
+          <w:sz w:val="20"/>
+          <w:szCs w:val="20"/>
+          <w:lang w:val="en-US" w:eastAsia="zh-CN" w:bidi="ar"/>
+        </w:rPr>
+        <w:t>径规划，成功通过决赛现场复杂场景测评。</w:t>
+      </w:r>
+    </w:p>
+    <w:p>
+      <w:pPr>
         <w:pStyle w:val="14"/>
         <w:keepNext w:val="0"/>
         <w:keepLines w:val="0"/>
@@ -3863,20 +3989,7 @@
           <w:szCs w:val="21"/>
           <w:lang w:val="en-US" w:eastAsia="zh-CN"/>
         </w:rPr>
-        <w:t>学业奖学金：</w:t>
-      </w:r>
-      <w:r>
-        <w:rPr>
-          <w:rFonts w:hint="eastAsia" w:ascii="Times New Roman" w:hAnsi="Times New Roman" w:eastAsia="楷体"/>
-          <w:b/>
-          <w:bCs/>
-          <w:color w:val="auto"/>
-          <w:w w:val="105"/>
-          <w:sz w:val="21"/>
-          <w:szCs w:val="21"/>
-          <w:lang w:val="en-US" w:eastAsia="zh-CN"/>
-        </w:rPr>
-        <w:t>国家奖学金</w:t>
+        <w:t>学业奖学金：国家奖学金</w:t>
       </w:r>
       <w:r>
         <w:rPr>

--- a/file/CV_CN_all.docx
+++ b/file/CV_CN_all.docx
@@ -2351,21 +2351,7 @@
           <w:szCs w:val="21"/>
           <w:lang w:val="en-US" w:eastAsia="zh-CN" w:bidi="ar-SA"/>
         </w:rPr>
-        <w:t>，显著提升了机器人的智能化交互水平；同时利用 YOLOv8 训练定制化视觉模型，结合 Intel RealSense 深度相机实现多目标识别与 3D 空间定位；</w:t>
-      </w:r>
-      <w:bookmarkStart w:id="2" w:name="_GoBack"/>
-      <w:bookmarkEnd w:id="2"/>
-      <w:r>
-        <w:rPr>
-          <w:rFonts w:hint="eastAsia" w:ascii="楷体" w:hAnsi="楷体" w:eastAsia="楷体" w:cs="楷体"/>
-          <w:color w:val="auto"/>
-          <w:spacing w:val="-3"/>
-          <w:kern w:val="4"/>
-          <w:sz w:val="21"/>
-          <w:szCs w:val="21"/>
-          <w:lang w:val="en-US" w:eastAsia="zh-CN" w:bidi="ar-SA"/>
-        </w:rPr>
-        <w:t>所有工作均部署在Intel开发板上。</w:t>
+        <w:t>，显著提升了机器人的智能化交互水平；同时利用 YOLOv8 训练定制化视觉模型，结合 Intel RealSense 深度相机实现多目标识别与 3D 空间定位；所有工作均部署在Intel开发板上。</w:t>
       </w:r>
     </w:p>
     <w:p>
@@ -3289,8 +3275,10 @@
           <w:szCs w:val="20"/>
           <w:lang w:val="en-US" w:eastAsia="zh-CN" w:bidi="ar"/>
         </w:rPr>
-        <w:t>径规划，成功通过决赛现场复杂场景测评。</w:t>
-      </w:r>
+        <w:t>径规划。</w:t>
+      </w:r>
+      <w:bookmarkStart w:id="2" w:name="_GoBack"/>
+      <w:bookmarkEnd w:id="2"/>
     </w:p>
     <w:p>
       <w:pPr>

--- a/file/CV_CN_all.docx
+++ b/file/CV_CN_all.docx
@@ -3168,6 +3168,7 @@
         <w:keepLines w:val="0"/>
         <w:widowControl/>
         <w:suppressLineNumbers w:val="0"/>
+        <w:ind w:firstLine="199" w:firstLineChars="100"/>
         <w:jc w:val="left"/>
       </w:pPr>
       <w:r>
@@ -3216,6 +3217,7 @@
         <w:keepLines w:val="0"/>
         <w:widowControl/>
         <w:suppressLineNumbers w:val="0"/>
+        <w:ind w:firstLine="200" w:firstLineChars="100"/>
         <w:jc w:val="left"/>
       </w:pPr>
       <w:r>
@@ -3227,7 +3229,33 @@
           <w:szCs w:val="20"/>
           <w:lang w:val="en-US" w:eastAsia="zh-CN" w:bidi="ar"/>
         </w:rPr>
-        <w:t xml:space="preserve">部分：1）负责机器人在国产飞腾芯片平台上的嵌入式系统构建与算法部署。2）开发基于 ROS 的多传感器融合通信系统， </w:t>
+        <w:t>部分：1）负责机器人在国产飞腾芯片平台上的嵌入式</w:t>
+      </w:r>
+      <w:bookmarkStart w:id="2" w:name="_GoBack"/>
+      <w:r>
+        <w:rPr>
+          <w:rFonts w:hint="eastAsia" w:ascii="楷体" w:hAnsi="楷体" w:eastAsia="楷体" w:cs="楷体"/>
+          <w:b/>
+          <w:bCs/>
+          <w:color w:val="000000"/>
+          <w:kern w:val="0"/>
+          <w:sz w:val="20"/>
+          <w:szCs w:val="20"/>
+          <w:lang w:val="en-US" w:eastAsia="zh-CN" w:bidi="ar"/>
+        </w:rPr>
+        <w:t>系统构建与算法部署</w:t>
+      </w:r>
+      <w:bookmarkEnd w:id="2"/>
+      <w:r>
+        <w:rPr>
+          <w:rFonts w:hint="eastAsia" w:ascii="楷体" w:hAnsi="楷体" w:eastAsia="楷体" w:cs="楷体"/>
+          <w:color w:val="000000"/>
+          <w:kern w:val="0"/>
+          <w:sz w:val="20"/>
+          <w:szCs w:val="20"/>
+          <w:lang w:val="en-US" w:eastAsia="zh-CN" w:bidi="ar"/>
+        </w:rPr>
+        <w:t xml:space="preserve">。2）开发基于 ROS 的多传感器融合通信系统， </w:t>
       </w:r>
     </w:p>
     <w:p>
@@ -3236,6 +3264,7 @@
         <w:keepLines w:val="0"/>
         <w:widowControl/>
         <w:suppressLineNumbers w:val="0"/>
+        <w:ind w:firstLine="200" w:firstLineChars="100"/>
         <w:jc w:val="left"/>
       </w:pPr>
       <w:r>
@@ -3256,6 +3285,7 @@
         <w:keepLines w:val="0"/>
         <w:widowControl/>
         <w:suppressLineNumbers w:val="0"/>
+        <w:ind w:firstLine="200" w:firstLineChars="100"/>
         <w:jc w:val="left"/>
         <w:rPr>
           <w:rFonts w:ascii="Times New Roman" w:hAnsi="Times New Roman" w:eastAsia="楷体"/>
@@ -3277,8 +3307,6 @@
         </w:rPr>
         <w:t>径规划。</w:t>
       </w:r>
-      <w:bookmarkStart w:id="2" w:name="_GoBack"/>
-      <w:bookmarkEnd w:id="2"/>
     </w:p>
     <w:p>
       <w:pPr>

--- a/file/CV_CN_all.docx
+++ b/file/CV_CN_all.docx
@@ -1305,7 +1305,7 @@
           <w:szCs w:val="21"/>
           <w:lang w:val="en-US" w:eastAsia="zh-CN"/>
         </w:rPr>
-        <w:t>作为第二作者参与稀疏二维阵列幅相误差校准与二维 DOA 估计的研究，主要负责</w:t>
+        <w:t>参与稀疏二维阵列幅相误差校准与二维 DOA 估计的研究，主要负责</w:t>
       </w:r>
       <w:r>
         <w:rPr>
@@ -1614,7 +1614,21 @@
           <w:szCs w:val="21"/>
           <w:lang w:val="en-US" w:eastAsia="zh-CN"/>
         </w:rPr>
-        <w:t>基于学习 Stanford CS336 课程后，从零实现小型 Transformer 语言模型训练与推理框架，完成 BPE 分词、数据预处理、因果自注意力、RoPE 位置编码、RMSNorm、AdamW 优化器、学习率预热与余弦退火等核心模块搭建；基于 TinyStories 数据集完成模型训练、断点续训与显卡推理部署，解决词表对齐、混合精度训练、显存优化与推理解码等问题，最终实现文本生成与端到端可运行的语言模型系统。</w:t>
+        <w:t>学习 Stanford CS336 课程后，从零实现小型 Transformer 语言模型 (decoder-only架构）</w:t>
+      </w:r>
+      <w:bookmarkStart w:id="2" w:name="_GoBack"/>
+      <w:bookmarkEnd w:id="2"/>
+      <w:r>
+        <w:rPr>
+          <w:rFonts w:hint="eastAsia" w:ascii="楷体" w:hAnsi="楷体" w:eastAsia="楷体" w:cs="楷体"/>
+          <w:color w:val="auto"/>
+          <w:spacing w:val="-3"/>
+          <w:kern w:val="4"/>
+          <w:sz w:val="21"/>
+          <w:szCs w:val="21"/>
+          <w:lang w:val="en-US" w:eastAsia="zh-CN"/>
+        </w:rPr>
+        <w:t>训练与推理框架，完成 BPE 分词、数据预处理、因果自注意力、RoPE 位置编码、RMSNorm、AdamW 优化器、学习率预热与余弦退火等核心模块搭建；基于 TinyStories 数据集完成模型训练、断点续训与显卡推理部署，解决词表对齐、混合精度训练、显存优化与推理解码等问题，最终实现文本生成与端到端可运行的语言模型系统。</w:t>
       </w:r>
       <w:r>
         <w:rPr>
@@ -3231,7 +3245,6 @@
         </w:rPr>
         <w:t>部分：1）负责机器人在国产飞腾芯片平台上的嵌入式</w:t>
       </w:r>
-      <w:bookmarkStart w:id="2" w:name="_GoBack"/>
       <w:r>
         <w:rPr>
           <w:rFonts w:hint="eastAsia" w:ascii="楷体" w:hAnsi="楷体" w:eastAsia="楷体" w:cs="楷体"/>
@@ -3245,7 +3258,6 @@
         </w:rPr>
         <w:t>系统构建与算法部署</w:t>
       </w:r>
-      <w:bookmarkEnd w:id="2"/>
       <w:r>
         <w:rPr>
           <w:rFonts w:hint="eastAsia" w:ascii="楷体" w:hAnsi="楷体" w:eastAsia="楷体" w:cs="楷体"/>

--- a/file/CV_CN_all.docx
+++ b/file/CV_CN_all.docx
@@ -1087,7 +1087,7 @@
         <w:bidi w:val="0"/>
         <w:adjustRightInd/>
         <w:snapToGrid/>
-        <w:spacing w:line="240" w:lineRule="auto"/>
+        <w:spacing w:before="60" w:line="240" w:lineRule="auto"/>
         <w:ind w:left="391" w:hanging="193"/>
         <w:textAlignment w:val="auto"/>
         <w:rPr>
@@ -1112,87 +1112,7 @@
           <w:szCs w:val="21"/>
           <w:lang w:val="en-US" w:eastAsia="zh-CN"/>
         </w:rPr>
-        <w:t>《</w:t>
-      </w:r>
-      <w:r>
-        <w:rPr>
-          <w:rFonts w:hint="default" w:eastAsia="华文中宋" w:cs="华文中宋" w:asciiTheme="minorAscii" w:hAnsiTheme="minorAscii"/>
-          <w:b/>
-          <w:bCs/>
-          <w:sz w:val="21"/>
-          <w:szCs w:val="21"/>
-          <w:lang w:val="en-US" w:eastAsia="zh-CN" w:bidi="ar-SA"/>
-        </w:rPr>
-        <w:t>Universal 2-D DOA Estimation for SRA and SCA with Gain/Phase Uncertainties based on IWO-IOMP-TLS algorithm</w:t>
-      </w:r>
-      <w:r>
-        <w:rPr>
-          <w:rFonts w:hint="eastAsia" w:ascii="Times New Roman" w:hAnsi="Times New Roman" w:eastAsia="楷体"/>
-          <w:b/>
-          <w:bCs/>
-          <w:color w:val="auto"/>
-          <w:w w:val="105"/>
-          <w:sz w:val="21"/>
-          <w:szCs w:val="21"/>
-          <w:lang w:val="en-US" w:eastAsia="zh-CN"/>
-        </w:rPr>
-        <w:t>》</w:t>
-      </w:r>
-    </w:p>
-    <w:p>
-      <w:pPr>
-        <w:pStyle w:val="14"/>
-        <w:keepNext w:val="0"/>
-        <w:keepLines w:val="0"/>
-        <w:pageBreakBefore w:val="0"/>
-        <w:widowControl w:val="0"/>
-        <w:numPr>
-          <w:ilvl w:val="0"/>
-          <w:numId w:val="0"/>
-        </w:numPr>
-        <w:tabs>
-          <w:tab w:val="left" w:pos="395"/>
-          <w:tab w:val="left" w:pos="2420"/>
-          <w:tab w:val="left" w:pos="3740"/>
-          <w:tab w:val="left" w:pos="5500"/>
-          <w:tab w:val="left" w:pos="5940"/>
-          <w:tab w:val="left" w:pos="7920"/>
-        </w:tabs>
-        <w:kinsoku/>
-        <w:wordWrap/>
-        <w:overflowPunct/>
-        <w:topLinePunct w:val="0"/>
-        <w:autoSpaceDE w:val="0"/>
-        <w:autoSpaceDN w:val="0"/>
-        <w:bidi w:val="0"/>
-        <w:adjustRightInd/>
-        <w:snapToGrid/>
-        <w:spacing w:line="240" w:lineRule="auto"/>
-        <w:ind w:left="198" w:leftChars="0" w:firstLine="220"/>
-        <w:textAlignment w:val="auto"/>
-        <w:rPr>
-          <w:rFonts w:hint="eastAsia" w:ascii="Times New Roman" w:hAnsi="Times New Roman" w:eastAsia="楷体"/>
-          <w:b/>
-          <w:bCs/>
-          <w:color w:val="auto"/>
-          <w:w w:val="105"/>
-          <w:sz w:val="21"/>
-          <w:szCs w:val="21"/>
-          <w:lang w:val="en-US" w:eastAsia="zh-CN"/>
-        </w:rPr>
-      </w:pPr>
-      <w:r>
-        <w:rPr>
-          <w:rFonts w:hint="eastAsia" w:ascii="Times New Roman" w:hAnsi="Times New Roman" w:eastAsia="楷体"/>
-          <w:b/>
-          <w:bCs/>
-          <w:color w:val="auto"/>
-          <w:w w:val="105"/>
-          <w:sz w:val="21"/>
-          <w:szCs w:val="21"/>
-          <w:lang w:val="en-US" w:eastAsia="zh-CN"/>
-        </w:rPr>
-        <w:t>2025.11-2026.03</w:t>
+        <w:t>2025.12-2026.04 </w:t>
       </w:r>
       <w:r>
         <w:rPr>
@@ -1218,7 +1138,46 @@
           <w:szCs w:val="21"/>
           <w:lang w:val="en-US" w:eastAsia="zh-CN"/>
         </w:rPr>
-        <w:t xml:space="preserve">  （CCF C类 SCI 二区期刊《Signal Processing》，Elsevier，在投）                   第二作者</w:t>
+        <w:t xml:space="preserve">基于在线凸优化的空地协同无人机网络动态边缘推理调度研究       </w:t>
+      </w:r>
+      <w:r>
+        <w:rPr>
+          <w:rFonts w:hint="eastAsia" w:ascii="Times New Roman" w:hAnsi="Times New Roman" w:eastAsia="楷体"/>
+          <w:b/>
+          <w:bCs/>
+          <w:color w:val="auto"/>
+          <w:w w:val="105"/>
+          <w:sz w:val="21"/>
+          <w:szCs w:val="21"/>
+          <w:lang w:val="en-US" w:eastAsia="zh-CN"/>
+        </w:rPr>
+        <w:tab/>
+      </w:r>
+      <w:r>
+        <w:rPr>
+          <w:rFonts w:hint="eastAsia" w:ascii="Times New Roman" w:hAnsi="Times New Roman" w:eastAsia="楷体"/>
+          <w:b/>
+          <w:bCs/>
+          <w:color w:val="auto"/>
+          <w:w w:val="105"/>
+          <w:sz w:val="21"/>
+          <w:szCs w:val="21"/>
+          <w:lang w:val="en-US" w:eastAsia="zh-CN"/>
+        </w:rPr>
+        <w:tab/>
+      </w:r>
+      <w:r>
+        <w:rPr>
+          <w:rFonts w:hint="eastAsia" w:ascii="Times New Roman" w:hAnsi="Times New Roman" w:eastAsia="楷体"/>
+          <w:b/>
+          <w:bCs/>
+          <w:color w:val="auto"/>
+          <w:w w:val="105"/>
+          <w:sz w:val="21"/>
+          <w:szCs w:val="21"/>
+          <w:lang w:val="en-US" w:eastAsia="zh-CN"/>
+        </w:rPr>
+        <w:t>科研实习</w:t>
       </w:r>
     </w:p>
     <w:p>
@@ -1253,7 +1212,18 @@
         <w:ind w:left="198" w:leftChars="0"/>
         <w:textAlignment w:val="auto"/>
         <w:rPr>
-          <w:rFonts w:hint="default" w:ascii="楷体" w:hAnsi="楷体" w:eastAsia="楷体" w:cs="楷体"/>
+          <w:rFonts w:hint="eastAsia" w:ascii="楷体" w:hAnsi="楷体" w:eastAsia="楷体" w:cs="楷体"/>
+          <w:color w:val="auto"/>
+          <w:spacing w:val="-3"/>
+          <w:kern w:val="4"/>
+          <w:sz w:val="21"/>
+          <w:szCs w:val="21"/>
+          <w:lang w:val="en-US" w:eastAsia="zh-CN"/>
+        </w:rPr>
+      </w:pPr>
+      <w:r>
+        <w:rPr>
+          <w:rFonts w:hint="eastAsia" w:ascii="楷体" w:hAnsi="楷体" w:eastAsia="楷体" w:cs="楷体"/>
           <w:b/>
           <w:bCs/>
           <w:color w:val="auto"/>
@@ -1264,21 +1234,85 @@
           <w:u w:val="single"/>
           <w:lang w:val="en-US" w:eastAsia="zh-CN"/>
         </w:rPr>
-      </w:pPr>
-      <w:r>
-        <w:rPr>
-          <w:rFonts w:hint="eastAsia" w:ascii="楷体" w:hAnsi="楷体" w:eastAsia="楷体" w:cs="楷体"/>
-          <w:b/>
-          <w:bCs/>
-          <w:color w:val="auto"/>
-          <w:spacing w:val="-3"/>
-          <w:kern w:val="4"/>
-          <w:sz w:val="21"/>
-          <w:szCs w:val="21"/>
-          <w:u w:val="single"/>
-          <w:lang w:val="en-US" w:eastAsia="zh-CN"/>
-        </w:rPr>
         <w:t>内容</w:t>
+      </w:r>
+      <w:r>
+        <w:rPr>
+          <w:rFonts w:hint="eastAsia" w:ascii="楷体" w:hAnsi="楷体" w:eastAsia="楷体" w:cs="楷体"/>
+          <w:b/>
+          <w:bCs/>
+          <w:color w:val="auto"/>
+          <w:spacing w:val="-3"/>
+          <w:kern w:val="4"/>
+          <w:sz w:val="21"/>
+          <w:szCs w:val="21"/>
+          <w:lang w:val="en-US" w:eastAsia="zh-CN"/>
+        </w:rPr>
+        <w:t>：</w:t>
+      </w:r>
+      <w:r>
+        <w:rPr>
+          <w:rFonts w:hint="eastAsia" w:ascii="楷体" w:hAnsi="楷体" w:eastAsia="楷体" w:cs="楷体"/>
+          <w:color w:val="auto"/>
+          <w:spacing w:val="-3"/>
+          <w:kern w:val="4"/>
+          <w:sz w:val="21"/>
+          <w:szCs w:val="21"/>
+          <w:lang w:val="en-US" w:eastAsia="zh-CN"/>
+        </w:rPr>
+        <w:t>针对空地协同无人机网络拓扑动态时变、机载算力与续航受限、边缘推理任务与覆盖需求强耦合等实际痛点，开展动态边缘推理调度优化研究；主要负责构建</w:t>
+      </w:r>
+      <w:r>
+        <w:rPr>
+          <w:rFonts w:hint="eastAsia" w:ascii="楷体" w:hAnsi="楷体" w:eastAsia="楷体" w:cs="楷体"/>
+          <w:b/>
+          <w:bCs/>
+          <w:color w:val="auto"/>
+          <w:spacing w:val="-3"/>
+          <w:kern w:val="4"/>
+          <w:sz w:val="21"/>
+          <w:szCs w:val="21"/>
+          <w:lang w:val="en-US" w:eastAsia="zh-CN"/>
+        </w:rPr>
+        <w:t>全周期能耗模型、覆盖 - 任务耦合约束的时隙化动态系统模型UA-OTA</w:t>
+      </w:r>
+      <w:r>
+        <w:rPr>
+          <w:rFonts w:hint="eastAsia" w:ascii="楷体" w:hAnsi="楷体" w:eastAsia="楷体" w:cs="楷体"/>
+          <w:color w:val="auto"/>
+          <w:spacing w:val="-3"/>
+          <w:kern w:val="4"/>
+          <w:sz w:val="21"/>
+          <w:szCs w:val="21"/>
+          <w:lang w:val="en-US" w:eastAsia="zh-CN"/>
+        </w:rPr>
+        <w:t>，将动态调度问题</w:t>
+      </w:r>
+      <w:r>
+        <w:rPr>
+          <w:rFonts w:hint="eastAsia" w:ascii="楷体" w:hAnsi="楷体" w:eastAsia="楷体" w:cs="楷体"/>
+          <w:b/>
+          <w:bCs/>
+          <w:color w:val="auto"/>
+          <w:spacing w:val="-3"/>
+          <w:kern w:val="4"/>
+          <w:sz w:val="21"/>
+          <w:szCs w:val="21"/>
+          <w:lang w:val="en-US" w:eastAsia="zh-CN"/>
+        </w:rPr>
+        <w:t>建模为带连通性、续航、服务公平性约束的在线凸优化问题</w:t>
+      </w:r>
+      <w:r>
+        <w:rPr>
+          <w:rFonts w:hint="eastAsia" w:ascii="楷体" w:hAnsi="楷体" w:eastAsia="楷体" w:cs="楷体"/>
+          <w:color w:val="auto"/>
+          <w:spacing w:val="-3"/>
+          <w:kern w:val="4"/>
+          <w:sz w:val="21"/>
+          <w:szCs w:val="21"/>
+          <w:lang w:val="en-US" w:eastAsia="zh-CN"/>
+        </w:rPr>
+        <w:t>并进行</w:t>
       </w:r>
       <w:r>
         <w:rPr>
@@ -1290,140 +1324,47 @@
           <w:kern w:val="4"/>
           <w:sz w:val="21"/>
           <w:szCs w:val="21"/>
-          <w:u w:val="none"/>
-          <w:lang w:val="en-US" w:eastAsia="zh-CN"/>
-        </w:rPr>
-        <w:t>：</w:t>
-      </w:r>
-      <w:r>
-        <w:rPr>
-          <w:rFonts w:hint="eastAsia" w:ascii="楷体" w:hAnsi="楷体" w:eastAsia="楷体" w:cs="楷体"/>
-          <w:color w:val="auto"/>
-          <w:spacing w:val="-3"/>
-          <w:kern w:val="4"/>
-          <w:sz w:val="21"/>
-          <w:szCs w:val="21"/>
-          <w:lang w:val="en-US" w:eastAsia="zh-CN"/>
-        </w:rPr>
-        <w:t>参与稀疏二维阵列幅相误差校准与二维 DOA 估计的研究，主要负责</w:t>
-      </w:r>
-      <w:r>
-        <w:rPr>
-          <w:rFonts w:hint="eastAsia" w:ascii="楷体" w:hAnsi="楷体" w:eastAsia="楷体" w:cs="楷体"/>
-          <w:b/>
-          <w:bCs/>
-          <w:color w:val="auto"/>
-          <w:spacing w:val="-3"/>
-          <w:kern w:val="4"/>
-          <w:sz w:val="21"/>
-          <w:szCs w:val="21"/>
-          <w:lang w:val="en-US" w:eastAsia="zh-CN"/>
-        </w:rPr>
-        <w:t>含幅相误差的稀疏阵列信号模型推导</w:t>
-      </w:r>
-      <w:r>
-        <w:rPr>
-          <w:rFonts w:hint="eastAsia" w:ascii="楷体" w:hAnsi="楷体" w:eastAsia="楷体" w:cs="楷体"/>
-          <w:color w:val="auto"/>
-          <w:spacing w:val="-3"/>
-          <w:kern w:val="4"/>
-          <w:sz w:val="21"/>
-          <w:szCs w:val="21"/>
-          <w:lang w:val="en-US" w:eastAsia="zh-CN"/>
-        </w:rPr>
-        <w:t>、</w:t>
-      </w:r>
-      <w:r>
-        <w:rPr>
-          <w:rFonts w:hint="eastAsia" w:ascii="楷体" w:hAnsi="楷体" w:eastAsia="楷体" w:cs="楷体"/>
-          <w:b/>
-          <w:bCs/>
-          <w:color w:val="auto"/>
-          <w:spacing w:val="-3"/>
-          <w:kern w:val="4"/>
-          <w:sz w:val="21"/>
-          <w:szCs w:val="21"/>
-          <w:lang w:val="en-US" w:eastAsia="zh-CN"/>
-        </w:rPr>
-        <w:t>改进 OMP-TLS 算法的相关逻辑实现</w:t>
-      </w:r>
-      <w:r>
-        <w:rPr>
-          <w:rFonts w:hint="eastAsia" w:ascii="楷体" w:hAnsi="楷体" w:eastAsia="楷体" w:cs="楷体"/>
-          <w:color w:val="auto"/>
-          <w:spacing w:val="-3"/>
-          <w:kern w:val="4"/>
-          <w:sz w:val="21"/>
-          <w:szCs w:val="21"/>
-          <w:lang w:val="en-US" w:eastAsia="zh-CN"/>
-        </w:rPr>
-        <w:t>、</w:t>
-      </w:r>
-      <w:r>
-        <w:rPr>
-          <w:rFonts w:hint="eastAsia" w:ascii="楷体" w:hAnsi="楷体" w:eastAsia="楷体" w:cs="楷体"/>
-          <w:b/>
-          <w:bCs/>
-          <w:color w:val="auto"/>
-          <w:spacing w:val="-3"/>
-          <w:kern w:val="4"/>
-          <w:sz w:val="21"/>
-          <w:szCs w:val="21"/>
-          <w:lang w:val="en-US" w:eastAsia="zh-CN"/>
-        </w:rPr>
-        <w:t>低信噪比与少快拍场景下的蒙特卡洛仿真验证</w:t>
-      </w:r>
-      <w:r>
-        <w:rPr>
-          <w:rFonts w:hint="eastAsia" w:ascii="楷体" w:hAnsi="楷体" w:eastAsia="楷体" w:cs="楷体"/>
-          <w:b w:val="0"/>
-          <w:bCs w:val="0"/>
-          <w:color w:val="auto"/>
-          <w:spacing w:val="-3"/>
-          <w:kern w:val="4"/>
-          <w:sz w:val="21"/>
-          <w:szCs w:val="21"/>
-          <w:lang w:val="en-US" w:eastAsia="zh-CN"/>
-        </w:rPr>
-        <w:t>；</w:t>
-      </w:r>
-      <w:r>
-        <w:rPr>
-          <w:rFonts w:hint="eastAsia" w:ascii="楷体" w:hAnsi="楷体" w:eastAsia="楷体" w:cs="楷体"/>
-          <w:color w:val="auto"/>
-          <w:spacing w:val="-3"/>
-          <w:kern w:val="4"/>
-          <w:sz w:val="21"/>
-          <w:szCs w:val="21"/>
-          <w:lang w:val="en-US" w:eastAsia="zh-CN"/>
-        </w:rPr>
-        <w:t>协助完成论文公式推导、算法伪代码编写与结果分析工作；参与提出基于 IWO 的稀疏阵列优化方案，助力构建兼容稀疏矩形/圆形阵列的一体化估计框架，所提算法有效解决了</w:t>
-      </w:r>
-      <w:r>
-        <w:rPr>
-          <w:rFonts w:hint="eastAsia" w:ascii="楷体" w:hAnsi="楷体" w:eastAsia="楷体" w:cs="楷体"/>
-          <w:b/>
-          <w:bCs/>
-          <w:color w:val="auto"/>
-          <w:spacing w:val="-3"/>
-          <w:kern w:val="4"/>
-          <w:sz w:val="21"/>
-          <w:szCs w:val="21"/>
-          <w:lang w:val="en-US" w:eastAsia="zh-CN"/>
-        </w:rPr>
-        <w:t>实际阵列中幅相误差与离网效应导致的估计精度下降问题</w:t>
-      </w:r>
-      <w:r>
-        <w:rPr>
-          <w:rFonts w:hint="eastAsia" w:ascii="楷体" w:hAnsi="楷体" w:eastAsia="楷体" w:cs="楷体"/>
-          <w:color w:val="auto"/>
-          <w:spacing w:val="-3"/>
-          <w:kern w:val="4"/>
-          <w:sz w:val="21"/>
-          <w:szCs w:val="21"/>
-          <w:lang w:val="en-US" w:eastAsia="zh-CN"/>
-        </w:rPr>
-        <w:t>，仿真结果验证了算法的优越性。</w:t>
+          <w:lang w:val="en-US" w:eastAsia="zh-CN"/>
+        </w:rPr>
+        <w:t>目标函数凹性证明</w:t>
+      </w:r>
+      <w:r>
+        <w:rPr>
+          <w:rFonts w:hint="eastAsia" w:ascii="楷体" w:hAnsi="楷体" w:eastAsia="楷体" w:cs="楷体"/>
+          <w:color w:val="auto"/>
+          <w:spacing w:val="-3"/>
+          <w:kern w:val="4"/>
+          <w:sz w:val="21"/>
+          <w:szCs w:val="21"/>
+          <w:lang w:val="en-US" w:eastAsia="zh-CN"/>
+        </w:rPr>
+        <w:t>；搭建仿真平台完成多场景下的算法验证与基准算法对比分析，并完成</w:t>
+      </w:r>
+      <w:r>
+        <w:rPr>
+          <w:rFonts w:hint="eastAsia" w:ascii="楷体" w:hAnsi="楷体" w:eastAsia="楷体" w:cs="楷体"/>
+          <w:b/>
+          <w:bCs/>
+          <w:color w:val="auto"/>
+          <w:spacing w:val="-3"/>
+          <w:kern w:val="4"/>
+          <w:sz w:val="21"/>
+          <w:szCs w:val="21"/>
+          <w:lang w:val="en-US" w:eastAsia="zh-CN"/>
+        </w:rPr>
+        <w:t>系统模型梳理</w:t>
+      </w:r>
+      <w:r>
+        <w:rPr>
+          <w:rFonts w:hint="eastAsia" w:ascii="楷体" w:hAnsi="楷体" w:eastAsia="楷体" w:cs="楷体"/>
+          <w:color w:val="auto"/>
+          <w:spacing w:val="-3"/>
+          <w:kern w:val="4"/>
+          <w:sz w:val="21"/>
+          <w:szCs w:val="21"/>
+          <w:lang w:val="en-US" w:eastAsia="zh-CN"/>
+        </w:rPr>
+        <w:t>、算法伪代码编写与论文撰写准备；</w:t>
       </w:r>
     </w:p>
     <w:p>
@@ -1531,6 +1472,49 @@
           <w:szCs w:val="21"/>
           <w:lang w:val="en-US" w:eastAsia="zh-CN"/>
         </w:rPr>
+        <w:tab/>
+        <w:t/>
+      </w:r>
+      <w:r>
+        <w:rPr>
+          <w:rFonts w:hint="eastAsia" w:ascii="Times New Roman" w:hAnsi="Times New Roman" w:eastAsia="楷体"/>
+          <w:b/>
+          <w:bCs/>
+          <w:color w:val="auto"/>
+          <w:w w:val="105"/>
+          <w:sz w:val="21"/>
+          <w:szCs w:val="21"/>
+          <w:lang w:val="en-US" w:eastAsia="zh-CN"/>
+        </w:rPr>
+        <w:tab/>
+        <w:t/>
+      </w:r>
+      <w:r>
+        <w:rPr>
+          <w:rFonts w:hint="eastAsia" w:ascii="Times New Roman" w:hAnsi="Times New Roman" w:eastAsia="楷体"/>
+          <w:b/>
+          <w:bCs/>
+          <w:color w:val="auto"/>
+          <w:w w:val="105"/>
+          <w:sz w:val="21"/>
+          <w:szCs w:val="21"/>
+          <w:lang w:val="en-US" w:eastAsia="zh-CN"/>
+        </w:rPr>
+        <w:tab/>
+      </w:r>
+      <w:bookmarkStart w:id="2" w:name="_GoBack"/>
+      <w:bookmarkEnd w:id="2"/>
+      <w:r>
+        <w:rPr>
+          <w:rFonts w:hint="eastAsia" w:ascii="Times New Roman" w:hAnsi="Times New Roman" w:eastAsia="楷体"/>
+          <w:b/>
+          <w:bCs/>
+          <w:color w:val="auto"/>
+          <w:w w:val="105"/>
+          <w:sz w:val="21"/>
+          <w:szCs w:val="21"/>
+          <w:lang w:val="en-US" w:eastAsia="zh-CN"/>
+        </w:rPr>
         <w:t>个人项目</w:t>
       </w:r>
     </w:p>
@@ -1614,21 +1598,7 @@
           <w:szCs w:val="21"/>
           <w:lang w:val="en-US" w:eastAsia="zh-CN"/>
         </w:rPr>
-        <w:t>学习 Stanford CS336 课程后，从零实现小型 Transformer 语言模型 (decoder-only架构）</w:t>
-      </w:r>
-      <w:bookmarkStart w:id="2" w:name="_GoBack"/>
-      <w:bookmarkEnd w:id="2"/>
-      <w:r>
-        <w:rPr>
-          <w:rFonts w:hint="eastAsia" w:ascii="楷体" w:hAnsi="楷体" w:eastAsia="楷体" w:cs="楷体"/>
-          <w:color w:val="auto"/>
-          <w:spacing w:val="-3"/>
-          <w:kern w:val="4"/>
-          <w:sz w:val="21"/>
-          <w:szCs w:val="21"/>
-          <w:lang w:val="en-US" w:eastAsia="zh-CN"/>
-        </w:rPr>
-        <w:t>训练与推理框架，完成 BPE 分词、数据预处理、因果自注意力、RoPE 位置编码、RMSNorm、AdamW 优化器、学习率预热与余弦退火等核心模块搭建；基于 TinyStories 数据集完成模型训练、断点续训与显卡推理部署，解决词表对齐、混合精度训练、显存优化与推理解码等问题，最终实现文本生成与端到端可运行的语言模型系统。</w:t>
+        <w:t>学习 Stanford CS224N、CS336 课程后，从零实现小型 Transformer 语言模型 (decoder-only架构）训练与推理框架，完成 BPE 分词、数据预处理、因果自注意力、RoPE 位置编码、RMSNorm、AdamW 优化器、学习率预热与余弦退火等核心模块搭建；基于 TinyStories 数据集完成模型训练、断点续训与显卡推理部署，解决词表对齐、混合精度训练、显存优化与推理解码等问题，最终实现文本生成与端到端可运行的语言模型系统。</w:t>
       </w:r>
       <w:r>
         <w:rPr>

--- a/file/CV_CN_all.docx
+++ b/file/CV_CN_all.docx
@@ -30,13 +30,13 @@
           <wp:anchor distT="0" distB="0" distL="114300" distR="114300" simplePos="0" relativeHeight="251660288" behindDoc="1" locked="0" layoutInCell="1" allowOverlap="1">
             <wp:simplePos x="0" y="0"/>
             <wp:positionH relativeFrom="column">
-              <wp:posOffset>5872480</wp:posOffset>
+              <wp:posOffset>5806440</wp:posOffset>
             </wp:positionH>
             <wp:positionV relativeFrom="paragraph">
-              <wp:posOffset>-389255</wp:posOffset>
+              <wp:posOffset>-230505</wp:posOffset>
             </wp:positionV>
-            <wp:extent cx="987425" cy="1383030"/>
-            <wp:effectExtent l="0" t="0" r="3175" b="1270"/>
+            <wp:extent cx="883285" cy="1237615"/>
+            <wp:effectExtent l="0" t="0" r="5715" b="6985"/>
             <wp:wrapNone/>
             <wp:docPr id="1" name="图片 1" descr="myPhoto_small"/>
             <wp:cNvGraphicFramePr>
@@ -60,7 +60,7 @@
                   <pic:spPr>
                     <a:xfrm>
                       <a:off x="0" y="0"/>
-                      <a:ext cx="987425" cy="1383030"/>
+                      <a:ext cx="883285" cy="1237615"/>
                     </a:xfrm>
                     <a:prstGeom prst="rect">
                       <a:avLst/>
@@ -1092,10 +1092,7 @@
         <w:textAlignment w:val="auto"/>
         <w:rPr>
           <w:rFonts w:hint="eastAsia" w:ascii="Times New Roman" w:hAnsi="Times New Roman" w:eastAsia="楷体"/>
-          <w:b/>
-          <w:bCs/>
-          <w:color w:val="auto"/>
-          <w:w w:val="105"/>
+          <w:color w:val="auto"/>
           <w:sz w:val="21"/>
           <w:szCs w:val="21"/>
           <w:lang w:val="en-US" w:eastAsia="zh-CN"/>
@@ -1103,16 +1100,94 @@
       </w:pPr>
       <w:r>
         <w:rPr>
-          <w:rFonts w:hint="eastAsia" w:ascii="Times New Roman" w:hAnsi="Times New Roman" w:eastAsia="楷体"/>
-          <w:b/>
-          <w:bCs/>
-          <w:color w:val="auto"/>
-          <w:w w:val="105"/>
-          <w:sz w:val="21"/>
-          <w:szCs w:val="21"/>
-          <w:lang w:val="en-US" w:eastAsia="zh-CN"/>
-        </w:rPr>
-        <w:t>2025.12-2026.04 </w:t>
+          <w:rFonts w:ascii="Times New Roman" w:hAnsi="Times New Roman" w:eastAsia="楷体"/>
+          <w:b/>
+          <w:bCs/>
+          <w:color w:val="auto"/>
+          <w:w w:val="105"/>
+          <w:sz w:val="21"/>
+          <w:szCs w:val="21"/>
+          <w:lang w:eastAsia="zh-CN"/>
+        </w:rPr>
+        <w:t>20</w:t>
+      </w:r>
+      <w:r>
+        <w:rPr>
+          <w:rFonts w:hint="eastAsia" w:ascii="Times New Roman" w:hAnsi="Times New Roman" w:eastAsia="楷体"/>
+          <w:b/>
+          <w:bCs/>
+          <w:color w:val="auto"/>
+          <w:w w:val="105"/>
+          <w:sz w:val="21"/>
+          <w:szCs w:val="21"/>
+          <w:lang w:val="en-US" w:eastAsia="zh-CN"/>
+        </w:rPr>
+        <w:t>25</w:t>
+      </w:r>
+      <w:r>
+        <w:rPr>
+          <w:rFonts w:hint="eastAsia" w:ascii="Times New Roman" w:hAnsi="Times New Roman" w:eastAsia="楷体"/>
+          <w:b/>
+          <w:bCs/>
+          <w:color w:val="auto"/>
+          <w:w w:val="105"/>
+          <w:sz w:val="21"/>
+          <w:szCs w:val="21"/>
+          <w:lang w:eastAsia="zh-CN"/>
+        </w:rPr>
+        <w:t>.</w:t>
+      </w:r>
+      <w:r>
+        <w:rPr>
+          <w:rFonts w:hint="eastAsia" w:ascii="Times New Roman" w:hAnsi="Times New Roman" w:eastAsia="楷体"/>
+          <w:b/>
+          <w:bCs/>
+          <w:color w:val="auto"/>
+          <w:w w:val="105"/>
+          <w:sz w:val="21"/>
+          <w:szCs w:val="21"/>
+          <w:lang w:val="en-US" w:eastAsia="zh-CN"/>
+        </w:rPr>
+        <w:t>09</w:t>
+      </w:r>
+      <w:r>
+        <w:rPr>
+          <w:rFonts w:hint="eastAsia" w:ascii="Times New Roman" w:hAnsi="Times New Roman" w:eastAsia="楷体"/>
+          <w:b/>
+          <w:bCs/>
+          <w:color w:val="auto"/>
+          <w:w w:val="105"/>
+          <w:sz w:val="21"/>
+          <w:szCs w:val="21"/>
+          <w:lang w:eastAsia="zh-CN"/>
+        </w:rPr>
+        <w:t>-</w:t>
+      </w:r>
+      <w:r>
+        <w:rPr>
+          <w:rFonts w:ascii="Times New Roman" w:hAnsi="Times New Roman" w:eastAsia="楷体"/>
+          <w:b/>
+          <w:bCs/>
+          <w:color w:val="auto"/>
+          <w:w w:val="105"/>
+          <w:sz w:val="21"/>
+          <w:szCs w:val="21"/>
+          <w:lang w:eastAsia="zh-CN"/>
+        </w:rPr>
+        <w:t>202</w:t>
+      </w:r>
+      <w:r>
+        <w:rPr>
+          <w:rFonts w:hint="eastAsia" w:ascii="Times New Roman" w:hAnsi="Times New Roman" w:eastAsia="楷体"/>
+          <w:b/>
+          <w:bCs/>
+          <w:color w:val="auto"/>
+          <w:w w:val="105"/>
+          <w:sz w:val="21"/>
+          <w:szCs w:val="21"/>
+          <w:lang w:val="en-US" w:eastAsia="zh-CN"/>
+        </w:rPr>
+        <w:t>5.12</w:t>
       </w:r>
       <w:r>
         <w:rPr>
@@ -1138,7 +1213,7 @@
           <w:szCs w:val="21"/>
           <w:lang w:val="en-US" w:eastAsia="zh-CN"/>
         </w:rPr>
-        <w:t xml:space="preserve">基于在线凸优化的空地协同无人机网络动态边缘推理调度研究       </w:t>
+        <w:t>基于深度学习的宽带信号检测与调制识别研究</w:t>
       </w:r>
       <w:r>
         <w:rPr>
@@ -1164,6 +1239,19 @@
           <w:szCs w:val="21"/>
           <w:lang w:val="en-US" w:eastAsia="zh-CN"/>
         </w:rPr>
+        <w:t>东北大学</w:t>
+      </w:r>
+      <w:r>
+        <w:rPr>
+          <w:rFonts w:hint="eastAsia" w:ascii="Times New Roman" w:hAnsi="Times New Roman" w:eastAsia="楷体"/>
+          <w:b/>
+          <w:bCs/>
+          <w:color w:val="auto"/>
+          <w:w w:val="105"/>
+          <w:sz w:val="21"/>
+          <w:szCs w:val="21"/>
+          <w:lang w:val="en-US" w:eastAsia="zh-CN"/>
+        </w:rPr>
         <w:tab/>
       </w:r>
       <w:r>
@@ -1177,7 +1265,262 @@
           <w:szCs w:val="21"/>
           <w:lang w:val="en-US" w:eastAsia="zh-CN"/>
         </w:rPr>
+        <w:tab/>
+      </w:r>
+      <w:r>
+        <w:rPr>
+          <w:rFonts w:hint="eastAsia" w:ascii="Times New Roman" w:hAnsi="Times New Roman" w:eastAsia="楷体"/>
+          <w:b/>
+          <w:bCs/>
+          <w:color w:val="auto"/>
+          <w:w w:val="105"/>
+          <w:sz w:val="21"/>
+          <w:szCs w:val="21"/>
+          <w:lang w:val="en-US" w:eastAsia="zh-CN"/>
+        </w:rPr>
         <w:t>科研实习</w:t>
+      </w:r>
+    </w:p>
+    <w:p>
+      <w:pPr>
+        <w:pStyle w:val="14"/>
+        <w:keepNext w:val="0"/>
+        <w:keepLines w:val="0"/>
+        <w:pageBreakBefore w:val="0"/>
+        <w:widowControl w:val="0"/>
+        <w:numPr>
+          <w:ilvl w:val="0"/>
+          <w:numId w:val="0"/>
+        </w:numPr>
+        <w:tabs>
+          <w:tab w:val="left" w:pos="395"/>
+          <w:tab w:val="left" w:pos="2420"/>
+          <w:tab w:val="left" w:pos="5500"/>
+          <w:tab w:val="left" w:pos="5940"/>
+        </w:tabs>
+        <w:kinsoku/>
+        <w:wordWrap/>
+        <w:overflowPunct/>
+        <w:topLinePunct w:val="0"/>
+        <w:autoSpaceDE w:val="0"/>
+        <w:autoSpaceDN w:val="0"/>
+        <w:bidi w:val="0"/>
+        <w:adjustRightInd/>
+        <w:snapToGrid/>
+        <w:spacing w:before="40" w:line="240" w:lineRule="auto"/>
+        <w:ind w:left="209" w:leftChars="95" w:firstLine="0" w:firstLineChars="0"/>
+        <w:textAlignment w:val="auto"/>
+        <w:rPr>
+          <w:rFonts w:hint="eastAsia" w:ascii="楷体" w:hAnsi="楷体" w:eastAsia="楷体" w:cs="楷体"/>
+          <w:color w:val="auto"/>
+          <w:spacing w:val="-3"/>
+          <w:kern w:val="4"/>
+          <w:sz w:val="21"/>
+          <w:szCs w:val="21"/>
+          <w:lang w:val="en-US" w:eastAsia="zh-CN"/>
+        </w:rPr>
+      </w:pPr>
+      <w:r>
+        <w:rPr>
+          <w:rFonts w:hint="eastAsia" w:ascii="楷体" w:hAnsi="楷体" w:eastAsia="楷体" w:cs="楷体"/>
+          <w:b/>
+          <w:bCs/>
+          <w:color w:val="auto"/>
+          <w:spacing w:val="-3"/>
+          <w:kern w:val="4"/>
+          <w:sz w:val="21"/>
+          <w:szCs w:val="21"/>
+          <w:u w:val="single"/>
+          <w:lang w:val="en-US" w:eastAsia="zh-CN"/>
+        </w:rPr>
+        <w:t>内容</w:t>
+      </w:r>
+      <w:r>
+        <w:rPr>
+          <w:rFonts w:hint="eastAsia" w:ascii="楷体" w:hAnsi="楷体" w:eastAsia="楷体" w:cs="楷体"/>
+          <w:b/>
+          <w:bCs/>
+          <w:color w:val="auto"/>
+          <w:spacing w:val="-3"/>
+          <w:kern w:val="4"/>
+          <w:sz w:val="21"/>
+          <w:szCs w:val="21"/>
+          <w:lang w:val="en-US" w:eastAsia="zh-CN"/>
+        </w:rPr>
+        <w:t>：</w:t>
+      </w:r>
+      <w:r>
+        <w:rPr>
+          <w:rFonts w:hint="eastAsia" w:ascii="楷体" w:hAnsi="楷体" w:eastAsia="楷体" w:cs="楷体"/>
+          <w:color w:val="auto"/>
+          <w:spacing w:val="-3"/>
+          <w:kern w:val="4"/>
+          <w:sz w:val="21"/>
+          <w:szCs w:val="21"/>
+          <w:lang w:val="en-US" w:eastAsia="zh-CN"/>
+        </w:rPr>
+        <w:t>基于 RML2016.10a 数据集，复现了 LSTM、ResNet18 等算法，在 TensorFlow 框架下完成 11 类信号调制识别，对比LSTM、PET-GCDNN等算法验证 ResNet18 在全信噪比场景的性能优势；同时运用 YOLOv11/v8m 模型处理 5 类宽带信号及 28 类复杂调制信号，设计数据集划分、STFT 时频变换等预处理流程</w:t>
+      </w:r>
+      <w:bookmarkStart w:id="2" w:name="_GoBack"/>
+      <w:bookmarkEnd w:id="2"/>
+      <w:r>
+        <w:rPr>
+          <w:rFonts w:hint="eastAsia" w:ascii="楷体" w:hAnsi="楷体" w:eastAsia="楷体" w:cs="楷体"/>
+          <w:color w:val="auto"/>
+          <w:spacing w:val="-3"/>
+          <w:kern w:val="4"/>
+          <w:sz w:val="21"/>
+          <w:szCs w:val="21"/>
+          <w:lang w:val="en-US" w:eastAsia="zh-CN"/>
+        </w:rPr>
+        <w:t>，最终熟练掌握 IQ 信号处理、深度学习模型调优及信号检测核心技术；</w:t>
+      </w:r>
+    </w:p>
+    <w:p>
+      <w:pPr>
+        <w:pStyle w:val="14"/>
+        <w:keepNext w:val="0"/>
+        <w:keepLines w:val="0"/>
+        <w:pageBreakBefore w:val="0"/>
+        <w:widowControl w:val="0"/>
+        <w:numPr>
+          <w:ilvl w:val="0"/>
+          <w:numId w:val="1"/>
+        </w:numPr>
+        <w:tabs>
+          <w:tab w:val="left" w:pos="395"/>
+          <w:tab w:val="left" w:pos="2420"/>
+          <w:tab w:val="left" w:pos="3740"/>
+          <w:tab w:val="left" w:pos="5500"/>
+          <w:tab w:val="left" w:pos="5940"/>
+          <w:tab w:val="left" w:pos="7920"/>
+        </w:tabs>
+        <w:kinsoku/>
+        <w:wordWrap/>
+        <w:overflowPunct/>
+        <w:topLinePunct w:val="0"/>
+        <w:autoSpaceDE w:val="0"/>
+        <w:autoSpaceDN w:val="0"/>
+        <w:bidi w:val="0"/>
+        <w:adjustRightInd/>
+        <w:snapToGrid/>
+        <w:spacing w:before="60" w:line="240" w:lineRule="auto"/>
+        <w:ind w:left="391" w:hanging="193"/>
+        <w:textAlignment w:val="auto"/>
+        <w:rPr>
+          <w:rFonts w:hint="eastAsia" w:ascii="Times New Roman" w:hAnsi="Times New Roman" w:eastAsia="楷体"/>
+          <w:b/>
+          <w:bCs/>
+          <w:color w:val="auto"/>
+          <w:w w:val="105"/>
+          <w:sz w:val="21"/>
+          <w:szCs w:val="21"/>
+          <w:lang w:val="en-US" w:eastAsia="zh-CN"/>
+        </w:rPr>
+      </w:pPr>
+      <w:r>
+        <w:rPr>
+          <w:rFonts w:hint="eastAsia" w:ascii="Times New Roman" w:hAnsi="Times New Roman" w:eastAsia="楷体"/>
+          <w:b/>
+          <w:bCs/>
+          <w:color w:val="auto"/>
+          <w:w w:val="105"/>
+          <w:sz w:val="21"/>
+          <w:szCs w:val="21"/>
+          <w:lang w:val="en-US" w:eastAsia="zh-CN"/>
+        </w:rPr>
+        <w:t>2026.02-2026.04 </w:t>
+      </w:r>
+      <w:r>
+        <w:rPr>
+          <w:rFonts w:hint="eastAsia" w:ascii="Times New Roman" w:hAnsi="Times New Roman" w:eastAsia="楷体"/>
+          <w:b/>
+          <w:bCs/>
+          <w:color w:val="auto"/>
+          <w:w w:val="105"/>
+          <w:sz w:val="21"/>
+          <w:szCs w:val="21"/>
+          <w:lang w:val="en-US" w:eastAsia="zh-CN"/>
+        </w:rPr>
+        <w:tab/>
+      </w:r>
+      <w:r>
+        <w:rPr>
+          <w:rFonts w:hint="eastAsia" w:ascii="Times New Roman" w:hAnsi="Times New Roman" w:eastAsia="楷体"/>
+          <w:b/>
+          <w:bCs/>
+          <w:color w:val="auto"/>
+          <w:w w:val="105"/>
+          <w:sz w:val="21"/>
+          <w:szCs w:val="21"/>
+          <w:lang w:val="en-US" w:eastAsia="zh-CN"/>
+        </w:rPr>
+        <w:t>基于 Transformer 的语言模型复现与生成推理研究 </w:t>
+      </w:r>
+      <w:r>
+        <w:rPr>
+          <w:rFonts w:hint="eastAsia" w:ascii="Times New Roman" w:hAnsi="Times New Roman" w:eastAsia="楷体"/>
+          <w:b/>
+          <w:bCs/>
+          <w:color w:val="auto"/>
+          <w:w w:val="105"/>
+          <w:sz w:val="21"/>
+          <w:szCs w:val="21"/>
+          <w:lang w:val="en-US" w:eastAsia="zh-CN"/>
+        </w:rPr>
+        <w:tab/>
+      </w:r>
+      <w:r>
+        <w:rPr>
+          <w:rFonts w:hint="eastAsia" w:ascii="Times New Roman" w:hAnsi="Times New Roman" w:eastAsia="楷体"/>
+          <w:b/>
+          <w:bCs/>
+          <w:color w:val="auto"/>
+          <w:w w:val="105"/>
+          <w:sz w:val="21"/>
+          <w:szCs w:val="21"/>
+          <w:lang w:val="en-US" w:eastAsia="zh-CN"/>
+        </w:rPr>
+        <w:tab/>
+      </w:r>
+      <w:r>
+        <w:rPr>
+          <w:rFonts w:hint="eastAsia" w:ascii="Times New Roman" w:hAnsi="Times New Roman" w:eastAsia="楷体"/>
+          <w:b/>
+          <w:bCs/>
+          <w:color w:val="auto"/>
+          <w:w w:val="105"/>
+          <w:sz w:val="21"/>
+          <w:szCs w:val="21"/>
+          <w:lang w:val="en-US" w:eastAsia="zh-CN"/>
+        </w:rPr>
+        <w:tab/>
+      </w:r>
+      <w:r>
+        <w:rPr>
+          <w:rFonts w:hint="eastAsia" w:ascii="Times New Roman" w:hAnsi="Times New Roman" w:eastAsia="楷体"/>
+          <w:b/>
+          <w:bCs/>
+          <w:color w:val="auto"/>
+          <w:w w:val="105"/>
+          <w:sz w:val="21"/>
+          <w:szCs w:val="21"/>
+          <w:lang w:val="en-US" w:eastAsia="zh-CN"/>
+        </w:rPr>
+        <w:tab/>
+      </w:r>
+      <w:r>
+        <w:rPr>
+          <w:rFonts w:hint="eastAsia" w:ascii="Times New Roman" w:hAnsi="Times New Roman" w:eastAsia="楷体"/>
+          <w:b/>
+          <w:bCs/>
+          <w:color w:val="auto"/>
+          <w:w w:val="105"/>
+          <w:sz w:val="21"/>
+          <w:szCs w:val="21"/>
+          <w:lang w:val="en-US" w:eastAsia="zh-CN"/>
+        </w:rPr>
+        <w:t>个人项目</w:t>
       </w:r>
     </w:p>
     <w:p>
@@ -1260,344 +1603,6 @@
           <w:szCs w:val="21"/>
           <w:lang w:val="en-US" w:eastAsia="zh-CN"/>
         </w:rPr>
-        <w:t>针对空地协同无人机网络拓扑动态时变、机载算力与续航受限、边缘推理任务与覆盖需求强耦合等实际痛点，开展动态边缘推理调度优化研究；主要负责构建</w:t>
-      </w:r>
-      <w:r>
-        <w:rPr>
-          <w:rFonts w:hint="eastAsia" w:ascii="楷体" w:hAnsi="楷体" w:eastAsia="楷体" w:cs="楷体"/>
-          <w:b/>
-          <w:bCs/>
-          <w:color w:val="auto"/>
-          <w:spacing w:val="-3"/>
-          <w:kern w:val="4"/>
-          <w:sz w:val="21"/>
-          <w:szCs w:val="21"/>
-          <w:lang w:val="en-US" w:eastAsia="zh-CN"/>
-        </w:rPr>
-        <w:t>全周期能耗模型、覆盖 - 任务耦合约束的时隙化动态系统模型UA-OTA</w:t>
-      </w:r>
-      <w:r>
-        <w:rPr>
-          <w:rFonts w:hint="eastAsia" w:ascii="楷体" w:hAnsi="楷体" w:eastAsia="楷体" w:cs="楷体"/>
-          <w:color w:val="auto"/>
-          <w:spacing w:val="-3"/>
-          <w:kern w:val="4"/>
-          <w:sz w:val="21"/>
-          <w:szCs w:val="21"/>
-          <w:lang w:val="en-US" w:eastAsia="zh-CN"/>
-        </w:rPr>
-        <w:t>，将动态调度问题</w:t>
-      </w:r>
-      <w:r>
-        <w:rPr>
-          <w:rFonts w:hint="eastAsia" w:ascii="楷体" w:hAnsi="楷体" w:eastAsia="楷体" w:cs="楷体"/>
-          <w:b/>
-          <w:bCs/>
-          <w:color w:val="auto"/>
-          <w:spacing w:val="-3"/>
-          <w:kern w:val="4"/>
-          <w:sz w:val="21"/>
-          <w:szCs w:val="21"/>
-          <w:lang w:val="en-US" w:eastAsia="zh-CN"/>
-        </w:rPr>
-        <w:t>建模为带连通性、续航、服务公平性约束的在线凸优化问题</w:t>
-      </w:r>
-      <w:r>
-        <w:rPr>
-          <w:rFonts w:hint="eastAsia" w:ascii="楷体" w:hAnsi="楷体" w:eastAsia="楷体" w:cs="楷体"/>
-          <w:color w:val="auto"/>
-          <w:spacing w:val="-3"/>
-          <w:kern w:val="4"/>
-          <w:sz w:val="21"/>
-          <w:szCs w:val="21"/>
-          <w:lang w:val="en-US" w:eastAsia="zh-CN"/>
-        </w:rPr>
-        <w:t>并进行</w:t>
-      </w:r>
-      <w:r>
-        <w:rPr>
-          <w:rFonts w:hint="eastAsia" w:ascii="楷体" w:hAnsi="楷体" w:eastAsia="楷体" w:cs="楷体"/>
-          <w:b w:val="0"/>
-          <w:bCs w:val="0"/>
-          <w:color w:val="auto"/>
-          <w:spacing w:val="-3"/>
-          <w:kern w:val="4"/>
-          <w:sz w:val="21"/>
-          <w:szCs w:val="21"/>
-          <w:lang w:val="en-US" w:eastAsia="zh-CN"/>
-        </w:rPr>
-        <w:t>目标函数凹性证明</w:t>
-      </w:r>
-      <w:r>
-        <w:rPr>
-          <w:rFonts w:hint="eastAsia" w:ascii="楷体" w:hAnsi="楷体" w:eastAsia="楷体" w:cs="楷体"/>
-          <w:color w:val="auto"/>
-          <w:spacing w:val="-3"/>
-          <w:kern w:val="4"/>
-          <w:sz w:val="21"/>
-          <w:szCs w:val="21"/>
-          <w:lang w:val="en-US" w:eastAsia="zh-CN"/>
-        </w:rPr>
-        <w:t>；搭建仿真平台完成多场景下的算法验证与基准算法对比分析，并完成</w:t>
-      </w:r>
-      <w:r>
-        <w:rPr>
-          <w:rFonts w:hint="eastAsia" w:ascii="楷体" w:hAnsi="楷体" w:eastAsia="楷体" w:cs="楷体"/>
-          <w:b/>
-          <w:bCs/>
-          <w:color w:val="auto"/>
-          <w:spacing w:val="-3"/>
-          <w:kern w:val="4"/>
-          <w:sz w:val="21"/>
-          <w:szCs w:val="21"/>
-          <w:lang w:val="en-US" w:eastAsia="zh-CN"/>
-        </w:rPr>
-        <w:t>系统模型梳理</w:t>
-      </w:r>
-      <w:r>
-        <w:rPr>
-          <w:rFonts w:hint="eastAsia" w:ascii="楷体" w:hAnsi="楷体" w:eastAsia="楷体" w:cs="楷体"/>
-          <w:color w:val="auto"/>
-          <w:spacing w:val="-3"/>
-          <w:kern w:val="4"/>
-          <w:sz w:val="21"/>
-          <w:szCs w:val="21"/>
-          <w:lang w:val="en-US" w:eastAsia="zh-CN"/>
-        </w:rPr>
-        <w:t>、算法伪代码编写与论文撰写准备；</w:t>
-      </w:r>
-    </w:p>
-    <w:p>
-      <w:pPr>
-        <w:pStyle w:val="14"/>
-        <w:keepNext w:val="0"/>
-        <w:keepLines w:val="0"/>
-        <w:pageBreakBefore w:val="0"/>
-        <w:widowControl w:val="0"/>
-        <w:numPr>
-          <w:ilvl w:val="0"/>
-          <w:numId w:val="1"/>
-        </w:numPr>
-        <w:tabs>
-          <w:tab w:val="left" w:pos="395"/>
-          <w:tab w:val="left" w:pos="2420"/>
-          <w:tab w:val="left" w:pos="3740"/>
-          <w:tab w:val="left" w:pos="5500"/>
-          <w:tab w:val="left" w:pos="5940"/>
-          <w:tab w:val="left" w:pos="7920"/>
-        </w:tabs>
-        <w:kinsoku/>
-        <w:wordWrap/>
-        <w:overflowPunct/>
-        <w:topLinePunct w:val="0"/>
-        <w:autoSpaceDE w:val="0"/>
-        <w:autoSpaceDN w:val="0"/>
-        <w:bidi w:val="0"/>
-        <w:adjustRightInd/>
-        <w:snapToGrid/>
-        <w:spacing w:before="60" w:line="240" w:lineRule="auto"/>
-        <w:ind w:left="391" w:hanging="193"/>
-        <w:textAlignment w:val="auto"/>
-        <w:rPr>
-          <w:rFonts w:hint="eastAsia" w:ascii="Times New Roman" w:hAnsi="Times New Roman" w:eastAsia="楷体"/>
-          <w:b/>
-          <w:bCs/>
-          <w:color w:val="auto"/>
-          <w:w w:val="105"/>
-          <w:sz w:val="21"/>
-          <w:szCs w:val="21"/>
-          <w:lang w:val="en-US" w:eastAsia="zh-CN"/>
-        </w:rPr>
-      </w:pPr>
-      <w:r>
-        <w:rPr>
-          <w:rFonts w:hint="eastAsia" w:ascii="Times New Roman" w:hAnsi="Times New Roman" w:eastAsia="楷体"/>
-          <w:b/>
-          <w:bCs/>
-          <w:color w:val="auto"/>
-          <w:w w:val="105"/>
-          <w:sz w:val="21"/>
-          <w:szCs w:val="21"/>
-          <w:lang w:val="en-US" w:eastAsia="zh-CN"/>
-        </w:rPr>
-        <w:t>2026.02-2026.04 </w:t>
-      </w:r>
-      <w:r>
-        <w:rPr>
-          <w:rFonts w:hint="eastAsia" w:ascii="Times New Roman" w:hAnsi="Times New Roman" w:eastAsia="楷体"/>
-          <w:b/>
-          <w:bCs/>
-          <w:color w:val="auto"/>
-          <w:w w:val="105"/>
-          <w:sz w:val="21"/>
-          <w:szCs w:val="21"/>
-          <w:lang w:val="en-US" w:eastAsia="zh-CN"/>
-        </w:rPr>
-        <w:tab/>
-      </w:r>
-      <w:r>
-        <w:rPr>
-          <w:rFonts w:hint="eastAsia" w:ascii="Times New Roman" w:hAnsi="Times New Roman" w:eastAsia="楷体"/>
-          <w:b/>
-          <w:bCs/>
-          <w:color w:val="auto"/>
-          <w:w w:val="105"/>
-          <w:sz w:val="21"/>
-          <w:szCs w:val="21"/>
-          <w:lang w:val="en-US" w:eastAsia="zh-CN"/>
-        </w:rPr>
-        <w:t>基于 Transformer 的语言模型复现与生成推理研究 </w:t>
-      </w:r>
-      <w:r>
-        <w:rPr>
-          <w:rFonts w:hint="eastAsia" w:ascii="Times New Roman" w:hAnsi="Times New Roman" w:eastAsia="楷体"/>
-          <w:b/>
-          <w:bCs/>
-          <w:color w:val="auto"/>
-          <w:w w:val="105"/>
-          <w:sz w:val="21"/>
-          <w:szCs w:val="21"/>
-          <w:lang w:val="en-US" w:eastAsia="zh-CN"/>
-        </w:rPr>
-        <w:tab/>
-      </w:r>
-      <w:r>
-        <w:rPr>
-          <w:rFonts w:hint="eastAsia" w:ascii="Times New Roman" w:hAnsi="Times New Roman" w:eastAsia="楷体"/>
-          <w:b/>
-          <w:bCs/>
-          <w:color w:val="auto"/>
-          <w:w w:val="105"/>
-          <w:sz w:val="21"/>
-          <w:szCs w:val="21"/>
-          <w:lang w:val="en-US" w:eastAsia="zh-CN"/>
-        </w:rPr>
-        <w:tab/>
-        <w:t/>
-      </w:r>
-      <w:r>
-        <w:rPr>
-          <w:rFonts w:hint="eastAsia" w:ascii="Times New Roman" w:hAnsi="Times New Roman" w:eastAsia="楷体"/>
-          <w:b/>
-          <w:bCs/>
-          <w:color w:val="auto"/>
-          <w:w w:val="105"/>
-          <w:sz w:val="21"/>
-          <w:szCs w:val="21"/>
-          <w:lang w:val="en-US" w:eastAsia="zh-CN"/>
-        </w:rPr>
-        <w:tab/>
-        <w:t/>
-      </w:r>
-      <w:r>
-        <w:rPr>
-          <w:rFonts w:hint="eastAsia" w:ascii="Times New Roman" w:hAnsi="Times New Roman" w:eastAsia="楷体"/>
-          <w:b/>
-          <w:bCs/>
-          <w:color w:val="auto"/>
-          <w:w w:val="105"/>
-          <w:sz w:val="21"/>
-          <w:szCs w:val="21"/>
-          <w:lang w:val="en-US" w:eastAsia="zh-CN"/>
-        </w:rPr>
-        <w:tab/>
-      </w:r>
-      <w:bookmarkStart w:id="2" w:name="_GoBack"/>
-      <w:bookmarkEnd w:id="2"/>
-      <w:r>
-        <w:rPr>
-          <w:rFonts w:hint="eastAsia" w:ascii="Times New Roman" w:hAnsi="Times New Roman" w:eastAsia="楷体"/>
-          <w:b/>
-          <w:bCs/>
-          <w:color w:val="auto"/>
-          <w:w w:val="105"/>
-          <w:sz w:val="21"/>
-          <w:szCs w:val="21"/>
-          <w:lang w:val="en-US" w:eastAsia="zh-CN"/>
-        </w:rPr>
-        <w:t>个人项目</w:t>
-      </w:r>
-    </w:p>
-    <w:p>
-      <w:pPr>
-        <w:pStyle w:val="14"/>
-        <w:keepNext w:val="0"/>
-        <w:keepLines w:val="0"/>
-        <w:pageBreakBefore w:val="0"/>
-        <w:widowControl w:val="0"/>
-        <w:numPr>
-          <w:ilvl w:val="0"/>
-          <w:numId w:val="0"/>
-        </w:numPr>
-        <w:tabs>
-          <w:tab w:val="left" w:pos="395"/>
-          <w:tab w:val="left" w:pos="2420"/>
-          <w:tab w:val="left" w:pos="3740"/>
-          <w:tab w:val="left" w:pos="5500"/>
-          <w:tab w:val="left" w:pos="5940"/>
-          <w:tab w:val="left" w:pos="7920"/>
-        </w:tabs>
-        <w:kinsoku/>
-        <w:wordWrap/>
-        <w:overflowPunct/>
-        <w:topLinePunct w:val="0"/>
-        <w:autoSpaceDE w:val="0"/>
-        <w:autoSpaceDN w:val="0"/>
-        <w:bidi w:val="0"/>
-        <w:adjustRightInd/>
-        <w:snapToGrid/>
-        <w:spacing w:before="40" w:line="240" w:lineRule="auto"/>
-        <w:ind w:left="198" w:leftChars="0"/>
-        <w:textAlignment w:val="auto"/>
-        <w:rPr>
-          <w:rFonts w:hint="eastAsia" w:ascii="楷体" w:hAnsi="楷体" w:eastAsia="楷体" w:cs="楷体"/>
-          <w:color w:val="auto"/>
-          <w:spacing w:val="-3"/>
-          <w:kern w:val="4"/>
-          <w:sz w:val="21"/>
-          <w:szCs w:val="21"/>
-          <w:lang w:val="en-US" w:eastAsia="zh-CN"/>
-        </w:rPr>
-      </w:pPr>
-      <w:r>
-        <w:rPr>
-          <w:rFonts w:hint="eastAsia" w:ascii="楷体" w:hAnsi="楷体" w:eastAsia="楷体" w:cs="楷体"/>
-          <w:b/>
-          <w:bCs/>
-          <w:color w:val="auto"/>
-          <w:spacing w:val="-3"/>
-          <w:kern w:val="4"/>
-          <w:sz w:val="21"/>
-          <w:szCs w:val="21"/>
-          <w:u w:val="single"/>
-          <w:lang w:val="en-US" w:eastAsia="zh-CN"/>
-        </w:rPr>
-        <w:t>内容</w:t>
-      </w:r>
-      <w:r>
-        <w:rPr>
-          <w:rFonts w:hint="eastAsia" w:ascii="楷体" w:hAnsi="楷体" w:eastAsia="楷体" w:cs="楷体"/>
-          <w:b/>
-          <w:bCs/>
-          <w:color w:val="auto"/>
-          <w:spacing w:val="-3"/>
-          <w:kern w:val="4"/>
-          <w:sz w:val="21"/>
-          <w:szCs w:val="21"/>
-          <w:lang w:val="en-US" w:eastAsia="zh-CN"/>
-        </w:rPr>
-        <w:t>：</w:t>
-      </w:r>
-      <w:r>
-        <w:rPr>
-          <w:rFonts w:hint="eastAsia" w:ascii="楷体" w:hAnsi="楷体" w:eastAsia="楷体" w:cs="楷体"/>
-          <w:color w:val="auto"/>
-          <w:spacing w:val="-3"/>
-          <w:kern w:val="4"/>
-          <w:sz w:val="21"/>
-          <w:szCs w:val="21"/>
-          <w:lang w:val="en-US" w:eastAsia="zh-CN"/>
-        </w:rPr>
         <w:t>学习 Stanford CS224N、CS336 课程后，从零实现小型 Transformer 语言模型 (decoder-only架构）训练与推理框架，完成 BPE 分词、数据预处理、因果自注意力、RoPE 位置编码、RMSNorm、AdamW 优化器、学习率预热与余弦退火等核心模块搭建；基于 TinyStories 数据集完成模型训练、断点续训与显卡推理部署，解决词表对齐、混合精度训练、显存优化与推理解码等问题，最终实现文本生成与端到端可运行的语言模型系统。</w:t>
       </w:r>
       <w:r>
@@ -2235,11 +2240,13 @@
         <w:ind w:left="198" w:leftChars="0"/>
         <w:textAlignment w:val="auto"/>
         <w:rPr>
-          <w:rFonts w:hint="default" w:ascii="Times New Roman" w:hAnsi="Times New Roman" w:eastAsia="楷体"/>
-          <w:color w:val="141E8C"/>
-          <w:sz w:val="28"/>
-          <w:szCs w:val="28"/>
-          <w:lang w:val="en-US" w:eastAsia="zh-CN"/>
+          <w:rFonts w:hint="eastAsia" w:ascii="楷体" w:hAnsi="楷体" w:eastAsia="楷体" w:cs="楷体"/>
+          <w:color w:val="auto"/>
+          <w:spacing w:val="-3"/>
+          <w:kern w:val="4"/>
+          <w:sz w:val="21"/>
+          <w:szCs w:val="21"/>
+          <w:lang w:val="en-US" w:eastAsia="zh-CN" w:bidi="ar-SA"/>
         </w:rPr>
       </w:pPr>
       <w:r>
@@ -2336,6 +2343,99 @@
           <w:lang w:val="en-US" w:eastAsia="zh-CN" w:bidi="ar-SA"/>
         </w:rPr>
         <w:t>，显著提升了机器人的智能化交互水平；同时利用 YOLOv8 训练定制化视觉模型，结合 Intel RealSense 深度相机实现多目标识别与 3D 空间定位；所有工作均部署在Intel开发板上。</w:t>
+      </w:r>
+    </w:p>
+    <w:p>
+      <w:pPr>
+        <w:pStyle w:val="3"/>
+        <w:keepNext w:val="0"/>
+        <w:keepLines w:val="0"/>
+        <w:pageBreakBefore w:val="0"/>
+        <w:widowControl w:val="0"/>
+        <w:tabs>
+          <w:tab w:val="left" w:pos="3544"/>
+          <w:tab w:val="left" w:pos="10722"/>
+        </w:tabs>
+        <w:kinsoku/>
+        <w:wordWrap/>
+        <w:overflowPunct/>
+        <w:topLinePunct w:val="0"/>
+        <w:autoSpaceDE w:val="0"/>
+        <w:autoSpaceDN w:val="0"/>
+        <w:bidi w:val="0"/>
+        <w:adjustRightInd/>
+        <w:snapToGrid/>
+        <w:spacing w:before="120" w:line="240" w:lineRule="auto"/>
+        <w:ind w:left="102"/>
+        <w:textAlignment w:val="auto"/>
+        <w:rPr>
+          <w:rFonts w:hint="eastAsia" w:ascii="Times New Roman" w:hAnsi="Times New Roman" w:eastAsia="楷体"/>
+          <w:color w:val="auto"/>
+          <w:sz w:val="21"/>
+          <w:szCs w:val="21"/>
+          <w:lang w:val="en-US" w:eastAsia="zh-CN"/>
+        </w:rPr>
+      </w:pPr>
+      <w:r>
+        <w:rPr>
+          <w:rFonts w:hint="eastAsia" w:ascii="Times New Roman" w:hAnsi="Times New Roman" w:eastAsia="楷体"/>
+          <w:color w:val="auto"/>
+          <w:sz w:val="21"/>
+          <w:szCs w:val="21"/>
+          <w:lang w:val="en-US" w:eastAsia="zh-CN"/>
+        </w:rPr>
+        <w:t>知识产权/软著</w:t>
+      </w:r>
+    </w:p>
+    <w:p>
+      <w:pPr>
+        <w:pStyle w:val="14"/>
+        <w:keepNext w:val="0"/>
+        <w:keepLines w:val="0"/>
+        <w:pageBreakBefore w:val="0"/>
+        <w:widowControl w:val="0"/>
+        <w:numPr>
+          <w:ilvl w:val="0"/>
+          <w:numId w:val="1"/>
+        </w:numPr>
+        <w:tabs>
+          <w:tab w:val="left" w:pos="395"/>
+          <w:tab w:val="left" w:pos="2420"/>
+          <w:tab w:val="left" w:pos="5500"/>
+          <w:tab w:val="left" w:pos="5940"/>
+        </w:tabs>
+        <w:kinsoku/>
+        <w:wordWrap/>
+        <w:overflowPunct/>
+        <w:topLinePunct w:val="0"/>
+        <w:autoSpaceDE w:val="0"/>
+        <w:autoSpaceDN w:val="0"/>
+        <w:bidi w:val="0"/>
+        <w:adjustRightInd/>
+        <w:snapToGrid/>
+        <w:spacing w:line="240" w:lineRule="auto"/>
+        <w:ind w:left="391" w:hanging="193"/>
+        <w:textAlignment w:val="auto"/>
+        <w:rPr>
+          <w:rFonts w:hint="eastAsia" w:ascii="Times New Roman" w:hAnsi="Times New Roman" w:eastAsia="楷体"/>
+          <w:color w:val="auto"/>
+          <w:sz w:val="21"/>
+          <w:szCs w:val="21"/>
+          <w:lang w:val="en-US" w:eastAsia="zh-CN"/>
+        </w:rPr>
+      </w:pPr>
+      <w:r>
+        <w:rPr>
+          <w:rFonts w:hint="eastAsia" w:ascii="Times New Roman" w:hAnsi="Times New Roman" w:eastAsia="楷体"/>
+          <w:b/>
+          <w:bCs/>
+          <w:color w:val="auto"/>
+          <w:w w:val="105"/>
+          <w:sz w:val="21"/>
+          <w:szCs w:val="21"/>
+          <w:lang w:val="en-US" w:eastAsia="zh-CN"/>
+        </w:rPr>
+        <w:t>《仪捷通实验室管理平台 V1.0》          登记号：2026SR0226376                  第一发明人                     2026年2月授权</w:t>
       </w:r>
     </w:p>
     <w:p>
@@ -4207,7 +4307,7 @@
     <w:sectPr>
       <w:type w:val="continuous"/>
       <w:pgSz w:w="12300" w:h="17400"/>
-      <w:pgMar w:top="737" w:right="510" w:bottom="737" w:left="510" w:header="720" w:footer="720" w:gutter="0"/>
+      <w:pgMar w:top="510" w:right="510" w:bottom="510" w:left="510" w:header="720" w:footer="720" w:gutter="0"/>
       <w:cols w:space="720" w:num="1"/>
     </w:sectPr>
   </w:body>

--- a/file/CV_CN_all.docx
+++ b/file/CV_CN_all.docx
@@ -566,7 +566,29 @@
           <w:szCs w:val="21"/>
           <w:lang w:eastAsia="zh-CN"/>
         </w:rPr>
-        <w:t>大学 |</w:t>
+        <w:t>大学（</w:t>
+      </w:r>
+      <w:r>
+        <w:rPr>
+          <w:rFonts w:hint="eastAsia" w:ascii="Times New Roman" w:hAnsi="Times New Roman" w:eastAsia="楷体"/>
+          <w:b/>
+          <w:color w:val="auto"/>
+          <w:sz w:val="21"/>
+          <w:szCs w:val="21"/>
+          <w:lang w:val="en-US" w:eastAsia="zh-CN"/>
+        </w:rPr>
+        <w:t>985</w:t>
+      </w:r>
+      <w:r>
+        <w:rPr>
+          <w:rFonts w:hint="eastAsia" w:ascii="Times New Roman" w:hAnsi="Times New Roman" w:eastAsia="楷体"/>
+          <w:b/>
+          <w:color w:val="auto"/>
+          <w:sz w:val="21"/>
+          <w:szCs w:val="21"/>
+          <w:lang w:eastAsia="zh-CN"/>
+        </w:rPr>
+        <w:t>） |</w:t>
       </w:r>
       <w:r>
         <w:rPr>
@@ -839,6 +861,18 @@
       <w:r>
         <w:rPr>
           <w:rFonts w:hint="eastAsia" w:ascii="Times New Roman" w:hAnsi="Times New Roman" w:eastAsia="楷体"/>
+          <w:color w:val="auto"/>
+          <w:sz w:val="21"/>
+          <w:szCs w:val="21"/>
+          <w:lang w:val="en-US" w:eastAsia="zh-CN"/>
+        </w:rPr>
+        <w:t xml:space="preserve">              </w:t>
+      </w:r>
+      <w:bookmarkStart w:id="2" w:name="_GoBack"/>
+      <w:bookmarkEnd w:id="2"/>
+      <w:r>
+        <w:rPr>
+          <w:rFonts w:hint="eastAsia" w:ascii="Times New Roman" w:hAnsi="Times New Roman" w:eastAsia="楷体"/>
           <w:b/>
           <w:color w:val="auto"/>
           <w:sz w:val="21"/>
@@ -866,6 +900,16 @@
           <w:lang w:val="en-US" w:eastAsia="zh-CN"/>
         </w:rPr>
         <w:tab/>
+      </w:r>
+      <w:r>
+        <w:rPr>
+          <w:rFonts w:hint="eastAsia" w:ascii="Times New Roman" w:hAnsi="Times New Roman" w:eastAsia="楷体"/>
+          <w:color w:val="auto"/>
+          <w:sz w:val="21"/>
+          <w:szCs w:val="21"/>
+          <w:lang w:val="en-US" w:eastAsia="zh-CN"/>
+        </w:rPr>
+        <w:t xml:space="preserve">        </w:t>
       </w:r>
       <w:r>
         <w:rPr>
@@ -1359,21 +1403,7 @@
           <w:szCs w:val="21"/>
           <w:lang w:val="en-US" w:eastAsia="zh-CN"/>
         </w:rPr>
-        <w:t>基于 RML2016.10a 数据集，复现了 LSTM、ResNet18 等算法，在 TensorFlow 框架下完成 11 类信号调制识别，对比LSTM、PET-GCDNN等算法验证 ResNet18 在全信噪比场景的性能优势；同时运用 YOLOv11/v8m 模型处理 5 类宽带信号及 28 类复杂调制信号，设计数据集划分、STFT 时频变换等预处理流程</w:t>
-      </w:r>
-      <w:bookmarkStart w:id="2" w:name="_GoBack"/>
-      <w:bookmarkEnd w:id="2"/>
-      <w:r>
-        <w:rPr>
-          <w:rFonts w:hint="eastAsia" w:ascii="楷体" w:hAnsi="楷体" w:eastAsia="楷体" w:cs="楷体"/>
-          <w:color w:val="auto"/>
-          <w:spacing w:val="-3"/>
-          <w:kern w:val="4"/>
-          <w:sz w:val="21"/>
-          <w:szCs w:val="21"/>
-          <w:lang w:val="en-US" w:eastAsia="zh-CN"/>
-        </w:rPr>
-        <w:t>，最终熟练掌握 IQ 信号处理、深度学习模型调优及信号检测核心技术；</w:t>
+        <w:t>基于 RML2016.10a 数据集，复现了 LSTM、ResNet18 等算法，在 TensorFlow 框架下完成 11 类信号调制识别，对比LSTM、PET-GCDNN等算法验证 ResNet18 在全信噪比场景的性能优势；同时运用 YOLOv11/v8m 模型处理 5 类宽带信号及 28 类复杂调制信号，设计数据集划分、STFT 时频变换等预处理流程，最终熟练掌握 IQ 信号处理、深度学习模型调优及信号检测核心技术；</w:t>
       </w:r>
     </w:p>
     <w:p>

--- a/file/CV_CN_all.docx
+++ b/file/CV_CN_all.docx
@@ -868,8 +868,6 @@
         </w:rPr>
         <w:t xml:space="preserve">              </w:t>
       </w:r>
-      <w:bookmarkStart w:id="2" w:name="_GoBack"/>
-      <w:bookmarkEnd w:id="2"/>
       <w:r>
         <w:rPr>
           <w:rFonts w:hint="eastAsia" w:ascii="Times New Roman" w:hAnsi="Times New Roman" w:eastAsia="楷体"/>
@@ -1643,7 +1641,6 @@
           <w:kern w:val="4"/>
           <w:sz w:val="21"/>
           <w:szCs w:val="21"/>
-          <w:u w:val="none"/>
           <w:lang w:val="en-US" w:eastAsia="zh-CN"/>
         </w:rPr>
         <w:fldChar w:fldCharType="begin"/>
@@ -1656,10 +1653,9 @@
           <w:kern w:val="4"/>
           <w:sz w:val="21"/>
           <w:szCs w:val="21"/>
-          <w:u w:val="none"/>
-          <w:lang w:val="en-US" w:eastAsia="zh-CN"/>
-        </w:rPr>
-        <w:instrText xml:space="preserve"> HYPERLINK "https://github.com/Tassel51/Language-Modeling-from-Scratch-by-Tassel51" </w:instrText>
+          <w:lang w:val="en-US" w:eastAsia="zh-CN"/>
+        </w:rPr>
+        <w:instrText xml:space="preserve"> HYPERLINK "https://github.com/Tassel51/TasselLM" </w:instrText>
       </w:r>
       <w:r>
         <w:rPr>
@@ -1669,7 +1665,6 @@
           <w:kern w:val="4"/>
           <w:sz w:val="21"/>
           <w:szCs w:val="21"/>
-          <w:u w:val="none"/>
           <w:lang w:val="en-US" w:eastAsia="zh-CN"/>
         </w:rPr>
         <w:fldChar w:fldCharType="separate"/>
@@ -1694,11 +1689,12 @@
           <w:kern w:val="4"/>
           <w:sz w:val="21"/>
           <w:szCs w:val="21"/>
-          <w:u w:val="none"/>
           <w:lang w:val="en-US" w:eastAsia="zh-CN"/>
         </w:rPr>
         <w:fldChar w:fldCharType="end"/>
       </w:r>
+      <w:bookmarkStart w:id="2" w:name="_GoBack"/>
+      <w:bookmarkEnd w:id="2"/>
     </w:p>
     <w:p>
       <w:pPr>

--- a/file/CV_CN_all.docx
+++ b/file/CV_CN_all.docx
@@ -846,8 +846,10 @@
           <w:szCs w:val="21"/>
           <w:lang w:val="en-US" w:eastAsia="zh-CN"/>
         </w:rPr>
-        <w:t xml:space="preserve">    ( 89.4/100 )</w:t>
-      </w:r>
+        <w:t xml:space="preserve"> </w:t>
+      </w:r>
+      <w:bookmarkStart w:id="2" w:name="_GoBack"/>
+      <w:bookmarkEnd w:id="2"/>
       <w:r>
         <w:rPr>
           <w:rFonts w:hint="eastAsia" w:ascii="Times New Roman" w:hAnsi="Times New Roman" w:eastAsia="楷体"/>
@@ -1693,8 +1695,6 @@
         </w:rPr>
         <w:fldChar w:fldCharType="end"/>
       </w:r>
-      <w:bookmarkStart w:id="2" w:name="_GoBack"/>
-      <w:bookmarkEnd w:id="2"/>
     </w:p>
     <w:p>
       <w:pPr>

--- a/file/CV_CN_all.docx
+++ b/file/CV_CN_all.docx
@@ -548,102 +548,17 @@
       </w:pPr>
       <w:r>
         <w:rPr>
-          <w:rFonts w:hint="eastAsia" w:ascii="Times New Roman" w:hAnsi="Times New Roman" w:eastAsia="楷体"/>
-          <w:b/>
-          <w:color w:val="auto"/>
-          <w:sz w:val="21"/>
-          <w:szCs w:val="21"/>
-          <w:lang w:val="en-US" w:eastAsia="zh-CN"/>
-        </w:rPr>
-        <w:t>东北</w:t>
-      </w:r>
-      <w:r>
-        <w:rPr>
-          <w:rFonts w:hint="eastAsia" w:ascii="Times New Roman" w:hAnsi="Times New Roman" w:eastAsia="楷体"/>
-          <w:b/>
-          <w:color w:val="auto"/>
-          <w:sz w:val="21"/>
-          <w:szCs w:val="21"/>
-          <w:lang w:eastAsia="zh-CN"/>
-        </w:rPr>
-        <w:t>大学（</w:t>
-      </w:r>
-      <w:r>
-        <w:rPr>
-          <w:rFonts w:hint="eastAsia" w:ascii="Times New Roman" w:hAnsi="Times New Roman" w:eastAsia="楷体"/>
-          <w:b/>
-          <w:color w:val="auto"/>
-          <w:sz w:val="21"/>
-          <w:szCs w:val="21"/>
-          <w:lang w:val="en-US" w:eastAsia="zh-CN"/>
-        </w:rPr>
-        <w:t>985</w:t>
-      </w:r>
-      <w:r>
-        <w:rPr>
-          <w:rFonts w:hint="eastAsia" w:ascii="Times New Roman" w:hAnsi="Times New Roman" w:eastAsia="楷体"/>
-          <w:b/>
-          <w:color w:val="auto"/>
-          <w:sz w:val="21"/>
-          <w:szCs w:val="21"/>
-          <w:lang w:eastAsia="zh-CN"/>
-        </w:rPr>
-        <w:t>） |</w:t>
-      </w:r>
-      <w:r>
-        <w:rPr>
-          <w:rFonts w:ascii="Times New Roman" w:hAnsi="Times New Roman" w:eastAsia="楷体"/>
-          <w:b/>
-          <w:color w:val="auto"/>
-          <w:sz w:val="21"/>
-          <w:szCs w:val="21"/>
-          <w:lang w:eastAsia="zh-CN"/>
-        </w:rPr>
-        <w:t xml:space="preserve"> </w:t>
-      </w:r>
-      <w:r>
-        <w:rPr>
-          <w:rFonts w:hint="eastAsia" w:ascii="Times New Roman" w:hAnsi="Times New Roman" w:eastAsia="楷体"/>
-          <w:b/>
-          <w:color w:val="auto"/>
-          <w:sz w:val="21"/>
-          <w:szCs w:val="21"/>
-          <w:lang w:val="en-US" w:eastAsia="zh-CN"/>
-        </w:rPr>
-        <w:t>计算机科学与工程学院</w:t>
-      </w:r>
-      <w:r>
-        <w:rPr>
-          <w:rFonts w:hint="eastAsia" w:ascii="Times New Roman" w:hAnsi="Times New Roman" w:eastAsia="楷体"/>
-          <w:b/>
-          <w:color w:val="auto"/>
-          <w:sz w:val="21"/>
-          <w:szCs w:val="21"/>
-          <w:lang w:eastAsia="zh-CN"/>
-        </w:rPr>
-        <w:t xml:space="preserve"> |</w:t>
-      </w:r>
-      <w:r>
-        <w:rPr>
-          <w:rFonts w:ascii="Times New Roman" w:hAnsi="Times New Roman" w:eastAsia="楷体"/>
-          <w:b/>
-          <w:color w:val="auto"/>
-          <w:sz w:val="21"/>
-          <w:szCs w:val="21"/>
-          <w:lang w:eastAsia="zh-CN"/>
-        </w:rPr>
-        <w:t xml:space="preserve"> </w:t>
-      </w:r>
-      <w:r>
-        <w:rPr>
-          <w:rFonts w:hint="eastAsia" w:ascii="Times New Roman" w:hAnsi="Times New Roman" w:eastAsia="楷体"/>
-          <w:b/>
-          <w:color w:val="auto"/>
-          <w:sz w:val="21"/>
-          <w:szCs w:val="21"/>
-          <w:lang w:val="en-US" w:eastAsia="zh-CN"/>
-        </w:rPr>
-        <w:t>通信工程</w:t>
+          <w:rFonts w:hint="eastAsia" w:ascii="楷体" w:hAnsi="楷体" w:eastAsia="楷体" w:cs="楷体"/>
+          <w:b/>
+          <w:bCs/>
+          <w:color w:val="auto"/>
+          <w:spacing w:val="-3"/>
+          <w:kern w:val="4"/>
+          <w:sz w:val="21"/>
+          <w:szCs w:val="21"/>
+          <w:lang w:val="en-US" w:eastAsia="zh-CN" w:bidi="ar-SA"/>
+        </w:rPr>
+        <w:t>东北大学（985） | 计算机科学与工程学院 | 通信工程</w:t>
       </w:r>
       <w:r>
         <w:rPr>
@@ -769,44 +684,71 @@
         <w:ind w:left="102" w:right="0"/>
         <w:textAlignment w:val="auto"/>
         <w:rPr>
-          <w:rFonts w:hint="default" w:ascii="Times New Roman" w:hAnsi="Times New Roman" w:eastAsia="楷体"/>
-          <w:color w:val="auto"/>
-          <w:sz w:val="21"/>
-          <w:szCs w:val="21"/>
-          <w:lang w:val="en-US" w:eastAsia="zh-CN"/>
+          <w:rFonts w:hint="default" w:ascii="楷体" w:hAnsi="楷体" w:eastAsia="楷体" w:cs="楷体"/>
+          <w:b/>
+          <w:bCs/>
+          <w:color w:val="auto"/>
+          <w:spacing w:val="-3"/>
+          <w:kern w:val="4"/>
+          <w:sz w:val="21"/>
+          <w:szCs w:val="21"/>
+          <w:lang w:val="en-US" w:eastAsia="zh-CN" w:bidi="ar-SA"/>
         </w:rPr>
       </w:pPr>
       <w:r>
         <w:rPr>
-          <w:rFonts w:hint="eastAsia" w:ascii="Times New Roman" w:hAnsi="Times New Roman" w:eastAsia="楷体"/>
+          <w:rFonts w:hint="eastAsia" w:ascii="楷体" w:hAnsi="楷体" w:eastAsia="楷体" w:cs="楷体"/>
+          <w:b/>
+          <w:bCs/>
+          <w:color w:val="auto"/>
+          <w:spacing w:val="-3"/>
+          <w:kern w:val="4"/>
+          <w:sz w:val="21"/>
+          <w:szCs w:val="21"/>
+          <w:lang w:val="en-US" w:eastAsia="zh-CN" w:bidi="ar-SA"/>
+        </w:rPr>
+        <w:t>GPA</w:t>
+      </w:r>
+      <w:r>
+        <w:rPr>
+          <w:rFonts w:ascii="Times New Roman" w:hAnsi="Times New Roman" w:eastAsia="楷体"/>
           <w:b/>
           <w:color w:val="auto"/>
           <w:sz w:val="21"/>
           <w:szCs w:val="21"/>
           <w:lang w:eastAsia="zh-CN"/>
         </w:rPr>
-        <w:t>G</w:t>
+        <w:t>：</w:t>
+      </w:r>
+      <w:r>
+        <w:rPr>
+          <w:rFonts w:hint="eastAsia" w:ascii="Times New Roman" w:hAnsi="Times New Roman" w:eastAsia="楷体"/>
+          <w:color w:val="auto"/>
+          <w:sz w:val="21"/>
+          <w:szCs w:val="21"/>
+          <w:lang w:val="en-US" w:eastAsia="zh-CN"/>
+        </w:rPr>
+        <w:t xml:space="preserve">3.94 </w:t>
       </w:r>
       <w:r>
         <w:rPr>
           <w:rFonts w:ascii="Times New Roman" w:hAnsi="Times New Roman" w:eastAsia="楷体"/>
-          <w:b/>
           <w:color w:val="auto"/>
           <w:sz w:val="21"/>
           <w:szCs w:val="21"/>
           <w:lang w:eastAsia="zh-CN"/>
         </w:rPr>
-        <w:t>PA：</w:t>
-      </w:r>
-      <w:r>
-        <w:rPr>
-          <w:rFonts w:hint="eastAsia" w:ascii="Times New Roman" w:hAnsi="Times New Roman" w:eastAsia="楷体"/>
-          <w:color w:val="auto"/>
-          <w:sz w:val="21"/>
-          <w:szCs w:val="21"/>
-          <w:lang w:val="en-US" w:eastAsia="zh-CN"/>
-        </w:rPr>
-        <w:t xml:space="preserve">3.94 </w:t>
+        <w:t>/</w:t>
+      </w:r>
+      <w:r>
+        <w:rPr>
+          <w:rFonts w:hint="eastAsia" w:ascii="Times New Roman" w:hAnsi="Times New Roman" w:eastAsia="楷体"/>
+          <w:color w:val="auto"/>
+          <w:sz w:val="21"/>
+          <w:szCs w:val="21"/>
+          <w:lang w:val="en-US" w:eastAsia="zh-CN"/>
+        </w:rPr>
+        <w:t xml:space="preserve"> </w:t>
       </w:r>
       <w:r>
         <w:rPr>
@@ -816,7 +758,7 @@
           <w:szCs w:val="21"/>
           <w:lang w:eastAsia="zh-CN"/>
         </w:rPr>
-        <w:t>/</w:t>
+        <w:t>5</w:t>
       </w:r>
       <w:r>
         <w:rPr>
@@ -830,28 +772,6 @@
       </w:r>
       <w:r>
         <w:rPr>
-          <w:rFonts w:ascii="Times New Roman" w:hAnsi="Times New Roman" w:eastAsia="楷体"/>
-          <w:color w:val="auto"/>
-          <w:sz w:val="21"/>
-          <w:szCs w:val="21"/>
-          <w:lang w:eastAsia="zh-CN"/>
-        </w:rPr>
-        <w:t>5</w:t>
-      </w:r>
-      <w:r>
-        <w:rPr>
-          <w:rFonts w:hint="eastAsia" w:ascii="Times New Roman" w:hAnsi="Times New Roman" w:eastAsia="楷体"/>
-          <w:color w:val="auto"/>
-          <w:sz w:val="21"/>
-          <w:szCs w:val="21"/>
-          <w:lang w:val="en-US" w:eastAsia="zh-CN"/>
-        </w:rPr>
-        <w:t xml:space="preserve"> </w:t>
-      </w:r>
-      <w:bookmarkStart w:id="2" w:name="_GoBack"/>
-      <w:bookmarkEnd w:id="2"/>
-      <w:r>
-        <w:rPr>
           <w:rFonts w:hint="eastAsia" w:ascii="Times New Roman" w:hAnsi="Times New Roman" w:eastAsia="楷体"/>
           <w:color w:val="auto"/>
           <w:sz w:val="21"/>
@@ -872,12 +792,15 @@
       </w:r>
       <w:r>
         <w:rPr>
-          <w:rFonts w:hint="eastAsia" w:ascii="Times New Roman" w:hAnsi="Times New Roman" w:eastAsia="楷体"/>
-          <w:b/>
-          <w:color w:val="auto"/>
-          <w:sz w:val="21"/>
-          <w:szCs w:val="21"/>
-          <w:lang w:val="en-US" w:eastAsia="zh-CN"/>
+          <w:rFonts w:hint="eastAsia" w:ascii="楷体" w:hAnsi="楷体" w:eastAsia="楷体" w:cs="楷体"/>
+          <w:b/>
+          <w:bCs/>
+          <w:color w:val="auto"/>
+          <w:spacing w:val="-3"/>
+          <w:kern w:val="4"/>
+          <w:sz w:val="21"/>
+          <w:szCs w:val="21"/>
+          <w:lang w:val="en-US" w:eastAsia="zh-CN" w:bidi="ar-SA"/>
         </w:rPr>
         <w:t>专业排名：</w:t>
       </w:r>
@@ -913,12 +836,15 @@
       </w:r>
       <w:r>
         <w:rPr>
-          <w:rFonts w:hint="eastAsia" w:ascii="Times New Roman" w:hAnsi="Times New Roman" w:eastAsia="楷体"/>
-          <w:b/>
-          <w:color w:val="auto"/>
-          <w:sz w:val="21"/>
-          <w:szCs w:val="21"/>
-          <w:lang w:val="en-US" w:eastAsia="zh-CN"/>
+          <w:rFonts w:hint="eastAsia" w:ascii="楷体" w:hAnsi="楷体" w:eastAsia="楷体" w:cs="楷体"/>
+          <w:b/>
+          <w:bCs/>
+          <w:color w:val="auto"/>
+          <w:spacing w:val="-3"/>
+          <w:kern w:val="4"/>
+          <w:sz w:val="21"/>
+          <w:szCs w:val="21"/>
+          <w:lang w:val="en-US" w:eastAsia="zh-CN" w:bidi="ar-SA"/>
         </w:rPr>
         <w:t>CET-6：463</w:t>
       </w:r>
@@ -952,14 +878,17 @@
       </w:pPr>
       <w:r>
         <w:rPr>
-          <w:rFonts w:hint="eastAsia" w:ascii="Times New Roman" w:hAnsi="Times New Roman" w:eastAsia="楷体"/>
-          <w:b/>
-          <w:color w:val="auto"/>
-          <w:sz w:val="21"/>
-          <w:szCs w:val="21"/>
-          <w:lang w:val="en-US" w:eastAsia="zh-CN"/>
-        </w:rPr>
-        <w:t>核心</w:t>
+          <w:rFonts w:hint="eastAsia" w:ascii="楷体" w:hAnsi="楷体" w:eastAsia="楷体" w:cs="楷体"/>
+          <w:b/>
+          <w:bCs/>
+          <w:color w:val="auto"/>
+          <w:spacing w:val="-3"/>
+          <w:kern w:val="4"/>
+          <w:sz w:val="21"/>
+          <w:szCs w:val="21"/>
+          <w:lang w:val="en-US" w:eastAsia="zh-CN" w:bidi="ar-SA"/>
+        </w:rPr>
+        <w:t>核心课程</w:t>
       </w:r>
       <w:r>
         <w:rPr>
@@ -970,7 +899,7 @@
           <w:szCs w:val="21"/>
           <w:lang w:eastAsia="zh-CN"/>
         </w:rPr>
-        <w:t>课程：</w:t>
+        <w:t>：</w:t>
       </w:r>
       <w:r>
         <w:rPr>
@@ -1135,8 +1064,12 @@
         <w:ind w:left="391" w:hanging="193"/>
         <w:textAlignment w:val="auto"/>
         <w:rPr>
-          <w:rFonts w:hint="eastAsia" w:ascii="Times New Roman" w:hAnsi="Times New Roman" w:eastAsia="楷体"/>
-          <w:color w:val="auto"/>
+          <w:rFonts w:hint="eastAsia" w:ascii="楷体" w:hAnsi="楷体" w:eastAsia="楷体" w:cs="楷体"/>
+          <w:b/>
+          <w:bCs/>
+          <w:color w:val="auto"/>
+          <w:spacing w:val="-3"/>
+          <w:kern w:val="4"/>
           <w:sz w:val="21"/>
           <w:szCs w:val="21"/>
           <w:lang w:val="en-US" w:eastAsia="zh-CN"/>
@@ -1144,102 +1077,39 @@
       </w:pPr>
       <w:r>
         <w:rPr>
-          <w:rFonts w:ascii="Times New Roman" w:hAnsi="Times New Roman" w:eastAsia="楷体"/>
+          <w:rFonts w:hint="eastAsia" w:ascii="Times New Roman" w:hAnsi="Times New Roman" w:eastAsia="楷体"/>
           <w:b/>
           <w:bCs/>
           <w:color w:val="auto"/>
           <w:w w:val="105"/>
           <w:sz w:val="21"/>
           <w:szCs w:val="21"/>
-          <w:lang w:eastAsia="zh-CN"/>
-        </w:rPr>
-        <w:t>20</w:t>
-      </w:r>
-      <w:r>
-        <w:rPr>
-          <w:rFonts w:hint="eastAsia" w:ascii="Times New Roman" w:hAnsi="Times New Roman" w:eastAsia="楷体"/>
-          <w:b/>
-          <w:bCs/>
-          <w:color w:val="auto"/>
-          <w:w w:val="105"/>
-          <w:sz w:val="21"/>
-          <w:szCs w:val="21"/>
-          <w:lang w:val="en-US" w:eastAsia="zh-CN"/>
-        </w:rPr>
-        <w:t>25</w:t>
-      </w:r>
-      <w:r>
-        <w:rPr>
-          <w:rFonts w:hint="eastAsia" w:ascii="Times New Roman" w:hAnsi="Times New Roman" w:eastAsia="楷体"/>
-          <w:b/>
-          <w:bCs/>
-          <w:color w:val="auto"/>
-          <w:w w:val="105"/>
-          <w:sz w:val="21"/>
-          <w:szCs w:val="21"/>
-          <w:lang w:eastAsia="zh-CN"/>
-        </w:rPr>
-        <w:t>.</w:t>
-      </w:r>
-      <w:r>
-        <w:rPr>
-          <w:rFonts w:hint="eastAsia" w:ascii="Times New Roman" w:hAnsi="Times New Roman" w:eastAsia="楷体"/>
-          <w:b/>
-          <w:bCs/>
-          <w:color w:val="auto"/>
-          <w:w w:val="105"/>
-          <w:sz w:val="21"/>
-          <w:szCs w:val="21"/>
-          <w:lang w:val="en-US" w:eastAsia="zh-CN"/>
-        </w:rPr>
-        <w:t>09</w:t>
-      </w:r>
-      <w:r>
-        <w:rPr>
-          <w:rFonts w:hint="eastAsia" w:ascii="Times New Roman" w:hAnsi="Times New Roman" w:eastAsia="楷体"/>
-          <w:b/>
-          <w:bCs/>
-          <w:color w:val="auto"/>
-          <w:w w:val="105"/>
-          <w:sz w:val="21"/>
-          <w:szCs w:val="21"/>
-          <w:lang w:eastAsia="zh-CN"/>
-        </w:rPr>
-        <w:t>-</w:t>
-      </w:r>
-      <w:r>
-        <w:rPr>
-          <w:rFonts w:ascii="Times New Roman" w:hAnsi="Times New Roman" w:eastAsia="楷体"/>
-          <w:b/>
-          <w:bCs/>
-          <w:color w:val="auto"/>
-          <w:w w:val="105"/>
-          <w:sz w:val="21"/>
-          <w:szCs w:val="21"/>
-          <w:lang w:eastAsia="zh-CN"/>
-        </w:rPr>
-        <w:t>202</w:t>
-      </w:r>
-      <w:r>
-        <w:rPr>
-          <w:rFonts w:hint="eastAsia" w:ascii="Times New Roman" w:hAnsi="Times New Roman" w:eastAsia="楷体"/>
-          <w:b/>
-          <w:bCs/>
-          <w:color w:val="auto"/>
-          <w:w w:val="105"/>
-          <w:sz w:val="21"/>
-          <w:szCs w:val="21"/>
-          <w:lang w:val="en-US" w:eastAsia="zh-CN"/>
-        </w:rPr>
-        <w:t>5.12</w:t>
-      </w:r>
-      <w:r>
-        <w:rPr>
-          <w:rFonts w:hint="eastAsia" w:ascii="Times New Roman" w:hAnsi="Times New Roman" w:eastAsia="楷体"/>
-          <w:b/>
-          <w:bCs/>
-          <w:color w:val="auto"/>
-          <w:w w:val="105"/>
+          <w:lang w:val="en-US" w:eastAsia="zh-CN"/>
+        </w:rPr>
+        <w:t>2025.12-2026.04</w:t>
+      </w:r>
+      <w:r>
+        <w:rPr>
+          <w:rFonts w:hint="eastAsia" w:ascii="楷体" w:hAnsi="楷体" w:eastAsia="楷体" w:cs="楷体"/>
+          <w:b/>
+          <w:bCs/>
+          <w:color w:val="auto"/>
+          <w:spacing w:val="-3"/>
+          <w:kern w:val="4"/>
+          <w:sz w:val="21"/>
+          <w:szCs w:val="21"/>
+          <w:lang w:val="en-US" w:eastAsia="zh-CN"/>
+        </w:rPr>
+        <w:t> </w:t>
+      </w:r>
+      <w:r>
+        <w:rPr>
+          <w:rFonts w:hint="eastAsia" w:ascii="楷体" w:hAnsi="楷体" w:eastAsia="楷体" w:cs="楷体"/>
+          <w:b/>
+          <w:bCs/>
+          <w:color w:val="auto"/>
+          <w:spacing w:val="-3"/>
+          <w:kern w:val="4"/>
           <w:sz w:val="21"/>
           <w:szCs w:val="21"/>
           <w:lang w:val="en-US" w:eastAsia="zh-CN"/>
@@ -1248,24 +1118,26 @@
       </w:r>
       <w:r>
         <w:rPr>
-          <w:rFonts w:hint="eastAsia" w:ascii="Times New Roman" w:hAnsi="Times New Roman" w:eastAsia="楷体"/>
-          <w:b/>
-          <w:bCs/>
-          <w:color w:val="auto"/>
-          <w:w w:val="105"/>
-          <w:sz w:val="21"/>
-          <w:szCs w:val="21"/>
-          <w:lang w:val="en-US" w:eastAsia="zh-CN"/>
-        </w:rPr>
-        <w:t>基于深度学习的宽带信号检测与调制识别研究</w:t>
-      </w:r>
-      <w:r>
-        <w:rPr>
-          <w:rFonts w:hint="eastAsia" w:ascii="Times New Roman" w:hAnsi="Times New Roman" w:eastAsia="楷体"/>
-          <w:b/>
-          <w:bCs/>
-          <w:color w:val="auto"/>
-          <w:w w:val="105"/>
+          <w:rFonts w:hint="eastAsia" w:ascii="楷体" w:hAnsi="楷体" w:eastAsia="楷体" w:cs="楷体"/>
+          <w:b/>
+          <w:bCs/>
+          <w:color w:val="auto"/>
+          <w:spacing w:val="-3"/>
+          <w:kern w:val="4"/>
+          <w:sz w:val="21"/>
+          <w:szCs w:val="21"/>
+          <w:lang w:val="en-US" w:eastAsia="zh-CN"/>
+        </w:rPr>
+        <w:t xml:space="preserve">深度学习模型量化与推理加速算法研究与工程实践       </w:t>
+      </w:r>
+      <w:r>
+        <w:rPr>
+          <w:rFonts w:hint="eastAsia" w:ascii="楷体" w:hAnsi="楷体" w:eastAsia="楷体" w:cs="楷体"/>
+          <w:b/>
+          <w:bCs/>
+          <w:color w:val="auto"/>
+          <w:spacing w:val="-3"/>
+          <w:kern w:val="4"/>
           <w:sz w:val="21"/>
           <w:szCs w:val="21"/>
           <w:lang w:val="en-US" w:eastAsia="zh-CN"/>
@@ -1274,24 +1146,12 @@
       </w:r>
       <w:r>
         <w:rPr>
-          <w:rFonts w:hint="eastAsia" w:ascii="Times New Roman" w:hAnsi="Times New Roman" w:eastAsia="楷体"/>
-          <w:b/>
-          <w:bCs/>
-          <w:color w:val="auto"/>
-          <w:w w:val="105"/>
-          <w:sz w:val="21"/>
-          <w:szCs w:val="21"/>
-          <w:lang w:val="en-US" w:eastAsia="zh-CN"/>
-        </w:rPr>
-        <w:t>东北大学</w:t>
-      </w:r>
-      <w:r>
-        <w:rPr>
-          <w:rFonts w:hint="eastAsia" w:ascii="Times New Roman" w:hAnsi="Times New Roman" w:eastAsia="楷体"/>
-          <w:b/>
-          <w:bCs/>
-          <w:color w:val="auto"/>
-          <w:w w:val="105"/>
+          <w:rFonts w:hint="eastAsia" w:ascii="楷体" w:hAnsi="楷体" w:eastAsia="楷体" w:cs="楷体"/>
+          <w:b/>
+          <w:bCs/>
+          <w:color w:val="auto"/>
+          <w:spacing w:val="-3"/>
+          <w:kern w:val="4"/>
           <w:sz w:val="21"/>
           <w:szCs w:val="21"/>
           <w:lang w:val="en-US" w:eastAsia="zh-CN"/>
@@ -1300,28 +1160,32 @@
       </w:r>
       <w:r>
         <w:rPr>
-          <w:rFonts w:hint="eastAsia" w:ascii="Times New Roman" w:hAnsi="Times New Roman" w:eastAsia="楷体"/>
-          <w:b/>
-          <w:bCs/>
-          <w:color w:val="auto"/>
-          <w:w w:val="105"/>
+          <w:rFonts w:hint="eastAsia" w:ascii="楷体" w:hAnsi="楷体" w:eastAsia="楷体" w:cs="楷体"/>
+          <w:b/>
+          <w:bCs/>
+          <w:color w:val="auto"/>
+          <w:spacing w:val="-3"/>
+          <w:kern w:val="4"/>
           <w:sz w:val="21"/>
           <w:szCs w:val="21"/>
           <w:lang w:val="en-US" w:eastAsia="zh-CN"/>
         </w:rPr>
         <w:tab/>
-      </w:r>
-      <w:r>
-        <w:rPr>
-          <w:rFonts w:hint="eastAsia" w:ascii="Times New Roman" w:hAnsi="Times New Roman" w:eastAsia="楷体"/>
-          <w:b/>
-          <w:bCs/>
-          <w:color w:val="auto"/>
-          <w:w w:val="105"/>
-          <w:sz w:val="21"/>
-          <w:szCs w:val="21"/>
-          <w:lang w:val="en-US" w:eastAsia="zh-CN"/>
-        </w:rPr>
+        <w:t/>
+      </w:r>
+      <w:r>
+        <w:rPr>
+          <w:rFonts w:hint="eastAsia" w:ascii="楷体" w:hAnsi="楷体" w:eastAsia="楷体" w:cs="楷体"/>
+          <w:b/>
+          <w:bCs/>
+          <w:color w:val="auto"/>
+          <w:spacing w:val="-3"/>
+          <w:kern w:val="4"/>
+          <w:sz w:val="21"/>
+          <w:szCs w:val="21"/>
+          <w:lang w:val="en-US" w:eastAsia="zh-CN"/>
+        </w:rPr>
+        <w:tab/>
         <w:t>科研实习</w:t>
       </w:r>
     </w:p>
@@ -1339,8 +1203,10 @@
         <w:tabs>
           <w:tab w:val="left" w:pos="395"/>
           <w:tab w:val="left" w:pos="2420"/>
+          <w:tab w:val="left" w:pos="3740"/>
           <w:tab w:val="left" w:pos="5500"/>
           <w:tab w:val="left" w:pos="5940"/>
+          <w:tab w:val="left" w:pos="7920"/>
         </w:tabs>
         <w:kinsoku/>
         <w:wordWrap/>
@@ -1352,7 +1218,7 @@
         <w:adjustRightInd/>
         <w:snapToGrid/>
         <w:spacing w:before="40" w:line="240" w:lineRule="auto"/>
-        <w:ind w:left="209" w:leftChars="95" w:firstLine="0" w:firstLineChars="0"/>
+        <w:ind w:left="198" w:leftChars="0"/>
         <w:textAlignment w:val="auto"/>
         <w:rPr>
           <w:rFonts w:hint="eastAsia" w:ascii="楷体" w:hAnsi="楷体" w:eastAsia="楷体" w:cs="楷体"/>
@@ -1367,43 +1233,144 @@
       <w:r>
         <w:rPr>
           <w:rFonts w:hint="eastAsia" w:ascii="楷体" w:hAnsi="楷体" w:eastAsia="楷体" w:cs="楷体"/>
-          <w:b/>
-          <w:bCs/>
-          <w:color w:val="auto"/>
-          <w:spacing w:val="-3"/>
-          <w:kern w:val="4"/>
-          <w:sz w:val="21"/>
-          <w:szCs w:val="21"/>
-          <w:u w:val="single"/>
-          <w:lang w:val="en-US" w:eastAsia="zh-CN"/>
-        </w:rPr>
-        <w:t>内容</w:t>
-      </w:r>
-      <w:r>
-        <w:rPr>
-          <w:rFonts w:hint="eastAsia" w:ascii="楷体" w:hAnsi="楷体" w:eastAsia="楷体" w:cs="楷体"/>
-          <w:b/>
-          <w:bCs/>
-          <w:color w:val="auto"/>
-          <w:spacing w:val="-3"/>
-          <w:kern w:val="4"/>
-          <w:sz w:val="21"/>
-          <w:szCs w:val="21"/>
-          <w:lang w:val="en-US" w:eastAsia="zh-CN"/>
-        </w:rPr>
-        <w:t>：</w:t>
-      </w:r>
-      <w:r>
-        <w:rPr>
-          <w:rFonts w:hint="eastAsia" w:ascii="楷体" w:hAnsi="楷体" w:eastAsia="楷体" w:cs="楷体"/>
-          <w:color w:val="auto"/>
-          <w:spacing w:val="-3"/>
-          <w:kern w:val="4"/>
-          <w:sz w:val="21"/>
-          <w:szCs w:val="21"/>
-          <w:lang w:val="en-US" w:eastAsia="zh-CN"/>
-        </w:rPr>
-        <w:t>基于 RML2016.10a 数据集，复现了 LSTM、ResNet18 等算法，在 TensorFlow 框架下完成 11 类信号调制识别，对比LSTM、PET-GCDNN等算法验证 ResNet18 在全信噪比场景的性能优势；同时运用 YOLOv11/v8m 模型处理 5 类宽带信号及 28 类复杂调制信号，设计数据集划分、STFT 时频变换等预处理流程，最终熟练掌握 IQ 信号处理、深度学习模型调优及信号检测核心技术；</w:t>
+          <w:color w:val="auto"/>
+          <w:spacing w:val="-3"/>
+          <w:kern w:val="4"/>
+          <w:sz w:val="21"/>
+          <w:szCs w:val="21"/>
+          <w:lang w:val="en-US" w:eastAsia="zh-CN"/>
+        </w:rPr>
+        <w:t xml:space="preserve">系统学习 </w:t>
+      </w:r>
+      <w:r>
+        <w:rPr>
+          <w:rFonts w:hint="eastAsia" w:ascii="楷体" w:hAnsi="楷体" w:eastAsia="楷体" w:cs="楷体"/>
+          <w:b/>
+          <w:bCs/>
+          <w:color w:val="auto"/>
+          <w:spacing w:val="-3"/>
+          <w:kern w:val="4"/>
+          <w:sz w:val="21"/>
+          <w:szCs w:val="21"/>
+          <w:lang w:val="en-US" w:eastAsia="zh-CN"/>
+        </w:rPr>
+        <w:t>Torch、TensorRT 量化底层技术</w:t>
+      </w:r>
+      <w:r>
+        <w:rPr>
+          <w:rFonts w:hint="eastAsia" w:ascii="楷体" w:hAnsi="楷体" w:eastAsia="楷体" w:cs="楷体"/>
+          <w:color w:val="auto"/>
+          <w:spacing w:val="-3"/>
+          <w:kern w:val="4"/>
+          <w:sz w:val="21"/>
+          <w:szCs w:val="21"/>
+          <w:lang w:val="en-US" w:eastAsia="zh-CN"/>
+        </w:rPr>
+        <w:t>，</w:t>
+      </w:r>
+      <w:r>
+        <w:rPr>
+          <w:rFonts w:hint="eastAsia" w:ascii="楷体" w:hAnsi="楷体" w:eastAsia="楷体" w:cs="楷体"/>
+          <w:b/>
+          <w:bCs/>
+          <w:color w:val="auto"/>
+          <w:spacing w:val="-3"/>
+          <w:kern w:val="4"/>
+          <w:sz w:val="21"/>
+          <w:szCs w:val="21"/>
+          <w:lang w:val="en-US" w:eastAsia="zh-CN"/>
+        </w:rPr>
+        <w:t>完整复现 DeepBurst 量化推理工程</w:t>
+      </w:r>
+      <w:r>
+        <w:rPr>
+          <w:rFonts w:hint="eastAsia" w:ascii="楷体" w:hAnsi="楷体" w:eastAsia="楷体" w:cs="楷体"/>
+          <w:color w:val="auto"/>
+          <w:spacing w:val="-3"/>
+          <w:kern w:val="4"/>
+          <w:sz w:val="21"/>
+          <w:szCs w:val="21"/>
+          <w:lang w:val="en-US" w:eastAsia="zh-CN"/>
+        </w:rPr>
+        <w:t>，深入研读 FakeQuant 节点、ONNX QDQ 数值映射逻辑，掌握 TRT FP16 与 INT8 两套 TRT 推理调优流程；基于 HuggingFace 复现 ResNet、MobileNet、ViT、Swin-Transformer 等主流视觉模型，完成</w:t>
+      </w:r>
+      <w:r>
+        <w:rPr>
+          <w:rFonts w:hint="eastAsia" w:ascii="楷体" w:hAnsi="楷体" w:eastAsia="楷体" w:cs="楷体"/>
+          <w:b/>
+          <w:bCs/>
+          <w:color w:val="auto"/>
+          <w:spacing w:val="-3"/>
+          <w:kern w:val="4"/>
+          <w:sz w:val="21"/>
+          <w:szCs w:val="21"/>
+          <w:lang w:val="en-US" w:eastAsia="zh-CN"/>
+        </w:rPr>
+        <w:t>多精度量化加速对照实验</w:t>
+      </w:r>
+      <w:r>
+        <w:rPr>
+          <w:rFonts w:hint="eastAsia" w:ascii="楷体" w:hAnsi="楷体" w:eastAsia="楷体" w:cs="楷体"/>
+          <w:color w:val="auto"/>
+          <w:spacing w:val="-3"/>
+          <w:kern w:val="4"/>
+          <w:sz w:val="21"/>
+          <w:szCs w:val="21"/>
+          <w:lang w:val="en-US" w:eastAsia="zh-CN"/>
+        </w:rPr>
+        <w:t>；</w:t>
+      </w:r>
+      <w:r>
+        <w:rPr>
+          <w:rFonts w:hint="eastAsia" w:ascii="楷体" w:hAnsi="楷体" w:eastAsia="楷体" w:cs="楷体"/>
+          <w:b/>
+          <w:bCs/>
+          <w:color w:val="auto"/>
+          <w:spacing w:val="-3"/>
+          <w:kern w:val="4"/>
+          <w:sz w:val="21"/>
+          <w:szCs w:val="21"/>
+          <w:lang w:val="en-US" w:eastAsia="zh-CN"/>
+        </w:rPr>
+        <w:t>独立重构 Recon 项目推理方案</w:t>
+      </w:r>
+      <w:r>
+        <w:rPr>
+          <w:rFonts w:hint="eastAsia" w:ascii="楷体" w:hAnsi="楷体" w:eastAsia="楷体" w:cs="楷体"/>
+          <w:color w:val="auto"/>
+          <w:spacing w:val="-3"/>
+          <w:kern w:val="4"/>
+          <w:sz w:val="21"/>
+          <w:szCs w:val="21"/>
+          <w:lang w:val="en-US" w:eastAsia="zh-CN"/>
+        </w:rPr>
+        <w:t>，编写一键部署、量化、自动化评测完整脚本；同时，我也针对 ViT 与 Recon 模型开展多规格 TRT INT8 量化</w:t>
+      </w:r>
+      <w:r>
+        <w:rPr>
+          <w:rFonts w:hint="eastAsia" w:ascii="楷体" w:hAnsi="楷体" w:eastAsia="楷体" w:cs="楷体"/>
+          <w:b/>
+          <w:bCs/>
+          <w:color w:val="auto"/>
+          <w:spacing w:val="-3"/>
+          <w:kern w:val="4"/>
+          <w:sz w:val="21"/>
+          <w:szCs w:val="21"/>
+          <w:lang w:val="en-US" w:eastAsia="zh-CN"/>
+        </w:rPr>
+        <w:t>特定优化</w:t>
+      </w:r>
+      <w:r>
+        <w:rPr>
+          <w:rFonts w:hint="eastAsia" w:ascii="楷体" w:hAnsi="楷体" w:eastAsia="楷体" w:cs="楷体"/>
+          <w:color w:val="auto"/>
+          <w:spacing w:val="-3"/>
+          <w:kern w:val="4"/>
+          <w:sz w:val="21"/>
+          <w:szCs w:val="21"/>
+          <w:lang w:val="en-US" w:eastAsia="zh-CN"/>
+        </w:rPr>
+        <w:t>，在模型精度稳定维持 95% 以上的基础上有效提升推理速度。</w:t>
       </w:r>
     </w:p>
     <w:p>
@@ -1438,6 +1405,19 @@
         <w:ind w:left="391" w:hanging="193"/>
         <w:textAlignment w:val="auto"/>
         <w:rPr>
+          <w:rFonts w:hint="eastAsia" w:ascii="楷体" w:hAnsi="楷体" w:eastAsia="楷体" w:cs="楷体"/>
+          <w:b/>
+          <w:bCs/>
+          <w:color w:val="auto"/>
+          <w:spacing w:val="-3"/>
+          <w:kern w:val="4"/>
+          <w:sz w:val="21"/>
+          <w:szCs w:val="21"/>
+          <w:lang w:val="en-US" w:eastAsia="zh-CN"/>
+        </w:rPr>
+      </w:pPr>
+      <w:r>
+        <w:rPr>
           <w:rFonts w:hint="eastAsia" w:ascii="Times New Roman" w:hAnsi="Times New Roman" w:eastAsia="楷体"/>
           <w:b/>
           <w:bCs/>
@@ -1447,7 +1427,8 @@
           <w:szCs w:val="21"/>
           <w:lang w:val="en-US" w:eastAsia="zh-CN"/>
         </w:rPr>
-      </w:pPr>
+        <w:t>2026.02-2026.04 </w:t>
+      </w:r>
       <w:r>
         <w:rPr>
           <w:rFonts w:hint="eastAsia" w:ascii="Times New Roman" w:hAnsi="Times New Roman" w:eastAsia="楷体"/>
@@ -1459,28 +1440,16 @@
           <w:szCs w:val="21"/>
           <w:lang w:val="en-US" w:eastAsia="zh-CN"/>
         </w:rPr>
-        <w:t>2026.02-2026.04 </w:t>
-      </w:r>
-      <w:r>
-        <w:rPr>
-          <w:rFonts w:hint="eastAsia" w:ascii="Times New Roman" w:hAnsi="Times New Roman" w:eastAsia="楷体"/>
-          <w:b/>
-          <w:bCs/>
-          <w:color w:val="auto"/>
-          <w:w w:val="105"/>
-          <w:sz w:val="21"/>
-          <w:szCs w:val="21"/>
-          <w:lang w:val="en-US" w:eastAsia="zh-CN"/>
-        </w:rPr>
         <w:tab/>
       </w:r>
       <w:r>
         <w:rPr>
-          <w:rFonts w:hint="eastAsia" w:ascii="Times New Roman" w:hAnsi="Times New Roman" w:eastAsia="楷体"/>
-          <w:b/>
-          <w:bCs/>
-          <w:color w:val="auto"/>
-          <w:w w:val="105"/>
+          <w:rFonts w:hint="eastAsia" w:ascii="楷体" w:hAnsi="楷体" w:eastAsia="楷体" w:cs="楷体"/>
+          <w:b/>
+          <w:bCs/>
+          <w:color w:val="auto"/>
+          <w:spacing w:val="-3"/>
+          <w:kern w:val="4"/>
           <w:sz w:val="21"/>
           <w:szCs w:val="21"/>
           <w:lang w:val="en-US" w:eastAsia="zh-CN"/>
@@ -1489,11 +1458,12 @@
       </w:r>
       <w:r>
         <w:rPr>
-          <w:rFonts w:hint="eastAsia" w:ascii="Times New Roman" w:hAnsi="Times New Roman" w:eastAsia="楷体"/>
-          <w:b/>
-          <w:bCs/>
-          <w:color w:val="auto"/>
-          <w:w w:val="105"/>
+          <w:rFonts w:hint="eastAsia" w:ascii="楷体" w:hAnsi="楷体" w:eastAsia="楷体" w:cs="楷体"/>
+          <w:b/>
+          <w:bCs/>
+          <w:color w:val="auto"/>
+          <w:spacing w:val="-3"/>
+          <w:kern w:val="4"/>
           <w:sz w:val="21"/>
           <w:szCs w:val="21"/>
           <w:lang w:val="en-US" w:eastAsia="zh-CN"/>
@@ -1502,11 +1472,12 @@
       </w:r>
       <w:r>
         <w:rPr>
-          <w:rFonts w:hint="eastAsia" w:ascii="Times New Roman" w:hAnsi="Times New Roman" w:eastAsia="楷体"/>
-          <w:b/>
-          <w:bCs/>
-          <w:color w:val="auto"/>
-          <w:w w:val="105"/>
+          <w:rFonts w:hint="eastAsia" w:ascii="楷体" w:hAnsi="楷体" w:eastAsia="楷体" w:cs="楷体"/>
+          <w:b/>
+          <w:bCs/>
+          <w:color w:val="auto"/>
+          <w:spacing w:val="-3"/>
+          <w:kern w:val="4"/>
           <w:sz w:val="21"/>
           <w:szCs w:val="21"/>
           <w:lang w:val="en-US" w:eastAsia="zh-CN"/>
@@ -1515,24 +1486,28 @@
       </w:r>
       <w:r>
         <w:rPr>
-          <w:rFonts w:hint="eastAsia" w:ascii="Times New Roman" w:hAnsi="Times New Roman" w:eastAsia="楷体"/>
-          <w:b/>
-          <w:bCs/>
-          <w:color w:val="auto"/>
-          <w:w w:val="105"/>
+          <w:rFonts w:hint="eastAsia" w:ascii="楷体" w:hAnsi="楷体" w:eastAsia="楷体" w:cs="楷体"/>
+          <w:b/>
+          <w:bCs/>
+          <w:color w:val="auto"/>
+          <w:spacing w:val="-3"/>
+          <w:kern w:val="4"/>
           <w:sz w:val="21"/>
           <w:szCs w:val="21"/>
           <w:lang w:val="en-US" w:eastAsia="zh-CN"/>
         </w:rPr>
         <w:tab/>
       </w:r>
-      <w:r>
-        <w:rPr>
-          <w:rFonts w:hint="eastAsia" w:ascii="Times New Roman" w:hAnsi="Times New Roman" w:eastAsia="楷体"/>
-          <w:b/>
-          <w:bCs/>
-          <w:color w:val="auto"/>
-          <w:w w:val="105"/>
+      <w:bookmarkStart w:id="2" w:name="_GoBack"/>
+      <w:bookmarkEnd w:id="2"/>
+      <w:r>
+        <w:rPr>
+          <w:rFonts w:hint="eastAsia" w:ascii="楷体" w:hAnsi="楷体" w:eastAsia="楷体" w:cs="楷体"/>
+          <w:b/>
+          <w:bCs/>
+          <w:color w:val="auto"/>
+          <w:spacing w:val="-3"/>
+          <w:kern w:val="4"/>
           <w:sz w:val="21"/>
           <w:szCs w:val="21"/>
           <w:lang w:val="en-US" w:eastAsia="zh-CN"/>
@@ -1541,11 +1516,12 @@
       </w:r>
       <w:r>
         <w:rPr>
-          <w:rFonts w:hint="eastAsia" w:ascii="Times New Roman" w:hAnsi="Times New Roman" w:eastAsia="楷体"/>
-          <w:b/>
-          <w:bCs/>
-          <w:color w:val="auto"/>
-          <w:w w:val="105"/>
+          <w:rFonts w:hint="eastAsia" w:ascii="楷体" w:hAnsi="楷体" w:eastAsia="楷体" w:cs="楷体"/>
+          <w:b/>
+          <w:bCs/>
+          <w:color w:val="auto"/>
+          <w:spacing w:val="-3"/>
+          <w:kern w:val="4"/>
           <w:sz w:val="21"/>
           <w:szCs w:val="21"/>
           <w:lang w:val="en-US" w:eastAsia="zh-CN"/>
@@ -1633,7 +1609,59 @@
           <w:szCs w:val="21"/>
           <w:lang w:val="en-US" w:eastAsia="zh-CN"/>
         </w:rPr>
-        <w:t>学习 Stanford CS224N、CS336 课程后，从零实现小型 Transformer 语言模型 (decoder-only架构）训练与推理框架，完成 BPE 分词、数据预处理、因果自注意力、RoPE 位置编码、RMSNorm、AdamW 优化器、学习率预热与余弦退火等核心模块搭建；基于 TinyStories 数据集完成模型训练、断点续训与显卡推理部署，解决词表对齐、混合精度训练、显存优化与推理解码等问题，最终实现文本生成与端到端可运行的语言模型系统。</w:t>
+        <w:t>学习 Stanford CS224N、CS336 课程后，</w:t>
+      </w:r>
+      <w:r>
+        <w:rPr>
+          <w:rFonts w:hint="eastAsia" w:ascii="楷体" w:hAnsi="楷体" w:eastAsia="楷体" w:cs="楷体"/>
+          <w:b/>
+          <w:bCs/>
+          <w:color w:val="auto"/>
+          <w:spacing w:val="-3"/>
+          <w:kern w:val="4"/>
+          <w:sz w:val="21"/>
+          <w:szCs w:val="21"/>
+          <w:lang w:val="en-US" w:eastAsia="zh-CN"/>
+        </w:rPr>
+        <w:t>从零实现小型 Transformer 语言模型 (decoder-only架构）训练与推理框架</w:t>
+      </w:r>
+      <w:r>
+        <w:rPr>
+          <w:rFonts w:hint="eastAsia" w:ascii="楷体" w:hAnsi="楷体" w:eastAsia="楷体" w:cs="楷体"/>
+          <w:color w:val="auto"/>
+          <w:spacing w:val="-3"/>
+          <w:kern w:val="4"/>
+          <w:sz w:val="21"/>
+          <w:szCs w:val="21"/>
+          <w:lang w:val="en-US" w:eastAsia="zh-CN"/>
+        </w:rPr>
+        <w:t>，完成 BPE 分词、数据预处理、因果自注意力、RoPE 位置编码、RMSNorm、AdamW 优化器、学习率预热与余弦退火等核心模块搭建；基于 TinyStories 数据集完成模型训练、断点续训与显卡推理部署，解决词表对齐、混合精度训练、显存优化与推理解码等问题，</w:t>
+      </w:r>
+      <w:r>
+        <w:rPr>
+          <w:rFonts w:hint="eastAsia" w:ascii="楷体" w:hAnsi="楷体" w:eastAsia="楷体" w:cs="楷体"/>
+          <w:b/>
+          <w:bCs/>
+          <w:color w:val="auto"/>
+          <w:spacing w:val="-3"/>
+          <w:kern w:val="4"/>
+          <w:sz w:val="21"/>
+          <w:szCs w:val="21"/>
+          <w:lang w:val="en-US" w:eastAsia="zh-CN"/>
+        </w:rPr>
+        <w:t>最终实现文本生成与端到端可运行的语言模型系统</w:t>
+      </w:r>
+      <w:r>
+        <w:rPr>
+          <w:rFonts w:hint="eastAsia" w:ascii="楷体" w:hAnsi="楷体" w:eastAsia="楷体" w:cs="楷体"/>
+          <w:color w:val="auto"/>
+          <w:spacing w:val="-3"/>
+          <w:kern w:val="4"/>
+          <w:sz w:val="21"/>
+          <w:szCs w:val="21"/>
+          <w:lang w:val="en-US" w:eastAsia="zh-CN"/>
+        </w:rPr>
+        <w:t>。</w:t>
       </w:r>
       <w:r>
         <w:rPr>
@@ -1768,14 +1796,82 @@
         <w:ind w:left="391" w:hanging="193"/>
         <w:textAlignment w:val="auto"/>
         <w:rPr>
+          <w:rFonts w:hint="eastAsia" w:ascii="楷体" w:hAnsi="楷体" w:eastAsia="楷体" w:cs="楷体"/>
+          <w:b/>
+          <w:bCs/>
+          <w:color w:val="auto"/>
+          <w:spacing w:val="-3"/>
+          <w:kern w:val="4"/>
+          <w:sz w:val="21"/>
+          <w:szCs w:val="21"/>
+          <w:lang w:val="en-US" w:eastAsia="zh-CN"/>
+        </w:rPr>
+      </w:pPr>
+      <w:r>
+        <w:rPr>
           <w:rFonts w:ascii="Times New Roman" w:hAnsi="Times New Roman" w:eastAsia="楷体"/>
+          <w:b/>
+          <w:bCs/>
           <w:color w:val="auto"/>
           <w:w w:val="105"/>
           <w:sz w:val="21"/>
           <w:szCs w:val="21"/>
           <w:lang w:eastAsia="zh-CN"/>
         </w:rPr>
-      </w:pPr>
+        <w:t>20</w:t>
+      </w:r>
+      <w:r>
+        <w:rPr>
+          <w:rFonts w:hint="eastAsia" w:ascii="Times New Roman" w:hAnsi="Times New Roman" w:eastAsia="楷体"/>
+          <w:b/>
+          <w:bCs/>
+          <w:color w:val="auto"/>
+          <w:w w:val="105"/>
+          <w:sz w:val="21"/>
+          <w:szCs w:val="21"/>
+          <w:lang w:val="en-US" w:eastAsia="zh-CN"/>
+        </w:rPr>
+        <w:t>24</w:t>
+      </w:r>
+      <w:r>
+        <w:rPr>
+          <w:rFonts w:hint="eastAsia" w:ascii="Times New Roman" w:hAnsi="Times New Roman" w:eastAsia="楷体"/>
+          <w:b/>
+          <w:bCs/>
+          <w:color w:val="auto"/>
+          <w:w w:val="105"/>
+          <w:sz w:val="21"/>
+          <w:szCs w:val="21"/>
+          <w:lang w:eastAsia="zh-CN"/>
+        </w:rPr>
+        <w:t>.</w:t>
+      </w:r>
+      <w:r>
+        <w:rPr>
+          <w:rFonts w:hint="eastAsia" w:ascii="Times New Roman" w:hAnsi="Times New Roman" w:eastAsia="楷体"/>
+          <w:b/>
+          <w:bCs/>
+          <w:color w:val="auto"/>
+          <w:w w:val="105"/>
+          <w:sz w:val="21"/>
+          <w:szCs w:val="21"/>
+          <w:lang w:val="en-US" w:eastAsia="zh-CN"/>
+        </w:rPr>
+        <w:t>11</w:t>
+      </w:r>
+      <w:r>
+        <w:rPr>
+          <w:rFonts w:hint="eastAsia" w:ascii="Times New Roman" w:hAnsi="Times New Roman" w:eastAsia="楷体"/>
+          <w:b/>
+          <w:bCs/>
+          <w:color w:val="auto"/>
+          <w:w w:val="105"/>
+          <w:sz w:val="21"/>
+          <w:szCs w:val="21"/>
+          <w:lang w:eastAsia="zh-CN"/>
+        </w:rPr>
+        <w:t>-</w:t>
+      </w:r>
       <w:r>
         <w:rPr>
           <w:rFonts w:ascii="Times New Roman" w:hAnsi="Times New Roman" w:eastAsia="楷体"/>
@@ -1787,7 +1883,7 @@
           <w:szCs w:val="21"/>
           <w:lang w:eastAsia="zh-CN"/>
         </w:rPr>
-        <w:t>20</w:t>
+        <w:t>202</w:t>
       </w:r>
       <w:r>
         <w:rPr>
@@ -1800,7 +1896,7 @@
           <w:szCs w:val="21"/>
           <w:lang w:val="en-US" w:eastAsia="zh-CN"/>
         </w:rPr>
-        <w:t>24</w:t>
+        <w:t>6</w:t>
       </w:r>
       <w:r>
         <w:rPr>
@@ -1817,16 +1913,16 @@
       </w:r>
       <w:r>
         <w:rPr>
-          <w:rFonts w:hint="eastAsia" w:ascii="Times New Roman" w:hAnsi="Times New Roman" w:eastAsia="楷体"/>
+          <w:rFonts w:ascii="Times New Roman" w:hAnsi="Times New Roman" w:eastAsia="楷体"/>
           <w:b/>
           <w:bCs/>
           <w:color w:val="auto"/>
           <w:w w:val="105"/>
           <w:sz w:val="21"/>
           <w:szCs w:val="21"/>
-          <w:lang w:val="en-US" w:eastAsia="zh-CN"/>
-        </w:rPr>
-        <w:t>11</w:t>
+          <w:lang w:eastAsia="zh-CN"/>
+        </w:rPr>
+        <w:t>0</w:t>
       </w:r>
       <w:r>
         <w:rPr>
@@ -1837,108 +1933,59 @@
           <w:w w:val="105"/>
           <w:sz w:val="21"/>
           <w:szCs w:val="21"/>
-          <w:lang w:eastAsia="zh-CN"/>
-        </w:rPr>
-        <w:t>-</w:t>
-      </w:r>
-      <w:r>
-        <w:rPr>
-          <w:rFonts w:ascii="Times New Roman" w:hAnsi="Times New Roman" w:eastAsia="楷体"/>
+          <w:lang w:val="en-US" w:eastAsia="zh-CN"/>
+        </w:rPr>
+        <w:t>4</w:t>
+      </w:r>
+      <w:r>
+        <w:rPr>
+          <w:rFonts w:hint="eastAsia" w:ascii="Times New Roman" w:hAnsi="Times New Roman" w:eastAsia="楷体"/>
           <w:b/>
           <w:bCs/>
           <w:color w:val="auto"/>
           <w:w w:val="105"/>
           <w:sz w:val="21"/>
           <w:szCs w:val="21"/>
-          <w:lang w:eastAsia="zh-CN"/>
-        </w:rPr>
-        <w:t>202</w:t>
-      </w:r>
-      <w:r>
-        <w:rPr>
-          <w:rFonts w:hint="eastAsia" w:ascii="Times New Roman" w:hAnsi="Times New Roman" w:eastAsia="楷体"/>
-          <w:b/>
-          <w:bCs/>
-          <w:color w:val="auto"/>
-          <w:w w:val="105"/>
-          <w:sz w:val="21"/>
-          <w:szCs w:val="21"/>
-          <w:lang w:val="en-US" w:eastAsia="zh-CN"/>
-        </w:rPr>
-        <w:t>6</w:t>
-      </w:r>
-      <w:r>
-        <w:rPr>
-          <w:rFonts w:hint="eastAsia" w:ascii="Times New Roman" w:hAnsi="Times New Roman" w:eastAsia="楷体"/>
-          <w:b/>
-          <w:bCs/>
-          <w:color w:val="auto"/>
-          <w:w w:val="105"/>
-          <w:sz w:val="21"/>
-          <w:szCs w:val="21"/>
-          <w:lang w:eastAsia="zh-CN"/>
-        </w:rPr>
-        <w:t>.</w:t>
-      </w:r>
-      <w:r>
-        <w:rPr>
-          <w:rFonts w:ascii="Times New Roman" w:hAnsi="Times New Roman" w:eastAsia="楷体"/>
-          <w:b/>
-          <w:bCs/>
-          <w:color w:val="auto"/>
-          <w:w w:val="105"/>
-          <w:sz w:val="21"/>
-          <w:szCs w:val="21"/>
-          <w:lang w:eastAsia="zh-CN"/>
-        </w:rPr>
-        <w:t>0</w:t>
-      </w:r>
-      <w:r>
-        <w:rPr>
-          <w:rFonts w:hint="eastAsia" w:ascii="Times New Roman" w:hAnsi="Times New Roman" w:eastAsia="楷体"/>
-          <w:b/>
-          <w:bCs/>
-          <w:color w:val="auto"/>
-          <w:w w:val="105"/>
-          <w:sz w:val="21"/>
-          <w:szCs w:val="21"/>
-          <w:lang w:val="en-US" w:eastAsia="zh-CN"/>
-        </w:rPr>
-        <w:t>4</w:t>
-      </w:r>
-      <w:r>
-        <w:rPr>
-          <w:rFonts w:hint="eastAsia" w:ascii="Times New Roman" w:hAnsi="Times New Roman" w:eastAsia="楷体"/>
-          <w:b/>
-          <w:bCs/>
-          <w:color w:val="auto"/>
-          <w:w w:val="105"/>
-          <w:sz w:val="21"/>
-          <w:szCs w:val="21"/>
           <w:lang w:val="en-US" w:eastAsia="zh-CN"/>
         </w:rPr>
         <w:tab/>
       </w:r>
       <w:r>
         <w:rPr>
-          <w:rFonts w:hint="eastAsia" w:ascii="Times New Roman" w:hAnsi="Times New Roman" w:eastAsia="楷体"/>
-          <w:b/>
-          <w:bCs/>
-          <w:color w:val="auto"/>
-          <w:w w:val="105"/>
-          <w:sz w:val="21"/>
-          <w:szCs w:val="21"/>
-          <w:lang w:val="en-US" w:eastAsia="zh-CN"/>
-        </w:rPr>
-        <w:t>基于多模态的智能双臂机器人系统</w:t>
-      </w:r>
-      <w:r>
-        <w:rPr>
-          <w:rFonts w:hint="eastAsia" w:ascii="Times New Roman" w:hAnsi="Times New Roman" w:eastAsia="楷体"/>
-          <w:b/>
-          <w:bCs/>
-          <w:color w:val="auto"/>
-          <w:w w:val="105"/>
+          <w:rFonts w:hint="eastAsia" w:ascii="楷体" w:hAnsi="楷体" w:eastAsia="楷体" w:cs="楷体"/>
+          <w:b/>
+          <w:bCs/>
+          <w:color w:val="auto"/>
+          <w:spacing w:val="-3"/>
+          <w:kern w:val="4"/>
+          <w:sz w:val="21"/>
+          <w:szCs w:val="21"/>
+          <w:lang w:val="en-US" w:eastAsia="zh-CN"/>
+        </w:rPr>
+        <w:t>基</w:t>
+      </w:r>
+      <w:r>
+        <w:rPr>
+          <w:rFonts w:hint="eastAsia" w:ascii="楷体" w:hAnsi="楷体" w:eastAsia="楷体" w:cs="楷体"/>
+          <w:b/>
+          <w:bCs/>
+          <w:color w:val="auto"/>
+          <w:spacing w:val="-3"/>
+          <w:kern w:val="4"/>
+          <w:sz w:val="21"/>
+          <w:szCs w:val="21"/>
+          <w:lang w:val="en-US" w:eastAsia="zh-CN"/>
+        </w:rPr>
+        <w:t>于多模态的智能双臂机器人系统</w:t>
+      </w:r>
+      <w:r>
+        <w:rPr>
+          <w:rFonts w:hint="eastAsia" w:ascii="楷体" w:hAnsi="楷体" w:eastAsia="楷体" w:cs="楷体"/>
+          <w:b/>
+          <w:bCs/>
+          <w:color w:val="auto"/>
+          <w:spacing w:val="-3"/>
+          <w:kern w:val="4"/>
           <w:sz w:val="21"/>
           <w:szCs w:val="21"/>
           <w:lang w:val="en-US" w:eastAsia="zh-CN"/>
@@ -1947,11 +1994,12 @@
       </w:r>
       <w:r>
         <w:rPr>
-          <w:rFonts w:hint="eastAsia" w:ascii="Times New Roman" w:hAnsi="Times New Roman" w:eastAsia="楷体"/>
-          <w:b/>
-          <w:bCs/>
-          <w:color w:val="auto"/>
-          <w:w w:val="105"/>
+          <w:rFonts w:hint="eastAsia" w:ascii="楷体" w:hAnsi="楷体" w:eastAsia="楷体" w:cs="楷体"/>
+          <w:b/>
+          <w:bCs/>
+          <w:color w:val="auto"/>
+          <w:spacing w:val="-3"/>
+          <w:kern w:val="4"/>
           <w:sz w:val="21"/>
           <w:szCs w:val="21"/>
           <w:lang w:val="en-US" w:eastAsia="zh-CN"/>
@@ -1960,9 +2008,12 @@
       </w:r>
       <w:r>
         <w:rPr>
-          <w:rFonts w:hint="eastAsia" w:ascii="Times New Roman" w:hAnsi="Times New Roman" w:eastAsia="楷体"/>
-          <w:color w:val="auto"/>
-          <w:w w:val="105"/>
+          <w:rFonts w:hint="eastAsia" w:ascii="楷体" w:hAnsi="楷体" w:eastAsia="楷体" w:cs="楷体"/>
+          <w:b/>
+          <w:bCs/>
+          <w:color w:val="auto"/>
+          <w:spacing w:val="-3"/>
+          <w:kern w:val="4"/>
           <w:sz w:val="21"/>
           <w:szCs w:val="21"/>
           <w:lang w:val="en-US" w:eastAsia="zh-CN"/>
@@ -1971,11 +2022,12 @@
       </w:r>
       <w:r>
         <w:rPr>
-          <w:rFonts w:hint="eastAsia" w:ascii="Times New Roman" w:hAnsi="Times New Roman" w:eastAsia="楷体"/>
-          <w:b/>
-          <w:bCs/>
-          <w:color w:val="auto"/>
-          <w:w w:val="105"/>
+          <w:rFonts w:hint="eastAsia" w:ascii="楷体" w:hAnsi="楷体" w:eastAsia="楷体" w:cs="楷体"/>
+          <w:b/>
+          <w:bCs/>
+          <w:color w:val="auto"/>
+          <w:spacing w:val="-3"/>
+          <w:kern w:val="4"/>
           <w:sz w:val="21"/>
           <w:szCs w:val="21"/>
           <w:lang w:val="en-US" w:eastAsia="zh-CN"/>
@@ -2105,7 +2157,7 @@
           <w:kern w:val="4"/>
           <w:sz w:val="21"/>
           <w:szCs w:val="21"/>
-          <w:lang w:val="en-US" w:eastAsia="zh-CN"/>
+          <w:lang w:val="en-US" w:eastAsia="zh-CN" w:bidi="ar-SA"/>
         </w:rPr>
         <w:t>结题答辩</w:t>
       </w:r>
@@ -2133,7 +2185,7 @@
           <w:kern w:val="4"/>
           <w:sz w:val="21"/>
           <w:szCs w:val="21"/>
-          <w:lang w:val="en-US" w:eastAsia="zh-CN"/>
+          <w:lang w:val="en-US" w:eastAsia="zh-CN" w:bidi="ar-SA"/>
         </w:rPr>
         <w:t>国家级良好</w:t>
       </w:r>
@@ -2395,20 +2447,28 @@
         <w:ind w:left="102"/>
         <w:textAlignment w:val="auto"/>
         <w:rPr>
-          <w:rFonts w:hint="eastAsia" w:ascii="Times New Roman" w:hAnsi="Times New Roman" w:eastAsia="楷体"/>
-          <w:color w:val="auto"/>
-          <w:sz w:val="21"/>
-          <w:szCs w:val="21"/>
-          <w:lang w:val="en-US" w:eastAsia="zh-CN"/>
+          <w:rFonts w:hint="eastAsia" w:ascii="楷体" w:hAnsi="楷体" w:eastAsia="楷体" w:cs="楷体"/>
+          <w:b/>
+          <w:bCs/>
+          <w:color w:val="auto"/>
+          <w:spacing w:val="-3"/>
+          <w:kern w:val="4"/>
+          <w:sz w:val="21"/>
+          <w:szCs w:val="21"/>
+          <w:lang w:val="en-US" w:eastAsia="zh-CN" w:bidi="ar-SA"/>
         </w:rPr>
       </w:pPr>
       <w:r>
         <w:rPr>
-          <w:rFonts w:hint="eastAsia" w:ascii="Times New Roman" w:hAnsi="Times New Roman" w:eastAsia="楷体"/>
-          <w:color w:val="auto"/>
-          <w:sz w:val="21"/>
-          <w:szCs w:val="21"/>
-          <w:lang w:val="en-US" w:eastAsia="zh-CN"/>
+          <w:rFonts w:hint="eastAsia" w:ascii="楷体" w:hAnsi="楷体" w:eastAsia="楷体" w:cs="楷体"/>
+          <w:b/>
+          <w:bCs/>
+          <w:color w:val="auto"/>
+          <w:spacing w:val="-3"/>
+          <w:kern w:val="4"/>
+          <w:sz w:val="21"/>
+          <w:szCs w:val="21"/>
+          <w:lang w:val="en-US" w:eastAsia="zh-CN" w:bidi="ar-SA"/>
         </w:rPr>
         <w:t>知识产权/软著</w:t>
       </w:r>
@@ -2427,8 +2487,10 @@
         <w:tabs>
           <w:tab w:val="left" w:pos="395"/>
           <w:tab w:val="left" w:pos="2420"/>
-          <w:tab w:val="left" w:pos="5500"/>
+          <w:tab w:val="left" w:pos="2640"/>
           <w:tab w:val="left" w:pos="5940"/>
+          <w:tab w:val="left" w:pos="7260"/>
+          <w:tab w:val="left" w:pos="10120"/>
         </w:tabs>
         <w:kinsoku/>
         <w:wordWrap/>
@@ -2443,8 +2505,12 @@
         <w:ind w:left="391" w:hanging="193"/>
         <w:textAlignment w:val="auto"/>
         <w:rPr>
-          <w:rFonts w:hint="eastAsia" w:ascii="Times New Roman" w:hAnsi="Times New Roman" w:eastAsia="楷体"/>
-          <w:color w:val="auto"/>
+          <w:rFonts w:hint="eastAsia" w:ascii="楷体" w:hAnsi="楷体" w:eastAsia="楷体" w:cs="楷体"/>
+          <w:b/>
+          <w:bCs/>
+          <w:color w:val="auto"/>
+          <w:spacing w:val="-3"/>
+          <w:kern w:val="4"/>
           <w:sz w:val="21"/>
           <w:szCs w:val="21"/>
           <w:lang w:val="en-US" w:eastAsia="zh-CN"/>
@@ -2452,16 +2518,17 @@
       </w:pPr>
       <w:r>
         <w:rPr>
-          <w:rFonts w:hint="eastAsia" w:ascii="Times New Roman" w:hAnsi="Times New Roman" w:eastAsia="楷体"/>
-          <w:b/>
-          <w:bCs/>
-          <w:color w:val="auto"/>
-          <w:w w:val="105"/>
-          <w:sz w:val="21"/>
-          <w:szCs w:val="21"/>
-          <w:lang w:val="en-US" w:eastAsia="zh-CN"/>
-        </w:rPr>
-        <w:t>《仪捷通实验室管理平台 V1.0》          登记号：2026SR0226376                  第一发明人                     2026年2月授权</w:t>
+          <w:rFonts w:hint="eastAsia" w:ascii="楷体" w:hAnsi="楷体" w:eastAsia="楷体" w:cs="楷体"/>
+          <w:b/>
+          <w:bCs/>
+          <w:color w:val="auto"/>
+          <w:spacing w:val="-3"/>
+          <w:kern w:val="4"/>
+          <w:sz w:val="21"/>
+          <w:szCs w:val="21"/>
+          <w:lang w:val="en-US" w:eastAsia="zh-CN"/>
+        </w:rPr>
+        <w:t>《仪捷通实验室管理平台 V1.0》          登记号：2026SR0226376        第一发明人             2026年2月授权</w:t>
       </w:r>
     </w:p>
     <w:p>
@@ -2617,12 +2684,15 @@
       </w:pPr>
       <w:r>
         <w:rPr>
-          <w:rFonts w:hint="eastAsia" w:ascii="Times New Roman" w:hAnsi="Times New Roman" w:eastAsia="楷体"/>
-          <w:color w:val="auto"/>
-          <w:w w:val="105"/>
-          <w:sz w:val="21"/>
-          <w:szCs w:val="21"/>
-          <w:lang w:val="en-US" w:eastAsia="zh-CN"/>
+          <w:rFonts w:hint="eastAsia" w:ascii="楷体" w:hAnsi="楷体" w:eastAsia="楷体" w:cs="楷体"/>
+          <w:b/>
+          <w:bCs/>
+          <w:color w:val="auto"/>
+          <w:spacing w:val="-3"/>
+          <w:kern w:val="4"/>
+          <w:sz w:val="21"/>
+          <w:szCs w:val="21"/>
+          <w:lang w:val="en-US" w:eastAsia="zh-CN" w:bidi="ar-SA"/>
         </w:rPr>
         <w:t>国家级获奖</w:t>
       </w:r>
@@ -2695,6 +2765,20 @@
       </w:r>
       <w:r>
         <w:rPr>
+          <w:rFonts w:hint="eastAsia" w:ascii="楷体" w:hAnsi="楷体" w:eastAsia="楷体" w:cs="楷体"/>
+          <w:b/>
+          <w:bCs/>
+          <w:color w:val="auto"/>
+          <w:spacing w:val="-3"/>
+          <w:kern w:val="4"/>
+          <w:sz w:val="21"/>
+          <w:szCs w:val="21"/>
+          <w:lang w:val="en-US" w:eastAsia="zh-CN"/>
+        </w:rPr>
+        <w:t>美国（国际）大学生数学建模竞赛</w:t>
+      </w:r>
+      <w:r>
+        <w:rPr>
           <w:rFonts w:hint="eastAsia" w:ascii="Times New Roman" w:hAnsi="Times New Roman" w:eastAsia="楷体"/>
           <w:b/>
           <w:bCs/>
@@ -2704,7 +2788,7 @@
           <w:szCs w:val="21"/>
           <w:lang w:val="en-US" w:eastAsia="zh-CN"/>
         </w:rPr>
-        <w:t>美国（国际）大学生数学建模竞赛</w:t>
+        <w:tab/>
       </w:r>
       <w:r>
         <w:rPr>
@@ -2721,11 +2805,26 @@
       </w:r>
       <w:r>
         <w:rPr>
-          <w:rFonts w:hint="eastAsia" w:ascii="Times New Roman" w:hAnsi="Times New Roman" w:eastAsia="楷体"/>
-          <w:b/>
-          <w:bCs/>
-          <w:color w:val="auto"/>
-          <w:w w:val="105"/>
+          <w:rFonts w:hint="eastAsia" w:ascii="楷体" w:hAnsi="楷体" w:eastAsia="楷体" w:cs="楷体"/>
+          <w:b/>
+          <w:bCs/>
+          <w:color w:val="auto"/>
+          <w:spacing w:val="-3"/>
+          <w:kern w:val="4"/>
+          <w:sz w:val="21"/>
+          <w:szCs w:val="21"/>
+          <w:lang w:val="en-US" w:eastAsia="zh-CN"/>
+        </w:rPr>
+        <w:t>O奖(特等奖，前0.16%)</w:t>
+      </w:r>
+      <w:r>
+        <w:rPr>
+          <w:rFonts w:hint="eastAsia" w:ascii="楷体" w:hAnsi="楷体" w:eastAsia="楷体" w:cs="楷体"/>
+          <w:b/>
+          <w:bCs/>
+          <w:color w:val="auto"/>
+          <w:spacing w:val="-3"/>
+          <w:kern w:val="4"/>
           <w:sz w:val="21"/>
           <w:szCs w:val="21"/>
           <w:lang w:val="en-US" w:eastAsia="zh-CN"/>
@@ -2734,37 +2833,12 @@
       </w:r>
       <w:r>
         <w:rPr>
-          <w:rFonts w:hint="eastAsia" w:ascii="Times New Roman" w:hAnsi="Times New Roman" w:eastAsia="楷体"/>
-          <w:b/>
-          <w:bCs/>
-          <w:color w:val="auto"/>
-          <w:w w:val="105"/>
-          <w:sz w:val="21"/>
-          <w:szCs w:val="21"/>
-          <w:lang w:val="en-US" w:eastAsia="zh-CN"/>
-        </w:rPr>
-        <w:t>O奖(特等奖，前0.16%)</w:t>
-      </w:r>
-      <w:r>
-        <w:rPr>
-          <w:rFonts w:hint="eastAsia" w:ascii="Times New Roman" w:hAnsi="Times New Roman" w:eastAsia="楷体"/>
-          <w:b/>
-          <w:bCs/>
-          <w:color w:val="auto"/>
-          <w:w w:val="105"/>
-          <w:sz w:val="21"/>
-          <w:szCs w:val="21"/>
-          <w:lang w:val="en-US" w:eastAsia="zh-CN"/>
-        </w:rPr>
-        <w:tab/>
-      </w:r>
-      <w:r>
-        <w:rPr>
-          <w:rFonts w:hint="eastAsia" w:ascii="Times New Roman" w:hAnsi="Times New Roman" w:eastAsia="楷体"/>
-          <w:b/>
-          <w:bCs/>
-          <w:color w:val="auto"/>
-          <w:w w:val="105"/>
+          <w:rFonts w:hint="eastAsia" w:ascii="楷体" w:hAnsi="楷体" w:eastAsia="楷体" w:cs="楷体"/>
+          <w:b/>
+          <w:bCs/>
+          <w:color w:val="auto"/>
+          <w:spacing w:val="-3"/>
+          <w:kern w:val="4"/>
           <w:sz w:val="21"/>
           <w:szCs w:val="21"/>
           <w:lang w:val="en-US" w:eastAsia="zh-CN"/>
@@ -2849,7 +2923,7 @@
           <w:szCs w:val="21"/>
           <w:lang w:val="en-US" w:eastAsia="zh-CN" w:bidi="ar-SA"/>
         </w:rPr>
-        <w:t>负责竞赛模型构建与部分代码实现。针对奖牌榜“零奖牌”截断数据及异方差问题，构建了TMH-OMP 模型（结合</w:t>
+        <w:t>负责竞赛主要模型构建与部分代码实现。针对奖牌榜“零奖牌”截断数据及异方差问题，构建了TMH-OMP 模型（结合</w:t>
       </w:r>
       <w:r>
         <w:rPr>
@@ -3120,22 +3194,28 @@
         <w:ind w:left="102"/>
         <w:textAlignment w:val="auto"/>
         <w:rPr>
-          <w:rFonts w:hint="eastAsia" w:ascii="Times New Roman" w:hAnsi="Times New Roman" w:eastAsia="楷体"/>
-          <w:color w:val="auto"/>
-          <w:w w:val="105"/>
-          <w:sz w:val="21"/>
-          <w:szCs w:val="21"/>
-          <w:lang w:val="en-US" w:eastAsia="zh-CN"/>
+          <w:rFonts w:hint="eastAsia" w:ascii="楷体" w:hAnsi="楷体" w:eastAsia="楷体" w:cs="楷体"/>
+          <w:b/>
+          <w:bCs/>
+          <w:color w:val="auto"/>
+          <w:spacing w:val="-3"/>
+          <w:kern w:val="4"/>
+          <w:sz w:val="21"/>
+          <w:szCs w:val="21"/>
+          <w:lang w:val="en-US" w:eastAsia="zh-CN" w:bidi="ar-SA"/>
         </w:rPr>
       </w:pPr>
       <w:r>
         <w:rPr>
-          <w:rFonts w:hint="eastAsia" w:ascii="Times New Roman" w:hAnsi="Times New Roman" w:eastAsia="楷体"/>
-          <w:color w:val="auto"/>
-          <w:w w:val="105"/>
-          <w:sz w:val="21"/>
-          <w:szCs w:val="21"/>
-          <w:lang w:val="en-US" w:eastAsia="zh-CN"/>
+          <w:rFonts w:hint="eastAsia" w:ascii="楷体" w:hAnsi="楷体" w:eastAsia="楷体" w:cs="楷体"/>
+          <w:b/>
+          <w:bCs/>
+          <w:color w:val="auto"/>
+          <w:spacing w:val="-3"/>
+          <w:kern w:val="4"/>
+          <w:sz w:val="21"/>
+          <w:szCs w:val="21"/>
+          <w:lang w:val="en-US" w:eastAsia="zh-CN" w:bidi="ar-SA"/>
         </w:rPr>
         <w:t>区域级/省级获奖</w:t>
       </w:r>
@@ -3172,14 +3252,30 @@
         <w:ind w:left="391" w:hanging="193"/>
         <w:textAlignment w:val="auto"/>
         <w:rPr>
-          <w:rFonts w:ascii="Times New Roman" w:hAnsi="Times New Roman" w:eastAsia="楷体"/>
+          <w:rFonts w:hint="eastAsia" w:ascii="楷体" w:hAnsi="楷体" w:eastAsia="楷体" w:cs="楷体"/>
+          <w:b/>
+          <w:bCs/>
+          <w:color w:val="auto"/>
+          <w:spacing w:val="-3"/>
+          <w:kern w:val="4"/>
+          <w:sz w:val="21"/>
+          <w:szCs w:val="21"/>
+          <w:lang w:val="en-US" w:eastAsia="zh-CN"/>
+        </w:rPr>
+      </w:pPr>
+      <w:r>
+        <w:rPr>
+          <w:rFonts w:hint="eastAsia" w:ascii="Times New Roman" w:hAnsi="Times New Roman" w:eastAsia="楷体"/>
+          <w:b/>
+          <w:bCs/>
           <w:color w:val="auto"/>
           <w:w w:val="105"/>
           <w:sz w:val="21"/>
           <w:szCs w:val="21"/>
-          <w:lang w:eastAsia="zh-CN"/>
-        </w:rPr>
-      </w:pPr>
+          <w:lang w:val="en-US" w:eastAsia="zh-CN"/>
+        </w:rPr>
+        <w:t>2025.07</w:t>
+      </w:r>
       <w:r>
         <w:rPr>
           <w:rFonts w:hint="eastAsia" w:ascii="Times New Roman" w:hAnsi="Times New Roman" w:eastAsia="楷体"/>
@@ -3191,28 +3287,16 @@
           <w:szCs w:val="21"/>
           <w:lang w:val="en-US" w:eastAsia="zh-CN"/>
         </w:rPr>
-        <w:t>2025.07</w:t>
-      </w:r>
-      <w:r>
-        <w:rPr>
-          <w:rFonts w:hint="eastAsia" w:ascii="Times New Roman" w:hAnsi="Times New Roman" w:eastAsia="楷体"/>
-          <w:b/>
-          <w:bCs/>
-          <w:color w:val="auto"/>
-          <w:w w:val="105"/>
-          <w:sz w:val="21"/>
-          <w:szCs w:val="21"/>
-          <w:lang w:val="en-US" w:eastAsia="zh-CN"/>
-        </w:rPr>
         <w:tab/>
       </w:r>
       <w:r>
         <w:rPr>
-          <w:rFonts w:hint="eastAsia" w:ascii="Times New Roman" w:hAnsi="Times New Roman" w:eastAsia="楷体"/>
-          <w:b/>
-          <w:bCs/>
-          <w:color w:val="auto"/>
-          <w:w w:val="105"/>
+          <w:rFonts w:hint="eastAsia" w:ascii="楷体" w:hAnsi="楷体" w:eastAsia="楷体" w:cs="楷体"/>
+          <w:b/>
+          <w:bCs/>
+          <w:color w:val="auto"/>
+          <w:spacing w:val="-3"/>
+          <w:kern w:val="4"/>
           <w:sz w:val="21"/>
           <w:szCs w:val="21"/>
           <w:lang w:val="en-US" w:eastAsia="zh-CN"/>
@@ -3221,11 +3305,12 @@
       </w:r>
       <w:r>
         <w:rPr>
-          <w:rFonts w:hint="eastAsia" w:ascii="Times New Roman" w:hAnsi="Times New Roman" w:eastAsia="楷体"/>
-          <w:b/>
-          <w:bCs/>
-          <w:color w:val="auto"/>
-          <w:w w:val="105"/>
+          <w:rFonts w:hint="eastAsia" w:ascii="楷体" w:hAnsi="楷体" w:eastAsia="楷体" w:cs="楷体"/>
+          <w:b/>
+          <w:bCs/>
+          <w:color w:val="auto"/>
+          <w:spacing w:val="-3"/>
+          <w:kern w:val="4"/>
           <w:sz w:val="21"/>
           <w:szCs w:val="21"/>
           <w:lang w:val="en-US" w:eastAsia="zh-CN"/>
@@ -3234,11 +3319,12 @@
       </w:r>
       <w:r>
         <w:rPr>
-          <w:rFonts w:hint="eastAsia" w:ascii="Times New Roman" w:hAnsi="Times New Roman" w:eastAsia="楷体"/>
-          <w:b/>
-          <w:bCs/>
-          <w:color w:val="auto"/>
-          <w:w w:val="105"/>
+          <w:rFonts w:hint="eastAsia" w:ascii="楷体" w:hAnsi="楷体" w:eastAsia="楷体" w:cs="楷体"/>
+          <w:b/>
+          <w:bCs/>
+          <w:color w:val="auto"/>
+          <w:spacing w:val="-3"/>
+          <w:kern w:val="4"/>
           <w:sz w:val="21"/>
           <w:szCs w:val="21"/>
           <w:lang w:val="en-US" w:eastAsia="zh-CN"/>
@@ -3247,11 +3333,12 @@
       </w:r>
       <w:r>
         <w:rPr>
-          <w:rFonts w:hint="eastAsia" w:ascii="Times New Roman" w:hAnsi="Times New Roman" w:eastAsia="楷体"/>
-          <w:b/>
-          <w:bCs/>
-          <w:color w:val="auto"/>
-          <w:w w:val="105"/>
+          <w:rFonts w:hint="eastAsia" w:ascii="楷体" w:hAnsi="楷体" w:eastAsia="楷体" w:cs="楷体"/>
+          <w:b/>
+          <w:bCs/>
+          <w:color w:val="auto"/>
+          <w:spacing w:val="-3"/>
+          <w:kern w:val="4"/>
           <w:sz w:val="21"/>
           <w:szCs w:val="21"/>
           <w:lang w:val="en-US" w:eastAsia="zh-CN"/>
@@ -3260,11 +3347,12 @@
       </w:r>
       <w:r>
         <w:rPr>
-          <w:rFonts w:hint="eastAsia" w:ascii="Times New Roman" w:hAnsi="Times New Roman" w:eastAsia="楷体"/>
-          <w:b/>
-          <w:bCs/>
-          <w:color w:val="auto"/>
-          <w:w w:val="105"/>
+          <w:rFonts w:hint="eastAsia" w:ascii="楷体" w:hAnsi="楷体" w:eastAsia="楷体" w:cs="楷体"/>
+          <w:b/>
+          <w:bCs/>
+          <w:color w:val="auto"/>
+          <w:spacing w:val="-3"/>
+          <w:kern w:val="4"/>
           <w:sz w:val="21"/>
           <w:szCs w:val="21"/>
           <w:lang w:val="en-US" w:eastAsia="zh-CN"/>
@@ -3278,8 +3366,16 @@
         <w:keepLines w:val="0"/>
         <w:widowControl/>
         <w:suppressLineNumbers w:val="0"/>
-        <w:ind w:firstLine="199" w:firstLineChars="100"/>
+        <w:ind w:left="209" w:leftChars="95" w:firstLine="0" w:firstLineChars="0"/>
         <w:jc w:val="left"/>
+        <w:rPr>
+          <w:rFonts w:ascii="Times New Roman" w:hAnsi="Times New Roman" w:eastAsia="楷体"/>
+          <w:color w:val="auto"/>
+          <w:w w:val="105"/>
+          <w:sz w:val="21"/>
+          <w:szCs w:val="21"/>
+          <w:lang w:eastAsia="zh-CN"/>
+        </w:rPr>
       </w:pPr>
       <w:r>
         <w:rPr>
@@ -3318,18 +3414,8 @@
           <w:szCs w:val="20"/>
           <w:lang w:val="en-US" w:eastAsia="zh-CN" w:bidi="ar"/>
         </w:rPr>
-        <w:t xml:space="preserve">负责机器人在以 linux 系统为核心的飞腾派开发板上的部署，工程主体在 Ubuntu 20.04 下进行构建，包含以下 </w:t>
-      </w:r>
-    </w:p>
-    <w:p>
-      <w:pPr>
-        <w:keepNext w:val="0"/>
-        <w:keepLines w:val="0"/>
-        <w:widowControl/>
-        <w:suppressLineNumbers w:val="0"/>
-        <w:ind w:firstLine="200" w:firstLineChars="100"/>
-        <w:jc w:val="left"/>
-      </w:pPr>
+        <w:t>负责机器人在以 linux 系统为核心的飞腾派开发板上的部署，在 Ubuntu 20.04 下进行构建以下</w:t>
+      </w:r>
       <w:r>
         <w:rPr>
           <w:rFonts w:hint="eastAsia" w:ascii="楷体" w:hAnsi="楷体" w:eastAsia="楷体" w:cs="楷体"/>
@@ -3363,57 +3449,7 @@
           <w:szCs w:val="20"/>
           <w:lang w:val="en-US" w:eastAsia="zh-CN" w:bidi="ar"/>
         </w:rPr>
-        <w:t xml:space="preserve">。2）开发基于 ROS 的多传感器融合通信系统， </w:t>
-      </w:r>
-    </w:p>
-    <w:p>
-      <w:pPr>
-        <w:keepNext w:val="0"/>
-        <w:keepLines w:val="0"/>
-        <w:widowControl/>
-        <w:suppressLineNumbers w:val="0"/>
-        <w:ind w:firstLine="200" w:firstLineChars="100"/>
-        <w:jc w:val="left"/>
-      </w:pPr>
-      <w:r>
-        <w:rPr>
-          <w:rFonts w:hint="eastAsia" w:ascii="楷体" w:hAnsi="楷体" w:eastAsia="楷体" w:cs="楷体"/>
-          <w:color w:val="000000"/>
-          <w:kern w:val="0"/>
-          <w:sz w:val="20"/>
-          <w:szCs w:val="20"/>
-          <w:lang w:val="en-US" w:eastAsia="zh-CN" w:bidi="ar"/>
-        </w:rPr>
-        <w:t xml:space="preserve">实现深度相机、机械臂与上位机的协同控制。3）应用激光雷达 SLAM 技术实现机器人的自主定位、环境地图构建与动态路 </w:t>
-      </w:r>
-    </w:p>
-    <w:p>
-      <w:pPr>
-        <w:keepNext w:val="0"/>
-        <w:keepLines w:val="0"/>
-        <w:widowControl/>
-        <w:suppressLineNumbers w:val="0"/>
-        <w:ind w:firstLine="200" w:firstLineChars="100"/>
-        <w:jc w:val="left"/>
-        <w:rPr>
-          <w:rFonts w:ascii="Times New Roman" w:hAnsi="Times New Roman" w:eastAsia="楷体"/>
-          <w:color w:val="auto"/>
-          <w:w w:val="105"/>
-          <w:sz w:val="21"/>
-          <w:szCs w:val="21"/>
-          <w:lang w:eastAsia="zh-CN"/>
-        </w:rPr>
-      </w:pPr>
-      <w:r>
-        <w:rPr>
-          <w:rFonts w:hint="eastAsia" w:ascii="楷体" w:hAnsi="楷体" w:eastAsia="楷体" w:cs="楷体"/>
-          <w:color w:val="000000"/>
-          <w:kern w:val="0"/>
-          <w:sz w:val="20"/>
-          <w:szCs w:val="20"/>
-          <w:lang w:val="en-US" w:eastAsia="zh-CN" w:bidi="ar"/>
-        </w:rPr>
-        <w:t>径规划。</w:t>
+        <w:t>。2）开发基于 ROS 的多传感器融合通信系统，实现深度相机、机械臂与上位机的协同控制。3）应用激光雷达 SLAM 技术实现机器人的自主定位、环境地图构建与动态路径规划。</w:t>
       </w:r>
     </w:p>
     <w:p>
@@ -3448,14 +3484,30 @@
         <w:ind w:left="391" w:hanging="193"/>
         <w:textAlignment w:val="auto"/>
         <w:rPr>
-          <w:rFonts w:ascii="Times New Roman" w:hAnsi="Times New Roman" w:eastAsia="楷体"/>
+          <w:rFonts w:hint="eastAsia" w:ascii="楷体" w:hAnsi="楷体" w:eastAsia="楷体" w:cs="楷体"/>
+          <w:b/>
+          <w:bCs/>
+          <w:color w:val="auto"/>
+          <w:spacing w:val="-3"/>
+          <w:kern w:val="4"/>
+          <w:sz w:val="21"/>
+          <w:szCs w:val="21"/>
+          <w:lang w:val="en-US" w:eastAsia="zh-CN"/>
+        </w:rPr>
+      </w:pPr>
+      <w:r>
+        <w:rPr>
+          <w:rFonts w:hint="eastAsia" w:ascii="Times New Roman" w:hAnsi="Times New Roman" w:eastAsia="楷体"/>
+          <w:b/>
+          <w:bCs/>
           <w:color w:val="auto"/>
           <w:w w:val="105"/>
           <w:sz w:val="21"/>
           <w:szCs w:val="21"/>
-          <w:lang w:eastAsia="zh-CN"/>
-        </w:rPr>
-      </w:pPr>
+          <w:lang w:val="en-US" w:eastAsia="zh-CN"/>
+        </w:rPr>
+        <w:t>2025.04</w:t>
+      </w:r>
       <w:r>
         <w:rPr>
           <w:rFonts w:hint="eastAsia" w:ascii="Times New Roman" w:hAnsi="Times New Roman" w:eastAsia="楷体"/>
@@ -3467,28 +3519,16 @@
           <w:szCs w:val="21"/>
           <w:lang w:val="en-US" w:eastAsia="zh-CN"/>
         </w:rPr>
-        <w:t>2025.04</w:t>
-      </w:r>
-      <w:r>
-        <w:rPr>
-          <w:rFonts w:hint="eastAsia" w:ascii="Times New Roman" w:hAnsi="Times New Roman" w:eastAsia="楷体"/>
-          <w:b/>
-          <w:bCs/>
-          <w:color w:val="auto"/>
-          <w:w w:val="105"/>
-          <w:sz w:val="21"/>
-          <w:szCs w:val="21"/>
-          <w:lang w:val="en-US" w:eastAsia="zh-CN"/>
-        </w:rPr>
         <w:tab/>
       </w:r>
       <w:r>
         <w:rPr>
-          <w:rFonts w:hint="eastAsia" w:ascii="Times New Roman" w:hAnsi="Times New Roman" w:eastAsia="楷体"/>
-          <w:b/>
-          <w:bCs/>
-          <w:color w:val="auto"/>
-          <w:w w:val="105"/>
+          <w:rFonts w:hint="eastAsia" w:ascii="楷体" w:hAnsi="楷体" w:eastAsia="楷体" w:cs="楷体"/>
+          <w:b/>
+          <w:bCs/>
+          <w:color w:val="auto"/>
+          <w:spacing w:val="-3"/>
+          <w:kern w:val="4"/>
           <w:sz w:val="21"/>
           <w:szCs w:val="21"/>
           <w:lang w:val="en-US" w:eastAsia="zh-CN"/>
@@ -3497,11 +3537,12 @@
       </w:r>
       <w:r>
         <w:rPr>
-          <w:rFonts w:hint="eastAsia" w:ascii="Times New Roman" w:hAnsi="Times New Roman" w:eastAsia="楷体"/>
-          <w:b/>
-          <w:bCs/>
-          <w:color w:val="auto"/>
-          <w:w w:val="105"/>
+          <w:rFonts w:hint="eastAsia" w:ascii="楷体" w:hAnsi="楷体" w:eastAsia="楷体" w:cs="楷体"/>
+          <w:b/>
+          <w:bCs/>
+          <w:color w:val="auto"/>
+          <w:spacing w:val="-3"/>
+          <w:kern w:val="4"/>
           <w:sz w:val="21"/>
           <w:szCs w:val="21"/>
           <w:lang w:val="en-US" w:eastAsia="zh-CN"/>
@@ -3510,11 +3551,12 @@
       </w:r>
       <w:r>
         <w:rPr>
-          <w:rFonts w:hint="eastAsia" w:ascii="Times New Roman" w:hAnsi="Times New Roman" w:eastAsia="楷体"/>
-          <w:b/>
-          <w:bCs/>
-          <w:color w:val="auto"/>
-          <w:w w:val="105"/>
+          <w:rFonts w:hint="eastAsia" w:ascii="楷体" w:hAnsi="楷体" w:eastAsia="楷体" w:cs="楷体"/>
+          <w:b/>
+          <w:bCs/>
+          <w:color w:val="auto"/>
+          <w:spacing w:val="-3"/>
+          <w:kern w:val="4"/>
           <w:sz w:val="21"/>
           <w:szCs w:val="21"/>
           <w:lang w:val="en-US" w:eastAsia="zh-CN"/>
@@ -3523,11 +3565,12 @@
       </w:r>
       <w:r>
         <w:rPr>
-          <w:rFonts w:hint="eastAsia" w:ascii="Times New Roman" w:hAnsi="Times New Roman" w:eastAsia="楷体"/>
-          <w:b/>
-          <w:bCs/>
-          <w:color w:val="auto"/>
-          <w:w w:val="105"/>
+          <w:rFonts w:hint="eastAsia" w:ascii="楷体" w:hAnsi="楷体" w:eastAsia="楷体" w:cs="楷体"/>
+          <w:b/>
+          <w:bCs/>
+          <w:color w:val="auto"/>
+          <w:spacing w:val="-3"/>
+          <w:kern w:val="4"/>
           <w:sz w:val="21"/>
           <w:szCs w:val="21"/>
           <w:lang w:val="en-US" w:eastAsia="zh-CN"/>
@@ -3536,11 +3579,12 @@
       </w:r>
       <w:r>
         <w:rPr>
-          <w:rFonts w:hint="eastAsia" w:ascii="Times New Roman" w:hAnsi="Times New Roman" w:eastAsia="楷体"/>
-          <w:b/>
-          <w:bCs/>
-          <w:color w:val="auto"/>
-          <w:w w:val="105"/>
+          <w:rFonts w:hint="eastAsia" w:ascii="楷体" w:hAnsi="楷体" w:eastAsia="楷体" w:cs="楷体"/>
+          <w:b/>
+          <w:bCs/>
+          <w:color w:val="auto"/>
+          <w:spacing w:val="-3"/>
+          <w:kern w:val="4"/>
           <w:sz w:val="21"/>
           <w:szCs w:val="21"/>
           <w:lang w:val="en-US" w:eastAsia="zh-CN"/>
@@ -3580,14 +3624,30 @@
         <w:ind w:left="391" w:hanging="193"/>
         <w:textAlignment w:val="auto"/>
         <w:rPr>
-          <w:rFonts w:ascii="Times New Roman" w:hAnsi="Times New Roman" w:eastAsia="楷体"/>
+          <w:rFonts w:hint="eastAsia" w:ascii="楷体" w:hAnsi="楷体" w:eastAsia="楷体" w:cs="楷体"/>
+          <w:b/>
+          <w:bCs/>
+          <w:color w:val="auto"/>
+          <w:spacing w:val="-3"/>
+          <w:kern w:val="4"/>
+          <w:sz w:val="21"/>
+          <w:szCs w:val="21"/>
+          <w:lang w:val="en-US" w:eastAsia="zh-CN"/>
+        </w:rPr>
+      </w:pPr>
+      <w:r>
+        <w:rPr>
+          <w:rFonts w:hint="eastAsia" w:ascii="Times New Roman" w:hAnsi="Times New Roman" w:eastAsia="楷体"/>
+          <w:b/>
+          <w:bCs/>
           <w:color w:val="auto"/>
           <w:w w:val="105"/>
           <w:sz w:val="21"/>
           <w:szCs w:val="21"/>
-          <w:lang w:eastAsia="zh-CN"/>
-        </w:rPr>
-      </w:pPr>
+          <w:lang w:val="en-US" w:eastAsia="zh-CN"/>
+        </w:rPr>
+        <w:t>2025.05</w:t>
+      </w:r>
       <w:r>
         <w:rPr>
           <w:rFonts w:hint="eastAsia" w:ascii="Times New Roman" w:hAnsi="Times New Roman" w:eastAsia="楷体"/>
@@ -3599,28 +3659,16 @@
           <w:szCs w:val="21"/>
           <w:lang w:val="en-US" w:eastAsia="zh-CN"/>
         </w:rPr>
-        <w:t>2025.05</w:t>
-      </w:r>
-      <w:r>
-        <w:rPr>
-          <w:rFonts w:hint="eastAsia" w:ascii="Times New Roman" w:hAnsi="Times New Roman" w:eastAsia="楷体"/>
-          <w:b/>
-          <w:bCs/>
-          <w:color w:val="auto"/>
-          <w:w w:val="105"/>
-          <w:sz w:val="21"/>
-          <w:szCs w:val="21"/>
-          <w:lang w:val="en-US" w:eastAsia="zh-CN"/>
-        </w:rPr>
         <w:tab/>
       </w:r>
       <w:r>
         <w:rPr>
-          <w:rFonts w:hint="eastAsia" w:ascii="Times New Roman" w:hAnsi="Times New Roman" w:eastAsia="楷体"/>
-          <w:b/>
-          <w:bCs/>
-          <w:color w:val="auto"/>
-          <w:w w:val="105"/>
+          <w:rFonts w:hint="eastAsia" w:ascii="楷体" w:hAnsi="楷体" w:eastAsia="楷体" w:cs="楷体"/>
+          <w:b/>
+          <w:bCs/>
+          <w:color w:val="auto"/>
+          <w:spacing w:val="-3"/>
+          <w:kern w:val="4"/>
           <w:sz w:val="21"/>
           <w:szCs w:val="21"/>
           <w:lang w:val="en-US" w:eastAsia="zh-CN"/>
@@ -3629,37 +3677,41 @@
       </w:r>
       <w:r>
         <w:rPr>
-          <w:rFonts w:hint="eastAsia" w:ascii="华文中宋" w:hAnsi="华文中宋" w:eastAsia="华文中宋" w:cs="华文中宋"/>
-          <w:b/>
-          <w:bCs/>
-          <w:spacing w:val="0"/>
-          <w:kern w:val="2"/>
-          <w:sz w:val="21"/>
-          <w:szCs w:val="21"/>
-          <w:lang w:val="en-US" w:eastAsia="zh-CN" w:bidi="ar-SA"/>
+          <w:rFonts w:hint="eastAsia" w:ascii="楷体" w:hAnsi="楷体" w:eastAsia="楷体" w:cs="楷体"/>
+          <w:b/>
+          <w:bCs/>
+          <w:color w:val="auto"/>
+          <w:spacing w:val="-3"/>
+          <w:kern w:val="4"/>
+          <w:sz w:val="21"/>
+          <w:szCs w:val="21"/>
+          <w:lang w:val="en-US" w:eastAsia="zh-CN"/>
         </w:rPr>
         <w:tab/>
       </w:r>
       <w:r>
         <w:rPr>
-          <w:rFonts w:hint="eastAsia" w:ascii="Times New Roman" w:hAnsi="Times New Roman" w:eastAsia="楷体"/>
-          <w:b/>
-          <w:bCs/>
-          <w:color w:val="auto"/>
-          <w:w w:val="105"/>
-          <w:sz w:val="21"/>
-          <w:szCs w:val="21"/>
-          <w:lang w:val="en-US" w:eastAsia="zh-CN"/>
-        </w:rPr>
+          <w:rFonts w:hint="eastAsia" w:ascii="楷体" w:hAnsi="楷体" w:eastAsia="楷体" w:cs="楷体"/>
+          <w:b/>
+          <w:bCs/>
+          <w:color w:val="auto"/>
+          <w:spacing w:val="-3"/>
+          <w:kern w:val="4"/>
+          <w:sz w:val="21"/>
+          <w:szCs w:val="21"/>
+          <w:lang w:val="en-US" w:eastAsia="zh-CN"/>
+        </w:rPr>
+        <w:tab/>
         <w:t>省三等奖</w:t>
       </w:r>
       <w:r>
         <w:rPr>
-          <w:rFonts w:hint="eastAsia" w:ascii="Times New Roman" w:hAnsi="Times New Roman" w:eastAsia="楷体"/>
-          <w:b/>
-          <w:bCs/>
-          <w:color w:val="auto"/>
-          <w:w w:val="105"/>
+          <w:rFonts w:hint="eastAsia" w:ascii="楷体" w:hAnsi="楷体" w:eastAsia="楷体" w:cs="楷体"/>
+          <w:b/>
+          <w:bCs/>
+          <w:color w:val="auto"/>
+          <w:spacing w:val="-3"/>
+          <w:kern w:val="4"/>
           <w:sz w:val="21"/>
           <w:szCs w:val="21"/>
           <w:lang w:val="en-US" w:eastAsia="zh-CN"/>
@@ -3668,11 +3720,12 @@
       </w:r>
       <w:r>
         <w:rPr>
-          <w:rFonts w:hint="eastAsia" w:ascii="Times New Roman" w:hAnsi="Times New Roman" w:eastAsia="楷体"/>
-          <w:b/>
-          <w:bCs/>
-          <w:color w:val="auto"/>
-          <w:w w:val="105"/>
+          <w:rFonts w:hint="eastAsia" w:ascii="楷体" w:hAnsi="楷体" w:eastAsia="楷体" w:cs="楷体"/>
+          <w:b/>
+          <w:bCs/>
+          <w:color w:val="auto"/>
+          <w:spacing w:val="-3"/>
+          <w:kern w:val="4"/>
           <w:sz w:val="21"/>
           <w:szCs w:val="21"/>
           <w:lang w:val="en-US" w:eastAsia="zh-CN"/>
@@ -3712,14 +3765,30 @@
         <w:ind w:left="391" w:hanging="193"/>
         <w:textAlignment w:val="auto"/>
         <w:rPr>
-          <w:rFonts w:ascii="Times New Roman" w:hAnsi="Times New Roman" w:eastAsia="楷体"/>
+          <w:rFonts w:hint="eastAsia" w:ascii="楷体" w:hAnsi="楷体" w:eastAsia="楷体" w:cs="楷体"/>
+          <w:b/>
+          <w:bCs/>
+          <w:color w:val="auto"/>
+          <w:spacing w:val="-3"/>
+          <w:kern w:val="4"/>
+          <w:sz w:val="21"/>
+          <w:szCs w:val="21"/>
+          <w:lang w:val="en-US" w:eastAsia="zh-CN"/>
+        </w:rPr>
+      </w:pPr>
+      <w:r>
+        <w:rPr>
+          <w:rFonts w:hint="eastAsia" w:ascii="Times New Roman" w:hAnsi="Times New Roman" w:eastAsia="楷体"/>
+          <w:b/>
+          <w:bCs/>
           <w:color w:val="auto"/>
           <w:w w:val="105"/>
           <w:sz w:val="21"/>
           <w:szCs w:val="21"/>
-          <w:lang w:eastAsia="zh-CN"/>
-        </w:rPr>
-      </w:pPr>
+          <w:lang w:val="en-US" w:eastAsia="zh-CN"/>
+        </w:rPr>
+        <w:t>2025.05</w:t>
+      </w:r>
       <w:r>
         <w:rPr>
           <w:rFonts w:hint="eastAsia" w:ascii="Times New Roman" w:hAnsi="Times New Roman" w:eastAsia="楷体"/>
@@ -3731,28 +3800,16 @@
           <w:szCs w:val="21"/>
           <w:lang w:val="en-US" w:eastAsia="zh-CN"/>
         </w:rPr>
-        <w:t>2025.05</w:t>
-      </w:r>
-      <w:r>
-        <w:rPr>
-          <w:rFonts w:hint="eastAsia" w:ascii="Times New Roman" w:hAnsi="Times New Roman" w:eastAsia="楷体"/>
-          <w:b/>
-          <w:bCs/>
-          <w:color w:val="auto"/>
-          <w:w w:val="105"/>
-          <w:sz w:val="21"/>
-          <w:szCs w:val="21"/>
-          <w:lang w:val="en-US" w:eastAsia="zh-CN"/>
-        </w:rPr>
         <w:tab/>
       </w:r>
       <w:r>
         <w:rPr>
-          <w:rFonts w:hint="eastAsia" w:ascii="Times New Roman" w:hAnsi="Times New Roman" w:eastAsia="楷体"/>
-          <w:b/>
-          <w:bCs/>
-          <w:color w:val="auto"/>
-          <w:w w:val="105"/>
+          <w:rFonts w:hint="eastAsia" w:ascii="楷体" w:hAnsi="楷体" w:eastAsia="楷体" w:cs="楷体"/>
+          <w:b/>
+          <w:bCs/>
+          <w:color w:val="auto"/>
+          <w:spacing w:val="-3"/>
+          <w:kern w:val="4"/>
           <w:sz w:val="21"/>
           <w:szCs w:val="21"/>
           <w:lang w:val="en-US" w:eastAsia="zh-CN"/>
@@ -3761,24 +3818,26 @@
       </w:r>
       <w:r>
         <w:rPr>
-          <w:rFonts w:hint="eastAsia" w:ascii="华文中宋" w:hAnsi="华文中宋" w:eastAsia="华文中宋" w:cs="华文中宋"/>
-          <w:b/>
-          <w:bCs/>
-          <w:spacing w:val="0"/>
-          <w:kern w:val="2"/>
-          <w:sz w:val="21"/>
-          <w:szCs w:val="21"/>
-          <w:lang w:val="en-US" w:eastAsia="zh-CN" w:bidi="ar-SA"/>
+          <w:rFonts w:hint="eastAsia" w:ascii="楷体" w:hAnsi="楷体" w:eastAsia="楷体" w:cs="楷体"/>
+          <w:b/>
+          <w:bCs/>
+          <w:color w:val="auto"/>
+          <w:spacing w:val="-3"/>
+          <w:kern w:val="4"/>
+          <w:sz w:val="21"/>
+          <w:szCs w:val="21"/>
+          <w:lang w:val="en-US" w:eastAsia="zh-CN"/>
         </w:rPr>
         <w:tab/>
       </w:r>
       <w:r>
         <w:rPr>
-          <w:rFonts w:hint="eastAsia" w:ascii="Times New Roman" w:hAnsi="Times New Roman" w:eastAsia="楷体"/>
-          <w:b/>
-          <w:bCs/>
-          <w:color w:val="auto"/>
-          <w:w w:val="105"/>
+          <w:rFonts w:hint="eastAsia" w:ascii="楷体" w:hAnsi="楷体" w:eastAsia="楷体" w:cs="楷体"/>
+          <w:b/>
+          <w:bCs/>
+          <w:color w:val="auto"/>
+          <w:spacing w:val="-3"/>
+          <w:kern w:val="4"/>
           <w:sz w:val="21"/>
           <w:szCs w:val="21"/>
           <w:lang w:val="en-US" w:eastAsia="zh-CN"/>
@@ -3787,11 +3846,12 @@
       </w:r>
       <w:r>
         <w:rPr>
-          <w:rFonts w:hint="eastAsia" w:ascii="Times New Roman" w:hAnsi="Times New Roman" w:eastAsia="楷体"/>
-          <w:b/>
-          <w:bCs/>
-          <w:color w:val="auto"/>
-          <w:w w:val="105"/>
+          <w:rFonts w:hint="eastAsia" w:ascii="楷体" w:hAnsi="楷体" w:eastAsia="楷体" w:cs="楷体"/>
+          <w:b/>
+          <w:bCs/>
+          <w:color w:val="auto"/>
+          <w:spacing w:val="-3"/>
+          <w:kern w:val="4"/>
           <w:sz w:val="21"/>
           <w:szCs w:val="21"/>
           <w:lang w:val="en-US" w:eastAsia="zh-CN"/>
@@ -3800,11 +3860,12 @@
       </w:r>
       <w:r>
         <w:rPr>
-          <w:rFonts w:hint="eastAsia" w:ascii="Times New Roman" w:hAnsi="Times New Roman" w:eastAsia="楷体"/>
-          <w:b/>
-          <w:bCs/>
-          <w:color w:val="auto"/>
-          <w:w w:val="105"/>
+          <w:rFonts w:hint="eastAsia" w:ascii="楷体" w:hAnsi="楷体" w:eastAsia="楷体" w:cs="楷体"/>
+          <w:b/>
+          <w:bCs/>
+          <w:color w:val="auto"/>
+          <w:spacing w:val="-3"/>
+          <w:kern w:val="4"/>
           <w:sz w:val="21"/>
           <w:szCs w:val="21"/>
           <w:lang w:val="en-US" w:eastAsia="zh-CN"/>
@@ -3844,10 +3905,14 @@
         <w:ind w:left="391" w:hanging="193"/>
         <w:textAlignment w:val="auto"/>
         <w:rPr>
-          <w:rFonts w:hint="eastAsia" w:ascii="Times New Roman" w:hAnsi="Times New Roman" w:eastAsia="楷体"/>
-          <w:color w:val="141E8C"/>
-          <w:sz w:val="28"/>
-          <w:szCs w:val="28"/>
+          <w:rFonts w:hint="eastAsia" w:ascii="楷体" w:hAnsi="楷体" w:eastAsia="楷体" w:cs="楷体"/>
+          <w:b/>
+          <w:bCs/>
+          <w:color w:val="auto"/>
+          <w:spacing w:val="-3"/>
+          <w:kern w:val="4"/>
+          <w:sz w:val="21"/>
+          <w:szCs w:val="21"/>
           <w:lang w:val="en-US" w:eastAsia="zh-CN"/>
         </w:rPr>
       </w:pPr>
@@ -3879,11 +3944,12 @@
       </w:r>
       <w:r>
         <w:rPr>
-          <w:rFonts w:hint="eastAsia" w:ascii="Times New Roman" w:hAnsi="Times New Roman" w:eastAsia="楷体"/>
-          <w:b/>
-          <w:bCs/>
-          <w:color w:val="auto"/>
-          <w:w w:val="105"/>
+          <w:rFonts w:hint="eastAsia" w:ascii="楷体" w:hAnsi="楷体" w:eastAsia="楷体" w:cs="楷体"/>
+          <w:b/>
+          <w:bCs/>
+          <w:color w:val="auto"/>
+          <w:spacing w:val="-3"/>
+          <w:kern w:val="4"/>
           <w:sz w:val="21"/>
           <w:szCs w:val="21"/>
           <w:lang w:val="en-US" w:eastAsia="zh-CN"/>
@@ -3892,24 +3958,26 @@
       </w:r>
       <w:r>
         <w:rPr>
-          <w:rFonts w:hint="eastAsia" w:ascii="华文中宋" w:hAnsi="华文中宋" w:eastAsia="华文中宋" w:cs="华文中宋"/>
-          <w:b/>
-          <w:bCs/>
-          <w:spacing w:val="0"/>
-          <w:kern w:val="2"/>
-          <w:sz w:val="21"/>
-          <w:szCs w:val="21"/>
-          <w:lang w:val="en-US" w:eastAsia="zh-CN" w:bidi="ar-SA"/>
+          <w:rFonts w:hint="eastAsia" w:ascii="楷体" w:hAnsi="楷体" w:eastAsia="楷体" w:cs="楷体"/>
+          <w:b/>
+          <w:bCs/>
+          <w:color w:val="auto"/>
+          <w:spacing w:val="-3"/>
+          <w:kern w:val="4"/>
+          <w:sz w:val="21"/>
+          <w:szCs w:val="21"/>
+          <w:lang w:val="en-US" w:eastAsia="zh-CN"/>
         </w:rPr>
         <w:tab/>
       </w:r>
       <w:r>
         <w:rPr>
-          <w:rFonts w:hint="eastAsia" w:ascii="Times New Roman" w:hAnsi="Times New Roman" w:eastAsia="楷体"/>
-          <w:b/>
-          <w:bCs/>
-          <w:color w:val="auto"/>
-          <w:w w:val="105"/>
+          <w:rFonts w:hint="eastAsia" w:ascii="楷体" w:hAnsi="楷体" w:eastAsia="楷体" w:cs="楷体"/>
+          <w:b/>
+          <w:bCs/>
+          <w:color w:val="auto"/>
+          <w:spacing w:val="-3"/>
+          <w:kern w:val="4"/>
           <w:sz w:val="21"/>
           <w:szCs w:val="21"/>
           <w:lang w:val="en-US" w:eastAsia="zh-CN"/>
@@ -3918,11 +3986,12 @@
       </w:r>
       <w:r>
         <w:rPr>
-          <w:rFonts w:hint="eastAsia" w:ascii="Times New Roman" w:hAnsi="Times New Roman" w:eastAsia="楷体"/>
-          <w:b/>
-          <w:bCs/>
-          <w:color w:val="auto"/>
-          <w:w w:val="105"/>
+          <w:rFonts w:hint="eastAsia" w:ascii="楷体" w:hAnsi="楷体" w:eastAsia="楷体" w:cs="楷体"/>
+          <w:b/>
+          <w:bCs/>
+          <w:color w:val="auto"/>
+          <w:spacing w:val="-3"/>
+          <w:kern w:val="4"/>
           <w:sz w:val="21"/>
           <w:szCs w:val="21"/>
           <w:lang w:val="en-US" w:eastAsia="zh-CN"/>
@@ -3931,11 +4000,12 @@
       </w:r>
       <w:r>
         <w:rPr>
-          <w:rFonts w:hint="eastAsia" w:ascii="Times New Roman" w:hAnsi="Times New Roman" w:eastAsia="楷体"/>
-          <w:b/>
-          <w:bCs/>
-          <w:color w:val="auto"/>
-          <w:w w:val="105"/>
+          <w:rFonts w:hint="eastAsia" w:ascii="楷体" w:hAnsi="楷体" w:eastAsia="楷体" w:cs="楷体"/>
+          <w:b/>
+          <w:bCs/>
+          <w:color w:val="auto"/>
+          <w:spacing w:val="-3"/>
+          <w:kern w:val="4"/>
           <w:sz w:val="21"/>
           <w:szCs w:val="21"/>
           <w:lang w:val="en-US" w:eastAsia="zh-CN"/>
@@ -4104,11 +4174,12 @@
       </w:pPr>
       <w:r>
         <w:rPr>
-          <w:rFonts w:hint="eastAsia" w:ascii="Times New Roman" w:hAnsi="Times New Roman" w:eastAsia="楷体"/>
-          <w:b/>
-          <w:bCs/>
-          <w:color w:val="auto"/>
-          <w:w w:val="105"/>
+          <w:rFonts w:hint="eastAsia" w:ascii="楷体" w:hAnsi="楷体" w:eastAsia="楷体" w:cs="楷体"/>
+          <w:b/>
+          <w:bCs/>
+          <w:color w:val="auto"/>
+          <w:spacing w:val="-3"/>
+          <w:kern w:val="4"/>
           <w:sz w:val="21"/>
           <w:szCs w:val="21"/>
           <w:lang w:val="en-US" w:eastAsia="zh-CN"/>
@@ -4176,11 +4247,12 @@
       </w:pPr>
       <w:r>
         <w:rPr>
-          <w:rFonts w:hint="eastAsia" w:ascii="Times New Roman" w:hAnsi="Times New Roman" w:eastAsia="楷体"/>
-          <w:b/>
-          <w:bCs/>
-          <w:color w:val="auto"/>
-          <w:w w:val="105"/>
+          <w:rFonts w:hint="eastAsia" w:ascii="楷体" w:hAnsi="楷体" w:eastAsia="楷体" w:cs="楷体"/>
+          <w:b/>
+          <w:bCs/>
+          <w:color w:val="auto"/>
+          <w:spacing w:val="-3"/>
+          <w:kern w:val="4"/>
           <w:sz w:val="21"/>
           <w:szCs w:val="21"/>
           <w:lang w:val="en-US" w:eastAsia="zh-CN"/>

--- a/file/CV_CN_all.docx
+++ b/file/CV_CN_all.docx
@@ -812,7 +812,7 @@
           <w:szCs w:val="21"/>
           <w:lang w:val="en-US" w:eastAsia="zh-CN"/>
         </w:rPr>
-        <w:t>5 / 93  (5.376%)</w:t>
+        <w:t>5 / 86  (5.81%)</w:t>
       </w:r>
       <w:r>
         <w:rPr>
@@ -832,7 +832,20 @@
           <w:szCs w:val="21"/>
           <w:lang w:val="en-US" w:eastAsia="zh-CN"/>
         </w:rPr>
-        <w:t xml:space="preserve">        </w:t>
+        <w:tab/>
+        <w:t xml:space="preserve"> </w:t>
+      </w:r>
+      <w:bookmarkStart w:id="2" w:name="_GoBack"/>
+      <w:bookmarkEnd w:id="2"/>
+      <w:r>
+        <w:rPr>
+          <w:rFonts w:hint="eastAsia" w:ascii="Times New Roman" w:hAnsi="Times New Roman" w:eastAsia="楷体"/>
+          <w:color w:val="auto"/>
+          <w:sz w:val="21"/>
+          <w:szCs w:val="21"/>
+          <w:lang w:val="en-US" w:eastAsia="zh-CN"/>
+        </w:rPr>
+        <w:t xml:space="preserve">      </w:t>
       </w:r>
       <w:r>
         <w:rPr>
@@ -1171,7 +1184,6 @@
           <w:lang w:val="en-US" w:eastAsia="zh-CN"/>
         </w:rPr>
         <w:tab/>
-        <w:t/>
       </w:r>
       <w:r>
         <w:rPr>
@@ -1186,6 +1198,19 @@
           <w:lang w:val="en-US" w:eastAsia="zh-CN"/>
         </w:rPr>
         <w:tab/>
+      </w:r>
+      <w:r>
+        <w:rPr>
+          <w:rFonts w:hint="eastAsia" w:ascii="楷体" w:hAnsi="楷体" w:eastAsia="楷体" w:cs="楷体"/>
+          <w:b/>
+          <w:bCs/>
+          <w:color w:val="auto"/>
+          <w:spacing w:val="-3"/>
+          <w:kern w:val="4"/>
+          <w:sz w:val="21"/>
+          <w:szCs w:val="21"/>
+          <w:lang w:val="en-US" w:eastAsia="zh-CN"/>
+        </w:rPr>
         <w:t>科研实习</w:t>
       </w:r>
     </w:p>
@@ -1498,8 +1523,6 @@
         </w:rPr>
         <w:tab/>
       </w:r>
-      <w:bookmarkStart w:id="2" w:name="_GoBack"/>
-      <w:bookmarkEnd w:id="2"/>
       <w:r>
         <w:rPr>
           <w:rFonts w:hint="eastAsia" w:ascii="楷体" w:hAnsi="楷体" w:eastAsia="楷体" w:cs="楷体"/>
@@ -1962,21 +1985,7 @@
           <w:szCs w:val="21"/>
           <w:lang w:val="en-US" w:eastAsia="zh-CN"/>
         </w:rPr>
-        <w:t>基</w:t>
-      </w:r>
-      <w:r>
-        <w:rPr>
-          <w:rFonts w:hint="eastAsia" w:ascii="楷体" w:hAnsi="楷体" w:eastAsia="楷体" w:cs="楷体"/>
-          <w:b/>
-          <w:bCs/>
-          <w:color w:val="auto"/>
-          <w:spacing w:val="-3"/>
-          <w:kern w:val="4"/>
-          <w:sz w:val="21"/>
-          <w:szCs w:val="21"/>
-          <w:lang w:val="en-US" w:eastAsia="zh-CN"/>
-        </w:rPr>
-        <w:t>于多模态的智能双臂机器人系统</w:t>
+        <w:t>基于多模态的智能双臂机器人系统</w:t>
       </w:r>
       <w:r>
         <w:rPr>
@@ -3702,6 +3711,19 @@
           <w:lang w:val="en-US" w:eastAsia="zh-CN"/>
         </w:rPr>
         <w:tab/>
+      </w:r>
+      <w:r>
+        <w:rPr>
+          <w:rFonts w:hint="eastAsia" w:ascii="楷体" w:hAnsi="楷体" w:eastAsia="楷体" w:cs="楷体"/>
+          <w:b/>
+          <w:bCs/>
+          <w:color w:val="auto"/>
+          <w:spacing w:val="-3"/>
+          <w:kern w:val="4"/>
+          <w:sz w:val="21"/>
+          <w:szCs w:val="21"/>
+          <w:lang w:val="en-US" w:eastAsia="zh-CN"/>
+        </w:rPr>
         <w:t>省三等奖</w:t>
       </w:r>
       <w:r>

--- a/file/CV_CN_all.docx
+++ b/file/CV_CN_all.docx
@@ -103,6 +103,20 @@
       </w:pPr>
       <w:r>
         <w:rPr>
+          <w:rFonts w:hint="eastAsia" w:ascii="Times New Roman" w:hAnsi="Times New Roman" w:eastAsia="楷体" w:cs="Times New Roman"/>
+          <w:b/>
+          <w:bCs/>
+          <w:color w:val="auto"/>
+          <w:spacing w:val="-3"/>
+          <w:kern w:val="4"/>
+          <w:sz w:val="21"/>
+          <w:szCs w:val="21"/>
+          <w:lang w:val="en-US" w:eastAsia="zh-CN" w:bidi="ar-SA"/>
+        </w:rPr>
+        <w:t>Phone:</w:t>
+      </w:r>
+      <w:r>
+        <w:rPr>
           <w:rFonts w:hint="eastAsia" w:eastAsia="华文中宋" w:cs="华文中宋" w:asciiTheme="minorAscii" w:hAnsiTheme="minorAscii"/>
           <w:b/>
           <w:bCs/>
@@ -110,7 +124,7 @@
           <w:szCs w:val="21"/>
           <w:lang w:val="en-US" w:eastAsia="zh-CN"/>
         </w:rPr>
-        <w:t>Phone: 133-3379-7128</w:t>
+        <w:t xml:space="preserve"> 133-3379-7128</w:t>
       </w:r>
       <w:r>
         <w:rPr>
@@ -130,7 +144,32 @@
           <w:szCs w:val="21"/>
           <w:lang w:val="en-US" w:eastAsia="zh-CN"/>
         </w:rPr>
-        <w:t xml:space="preserve"> Email: </w:t>
+        <w:t xml:space="preserve"> </w:t>
+      </w:r>
+      <w:r>
+        <w:rPr>
+          <w:rFonts w:hint="default" w:ascii="Times New Roman" w:hAnsi="Times New Roman" w:eastAsia="楷体" w:cs="Times New Roman"/>
+          <w:b/>
+          <w:bCs/>
+          <w:color w:val="auto"/>
+          <w:spacing w:val="-3"/>
+          <w:kern w:val="4"/>
+          <w:sz w:val="21"/>
+          <w:szCs w:val="21"/>
+          <w:lang w:val="en-US" w:eastAsia="zh-CN" w:bidi="ar-SA"/>
+        </w:rPr>
+        <w:t>Email:</w:t>
+      </w:r>
+      <w:r>
+        <w:rPr>
+          <w:rFonts w:hint="default" w:eastAsia="华文中宋" w:cs="华文中宋" w:asciiTheme="minorAscii" w:hAnsiTheme="minorAscii"/>
+          <w:b/>
+          <w:bCs/>
+          <w:sz w:val="21"/>
+          <w:szCs w:val="21"/>
+          <w:lang w:val="en-US" w:eastAsia="zh-CN"/>
+        </w:rPr>
+        <w:t xml:space="preserve"> </w:t>
       </w:r>
       <w:r>
         <w:rPr>
@@ -199,68 +238,80 @@
       </w:r>
       <w:r>
         <w:rPr>
-          <w:rFonts w:hint="eastAsia" w:eastAsia="华文中宋" w:cs="华文中宋" w:asciiTheme="minorAscii" w:hAnsiTheme="minorAscii"/>
-          <w:b/>
-          <w:bCs/>
-          <w:sz w:val="21"/>
-          <w:szCs w:val="21"/>
-          <w:lang w:val="en-US" w:eastAsia="zh-CN"/>
+          <w:rFonts w:hint="eastAsia" w:ascii="Times New Roman" w:hAnsi="Times New Roman" w:eastAsia="楷体" w:cs="Times New Roman"/>
+          <w:b/>
+          <w:bCs/>
+          <w:color w:val="auto"/>
+          <w:spacing w:val="-3"/>
+          <w:kern w:val="4"/>
+          <w:sz w:val="21"/>
+          <w:szCs w:val="21"/>
+          <w:lang w:val="en-US" w:eastAsia="zh-CN" w:bidi="ar-SA"/>
         </w:rPr>
         <w:t xml:space="preserve">website: </w:t>
       </w:r>
       <w:r>
         <w:rPr>
-          <w:rFonts w:hint="eastAsia" w:eastAsia="华文中宋" w:cs="华文中宋" w:asciiTheme="minorAscii" w:hAnsiTheme="minorAscii"/>
-          <w:b w:val="0"/>
-          <w:bCs w:val="0"/>
-          <w:sz w:val="21"/>
-          <w:szCs w:val="21"/>
-          <w:lang w:val="en-US" w:eastAsia="zh-CN"/>
+          <w:rStyle w:val="12"/>
+          <w:rFonts w:hint="eastAsia" w:ascii="Times New Roman" w:hAnsi="Times New Roman" w:eastAsia="楷体" w:cs="Times New Roman"/>
+          <w:b w:val="0"/>
+          <w:bCs w:val="0"/>
+          <w:w w:val="105"/>
+          <w:sz w:val="21"/>
+          <w:szCs w:val="21"/>
+          <w:lang w:val="en-US" w:eastAsia="zh-CN" w:bidi="ar-SA"/>
         </w:rPr>
         <w:fldChar w:fldCharType="begin"/>
       </w:r>
       <w:r>
         <w:rPr>
-          <w:rFonts w:hint="eastAsia" w:eastAsia="华文中宋" w:cs="华文中宋" w:asciiTheme="minorAscii" w:hAnsiTheme="minorAscii"/>
-          <w:b w:val="0"/>
-          <w:bCs w:val="0"/>
-          <w:sz w:val="21"/>
-          <w:szCs w:val="21"/>
-          <w:lang w:val="en-US" w:eastAsia="zh-CN"/>
+          <w:rStyle w:val="12"/>
+          <w:rFonts w:hint="eastAsia" w:ascii="Times New Roman" w:hAnsi="Times New Roman" w:eastAsia="楷体" w:cs="Times New Roman"/>
+          <w:b w:val="0"/>
+          <w:bCs w:val="0"/>
+          <w:w w:val="105"/>
+          <w:sz w:val="21"/>
+          <w:szCs w:val="21"/>
+          <w:lang w:val="en-US" w:eastAsia="zh-CN" w:bidi="ar-SA"/>
         </w:rPr>
         <w:instrText xml:space="preserve"> HYPERLINK "https://tassel51.github.io" </w:instrText>
       </w:r>
       <w:r>
         <w:rPr>
-          <w:rFonts w:hint="eastAsia" w:eastAsia="华文中宋" w:cs="华文中宋" w:asciiTheme="minorAscii" w:hAnsiTheme="minorAscii"/>
-          <w:b w:val="0"/>
-          <w:bCs w:val="0"/>
-          <w:sz w:val="21"/>
-          <w:szCs w:val="21"/>
-          <w:lang w:val="en-US" w:eastAsia="zh-CN"/>
+          <w:rStyle w:val="12"/>
+          <w:rFonts w:hint="eastAsia" w:ascii="Times New Roman" w:hAnsi="Times New Roman" w:eastAsia="楷体" w:cs="Times New Roman"/>
+          <w:b w:val="0"/>
+          <w:bCs w:val="0"/>
+          <w:w w:val="105"/>
+          <w:sz w:val="21"/>
+          <w:szCs w:val="21"/>
+          <w:lang w:val="en-US" w:eastAsia="zh-CN" w:bidi="ar-SA"/>
         </w:rPr>
         <w:fldChar w:fldCharType="separate"/>
       </w:r>
       <w:r>
         <w:rPr>
           <w:rStyle w:val="10"/>
-          <w:rFonts w:hint="eastAsia" w:eastAsia="华文中宋" w:cs="华文中宋" w:asciiTheme="minorAscii" w:hAnsiTheme="minorAscii"/>
-          <w:b w:val="0"/>
-          <w:bCs w:val="0"/>
-          <w:sz w:val="21"/>
-          <w:szCs w:val="21"/>
-          <w:lang w:val="en-US" w:eastAsia="zh-CN"/>
+          <w:rFonts w:hint="eastAsia" w:ascii="Times New Roman" w:hAnsi="Times New Roman" w:eastAsia="楷体" w:cs="Times New Roman"/>
+          <w:b w:val="0"/>
+          <w:bCs w:val="0"/>
+          <w:w w:val="105"/>
+          <w:sz w:val="21"/>
+          <w:szCs w:val="21"/>
+          <w:lang w:val="en-US" w:eastAsia="zh-CN" w:bidi="ar-SA"/>
         </w:rPr>
         <w:t>https://tassel51.github.io</w:t>
       </w:r>
       <w:r>
         <w:rPr>
-          <w:rFonts w:hint="eastAsia" w:eastAsia="华文中宋" w:cs="华文中宋" w:asciiTheme="minorAscii" w:hAnsiTheme="minorAscii"/>
-          <w:b w:val="0"/>
-          <w:bCs w:val="0"/>
-          <w:sz w:val="21"/>
-          <w:szCs w:val="21"/>
-          <w:lang w:val="en-US" w:eastAsia="zh-CN"/>
+          <w:rStyle w:val="12"/>
+          <w:rFonts w:hint="eastAsia" w:ascii="Times New Roman" w:hAnsi="Times New Roman" w:eastAsia="楷体" w:cs="Times New Roman"/>
+          <w:b w:val="0"/>
+          <w:bCs w:val="0"/>
+          <w:w w:val="105"/>
+          <w:sz w:val="21"/>
+          <w:szCs w:val="21"/>
+          <w:lang w:val="en-US" w:eastAsia="zh-CN" w:bidi="ar-SA"/>
         </w:rPr>
         <w:fldChar w:fldCharType="end"/>
       </w:r>
@@ -284,6 +335,20 @@
       </w:pPr>
       <w:r>
         <w:rPr>
+          <w:rFonts w:hint="eastAsia" w:ascii="Times New Roman" w:hAnsi="Times New Roman" w:eastAsia="楷体" w:cs="Times New Roman"/>
+          <w:b w:val="0"/>
+          <w:bCs w:val="0"/>
+          <w:color w:val="auto"/>
+          <w:spacing w:val="-3"/>
+          <w:kern w:val="4"/>
+          <w:sz w:val="21"/>
+          <w:szCs w:val="21"/>
+          <w:lang w:val="en-US" w:eastAsia="zh-CN" w:bidi="ar-SA"/>
+        </w:rPr>
+        <w:t>21</w:t>
+      </w:r>
+      <w:r>
+        <w:rPr>
           <w:rFonts w:hint="eastAsia" w:ascii="Times New Roman" w:hAnsi="Times New Roman" w:eastAsia="楷体"/>
           <w:color w:val="auto"/>
           <w:w w:val="105"/>
@@ -291,7 +356,18 @@
           <w:szCs w:val="21"/>
           <w:lang w:eastAsia="zh-CN"/>
         </w:rPr>
-        <w:t>2</w:t>
+        <w:t>岁 |</w:t>
+      </w:r>
+      <w:r>
+        <w:rPr>
+          <w:rFonts w:ascii="Times New Roman" w:hAnsi="Times New Roman" w:eastAsia="楷体"/>
+          <w:color w:val="auto"/>
+          <w:w w:val="105"/>
+          <w:sz w:val="21"/>
+          <w:szCs w:val="21"/>
+          <w:lang w:eastAsia="zh-CN"/>
+        </w:rPr>
+        <w:t xml:space="preserve"> </w:t>
       </w:r>
       <w:r>
         <w:rPr>
@@ -300,9 +376,9 @@
           <w:w w:val="105"/>
           <w:sz w:val="21"/>
           <w:szCs w:val="21"/>
-          <w:lang w:val="en-US" w:eastAsia="zh-CN"/>
-        </w:rPr>
-        <w:t>0</w:t>
+          <w:lang w:eastAsia="zh-CN"/>
+        </w:rPr>
+        <w:t>中共</w:t>
       </w:r>
       <w:r>
         <w:rPr>
@@ -311,9 +387,20 @@
           <w:w w:val="105"/>
           <w:sz w:val="21"/>
           <w:szCs w:val="21"/>
+          <w:lang w:val="en-US" w:eastAsia="zh-CN"/>
+        </w:rPr>
+        <w:t>预备</w:t>
+      </w:r>
+      <w:r>
+        <w:rPr>
+          <w:rFonts w:hint="eastAsia" w:ascii="Times New Roman" w:hAnsi="Times New Roman" w:eastAsia="楷体"/>
+          <w:color w:val="auto"/>
+          <w:w w:val="105"/>
+          <w:sz w:val="21"/>
+          <w:szCs w:val="21"/>
           <w:lang w:eastAsia="zh-CN"/>
         </w:rPr>
-        <w:t>岁 |</w:t>
+        <w:t>党员 |</w:t>
       </w:r>
       <w:r>
         <w:rPr>
@@ -328,59 +415,43 @@
       </w:r>
       <w:r>
         <w:rPr>
+          <w:rFonts w:hint="eastAsia" w:ascii="Times New Roman" w:hAnsi="Times New Roman" w:eastAsia="楷体" w:cs="Times New Roman"/>
+          <w:b w:val="0"/>
+          <w:bCs w:val="0"/>
+          <w:color w:val="auto"/>
+          <w:spacing w:val="-3"/>
+          <w:kern w:val="4"/>
+          <w:sz w:val="21"/>
+          <w:szCs w:val="21"/>
+          <w:lang w:val="en-US" w:eastAsia="zh-CN" w:bidi="ar-SA"/>
+        </w:rPr>
+        <w:t>202</w:t>
+      </w:r>
+      <w:bookmarkStart w:id="0" w:name="OLE_LINK20"/>
+      <w:r>
+        <w:rPr>
+          <w:rFonts w:hint="eastAsia" w:ascii="Times New Roman" w:hAnsi="Times New Roman" w:eastAsia="楷体" w:cs="Times New Roman"/>
+          <w:b w:val="0"/>
+          <w:bCs w:val="0"/>
+          <w:color w:val="auto"/>
+          <w:spacing w:val="-3"/>
+          <w:kern w:val="4"/>
+          <w:sz w:val="21"/>
+          <w:szCs w:val="21"/>
+          <w:lang w:val="en-US" w:eastAsia="zh-CN" w:bidi="ar-SA"/>
+        </w:rPr>
+        <w:t>3</w:t>
+      </w:r>
+      <w:r>
+        <w:rPr>
           <w:rFonts w:hint="eastAsia" w:ascii="Times New Roman" w:hAnsi="Times New Roman" w:eastAsia="楷体"/>
           <w:color w:val="auto"/>
           <w:w w:val="105"/>
           <w:sz w:val="21"/>
           <w:szCs w:val="21"/>
-          <w:lang w:eastAsia="zh-CN"/>
-        </w:rPr>
-        <w:t>中共</w:t>
-      </w:r>
-      <w:r>
-        <w:rPr>
-          <w:rFonts w:hint="eastAsia" w:ascii="Times New Roman" w:hAnsi="Times New Roman" w:eastAsia="楷体"/>
-          <w:color w:val="auto"/>
-          <w:w w:val="105"/>
-          <w:sz w:val="21"/>
-          <w:szCs w:val="21"/>
-          <w:lang w:val="en-US" w:eastAsia="zh-CN"/>
-        </w:rPr>
-        <w:t>预备</w:t>
-      </w:r>
-      <w:r>
-        <w:rPr>
-          <w:rFonts w:hint="eastAsia" w:ascii="Times New Roman" w:hAnsi="Times New Roman" w:eastAsia="楷体"/>
-          <w:color w:val="auto"/>
-          <w:w w:val="105"/>
-          <w:sz w:val="21"/>
-          <w:szCs w:val="21"/>
-          <w:lang w:eastAsia="zh-CN"/>
-        </w:rPr>
-        <w:t>党员 |</w:t>
-      </w:r>
-      <w:r>
-        <w:rPr>
-          <w:rFonts w:ascii="Times New Roman" w:hAnsi="Times New Roman" w:eastAsia="楷体"/>
-          <w:color w:val="auto"/>
-          <w:w w:val="105"/>
-          <w:sz w:val="21"/>
-          <w:szCs w:val="21"/>
-          <w:lang w:eastAsia="zh-CN"/>
-        </w:rPr>
-        <w:t xml:space="preserve"> 202</w:t>
-      </w:r>
-      <w:bookmarkStart w:id="0" w:name="OLE_LINK20"/>
-      <w:r>
-        <w:rPr>
-          <w:rFonts w:hint="eastAsia" w:ascii="Times New Roman" w:hAnsi="Times New Roman" w:eastAsia="楷体"/>
-          <w:color w:val="auto"/>
-          <w:w w:val="105"/>
-          <w:sz w:val="21"/>
-          <w:szCs w:val="21"/>
-          <w:lang w:val="en-US" w:eastAsia="zh-CN"/>
-        </w:rPr>
-        <w:t>3级本科</w:t>
+          <w:lang w:val="en-US" w:eastAsia="zh-CN"/>
+        </w:rPr>
+        <w:t>级本科</w:t>
       </w:r>
       <w:r>
         <w:rPr>
@@ -697,7 +768,7 @@
       </w:pPr>
       <w:r>
         <w:rPr>
-          <w:rFonts w:hint="eastAsia" w:ascii="楷体" w:hAnsi="楷体" w:eastAsia="楷体" w:cs="楷体"/>
+          <w:rFonts w:hint="eastAsia" w:ascii="Times New Roman" w:hAnsi="Times New Roman" w:eastAsia="楷体" w:cs="Times New Roman"/>
           <w:b/>
           <w:bCs/>
           <w:color w:val="auto"/>
@@ -722,23 +793,27 @@
       </w:r>
       <w:r>
         <w:rPr>
+          <w:rFonts w:hint="eastAsia" w:ascii="Times New Roman" w:hAnsi="Times New Roman" w:eastAsia="楷体" w:cs="Times New Roman"/>
+          <w:b w:val="0"/>
+          <w:bCs w:val="0"/>
+          <w:color w:val="auto"/>
+          <w:spacing w:val="-3"/>
+          <w:kern w:val="4"/>
+          <w:sz w:val="21"/>
+          <w:szCs w:val="21"/>
+          <w:lang w:val="en-US" w:eastAsia="zh-CN" w:bidi="ar-SA"/>
+        </w:rPr>
+        <w:t xml:space="preserve">3.967 / 5 </w:t>
+      </w:r>
+      <w:r>
+        <w:rPr>
           <w:rFonts w:hint="eastAsia" w:ascii="Times New Roman" w:hAnsi="Times New Roman" w:eastAsia="楷体"/>
           <w:color w:val="auto"/>
           <w:sz w:val="21"/>
           <w:szCs w:val="21"/>
           <w:lang w:val="en-US" w:eastAsia="zh-CN"/>
         </w:rPr>
-        <w:t xml:space="preserve">3.94 </w:t>
-      </w:r>
-      <w:r>
-        <w:rPr>
-          <w:rFonts w:ascii="Times New Roman" w:hAnsi="Times New Roman" w:eastAsia="楷体"/>
-          <w:color w:val="auto"/>
-          <w:sz w:val="21"/>
-          <w:szCs w:val="21"/>
-          <w:lang w:eastAsia="zh-CN"/>
-        </w:rPr>
-        <w:t>/</w:t>
+        <w:tab/>
       </w:r>
       <w:r>
         <w:rPr>
@@ -748,17 +823,35 @@
           <w:szCs w:val="21"/>
           <w:lang w:val="en-US" w:eastAsia="zh-CN"/>
         </w:rPr>
-        <w:t xml:space="preserve"> </w:t>
-      </w:r>
-      <w:r>
-        <w:rPr>
-          <w:rFonts w:ascii="Times New Roman" w:hAnsi="Times New Roman" w:eastAsia="楷体"/>
-          <w:color w:val="auto"/>
-          <w:sz w:val="21"/>
-          <w:szCs w:val="21"/>
-          <w:lang w:eastAsia="zh-CN"/>
-        </w:rPr>
-        <w:t>5</w:t>
+        <w:t xml:space="preserve">              </w:t>
+      </w:r>
+      <w:r>
+        <w:rPr>
+          <w:rFonts w:hint="eastAsia" w:ascii="楷体" w:hAnsi="楷体" w:eastAsia="楷体" w:cs="楷体"/>
+          <w:b/>
+          <w:bCs/>
+          <w:color w:val="auto"/>
+          <w:spacing w:val="-3"/>
+          <w:kern w:val="4"/>
+          <w:sz w:val="21"/>
+          <w:szCs w:val="21"/>
+          <w:lang w:val="en-US" w:eastAsia="zh-CN" w:bidi="ar-SA"/>
+        </w:rPr>
+        <w:t>专业排名：</w:t>
+      </w:r>
+      <w:r>
+        <w:rPr>
+          <w:rFonts w:hint="eastAsia" w:ascii="Times New Roman" w:hAnsi="Times New Roman" w:eastAsia="楷体" w:cs="Times New Roman"/>
+          <w:b w:val="0"/>
+          <w:bCs w:val="0"/>
+          <w:color w:val="auto"/>
+          <w:spacing w:val="-3"/>
+          <w:kern w:val="4"/>
+          <w:sz w:val="21"/>
+          <w:szCs w:val="21"/>
+          <w:lang w:val="en-US" w:eastAsia="zh-CN" w:bidi="ar-SA"/>
+        </w:rPr>
+        <w:t>5 / 86  (5.81%)</w:t>
       </w:r>
       <w:r>
         <w:rPr>
@@ -768,7 +861,7 @@
           <w:szCs w:val="21"/>
           <w:lang w:val="en-US" w:eastAsia="zh-CN"/>
         </w:rPr>
-        <w:t xml:space="preserve"> </w:t>
+        <w:tab/>
       </w:r>
       <w:r>
         <w:rPr>
@@ -788,78 +881,49 @@
           <w:szCs w:val="21"/>
           <w:lang w:val="en-US" w:eastAsia="zh-CN"/>
         </w:rPr>
-        <w:t xml:space="preserve">              </w:t>
-      </w:r>
-      <w:r>
-        <w:rPr>
-          <w:rFonts w:hint="eastAsia" w:ascii="楷体" w:hAnsi="楷体" w:eastAsia="楷体" w:cs="楷体"/>
-          <w:b/>
-          <w:bCs/>
-          <w:color w:val="auto"/>
-          <w:spacing w:val="-3"/>
-          <w:kern w:val="4"/>
-          <w:sz w:val="21"/>
-          <w:szCs w:val="21"/>
-          <w:lang w:val="en-US" w:eastAsia="zh-CN" w:bidi="ar-SA"/>
-        </w:rPr>
-        <w:t>专业排名：</w:t>
-      </w:r>
-      <w:r>
-        <w:rPr>
-          <w:rFonts w:hint="eastAsia" w:ascii="Times New Roman" w:hAnsi="Times New Roman" w:eastAsia="楷体"/>
-          <w:color w:val="auto"/>
-          <w:sz w:val="21"/>
-          <w:szCs w:val="21"/>
-          <w:lang w:val="en-US" w:eastAsia="zh-CN"/>
-        </w:rPr>
-        <w:t>5 / 86  (5.81%)</w:t>
-      </w:r>
-      <w:r>
-        <w:rPr>
-          <w:rFonts w:hint="eastAsia" w:ascii="Times New Roman" w:hAnsi="Times New Roman" w:eastAsia="楷体"/>
-          <w:color w:val="auto"/>
-          <w:sz w:val="21"/>
-          <w:szCs w:val="21"/>
-          <w:lang w:val="en-US" w:eastAsia="zh-CN"/>
-        </w:rPr>
-        <w:tab/>
-      </w:r>
-      <w:r>
-        <w:rPr>
-          <w:rFonts w:hint="eastAsia" w:ascii="Times New Roman" w:hAnsi="Times New Roman" w:eastAsia="楷体"/>
-          <w:color w:val="auto"/>
-          <w:sz w:val="21"/>
-          <w:szCs w:val="21"/>
-          <w:lang w:val="en-US" w:eastAsia="zh-CN"/>
-        </w:rPr>
-        <w:tab/>
-        <w:t xml:space="preserve"> </w:t>
-      </w:r>
-      <w:bookmarkStart w:id="2" w:name="_GoBack"/>
-      <w:bookmarkEnd w:id="2"/>
-      <w:r>
-        <w:rPr>
-          <w:rFonts w:hint="eastAsia" w:ascii="Times New Roman" w:hAnsi="Times New Roman" w:eastAsia="楷体"/>
-          <w:color w:val="auto"/>
-          <w:sz w:val="21"/>
-          <w:szCs w:val="21"/>
-          <w:lang w:val="en-US" w:eastAsia="zh-CN"/>
-        </w:rPr>
-        <w:t xml:space="preserve">      </w:t>
-      </w:r>
-      <w:r>
-        <w:rPr>
-          <w:rFonts w:hint="eastAsia" w:ascii="楷体" w:hAnsi="楷体" w:eastAsia="楷体" w:cs="楷体"/>
-          <w:b/>
-          <w:bCs/>
-          <w:color w:val="auto"/>
-          <w:spacing w:val="-3"/>
-          <w:kern w:val="4"/>
-          <w:sz w:val="21"/>
-          <w:szCs w:val="21"/>
-          <w:lang w:val="en-US" w:eastAsia="zh-CN" w:bidi="ar-SA"/>
-        </w:rPr>
-        <w:t>CET-6：463</w:t>
+        <w:t xml:space="preserve">       </w:t>
+      </w:r>
+      <w:r>
+        <w:rPr>
+          <w:rFonts w:hint="eastAsia" w:ascii="Times New Roman" w:hAnsi="Times New Roman" w:eastAsia="楷体" w:cs="Times New Roman"/>
+          <w:b/>
+          <w:bCs/>
+          <w:color w:val="auto"/>
+          <w:spacing w:val="-3"/>
+          <w:kern w:val="4"/>
+          <w:sz w:val="21"/>
+          <w:szCs w:val="21"/>
+          <w:lang w:val="en-US" w:eastAsia="zh-CN" w:bidi="ar-SA"/>
+        </w:rPr>
+        <w:t>CET-6</w:t>
+      </w:r>
+      <w:r>
+        <w:rPr>
+          <w:rFonts w:hint="eastAsia" w:ascii="楷体" w:hAnsi="楷体" w:eastAsia="楷体" w:cs="楷体"/>
+          <w:b/>
+          <w:bCs/>
+          <w:color w:val="auto"/>
+          <w:spacing w:val="-3"/>
+          <w:kern w:val="4"/>
+          <w:sz w:val="21"/>
+          <w:szCs w:val="21"/>
+          <w:lang w:val="en-US" w:eastAsia="zh-CN" w:bidi="ar-SA"/>
+        </w:rPr>
+        <w:t>：</w:t>
+      </w:r>
+      <w:r>
+        <w:rPr>
+          <w:rFonts w:hint="eastAsia" w:ascii="Times New Roman" w:hAnsi="Times New Roman" w:eastAsia="楷体" w:cs="Times New Roman"/>
+          <w:b/>
+          <w:bCs/>
+          <w:color w:val="auto"/>
+          <w:spacing w:val="-3"/>
+          <w:kern w:val="4"/>
+          <w:sz w:val="21"/>
+          <w:szCs w:val="21"/>
+          <w:lang w:val="en-US" w:eastAsia="zh-CN" w:bidi="ar-SA"/>
+        </w:rPr>
+        <w:t>463</w:t>
       </w:r>
     </w:p>
     <w:p>
@@ -924,7 +988,215 @@
           <w:szCs w:val="21"/>
           <w:lang w:val="en-US" w:eastAsia="zh-CN" w:bidi="ar-SA"/>
         </w:rPr>
-        <w:t>线性代数(95)、概率论与数理统计(95)、电磁场与电磁波(95)、C语言程序设计基础(96)、微控制器原理接口技术(95)、计算机网络(94)、图论与排队论(98)、随机过程(95)、数据结构(91)等。</w:t>
+        <w:t>线性代数</w:t>
+      </w:r>
+      <w:r>
+        <w:rPr>
+          <w:rFonts w:hint="eastAsia" w:ascii="Times New Roman" w:hAnsi="Times New Roman" w:eastAsia="楷体" w:cs="Times New Roman"/>
+          <w:b w:val="0"/>
+          <w:bCs w:val="0"/>
+          <w:color w:val="auto"/>
+          <w:spacing w:val="-3"/>
+          <w:kern w:val="4"/>
+          <w:sz w:val="21"/>
+          <w:szCs w:val="21"/>
+          <w:lang w:val="en-US" w:eastAsia="zh-CN" w:bidi="ar-SA"/>
+        </w:rPr>
+        <w:t>(95)</w:t>
+      </w:r>
+      <w:r>
+        <w:rPr>
+          <w:rFonts w:hint="eastAsia" w:ascii="楷体" w:hAnsi="楷体" w:eastAsia="楷体" w:cs="楷体"/>
+          <w:color w:val="auto"/>
+          <w:spacing w:val="-3"/>
+          <w:kern w:val="4"/>
+          <w:sz w:val="21"/>
+          <w:szCs w:val="21"/>
+          <w:lang w:val="en-US" w:eastAsia="zh-CN" w:bidi="ar-SA"/>
+        </w:rPr>
+        <w:t>、概率论与数理统计(95)、电磁场与电磁波</w:t>
+      </w:r>
+      <w:r>
+        <w:rPr>
+          <w:rFonts w:hint="eastAsia" w:ascii="Times New Roman" w:hAnsi="Times New Roman" w:eastAsia="楷体" w:cs="Times New Roman"/>
+          <w:b w:val="0"/>
+          <w:bCs w:val="0"/>
+          <w:color w:val="auto"/>
+          <w:spacing w:val="-3"/>
+          <w:kern w:val="4"/>
+          <w:sz w:val="21"/>
+          <w:szCs w:val="21"/>
+          <w:lang w:val="en-US" w:eastAsia="zh-CN" w:bidi="ar-SA"/>
+        </w:rPr>
+        <w:t>(95)</w:t>
+      </w:r>
+      <w:r>
+        <w:rPr>
+          <w:rFonts w:hint="eastAsia" w:ascii="楷体" w:hAnsi="楷体" w:eastAsia="楷体" w:cs="楷体"/>
+          <w:color w:val="auto"/>
+          <w:spacing w:val="-3"/>
+          <w:kern w:val="4"/>
+          <w:sz w:val="21"/>
+          <w:szCs w:val="21"/>
+          <w:lang w:val="en-US" w:eastAsia="zh-CN" w:bidi="ar-SA"/>
+        </w:rPr>
+        <w:t>、C语言程序设计基础</w:t>
+      </w:r>
+      <w:r>
+        <w:rPr>
+          <w:rFonts w:hint="eastAsia" w:ascii="Times New Roman" w:hAnsi="Times New Roman" w:eastAsia="楷体" w:cs="Times New Roman"/>
+          <w:b w:val="0"/>
+          <w:bCs w:val="0"/>
+          <w:color w:val="auto"/>
+          <w:spacing w:val="-3"/>
+          <w:kern w:val="4"/>
+          <w:sz w:val="21"/>
+          <w:szCs w:val="21"/>
+          <w:lang w:val="en-US" w:eastAsia="zh-CN" w:bidi="ar-SA"/>
+        </w:rPr>
+        <w:t>(96)</w:t>
+      </w:r>
+      <w:r>
+        <w:rPr>
+          <w:rFonts w:hint="eastAsia" w:ascii="楷体" w:hAnsi="楷体" w:eastAsia="楷体" w:cs="楷体"/>
+          <w:color w:val="auto"/>
+          <w:spacing w:val="-3"/>
+          <w:kern w:val="4"/>
+          <w:sz w:val="21"/>
+          <w:szCs w:val="21"/>
+          <w:lang w:val="en-US" w:eastAsia="zh-CN" w:bidi="ar-SA"/>
+        </w:rPr>
+        <w:t>、微控制器原理接口技术</w:t>
+      </w:r>
+      <w:r>
+        <w:rPr>
+          <w:rFonts w:hint="eastAsia" w:ascii="Times New Roman" w:hAnsi="Times New Roman" w:eastAsia="楷体" w:cs="Times New Roman"/>
+          <w:b w:val="0"/>
+          <w:bCs w:val="0"/>
+          <w:color w:val="auto"/>
+          <w:spacing w:val="-3"/>
+          <w:kern w:val="4"/>
+          <w:sz w:val="21"/>
+          <w:szCs w:val="21"/>
+          <w:lang w:val="en-US" w:eastAsia="zh-CN" w:bidi="ar-SA"/>
+        </w:rPr>
+        <w:t>(95)</w:t>
+      </w:r>
+      <w:r>
+        <w:rPr>
+          <w:rFonts w:hint="eastAsia" w:ascii="楷体" w:hAnsi="楷体" w:eastAsia="楷体" w:cs="楷体"/>
+          <w:color w:val="auto"/>
+          <w:spacing w:val="-3"/>
+          <w:kern w:val="4"/>
+          <w:sz w:val="21"/>
+          <w:szCs w:val="21"/>
+          <w:lang w:val="en-US" w:eastAsia="zh-CN" w:bidi="ar-SA"/>
+        </w:rPr>
+        <w:t>、计算机网络</w:t>
+      </w:r>
+      <w:r>
+        <w:rPr>
+          <w:rFonts w:hint="eastAsia" w:ascii="Times New Roman" w:hAnsi="Times New Roman" w:eastAsia="楷体" w:cs="Times New Roman"/>
+          <w:b w:val="0"/>
+          <w:bCs w:val="0"/>
+          <w:color w:val="auto"/>
+          <w:spacing w:val="-3"/>
+          <w:kern w:val="4"/>
+          <w:sz w:val="21"/>
+          <w:szCs w:val="21"/>
+          <w:lang w:val="en-US" w:eastAsia="zh-CN" w:bidi="ar-SA"/>
+        </w:rPr>
+        <w:t>(94)</w:t>
+      </w:r>
+      <w:r>
+        <w:rPr>
+          <w:rFonts w:hint="eastAsia" w:ascii="楷体" w:hAnsi="楷体" w:eastAsia="楷体" w:cs="楷体"/>
+          <w:color w:val="auto"/>
+          <w:spacing w:val="-3"/>
+          <w:kern w:val="4"/>
+          <w:sz w:val="21"/>
+          <w:szCs w:val="21"/>
+          <w:lang w:val="en-US" w:eastAsia="zh-CN" w:bidi="ar-SA"/>
+        </w:rPr>
+        <w:t>、图论与排队论</w:t>
+      </w:r>
+      <w:r>
+        <w:rPr>
+          <w:rFonts w:hint="eastAsia" w:ascii="Times New Roman" w:hAnsi="Times New Roman" w:eastAsia="楷体" w:cs="Times New Roman"/>
+          <w:b w:val="0"/>
+          <w:bCs w:val="0"/>
+          <w:color w:val="auto"/>
+          <w:spacing w:val="-3"/>
+          <w:kern w:val="4"/>
+          <w:sz w:val="21"/>
+          <w:szCs w:val="21"/>
+          <w:lang w:val="en-US" w:eastAsia="zh-CN" w:bidi="ar-SA"/>
+        </w:rPr>
+        <w:t>(98)</w:t>
+      </w:r>
+      <w:r>
+        <w:rPr>
+          <w:rFonts w:hint="eastAsia" w:ascii="楷体" w:hAnsi="楷体" w:eastAsia="楷体" w:cs="楷体"/>
+          <w:color w:val="auto"/>
+          <w:spacing w:val="-3"/>
+          <w:kern w:val="4"/>
+          <w:sz w:val="21"/>
+          <w:szCs w:val="21"/>
+          <w:lang w:val="en-US" w:eastAsia="zh-CN" w:bidi="ar-SA"/>
+        </w:rPr>
+        <w:t>、随机过程</w:t>
+      </w:r>
+      <w:r>
+        <w:rPr>
+          <w:rFonts w:hint="eastAsia" w:ascii="Times New Roman" w:hAnsi="Times New Roman" w:eastAsia="楷体" w:cs="Times New Roman"/>
+          <w:b w:val="0"/>
+          <w:bCs w:val="0"/>
+          <w:color w:val="auto"/>
+          <w:spacing w:val="-3"/>
+          <w:kern w:val="4"/>
+          <w:sz w:val="21"/>
+          <w:szCs w:val="21"/>
+          <w:lang w:val="en-US" w:eastAsia="zh-CN" w:bidi="ar-SA"/>
+        </w:rPr>
+        <w:t>(95)</w:t>
+      </w:r>
+      <w:r>
+        <w:rPr>
+          <w:rFonts w:hint="eastAsia" w:ascii="楷体" w:hAnsi="楷体" w:eastAsia="楷体" w:cs="楷体"/>
+          <w:color w:val="auto"/>
+          <w:spacing w:val="-3"/>
+          <w:kern w:val="4"/>
+          <w:sz w:val="21"/>
+          <w:szCs w:val="21"/>
+          <w:lang w:val="en-US" w:eastAsia="zh-CN" w:bidi="ar-SA"/>
+        </w:rPr>
+        <w:t>、数据结构</w:t>
+      </w:r>
+      <w:r>
+        <w:rPr>
+          <w:rFonts w:hint="eastAsia" w:ascii="Times New Roman" w:hAnsi="Times New Roman" w:eastAsia="楷体" w:cs="Times New Roman"/>
+          <w:b w:val="0"/>
+          <w:bCs w:val="0"/>
+          <w:color w:val="auto"/>
+          <w:spacing w:val="-3"/>
+          <w:kern w:val="4"/>
+          <w:sz w:val="21"/>
+          <w:szCs w:val="21"/>
+          <w:lang w:val="en-US" w:eastAsia="zh-CN" w:bidi="ar-SA"/>
+        </w:rPr>
+        <w:t>(91)</w:t>
+      </w:r>
+      <w:r>
+        <w:rPr>
+          <w:rFonts w:hint="eastAsia" w:ascii="楷体" w:hAnsi="楷体" w:eastAsia="楷体" w:cs="楷体"/>
+          <w:color w:val="auto"/>
+          <w:spacing w:val="-3"/>
+          <w:kern w:val="4"/>
+          <w:sz w:val="21"/>
+          <w:szCs w:val="21"/>
+          <w:lang w:val="en-US" w:eastAsia="zh-CN" w:bidi="ar-SA"/>
+        </w:rPr>
+        <w:t>等。</w:t>
       </w:r>
     </w:p>
     <w:p>
@@ -1090,11 +1362,12 @@
       </w:pPr>
       <w:r>
         <w:rPr>
-          <w:rFonts w:hint="eastAsia" w:ascii="Times New Roman" w:hAnsi="Times New Roman" w:eastAsia="楷体"/>
-          <w:b/>
-          <w:bCs/>
-          <w:color w:val="auto"/>
-          <w:w w:val="105"/>
+          <w:rFonts w:hint="eastAsia" w:ascii="Times New Roman" w:hAnsi="Times New Roman" w:eastAsia="楷体" w:cs="Times New Roman"/>
+          <w:b/>
+          <w:bCs/>
+          <w:color w:val="auto"/>
+          <w:spacing w:val="-3"/>
+          <w:kern w:val="4"/>
           <w:sz w:val="21"/>
           <w:szCs w:val="21"/>
           <w:lang w:val="en-US" w:eastAsia="zh-CN"/>
@@ -1269,17 +1542,31 @@
       </w:r>
       <w:r>
         <w:rPr>
-          <w:rFonts w:hint="eastAsia" w:ascii="楷体" w:hAnsi="楷体" w:eastAsia="楷体" w:cs="楷体"/>
-          <w:b/>
-          <w:bCs/>
-          <w:color w:val="auto"/>
-          <w:spacing w:val="-3"/>
-          <w:kern w:val="4"/>
-          <w:sz w:val="21"/>
-          <w:szCs w:val="21"/>
-          <w:lang w:val="en-US" w:eastAsia="zh-CN"/>
-        </w:rPr>
-        <w:t>Torch、TensorRT 量化底层技术</w:t>
+          <w:rFonts w:hint="eastAsia" w:ascii="Times New Roman" w:hAnsi="Times New Roman" w:eastAsia="楷体" w:cs="Times New Roman"/>
+          <w:b/>
+          <w:bCs/>
+          <w:color w:val="auto"/>
+          <w:spacing w:val="-3"/>
+          <w:kern w:val="4"/>
+          <w:sz w:val="21"/>
+          <w:szCs w:val="21"/>
+          <w:lang w:val="en-US" w:eastAsia="zh-CN"/>
+        </w:rPr>
+        <w:t>Torch、TensorRT</w:t>
+      </w:r>
+      <w:r>
+        <w:rPr>
+          <w:rFonts w:hint="eastAsia" w:ascii="楷体" w:hAnsi="楷体" w:eastAsia="楷体" w:cs="楷体"/>
+          <w:b/>
+          <w:bCs/>
+          <w:color w:val="auto"/>
+          <w:spacing w:val="-3"/>
+          <w:kern w:val="4"/>
+          <w:sz w:val="21"/>
+          <w:szCs w:val="21"/>
+          <w:lang w:val="en-US" w:eastAsia="zh-CN"/>
+        </w:rPr>
+        <w:t xml:space="preserve"> 量化底层技术</w:t>
       </w:r>
       <w:r>
         <w:rPr>
@@ -1305,19 +1592,222 @@
           <w:szCs w:val="21"/>
           <w:lang w:val="en-US" w:eastAsia="zh-CN"/>
         </w:rPr>
-        <w:t>完整复现 DeepBurst 量化推理工程</w:t>
-      </w:r>
-      <w:r>
-        <w:rPr>
-          <w:rFonts w:hint="eastAsia" w:ascii="楷体" w:hAnsi="楷体" w:eastAsia="楷体" w:cs="楷体"/>
-          <w:color w:val="auto"/>
-          <w:spacing w:val="-3"/>
-          <w:kern w:val="4"/>
-          <w:sz w:val="21"/>
-          <w:szCs w:val="21"/>
-          <w:lang w:val="en-US" w:eastAsia="zh-CN"/>
-        </w:rPr>
-        <w:t>，深入研读 FakeQuant 节点、ONNX QDQ 数值映射逻辑，掌握 TRT FP16 与 INT8 两套 TRT 推理调优流程；基于 HuggingFace 复现 ResNet、MobileNet、ViT、Swin-Transformer 等主流视觉模型，完成</w:t>
+        <w:t xml:space="preserve">完整复现 </w:t>
+      </w:r>
+      <w:r>
+        <w:rPr>
+          <w:rFonts w:hint="eastAsia" w:ascii="Times New Roman" w:hAnsi="Times New Roman" w:eastAsia="楷体" w:cs="Times New Roman"/>
+          <w:b/>
+          <w:bCs/>
+          <w:color w:val="auto"/>
+          <w:spacing w:val="-3"/>
+          <w:kern w:val="4"/>
+          <w:sz w:val="21"/>
+          <w:szCs w:val="21"/>
+          <w:lang w:val="en-US" w:eastAsia="zh-CN"/>
+        </w:rPr>
+        <w:t>DeepBurst</w:t>
+      </w:r>
+      <w:r>
+        <w:rPr>
+          <w:rFonts w:hint="eastAsia" w:ascii="楷体" w:hAnsi="楷体" w:eastAsia="楷体" w:cs="楷体"/>
+          <w:b/>
+          <w:bCs/>
+          <w:color w:val="auto"/>
+          <w:spacing w:val="-3"/>
+          <w:kern w:val="4"/>
+          <w:sz w:val="21"/>
+          <w:szCs w:val="21"/>
+          <w:lang w:val="en-US" w:eastAsia="zh-CN"/>
+        </w:rPr>
+        <w:t xml:space="preserve"> 量化推理工程</w:t>
+      </w:r>
+      <w:r>
+        <w:rPr>
+          <w:rFonts w:hint="eastAsia" w:ascii="楷体" w:hAnsi="楷体" w:eastAsia="楷体" w:cs="楷体"/>
+          <w:color w:val="auto"/>
+          <w:spacing w:val="-3"/>
+          <w:kern w:val="4"/>
+          <w:sz w:val="21"/>
+          <w:szCs w:val="21"/>
+          <w:lang w:val="en-US" w:eastAsia="zh-CN"/>
+        </w:rPr>
+        <w:t xml:space="preserve">，深入研读 </w:t>
+      </w:r>
+      <w:r>
+        <w:rPr>
+          <w:rFonts w:hint="eastAsia" w:ascii="Times New Roman" w:hAnsi="Times New Roman" w:eastAsia="楷体" w:cs="Times New Roman"/>
+          <w:b w:val="0"/>
+          <w:bCs w:val="0"/>
+          <w:color w:val="auto"/>
+          <w:w w:val="105"/>
+          <w:sz w:val="21"/>
+          <w:szCs w:val="21"/>
+          <w:lang w:val="en-US" w:eastAsia="zh-CN" w:bidi="ar-SA"/>
+        </w:rPr>
+        <w:t>FakeQuant</w:t>
+      </w:r>
+      <w:r>
+        <w:rPr>
+          <w:rFonts w:hint="eastAsia" w:ascii="楷体" w:hAnsi="楷体" w:eastAsia="楷体" w:cs="楷体"/>
+          <w:color w:val="auto"/>
+          <w:spacing w:val="-3"/>
+          <w:kern w:val="4"/>
+          <w:sz w:val="21"/>
+          <w:szCs w:val="21"/>
+          <w:lang w:val="en-US" w:eastAsia="zh-CN"/>
+        </w:rPr>
+        <w:t xml:space="preserve"> 节点、</w:t>
+      </w:r>
+      <w:r>
+        <w:rPr>
+          <w:rFonts w:hint="eastAsia" w:ascii="Times New Roman" w:hAnsi="Times New Roman" w:eastAsia="楷体" w:cs="Times New Roman"/>
+          <w:b w:val="0"/>
+          <w:bCs w:val="0"/>
+          <w:color w:val="auto"/>
+          <w:w w:val="105"/>
+          <w:sz w:val="21"/>
+          <w:szCs w:val="21"/>
+          <w:lang w:val="en-US" w:eastAsia="zh-CN" w:bidi="ar-SA"/>
+        </w:rPr>
+        <w:t>ONNX QDQ</w:t>
+      </w:r>
+      <w:r>
+        <w:rPr>
+          <w:rFonts w:hint="eastAsia" w:ascii="楷体" w:hAnsi="楷体" w:eastAsia="楷体" w:cs="楷体"/>
+          <w:color w:val="auto"/>
+          <w:spacing w:val="-3"/>
+          <w:kern w:val="4"/>
+          <w:sz w:val="21"/>
+          <w:szCs w:val="21"/>
+          <w:lang w:val="en-US" w:eastAsia="zh-CN"/>
+        </w:rPr>
+        <w:t xml:space="preserve"> 数值映射逻辑，掌握 </w:t>
+      </w:r>
+      <w:r>
+        <w:rPr>
+          <w:rFonts w:hint="eastAsia" w:ascii="Times New Roman" w:hAnsi="Times New Roman" w:eastAsia="楷体" w:cs="Times New Roman"/>
+          <w:b w:val="0"/>
+          <w:bCs w:val="0"/>
+          <w:color w:val="auto"/>
+          <w:w w:val="105"/>
+          <w:sz w:val="21"/>
+          <w:szCs w:val="21"/>
+          <w:lang w:val="en-US" w:eastAsia="zh-CN" w:bidi="ar-SA"/>
+        </w:rPr>
+        <w:t>TRT FP16</w:t>
+      </w:r>
+      <w:r>
+        <w:rPr>
+          <w:rFonts w:hint="eastAsia" w:ascii="楷体" w:hAnsi="楷体" w:eastAsia="楷体" w:cs="楷体"/>
+          <w:color w:val="auto"/>
+          <w:spacing w:val="-3"/>
+          <w:kern w:val="4"/>
+          <w:sz w:val="21"/>
+          <w:szCs w:val="21"/>
+          <w:lang w:val="en-US" w:eastAsia="zh-CN"/>
+        </w:rPr>
+        <w:t xml:space="preserve"> 与 </w:t>
+      </w:r>
+      <w:r>
+        <w:rPr>
+          <w:rFonts w:hint="eastAsia" w:ascii="Times New Roman" w:hAnsi="Times New Roman" w:eastAsia="楷体" w:cs="Times New Roman"/>
+          <w:b w:val="0"/>
+          <w:bCs w:val="0"/>
+          <w:color w:val="auto"/>
+          <w:w w:val="105"/>
+          <w:sz w:val="21"/>
+          <w:szCs w:val="21"/>
+          <w:lang w:val="en-US" w:eastAsia="zh-CN" w:bidi="ar-SA"/>
+        </w:rPr>
+        <w:t>INT8</w:t>
+      </w:r>
+      <w:r>
+        <w:rPr>
+          <w:rFonts w:hint="eastAsia" w:ascii="楷体" w:hAnsi="楷体" w:eastAsia="楷体" w:cs="楷体"/>
+          <w:color w:val="auto"/>
+          <w:spacing w:val="-3"/>
+          <w:kern w:val="4"/>
+          <w:sz w:val="21"/>
+          <w:szCs w:val="21"/>
+          <w:lang w:val="en-US" w:eastAsia="zh-CN"/>
+        </w:rPr>
+        <w:t xml:space="preserve"> 两套 </w:t>
+      </w:r>
+      <w:r>
+        <w:rPr>
+          <w:rFonts w:hint="eastAsia" w:ascii="Times New Roman" w:hAnsi="Times New Roman" w:eastAsia="楷体" w:cs="Times New Roman"/>
+          <w:b w:val="0"/>
+          <w:bCs w:val="0"/>
+          <w:color w:val="auto"/>
+          <w:w w:val="105"/>
+          <w:sz w:val="21"/>
+          <w:szCs w:val="21"/>
+          <w:lang w:val="en-US" w:eastAsia="zh-CN" w:bidi="ar-SA"/>
+        </w:rPr>
+        <w:t>TRT</w:t>
+      </w:r>
+      <w:r>
+        <w:rPr>
+          <w:rFonts w:hint="eastAsia" w:ascii="楷体" w:hAnsi="楷体" w:eastAsia="楷体" w:cs="楷体"/>
+          <w:color w:val="auto"/>
+          <w:spacing w:val="-3"/>
+          <w:kern w:val="4"/>
+          <w:sz w:val="21"/>
+          <w:szCs w:val="21"/>
+          <w:lang w:val="en-US" w:eastAsia="zh-CN"/>
+        </w:rPr>
+        <w:t xml:space="preserve"> 推理调优流程；基于 </w:t>
+      </w:r>
+      <w:r>
+        <w:rPr>
+          <w:rFonts w:hint="eastAsia" w:ascii="Times New Roman" w:hAnsi="Times New Roman" w:eastAsia="楷体" w:cs="Times New Roman"/>
+          <w:b w:val="0"/>
+          <w:bCs w:val="0"/>
+          <w:color w:val="auto"/>
+          <w:w w:val="105"/>
+          <w:sz w:val="21"/>
+          <w:szCs w:val="21"/>
+          <w:lang w:val="en-US" w:eastAsia="zh-CN" w:bidi="ar-SA"/>
+        </w:rPr>
+        <w:t>HuggingFace</w:t>
+      </w:r>
+      <w:r>
+        <w:rPr>
+          <w:rFonts w:hint="eastAsia" w:ascii="楷体" w:hAnsi="楷体" w:eastAsia="楷体" w:cs="楷体"/>
+          <w:color w:val="auto"/>
+          <w:spacing w:val="-3"/>
+          <w:kern w:val="4"/>
+          <w:sz w:val="21"/>
+          <w:szCs w:val="21"/>
+          <w:lang w:val="en-US" w:eastAsia="zh-CN"/>
+        </w:rPr>
+        <w:t xml:space="preserve"> 复现 </w:t>
+      </w:r>
+      <w:r>
+        <w:rPr>
+          <w:rFonts w:hint="eastAsia" w:ascii="Times New Roman" w:hAnsi="Times New Roman" w:eastAsia="楷体" w:cs="Times New Roman"/>
+          <w:b w:val="0"/>
+          <w:bCs w:val="0"/>
+          <w:color w:val="auto"/>
+          <w:w w:val="105"/>
+          <w:sz w:val="21"/>
+          <w:szCs w:val="21"/>
+          <w:lang w:val="en-US" w:eastAsia="zh-CN" w:bidi="ar-SA"/>
+        </w:rPr>
+        <w:t>ResNet、MobileNet、ViT、Swin-Transformer</w:t>
+      </w:r>
+      <w:r>
+        <w:rPr>
+          <w:rFonts w:hint="eastAsia" w:ascii="楷体" w:hAnsi="楷体" w:eastAsia="楷体" w:cs="楷体"/>
+          <w:color w:val="auto"/>
+          <w:spacing w:val="-3"/>
+          <w:kern w:val="4"/>
+          <w:sz w:val="21"/>
+          <w:szCs w:val="21"/>
+          <w:lang w:val="en-US" w:eastAsia="zh-CN"/>
+        </w:rPr>
+        <w:t xml:space="preserve"> 等主流视觉模型，完成</w:t>
       </w:r>
       <w:r>
         <w:rPr>
@@ -1357,19 +1847,122 @@
           <w:szCs w:val="21"/>
           <w:lang w:val="en-US" w:eastAsia="zh-CN"/>
         </w:rPr>
-        <w:t>独立重构 Recon 项目推理方案</w:t>
-      </w:r>
-      <w:r>
-        <w:rPr>
-          <w:rFonts w:hint="eastAsia" w:ascii="楷体" w:hAnsi="楷体" w:eastAsia="楷体" w:cs="楷体"/>
-          <w:color w:val="auto"/>
-          <w:spacing w:val="-3"/>
-          <w:kern w:val="4"/>
-          <w:sz w:val="21"/>
-          <w:szCs w:val="21"/>
-          <w:lang w:val="en-US" w:eastAsia="zh-CN"/>
-        </w:rPr>
-        <w:t>，编写一键部署、量化、自动化评测完整脚本；同时，我也针对 ViT 与 Recon 模型开展多规格 TRT INT8 量化</w:t>
+        <w:t xml:space="preserve">独立重构 </w:t>
+      </w:r>
+      <w:r>
+        <w:rPr>
+          <w:rFonts w:hint="eastAsia" w:ascii="Times New Roman" w:hAnsi="Times New Roman" w:eastAsia="楷体" w:cs="Times New Roman"/>
+          <w:b/>
+          <w:bCs/>
+          <w:color w:val="auto"/>
+          <w:spacing w:val="-3"/>
+          <w:kern w:val="4"/>
+          <w:sz w:val="21"/>
+          <w:szCs w:val="21"/>
+          <w:lang w:val="en-US" w:eastAsia="zh-CN"/>
+        </w:rPr>
+        <w:t>Recon</w:t>
+      </w:r>
+      <w:r>
+        <w:rPr>
+          <w:rFonts w:hint="eastAsia" w:ascii="楷体" w:hAnsi="楷体" w:eastAsia="楷体" w:cs="楷体"/>
+          <w:b/>
+          <w:bCs/>
+          <w:color w:val="auto"/>
+          <w:spacing w:val="-3"/>
+          <w:kern w:val="4"/>
+          <w:sz w:val="21"/>
+          <w:szCs w:val="21"/>
+          <w:lang w:val="en-US" w:eastAsia="zh-CN"/>
+        </w:rPr>
+        <w:t xml:space="preserve"> 项目推理方案</w:t>
+      </w:r>
+      <w:r>
+        <w:rPr>
+          <w:rFonts w:hint="eastAsia" w:ascii="楷体" w:hAnsi="楷体" w:eastAsia="楷体" w:cs="楷体"/>
+          <w:color w:val="auto"/>
+          <w:spacing w:val="-3"/>
+          <w:kern w:val="4"/>
+          <w:sz w:val="21"/>
+          <w:szCs w:val="21"/>
+          <w:lang w:val="en-US" w:eastAsia="zh-CN"/>
+        </w:rPr>
+        <w:t xml:space="preserve">，编写一键部署、量化、自动化评测完整脚本；同时，我也针对 </w:t>
+      </w:r>
+      <w:r>
+        <w:rPr>
+          <w:rFonts w:hint="eastAsia" w:ascii="Times New Roman" w:hAnsi="Times New Roman" w:eastAsia="楷体" w:cs="Times New Roman"/>
+          <w:b w:val="0"/>
+          <w:bCs w:val="0"/>
+          <w:color w:val="auto"/>
+          <w:w w:val="105"/>
+          <w:sz w:val="21"/>
+          <w:szCs w:val="21"/>
+          <w:lang w:val="en-US" w:eastAsia="zh-CN" w:bidi="ar-SA"/>
+        </w:rPr>
+        <w:t>ViT</w:t>
+      </w:r>
+      <w:r>
+        <w:rPr>
+          <w:rFonts w:hint="eastAsia" w:ascii="楷体" w:hAnsi="楷体" w:eastAsia="楷体" w:cs="楷体"/>
+          <w:color w:val="auto"/>
+          <w:spacing w:val="-3"/>
+          <w:kern w:val="4"/>
+          <w:sz w:val="21"/>
+          <w:szCs w:val="21"/>
+          <w:lang w:val="en-US" w:eastAsia="zh-CN"/>
+        </w:rPr>
+        <w:t xml:space="preserve"> 与 </w:t>
+      </w:r>
+      <w:r>
+        <w:rPr>
+          <w:rFonts w:hint="eastAsia" w:ascii="Times New Roman" w:hAnsi="Times New Roman" w:eastAsia="楷体" w:cs="Times New Roman"/>
+          <w:b w:val="0"/>
+          <w:bCs w:val="0"/>
+          <w:color w:val="auto"/>
+          <w:w w:val="105"/>
+          <w:sz w:val="21"/>
+          <w:szCs w:val="21"/>
+          <w:lang w:val="en-US" w:eastAsia="zh-CN" w:bidi="ar-SA"/>
+        </w:rPr>
+        <w:t>Recon</w:t>
+      </w:r>
+      <w:r>
+        <w:rPr>
+          <w:rFonts w:hint="eastAsia" w:ascii="楷体" w:hAnsi="楷体" w:eastAsia="楷体" w:cs="楷体"/>
+          <w:color w:val="auto"/>
+          <w:spacing w:val="-3"/>
+          <w:kern w:val="4"/>
+          <w:sz w:val="21"/>
+          <w:szCs w:val="21"/>
+          <w:lang w:val="en-US" w:eastAsia="zh-CN"/>
+        </w:rPr>
+        <w:t xml:space="preserve"> 模型开展多规格 </w:t>
+      </w:r>
+      <w:r>
+        <w:rPr>
+          <w:rFonts w:hint="eastAsia" w:ascii="Times New Roman" w:hAnsi="Times New Roman" w:eastAsia="楷体" w:cs="Times New Roman"/>
+          <w:b w:val="0"/>
+          <w:bCs w:val="0"/>
+          <w:color w:val="auto"/>
+          <w:w w:val="105"/>
+          <w:sz w:val="21"/>
+          <w:szCs w:val="21"/>
+          <w:lang w:val="en-US" w:eastAsia="zh-CN" w:bidi="ar-SA"/>
+        </w:rPr>
+        <w:t>TRT INT8</w:t>
+      </w:r>
+      <w:r>
+        <w:rPr>
+          <w:rFonts w:hint="eastAsia" w:ascii="楷体" w:hAnsi="楷体" w:eastAsia="楷体" w:cs="楷体"/>
+          <w:color w:val="auto"/>
+          <w:spacing w:val="-3"/>
+          <w:kern w:val="4"/>
+          <w:sz w:val="21"/>
+          <w:szCs w:val="21"/>
+          <w:lang w:val="en-US" w:eastAsia="zh-CN"/>
+        </w:rPr>
+        <w:t xml:space="preserve"> 量化</w:t>
       </w:r>
       <w:r>
         <w:rPr>
@@ -1443,6 +2036,20 @@
       </w:pPr>
       <w:r>
         <w:rPr>
+          <w:rFonts w:hint="eastAsia" w:ascii="Times New Roman" w:hAnsi="Times New Roman" w:eastAsia="楷体" w:cs="Times New Roman"/>
+          <w:b/>
+          <w:bCs/>
+          <w:color w:val="auto"/>
+          <w:spacing w:val="-3"/>
+          <w:kern w:val="4"/>
+          <w:sz w:val="21"/>
+          <w:szCs w:val="21"/>
+          <w:lang w:val="en-US" w:eastAsia="zh-CN"/>
+        </w:rPr>
+        <w:t>2026.02-2026.04</w:t>
+      </w:r>
+      <w:r>
+        <w:rPr>
           <w:rFonts w:hint="eastAsia" w:ascii="Times New Roman" w:hAnsi="Times New Roman" w:eastAsia="楷体"/>
           <w:b/>
           <w:bCs/>
@@ -1452,7 +2059,7 @@
           <w:szCs w:val="21"/>
           <w:lang w:val="en-US" w:eastAsia="zh-CN"/>
         </w:rPr>
-        <w:t>2026.02-2026.04 </w:t>
+        <w:t> </w:t>
       </w:r>
       <w:r>
         <w:rPr>
@@ -1479,7 +2086,35 @@
           <w:szCs w:val="21"/>
           <w:lang w:val="en-US" w:eastAsia="zh-CN"/>
         </w:rPr>
-        <w:t>基于 Transformer 的语言模型复现与生成推理研究 </w:t>
+        <w:t xml:space="preserve">基于 </w:t>
+      </w:r>
+      <w:r>
+        <w:rPr>
+          <w:rFonts w:hint="eastAsia" w:ascii="Times New Roman" w:hAnsi="Times New Roman" w:eastAsia="楷体" w:cs="Times New Roman"/>
+          <w:b/>
+          <w:bCs/>
+          <w:color w:val="auto"/>
+          <w:spacing w:val="-3"/>
+          <w:kern w:val="4"/>
+          <w:sz w:val="21"/>
+          <w:szCs w:val="21"/>
+          <w:lang w:val="en-US" w:eastAsia="zh-CN"/>
+        </w:rPr>
+        <w:t>Transformer</w:t>
+      </w:r>
+      <w:r>
+        <w:rPr>
+          <w:rFonts w:hint="eastAsia" w:ascii="楷体" w:hAnsi="楷体" w:eastAsia="楷体" w:cs="楷体"/>
+          <w:b/>
+          <w:bCs/>
+          <w:color w:val="auto"/>
+          <w:spacing w:val="-3"/>
+          <w:kern w:val="4"/>
+          <w:sz w:val="21"/>
+          <w:szCs w:val="21"/>
+          <w:lang w:val="en-US" w:eastAsia="zh-CN"/>
+        </w:rPr>
+        <w:t xml:space="preserve"> 的语言模型复现与生成推理研究 </w:t>
       </w:r>
       <w:r>
         <w:rPr>
@@ -1632,33 +2267,264 @@
           <w:szCs w:val="21"/>
           <w:lang w:val="en-US" w:eastAsia="zh-CN"/>
         </w:rPr>
-        <w:t>学习 Stanford CS224N、CS336 课程后，</w:t>
-      </w:r>
-      <w:r>
-        <w:rPr>
-          <w:rFonts w:hint="eastAsia" w:ascii="楷体" w:hAnsi="楷体" w:eastAsia="楷体" w:cs="楷体"/>
-          <w:b/>
-          <w:bCs/>
-          <w:color w:val="auto"/>
-          <w:spacing w:val="-3"/>
-          <w:kern w:val="4"/>
-          <w:sz w:val="21"/>
-          <w:szCs w:val="21"/>
-          <w:lang w:val="en-US" w:eastAsia="zh-CN"/>
-        </w:rPr>
-        <w:t>从零实现小型 Transformer 语言模型 (decoder-only架构）训练与推理框架</w:t>
-      </w:r>
-      <w:r>
-        <w:rPr>
-          <w:rFonts w:hint="eastAsia" w:ascii="楷体" w:hAnsi="楷体" w:eastAsia="楷体" w:cs="楷体"/>
-          <w:color w:val="auto"/>
-          <w:spacing w:val="-3"/>
-          <w:kern w:val="4"/>
-          <w:sz w:val="21"/>
-          <w:szCs w:val="21"/>
-          <w:lang w:val="en-US" w:eastAsia="zh-CN"/>
-        </w:rPr>
-        <w:t>，完成 BPE 分词、数据预处理、因果自注意力、RoPE 位置编码、RMSNorm、AdamW 优化器、学习率预热与余弦退火等核心模块搭建；基于 TinyStories 数据集完成模型训练、断点续训与显卡推理部署，解决词表对齐、混合精度训练、显存优化与推理解码等问题，</w:t>
+        <w:t xml:space="preserve">学习 </w:t>
+      </w:r>
+      <w:r>
+        <w:rPr>
+          <w:rFonts w:hint="eastAsia" w:ascii="Times New Roman" w:hAnsi="Times New Roman" w:eastAsia="楷体" w:cs="Times New Roman"/>
+          <w:b w:val="0"/>
+          <w:bCs w:val="0"/>
+          <w:color w:val="auto"/>
+          <w:w w:val="105"/>
+          <w:sz w:val="21"/>
+          <w:szCs w:val="21"/>
+          <w:lang w:val="en-US" w:eastAsia="zh-CN" w:bidi="ar-SA"/>
+        </w:rPr>
+        <w:t>Stanford CS224N</w:t>
+      </w:r>
+      <w:r>
+        <w:rPr>
+          <w:rFonts w:hint="eastAsia" w:ascii="楷体" w:hAnsi="楷体" w:eastAsia="楷体" w:cs="楷体"/>
+          <w:color w:val="auto"/>
+          <w:spacing w:val="-3"/>
+          <w:kern w:val="4"/>
+          <w:sz w:val="21"/>
+          <w:szCs w:val="21"/>
+          <w:lang w:val="en-US" w:eastAsia="zh-CN"/>
+        </w:rPr>
+        <w:t>、</w:t>
+      </w:r>
+      <w:r>
+        <w:rPr>
+          <w:rFonts w:hint="eastAsia" w:ascii="Times New Roman" w:hAnsi="Times New Roman" w:eastAsia="楷体" w:cs="Times New Roman"/>
+          <w:b w:val="0"/>
+          <w:bCs w:val="0"/>
+          <w:color w:val="auto"/>
+          <w:w w:val="105"/>
+          <w:sz w:val="21"/>
+          <w:szCs w:val="21"/>
+          <w:lang w:val="en-US" w:eastAsia="zh-CN" w:bidi="ar-SA"/>
+        </w:rPr>
+        <w:t>CS336</w:t>
+      </w:r>
+      <w:r>
+        <w:rPr>
+          <w:rFonts w:hint="eastAsia" w:ascii="楷体" w:hAnsi="楷体" w:eastAsia="楷体" w:cs="楷体"/>
+          <w:color w:val="auto"/>
+          <w:spacing w:val="-3"/>
+          <w:kern w:val="4"/>
+          <w:sz w:val="21"/>
+          <w:szCs w:val="21"/>
+          <w:lang w:val="en-US" w:eastAsia="zh-CN"/>
+        </w:rPr>
+        <w:t xml:space="preserve"> 课程后，</w:t>
+      </w:r>
+      <w:r>
+        <w:rPr>
+          <w:rFonts w:hint="eastAsia" w:ascii="楷体" w:hAnsi="楷体" w:eastAsia="楷体" w:cs="楷体"/>
+          <w:b/>
+          <w:bCs/>
+          <w:color w:val="auto"/>
+          <w:spacing w:val="-3"/>
+          <w:kern w:val="4"/>
+          <w:sz w:val="21"/>
+          <w:szCs w:val="21"/>
+          <w:lang w:val="en-US" w:eastAsia="zh-CN"/>
+        </w:rPr>
+        <w:t xml:space="preserve">从零实现小型 </w:t>
+      </w:r>
+      <w:r>
+        <w:rPr>
+          <w:rFonts w:hint="eastAsia" w:ascii="Times New Roman" w:hAnsi="Times New Roman" w:eastAsia="楷体" w:cs="Times New Roman"/>
+          <w:b/>
+          <w:bCs/>
+          <w:color w:val="auto"/>
+          <w:spacing w:val="-3"/>
+          <w:kern w:val="4"/>
+          <w:sz w:val="21"/>
+          <w:szCs w:val="21"/>
+          <w:lang w:val="en-US" w:eastAsia="zh-CN"/>
+        </w:rPr>
+        <w:t>Transformer</w:t>
+      </w:r>
+      <w:r>
+        <w:rPr>
+          <w:rFonts w:hint="eastAsia" w:ascii="楷体" w:hAnsi="楷体" w:eastAsia="楷体" w:cs="楷体"/>
+          <w:b/>
+          <w:bCs/>
+          <w:color w:val="auto"/>
+          <w:spacing w:val="-3"/>
+          <w:kern w:val="4"/>
+          <w:sz w:val="21"/>
+          <w:szCs w:val="21"/>
+          <w:lang w:val="en-US" w:eastAsia="zh-CN"/>
+        </w:rPr>
+        <w:t xml:space="preserve"> 语言模型 (</w:t>
+      </w:r>
+      <w:r>
+        <w:rPr>
+          <w:rFonts w:hint="eastAsia" w:ascii="Times New Roman" w:hAnsi="Times New Roman" w:eastAsia="楷体" w:cs="Times New Roman"/>
+          <w:b/>
+          <w:bCs/>
+          <w:color w:val="auto"/>
+          <w:spacing w:val="-3"/>
+          <w:kern w:val="4"/>
+          <w:sz w:val="21"/>
+          <w:szCs w:val="21"/>
+          <w:lang w:val="en-US" w:eastAsia="zh-CN"/>
+        </w:rPr>
+        <w:t>decoder-only</w:t>
+      </w:r>
+      <w:r>
+        <w:rPr>
+          <w:rFonts w:hint="eastAsia" w:ascii="楷体" w:hAnsi="楷体" w:eastAsia="楷体" w:cs="楷体"/>
+          <w:b/>
+          <w:bCs/>
+          <w:color w:val="auto"/>
+          <w:spacing w:val="-3"/>
+          <w:kern w:val="4"/>
+          <w:sz w:val="21"/>
+          <w:szCs w:val="21"/>
+          <w:lang w:val="en-US" w:eastAsia="zh-CN"/>
+        </w:rPr>
+        <w:t>架构）训练与推理框架</w:t>
+      </w:r>
+      <w:r>
+        <w:rPr>
+          <w:rFonts w:hint="eastAsia" w:ascii="楷体" w:hAnsi="楷体" w:eastAsia="楷体" w:cs="楷体"/>
+          <w:color w:val="auto"/>
+          <w:spacing w:val="-3"/>
+          <w:kern w:val="4"/>
+          <w:sz w:val="21"/>
+          <w:szCs w:val="21"/>
+          <w:lang w:val="en-US" w:eastAsia="zh-CN"/>
+        </w:rPr>
+        <w:t xml:space="preserve">，完成 </w:t>
+      </w:r>
+      <w:r>
+        <w:rPr>
+          <w:rFonts w:hint="eastAsia" w:ascii="Times New Roman" w:hAnsi="Times New Roman" w:eastAsia="楷体" w:cs="Times New Roman"/>
+          <w:b w:val="0"/>
+          <w:bCs w:val="0"/>
+          <w:color w:val="auto"/>
+          <w:w w:val="105"/>
+          <w:sz w:val="21"/>
+          <w:szCs w:val="21"/>
+          <w:lang w:val="en-US" w:eastAsia="zh-CN" w:bidi="ar-SA"/>
+        </w:rPr>
+        <w:t>BPE</w:t>
+      </w:r>
+      <w:r>
+        <w:rPr>
+          <w:rFonts w:hint="eastAsia" w:ascii="楷体" w:hAnsi="楷体" w:eastAsia="楷体" w:cs="楷体"/>
+          <w:color w:val="auto"/>
+          <w:spacing w:val="-3"/>
+          <w:kern w:val="4"/>
+          <w:sz w:val="21"/>
+          <w:szCs w:val="21"/>
+          <w:lang w:val="en-US" w:eastAsia="zh-CN"/>
+        </w:rPr>
+        <w:t xml:space="preserve"> 分词、数据预处理、因果自注意力、</w:t>
+      </w:r>
+      <w:r>
+        <w:rPr>
+          <w:rFonts w:hint="eastAsia" w:ascii="Times New Roman" w:hAnsi="Times New Roman" w:eastAsia="楷体" w:cs="Times New Roman"/>
+          <w:b w:val="0"/>
+          <w:bCs w:val="0"/>
+          <w:color w:val="auto"/>
+          <w:w w:val="105"/>
+          <w:sz w:val="21"/>
+          <w:szCs w:val="21"/>
+          <w:lang w:val="en-US" w:eastAsia="zh-CN" w:bidi="ar-SA"/>
+        </w:rPr>
+        <w:t>RoPE</w:t>
+      </w:r>
+      <w:r>
+        <w:rPr>
+          <w:rFonts w:hint="eastAsia" w:ascii="楷体" w:hAnsi="楷体" w:eastAsia="楷体" w:cs="楷体"/>
+          <w:color w:val="auto"/>
+          <w:spacing w:val="-3"/>
+          <w:kern w:val="4"/>
+          <w:sz w:val="21"/>
+          <w:szCs w:val="21"/>
+          <w:lang w:val="en-US" w:eastAsia="zh-CN"/>
+        </w:rPr>
+        <w:t xml:space="preserve"> 位置编码、</w:t>
+      </w:r>
+      <w:r>
+        <w:rPr>
+          <w:rFonts w:hint="eastAsia" w:ascii="Times New Roman" w:hAnsi="Times New Roman" w:eastAsia="楷体" w:cs="Times New Roman"/>
+          <w:b w:val="0"/>
+          <w:bCs w:val="0"/>
+          <w:color w:val="auto"/>
+          <w:w w:val="105"/>
+          <w:sz w:val="21"/>
+          <w:szCs w:val="21"/>
+          <w:lang w:val="en-US" w:eastAsia="zh-CN" w:bidi="ar-SA"/>
+        </w:rPr>
+        <w:t>RMSNorm</w:t>
+      </w:r>
+      <w:r>
+        <w:rPr>
+          <w:rFonts w:hint="eastAsia" w:ascii="楷体" w:hAnsi="楷体" w:eastAsia="楷体" w:cs="楷体"/>
+          <w:color w:val="auto"/>
+          <w:spacing w:val="-3"/>
+          <w:kern w:val="4"/>
+          <w:sz w:val="21"/>
+          <w:szCs w:val="21"/>
+          <w:lang w:val="en-US" w:eastAsia="zh-CN"/>
+        </w:rPr>
+        <w:t>、</w:t>
+      </w:r>
+      <w:r>
+        <w:rPr>
+          <w:rFonts w:hint="eastAsia" w:ascii="Times New Roman" w:hAnsi="Times New Roman" w:eastAsia="楷体" w:cs="Times New Roman"/>
+          <w:b w:val="0"/>
+          <w:bCs w:val="0"/>
+          <w:color w:val="auto"/>
+          <w:w w:val="105"/>
+          <w:sz w:val="21"/>
+          <w:szCs w:val="21"/>
+          <w:lang w:val="en-US" w:eastAsia="zh-CN" w:bidi="ar-SA"/>
+        </w:rPr>
+        <w:t>AdamW</w:t>
+      </w:r>
+      <w:r>
+        <w:rPr>
+          <w:rFonts w:hint="eastAsia" w:ascii="楷体" w:hAnsi="楷体" w:eastAsia="楷体" w:cs="楷体"/>
+          <w:color w:val="auto"/>
+          <w:spacing w:val="-3"/>
+          <w:kern w:val="4"/>
+          <w:sz w:val="21"/>
+          <w:szCs w:val="21"/>
+          <w:lang w:val="en-US" w:eastAsia="zh-CN"/>
+        </w:rPr>
+        <w:t xml:space="preserve"> 优化器、学习率预热与余弦退火等核心模块搭建；基于</w:t>
+      </w:r>
+      <w:r>
+        <w:rPr>
+          <w:rFonts w:hint="eastAsia" w:ascii="Times New Roman" w:hAnsi="Times New Roman" w:eastAsia="楷体" w:cs="Times New Roman"/>
+          <w:b w:val="0"/>
+          <w:bCs w:val="0"/>
+          <w:color w:val="auto"/>
+          <w:w w:val="105"/>
+          <w:sz w:val="21"/>
+          <w:szCs w:val="21"/>
+          <w:lang w:val="en-US" w:eastAsia="zh-CN" w:bidi="ar-SA"/>
+        </w:rPr>
+        <w:t xml:space="preserve"> TinyStories </w:t>
+      </w:r>
+      <w:r>
+        <w:rPr>
+          <w:rFonts w:hint="eastAsia" w:ascii="楷体" w:hAnsi="楷体" w:eastAsia="楷体" w:cs="楷体"/>
+          <w:color w:val="auto"/>
+          <w:spacing w:val="-3"/>
+          <w:kern w:val="4"/>
+          <w:sz w:val="21"/>
+          <w:szCs w:val="21"/>
+          <w:lang w:val="en-US" w:eastAsia="zh-CN"/>
+        </w:rPr>
+        <w:t>数据集完成模型训练、断点续训与显卡推理部署，解决词表对齐、混合精度训练、显存优化与推理解码等问题，</w:t>
       </w:r>
       <w:r>
         <w:rPr>
@@ -1694,6 +2560,7 @@
           <w:kern w:val="4"/>
           <w:sz w:val="21"/>
           <w:szCs w:val="21"/>
+          <w:u w:val="none"/>
           <w:lang w:val="en-US" w:eastAsia="zh-CN"/>
         </w:rPr>
         <w:fldChar w:fldCharType="begin"/>
@@ -1706,6 +2573,7 @@
           <w:kern w:val="4"/>
           <w:sz w:val="21"/>
           <w:szCs w:val="21"/>
+          <w:u w:val="none"/>
           <w:lang w:val="en-US" w:eastAsia="zh-CN"/>
         </w:rPr>
         <w:instrText xml:space="preserve"> HYPERLINK "https://github.com/Tassel51/TasselLM" </w:instrText>
@@ -1718,6 +2586,7 @@
           <w:kern w:val="4"/>
           <w:sz w:val="21"/>
           <w:szCs w:val="21"/>
+          <w:u w:val="none"/>
           <w:lang w:val="en-US" w:eastAsia="zh-CN"/>
         </w:rPr>
         <w:fldChar w:fldCharType="separate"/>
@@ -1732,16 +2601,42 @@
           <w:szCs w:val="21"/>
           <w:lang w:val="en-US" w:eastAsia="zh-CN"/>
         </w:rPr>
-        <w:t>【项目github链接】</w:t>
-      </w:r>
-      <w:r>
-        <w:rPr>
-          <w:rFonts w:hint="eastAsia" w:ascii="楷体" w:hAnsi="楷体" w:eastAsia="楷体" w:cs="楷体"/>
-          <w:color w:val="auto"/>
-          <w:spacing w:val="-3"/>
-          <w:kern w:val="4"/>
-          <w:sz w:val="21"/>
-          <w:szCs w:val="21"/>
+        <w:t>【项目</w:t>
+      </w:r>
+      <w:r>
+        <w:rPr>
+          <w:rStyle w:val="12"/>
+          <w:rFonts w:hint="eastAsia" w:ascii="Times New Roman" w:hAnsi="Times New Roman" w:eastAsia="楷体" w:cs="Times New Roman"/>
+          <w:b w:val="0"/>
+          <w:bCs w:val="0"/>
+          <w:w w:val="105"/>
+          <w:sz w:val="21"/>
+          <w:szCs w:val="21"/>
+          <w:lang w:val="en-US" w:eastAsia="zh-CN" w:bidi="ar-SA"/>
+        </w:rPr>
+        <w:t>github</w:t>
+      </w:r>
+      <w:r>
+        <w:rPr>
+          <w:rStyle w:val="12"/>
+          <w:rFonts w:hint="eastAsia" w:ascii="楷体" w:hAnsi="楷体" w:eastAsia="楷体" w:cs="楷体"/>
+          <w:spacing w:val="-3"/>
+          <w:kern w:val="4"/>
+          <w:sz w:val="21"/>
+          <w:szCs w:val="21"/>
+          <w:lang w:val="en-US" w:eastAsia="zh-CN"/>
+        </w:rPr>
+        <w:t>链接】</w:t>
+      </w:r>
+      <w:r>
+        <w:rPr>
+          <w:rFonts w:hint="eastAsia" w:ascii="楷体" w:hAnsi="楷体" w:eastAsia="楷体" w:cs="楷体"/>
+          <w:color w:val="auto"/>
+          <w:spacing w:val="-3"/>
+          <w:kern w:val="4"/>
+          <w:sz w:val="21"/>
+          <w:szCs w:val="21"/>
+          <w:u w:val="none"/>
           <w:lang w:val="en-US" w:eastAsia="zh-CN"/>
         </w:rPr>
         <w:fldChar w:fldCharType="end"/>
@@ -1832,128 +2727,82 @@
       </w:pPr>
       <w:r>
         <w:rPr>
-          <w:rFonts w:ascii="Times New Roman" w:hAnsi="Times New Roman" w:eastAsia="楷体"/>
-          <w:b/>
-          <w:bCs/>
-          <w:color w:val="auto"/>
-          <w:w w:val="105"/>
-          <w:sz w:val="21"/>
-          <w:szCs w:val="21"/>
-          <w:lang w:eastAsia="zh-CN"/>
+          <w:rFonts w:hint="default" w:ascii="Times New Roman" w:hAnsi="Times New Roman" w:eastAsia="楷体" w:cs="Times New Roman"/>
+          <w:b/>
+          <w:bCs/>
+          <w:color w:val="auto"/>
+          <w:spacing w:val="-3"/>
+          <w:kern w:val="4"/>
+          <w:sz w:val="21"/>
+          <w:szCs w:val="21"/>
+          <w:lang w:val="en-US" w:eastAsia="zh-CN"/>
         </w:rPr>
         <w:t>20</w:t>
       </w:r>
       <w:r>
         <w:rPr>
-          <w:rFonts w:hint="eastAsia" w:ascii="Times New Roman" w:hAnsi="Times New Roman" w:eastAsia="楷体"/>
-          <w:b/>
-          <w:bCs/>
-          <w:color w:val="auto"/>
-          <w:w w:val="105"/>
-          <w:sz w:val="21"/>
-          <w:szCs w:val="21"/>
-          <w:lang w:val="en-US" w:eastAsia="zh-CN"/>
-        </w:rPr>
-        <w:t>24</w:t>
-      </w:r>
-      <w:r>
-        <w:rPr>
-          <w:rFonts w:hint="eastAsia" w:ascii="Times New Roman" w:hAnsi="Times New Roman" w:eastAsia="楷体"/>
-          <w:b/>
-          <w:bCs/>
-          <w:color w:val="auto"/>
-          <w:w w:val="105"/>
-          <w:sz w:val="21"/>
-          <w:szCs w:val="21"/>
-          <w:lang w:eastAsia="zh-CN"/>
-        </w:rPr>
-        <w:t>.</w:t>
-      </w:r>
-      <w:r>
-        <w:rPr>
-          <w:rFonts w:hint="eastAsia" w:ascii="Times New Roman" w:hAnsi="Times New Roman" w:eastAsia="楷体"/>
-          <w:b/>
-          <w:bCs/>
-          <w:color w:val="auto"/>
-          <w:w w:val="105"/>
-          <w:sz w:val="21"/>
-          <w:szCs w:val="21"/>
-          <w:lang w:val="en-US" w:eastAsia="zh-CN"/>
-        </w:rPr>
-        <w:t>11</w:t>
-      </w:r>
-      <w:r>
-        <w:rPr>
-          <w:rFonts w:hint="eastAsia" w:ascii="Times New Roman" w:hAnsi="Times New Roman" w:eastAsia="楷体"/>
-          <w:b/>
-          <w:bCs/>
-          <w:color w:val="auto"/>
-          <w:w w:val="105"/>
-          <w:sz w:val="21"/>
-          <w:szCs w:val="21"/>
-          <w:lang w:eastAsia="zh-CN"/>
-        </w:rPr>
-        <w:t>-</w:t>
-      </w:r>
-      <w:r>
-        <w:rPr>
-          <w:rFonts w:ascii="Times New Roman" w:hAnsi="Times New Roman" w:eastAsia="楷体"/>
-          <w:b/>
-          <w:bCs/>
-          <w:color w:val="auto"/>
-          <w:w w:val="105"/>
-          <w:sz w:val="21"/>
-          <w:szCs w:val="21"/>
-          <w:lang w:eastAsia="zh-CN"/>
+          <w:rFonts w:hint="eastAsia" w:ascii="Times New Roman" w:hAnsi="Times New Roman" w:eastAsia="楷体" w:cs="Times New Roman"/>
+          <w:b/>
+          <w:bCs/>
+          <w:color w:val="auto"/>
+          <w:spacing w:val="-3"/>
+          <w:kern w:val="4"/>
+          <w:sz w:val="21"/>
+          <w:szCs w:val="21"/>
+          <w:lang w:val="en-US" w:eastAsia="zh-CN"/>
+        </w:rPr>
+        <w:t>24.11-</w:t>
+      </w:r>
+      <w:r>
+        <w:rPr>
+          <w:rFonts w:hint="default" w:ascii="Times New Roman" w:hAnsi="Times New Roman" w:eastAsia="楷体" w:cs="Times New Roman"/>
+          <w:b/>
+          <w:bCs/>
+          <w:color w:val="auto"/>
+          <w:spacing w:val="-3"/>
+          <w:kern w:val="4"/>
+          <w:sz w:val="21"/>
+          <w:szCs w:val="21"/>
+          <w:lang w:val="en-US" w:eastAsia="zh-CN"/>
         </w:rPr>
         <w:t>202</w:t>
       </w:r>
       <w:r>
         <w:rPr>
-          <w:rFonts w:hint="eastAsia" w:ascii="Times New Roman" w:hAnsi="Times New Roman" w:eastAsia="楷体"/>
-          <w:b/>
-          <w:bCs/>
-          <w:color w:val="auto"/>
-          <w:w w:val="105"/>
-          <w:sz w:val="21"/>
-          <w:szCs w:val="21"/>
-          <w:lang w:val="en-US" w:eastAsia="zh-CN"/>
-        </w:rPr>
-        <w:t>6</w:t>
-      </w:r>
-      <w:r>
-        <w:rPr>
-          <w:rFonts w:hint="eastAsia" w:ascii="Times New Roman" w:hAnsi="Times New Roman" w:eastAsia="楷体"/>
-          <w:b/>
-          <w:bCs/>
-          <w:color w:val="auto"/>
-          <w:w w:val="105"/>
-          <w:sz w:val="21"/>
-          <w:szCs w:val="21"/>
-          <w:lang w:eastAsia="zh-CN"/>
-        </w:rPr>
-        <w:t>.</w:t>
-      </w:r>
-      <w:r>
-        <w:rPr>
-          <w:rFonts w:ascii="Times New Roman" w:hAnsi="Times New Roman" w:eastAsia="楷体"/>
-          <w:b/>
-          <w:bCs/>
-          <w:color w:val="auto"/>
-          <w:w w:val="105"/>
-          <w:sz w:val="21"/>
-          <w:szCs w:val="21"/>
-          <w:lang w:eastAsia="zh-CN"/>
+          <w:rFonts w:hint="eastAsia" w:ascii="Times New Roman" w:hAnsi="Times New Roman" w:eastAsia="楷体" w:cs="Times New Roman"/>
+          <w:b/>
+          <w:bCs/>
+          <w:color w:val="auto"/>
+          <w:spacing w:val="-3"/>
+          <w:kern w:val="4"/>
+          <w:sz w:val="21"/>
+          <w:szCs w:val="21"/>
+          <w:lang w:val="en-US" w:eastAsia="zh-CN"/>
+        </w:rPr>
+        <w:t>6.</w:t>
+      </w:r>
+      <w:r>
+        <w:rPr>
+          <w:rFonts w:hint="default" w:ascii="Times New Roman" w:hAnsi="Times New Roman" w:eastAsia="楷体" w:cs="Times New Roman"/>
+          <w:b/>
+          <w:bCs/>
+          <w:color w:val="auto"/>
+          <w:spacing w:val="-3"/>
+          <w:kern w:val="4"/>
+          <w:sz w:val="21"/>
+          <w:szCs w:val="21"/>
+          <w:lang w:val="en-US" w:eastAsia="zh-CN"/>
         </w:rPr>
         <w:t>0</w:t>
       </w:r>
       <w:r>
         <w:rPr>
-          <w:rFonts w:hint="eastAsia" w:ascii="Times New Roman" w:hAnsi="Times New Roman" w:eastAsia="楷体"/>
-          <w:b/>
-          <w:bCs/>
-          <w:color w:val="auto"/>
-          <w:w w:val="105"/>
+          <w:rFonts w:hint="eastAsia" w:ascii="Times New Roman" w:hAnsi="Times New Roman" w:eastAsia="楷体" w:cs="Times New Roman"/>
+          <w:b/>
+          <w:bCs/>
+          <w:color w:val="auto"/>
+          <w:spacing w:val="-3"/>
+          <w:kern w:val="4"/>
           <w:sz w:val="21"/>
           <w:szCs w:val="21"/>
           <w:lang w:val="en-US" w:eastAsia="zh-CN"/>
@@ -2104,19 +2953,19 @@
           <w:szCs w:val="21"/>
           <w:lang w:val="en-US" w:eastAsia="zh-CN"/>
         </w:rPr>
-        <w:t>：</w:t>
-      </w:r>
-      <w:r>
-        <w:rPr>
-          <w:rFonts w:hint="eastAsia" w:ascii="楷体" w:hAnsi="楷体" w:eastAsia="楷体" w:cs="楷体"/>
-          <w:color w:val="auto"/>
-          <w:spacing w:val="-3"/>
-          <w:kern w:val="4"/>
-          <w:sz w:val="21"/>
-          <w:szCs w:val="21"/>
-          <w:lang w:val="en-US" w:eastAsia="zh-CN"/>
-        </w:rPr>
-        <w:t>设计多模态智能双臂机器人系统，实现机器人自主移动与避障、基于</w:t>
+        <w:t>：自主</w:t>
+      </w:r>
+      <w:r>
+        <w:rPr>
+          <w:rFonts w:hint="eastAsia" w:ascii="楷体" w:hAnsi="楷体" w:eastAsia="楷体" w:cs="楷体"/>
+          <w:color w:val="auto"/>
+          <w:spacing w:val="-3"/>
+          <w:kern w:val="4"/>
+          <w:sz w:val="21"/>
+          <w:szCs w:val="21"/>
+          <w:lang w:val="en-US" w:eastAsia="zh-CN"/>
+        </w:rPr>
+        <w:t>设计多模态智能双臂机器人系统架构，实现机器人自主移动与避障、基于</w:t>
       </w:r>
       <w:r>
         <w:rPr>
@@ -2140,7 +2989,32 @@
           <w:szCs w:val="21"/>
           <w:lang w:val="en-US" w:eastAsia="zh-CN"/>
         </w:rPr>
-        <w:t>自主训练的视觉模型与RealSense深度摄像头的物体和场景识别、双机械臂的自主抓取等；</w:t>
+        <w:t>自主训练的视觉模型与</w:t>
+      </w:r>
+      <w:r>
+        <w:rPr>
+          <w:rFonts w:hint="eastAsia" w:ascii="Times New Roman" w:hAnsi="Times New Roman" w:eastAsia="楷体" w:cs="Times New Roman"/>
+          <w:b w:val="0"/>
+          <w:bCs w:val="0"/>
+          <w:color w:val="auto"/>
+          <w:w w:val="105"/>
+          <w:sz w:val="21"/>
+          <w:szCs w:val="21"/>
+          <w:lang w:val="en-US" w:eastAsia="zh-CN" w:bidi="ar-SA"/>
+        </w:rPr>
+        <w:t>RealSense</w:t>
+      </w:r>
+      <w:r>
+        <w:rPr>
+          <w:rFonts w:hint="eastAsia" w:ascii="楷体" w:hAnsi="楷体" w:eastAsia="楷体" w:cs="楷体"/>
+          <w:color w:val="auto"/>
+          <w:spacing w:val="-3"/>
+          <w:kern w:val="4"/>
+          <w:sz w:val="21"/>
+          <w:szCs w:val="21"/>
+          <w:lang w:val="en-US" w:eastAsia="zh-CN"/>
+        </w:rPr>
+        <w:t>深度摄像头的物体和场景识别、双机械臂的自主抓取等；</w:t>
       </w:r>
       <w:r>
         <w:rPr>
@@ -2210,7 +3084,35 @@
           <w:szCs w:val="21"/>
           <w:lang w:val="en-US" w:eastAsia="zh-CN"/>
         </w:rPr>
-        <w:t>的成绩</w:t>
+        <w:t>的成绩，同时我们团队不断改进该项目并借此</w:t>
+      </w:r>
+      <w:r>
+        <w:rPr>
+          <w:rFonts w:hint="eastAsia" w:ascii="楷体" w:hAnsi="楷体" w:eastAsia="楷体" w:cs="楷体"/>
+          <w:b/>
+          <w:bCs/>
+          <w:color w:val="auto"/>
+          <w:spacing w:val="-3"/>
+          <w:kern w:val="4"/>
+          <w:sz w:val="21"/>
+          <w:szCs w:val="21"/>
+          <w:lang w:val="en-US" w:eastAsia="zh-CN"/>
+        </w:rPr>
+        <w:t>获得了多项国家级奖项</w:t>
+      </w:r>
+      <w:r>
+        <w:rPr>
+          <w:rFonts w:hint="eastAsia" w:ascii="楷体" w:hAnsi="楷体" w:eastAsia="楷体" w:cs="楷体"/>
+          <w:b w:val="0"/>
+          <w:bCs w:val="0"/>
+          <w:color w:val="auto"/>
+          <w:spacing w:val="-3"/>
+          <w:kern w:val="4"/>
+          <w:sz w:val="21"/>
+          <w:szCs w:val="21"/>
+          <w:lang w:val="en-US" w:eastAsia="zh-CN"/>
+        </w:rPr>
+        <w:t>。</w:t>
       </w:r>
       <w:r>
         <w:rPr>
@@ -2236,6 +3138,7 @@
           <w:kern w:val="4"/>
           <w:sz w:val="21"/>
           <w:szCs w:val="21"/>
+          <w:u w:val="none"/>
           <w:lang w:val="en-US" w:eastAsia="zh-CN"/>
         </w:rPr>
         <w:fldChar w:fldCharType="begin"/>
@@ -2250,6 +3153,7 @@
           <w:kern w:val="4"/>
           <w:sz w:val="21"/>
           <w:szCs w:val="21"/>
+          <w:u w:val="none"/>
           <w:lang w:val="en-US" w:eastAsia="zh-CN"/>
         </w:rPr>
         <w:instrText xml:space="preserve"> HYPERLINK "https://github.com/Tassel51/LingXi-MultiModal_DualArm_MobileBot" </w:instrText>
@@ -2264,6 +3168,7 @@
           <w:kern w:val="4"/>
           <w:sz w:val="21"/>
           <w:szCs w:val="21"/>
+          <w:u w:val="none"/>
           <w:lang w:val="en-US" w:eastAsia="zh-CN"/>
         </w:rPr>
         <w:fldChar w:fldCharType="separate"/>
@@ -2280,18 +3185,46 @@
           <w:szCs w:val="21"/>
           <w:lang w:val="en-US" w:eastAsia="zh-CN"/>
         </w:rPr>
-        <w:t>【项目github链接】</w:t>
-      </w:r>
-      <w:r>
-        <w:rPr>
-          <w:rFonts w:hint="eastAsia" w:ascii="楷体" w:hAnsi="楷体" w:eastAsia="楷体" w:cs="楷体"/>
-          <w:b w:val="0"/>
-          <w:bCs w:val="0"/>
-          <w:color w:val="auto"/>
-          <w:spacing w:val="-3"/>
-          <w:kern w:val="4"/>
-          <w:sz w:val="21"/>
-          <w:szCs w:val="21"/>
+        <w:t>【项目</w:t>
+      </w:r>
+      <w:r>
+        <w:rPr>
+          <w:rStyle w:val="12"/>
+          <w:rFonts w:hint="eastAsia" w:ascii="Times New Roman" w:hAnsi="Times New Roman" w:eastAsia="楷体" w:cs="Times New Roman"/>
+          <w:b w:val="0"/>
+          <w:bCs w:val="0"/>
+          <w:w w:val="105"/>
+          <w:sz w:val="21"/>
+          <w:szCs w:val="21"/>
+          <w:lang w:val="en-US" w:eastAsia="zh-CN" w:bidi="ar-SA"/>
+        </w:rPr>
+        <w:t>github</w:t>
+      </w:r>
+      <w:r>
+        <w:rPr>
+          <w:rStyle w:val="12"/>
+          <w:rFonts w:hint="eastAsia" w:ascii="楷体" w:hAnsi="楷体" w:eastAsia="楷体" w:cs="楷体"/>
+          <w:b w:val="0"/>
+          <w:bCs w:val="0"/>
+          <w:spacing w:val="-3"/>
+          <w:kern w:val="4"/>
+          <w:sz w:val="21"/>
+          <w:szCs w:val="21"/>
+          <w:lang w:val="en-US" w:eastAsia="zh-CN"/>
+        </w:rPr>
+        <w:t>链接】</w:t>
+      </w:r>
+      <w:r>
+        <w:rPr>
+          <w:rFonts w:hint="eastAsia" w:ascii="楷体" w:hAnsi="楷体" w:eastAsia="楷体" w:cs="楷体"/>
+          <w:b w:val="0"/>
+          <w:bCs w:val="0"/>
+          <w:color w:val="auto"/>
+          <w:spacing w:val="-3"/>
+          <w:kern w:val="4"/>
+          <w:sz w:val="21"/>
+          <w:szCs w:val="21"/>
+          <w:u w:val="none"/>
           <w:lang w:val="en-US" w:eastAsia="zh-CN"/>
         </w:rPr>
         <w:fldChar w:fldCharType="end"/>
@@ -2377,7 +3310,107 @@
           <w:szCs w:val="21"/>
           <w:lang w:val="en-US" w:eastAsia="zh-CN" w:bidi="ar-SA"/>
         </w:rPr>
-        <w:t>负责基于 LangChain 架构部署 DeepSeek 大模型，构建机器人的“大脑”；通过 Prompt Engineering 与 RAG技术，实现了</w:t>
+        <w:t>负责基于</w:t>
+      </w:r>
+      <w:r>
+        <w:rPr>
+          <w:rFonts w:hint="eastAsia" w:ascii="Times New Roman" w:hAnsi="Times New Roman" w:eastAsia="楷体" w:cs="Times New Roman"/>
+          <w:b w:val="0"/>
+          <w:bCs w:val="0"/>
+          <w:color w:val="auto"/>
+          <w:w w:val="105"/>
+          <w:sz w:val="21"/>
+          <w:szCs w:val="21"/>
+          <w:lang w:val="en-US" w:eastAsia="zh-CN" w:bidi="ar-SA"/>
+        </w:rPr>
+        <w:t xml:space="preserve"> LangChain </w:t>
+      </w:r>
+      <w:r>
+        <w:rPr>
+          <w:rFonts w:hint="eastAsia" w:ascii="楷体" w:hAnsi="楷体" w:eastAsia="楷体" w:cs="楷体"/>
+          <w:color w:val="auto"/>
+          <w:spacing w:val="-3"/>
+          <w:kern w:val="4"/>
+          <w:sz w:val="21"/>
+          <w:szCs w:val="21"/>
+          <w:lang w:val="en-US" w:eastAsia="zh-CN" w:bidi="ar-SA"/>
+        </w:rPr>
+        <w:t>架构部署</w:t>
+      </w:r>
+      <w:r>
+        <w:rPr>
+          <w:rFonts w:hint="eastAsia" w:ascii="Times New Roman" w:hAnsi="Times New Roman" w:eastAsia="楷体" w:cs="Times New Roman"/>
+          <w:b w:val="0"/>
+          <w:bCs w:val="0"/>
+          <w:color w:val="auto"/>
+          <w:w w:val="105"/>
+          <w:sz w:val="21"/>
+          <w:szCs w:val="21"/>
+          <w:lang w:val="en-US" w:eastAsia="zh-CN" w:bidi="ar-SA"/>
+        </w:rPr>
+        <w:t xml:space="preserve"> DeepSeek </w:t>
+      </w:r>
+      <w:r>
+        <w:rPr>
+          <w:rFonts w:hint="eastAsia" w:ascii="楷体" w:hAnsi="楷体" w:eastAsia="楷体" w:cs="楷体"/>
+          <w:color w:val="auto"/>
+          <w:spacing w:val="-3"/>
+          <w:kern w:val="4"/>
+          <w:sz w:val="21"/>
+          <w:szCs w:val="21"/>
+          <w:lang w:val="en-US" w:eastAsia="zh-CN" w:bidi="ar-SA"/>
+        </w:rPr>
+        <w:t>大模型，构建机器人的“大脑”；通过</w:t>
+      </w:r>
+      <w:r>
+        <w:rPr>
+          <w:rFonts w:hint="eastAsia" w:ascii="Times New Roman" w:hAnsi="Times New Roman" w:eastAsia="楷体" w:cs="Times New Roman"/>
+          <w:b w:val="0"/>
+          <w:bCs w:val="0"/>
+          <w:color w:val="auto"/>
+          <w:w w:val="105"/>
+          <w:sz w:val="21"/>
+          <w:szCs w:val="21"/>
+          <w:lang w:val="en-US" w:eastAsia="zh-CN" w:bidi="ar-SA"/>
+        </w:rPr>
+        <w:t xml:space="preserve"> Prompt Engineering </w:t>
+      </w:r>
+      <w:r>
+        <w:rPr>
+          <w:rFonts w:hint="eastAsia" w:ascii="楷体" w:hAnsi="楷体" w:eastAsia="楷体" w:cs="楷体"/>
+          <w:color w:val="auto"/>
+          <w:spacing w:val="-3"/>
+          <w:kern w:val="4"/>
+          <w:sz w:val="21"/>
+          <w:szCs w:val="21"/>
+          <w:lang w:val="en-US" w:eastAsia="zh-CN" w:bidi="ar-SA"/>
+        </w:rPr>
+        <w:t xml:space="preserve">与 </w:t>
+      </w:r>
+      <w:r>
+        <w:rPr>
+          <w:rFonts w:hint="eastAsia" w:ascii="Times New Roman" w:hAnsi="Times New Roman" w:eastAsia="楷体" w:cs="Times New Roman"/>
+          <w:b w:val="0"/>
+          <w:bCs w:val="0"/>
+          <w:color w:val="auto"/>
+          <w:w w:val="105"/>
+          <w:sz w:val="21"/>
+          <w:szCs w:val="21"/>
+          <w:lang w:val="en-US" w:eastAsia="zh-CN" w:bidi="ar-SA"/>
+        </w:rPr>
+        <w:t>RAG</w:t>
+      </w:r>
+      <w:r>
+        <w:rPr>
+          <w:rFonts w:hint="eastAsia" w:ascii="楷体" w:hAnsi="楷体" w:eastAsia="楷体" w:cs="楷体"/>
+          <w:color w:val="auto"/>
+          <w:spacing w:val="-3"/>
+          <w:kern w:val="4"/>
+          <w:sz w:val="21"/>
+          <w:szCs w:val="21"/>
+          <w:lang w:val="en-US" w:eastAsia="zh-CN" w:bidi="ar-SA"/>
+        </w:rPr>
+        <w:t>技术，实现了</w:t>
       </w:r>
       <w:r>
         <w:rPr>
@@ -2429,7 +3462,107 @@
           <w:szCs w:val="21"/>
           <w:lang w:val="en-US" w:eastAsia="zh-CN" w:bidi="ar-SA"/>
         </w:rPr>
-        <w:t>，显著提升了机器人的智能化交互水平；同时利用 YOLOv8 训练定制化视觉模型，结合 Intel RealSense 深度相机实现多目标识别与 3D 空间定位；所有工作均部署在Intel开发板上。</w:t>
+        <w:t xml:space="preserve">，显著提升了机器人的智能化交互水平；同时利用 </w:t>
+      </w:r>
+      <w:r>
+        <w:rPr>
+          <w:rFonts w:hint="eastAsia" w:ascii="Times New Roman" w:hAnsi="Times New Roman" w:eastAsia="楷体" w:cs="Times New Roman"/>
+          <w:b w:val="0"/>
+          <w:bCs w:val="0"/>
+          <w:color w:val="auto"/>
+          <w:w w:val="105"/>
+          <w:sz w:val="21"/>
+          <w:szCs w:val="21"/>
+          <w:lang w:val="en-US" w:eastAsia="zh-CN" w:bidi="ar-SA"/>
+        </w:rPr>
+        <w:t>YOLOv8</w:t>
+      </w:r>
+      <w:r>
+        <w:rPr>
+          <w:rFonts w:hint="eastAsia" w:ascii="楷体" w:hAnsi="楷体" w:eastAsia="楷体" w:cs="楷体"/>
+          <w:color w:val="auto"/>
+          <w:spacing w:val="-3"/>
+          <w:kern w:val="4"/>
+          <w:sz w:val="21"/>
+          <w:szCs w:val="21"/>
+          <w:lang w:val="en-US" w:eastAsia="zh-CN" w:bidi="ar-SA"/>
+        </w:rPr>
+        <w:t xml:space="preserve"> 训练定制化视觉模型，结合</w:t>
+      </w:r>
+      <w:r>
+        <w:rPr>
+          <w:rFonts w:hint="eastAsia" w:ascii="Times New Roman" w:hAnsi="Times New Roman" w:eastAsia="楷体" w:cs="Times New Roman"/>
+          <w:b w:val="0"/>
+          <w:bCs w:val="0"/>
+          <w:color w:val="auto"/>
+          <w:w w:val="105"/>
+          <w:sz w:val="21"/>
+          <w:szCs w:val="21"/>
+          <w:lang w:val="en-US" w:eastAsia="zh-CN" w:bidi="ar-SA"/>
+        </w:rPr>
+        <w:t xml:space="preserve"> Intel RealSense </w:t>
+      </w:r>
+      <w:r>
+        <w:rPr>
+          <w:rFonts w:hint="eastAsia" w:ascii="楷体" w:hAnsi="楷体" w:eastAsia="楷体" w:cs="楷体"/>
+          <w:color w:val="auto"/>
+          <w:spacing w:val="-3"/>
+          <w:kern w:val="4"/>
+          <w:sz w:val="21"/>
+          <w:szCs w:val="21"/>
+          <w:lang w:val="en-US" w:eastAsia="zh-CN" w:bidi="ar-SA"/>
+        </w:rPr>
+        <w:t>深度相机实现多目标识别与</w:t>
+      </w:r>
+      <w:r>
+        <w:rPr>
+          <w:rFonts w:hint="eastAsia" w:ascii="Times New Roman" w:hAnsi="Times New Roman" w:eastAsia="楷体" w:cs="Times New Roman"/>
+          <w:b w:val="0"/>
+          <w:bCs w:val="0"/>
+          <w:color w:val="auto"/>
+          <w:w w:val="105"/>
+          <w:sz w:val="21"/>
+          <w:szCs w:val="21"/>
+          <w:lang w:val="en-US" w:eastAsia="zh-CN" w:bidi="ar-SA"/>
+        </w:rPr>
+        <w:t xml:space="preserve"> 3D </w:t>
+      </w:r>
+      <w:r>
+        <w:rPr>
+          <w:rFonts w:hint="eastAsia" w:ascii="楷体" w:hAnsi="楷体" w:eastAsia="楷体" w:cs="楷体"/>
+          <w:color w:val="auto"/>
+          <w:spacing w:val="-3"/>
+          <w:kern w:val="4"/>
+          <w:sz w:val="21"/>
+          <w:szCs w:val="21"/>
+          <w:lang w:val="en-US" w:eastAsia="zh-CN" w:bidi="ar-SA"/>
+        </w:rPr>
+        <w:t xml:space="preserve">空间定位；所有工作均部署在 </w:t>
+      </w:r>
+      <w:r>
+        <w:rPr>
+          <w:rFonts w:hint="eastAsia" w:ascii="Times New Roman" w:hAnsi="Times New Roman" w:eastAsia="楷体" w:cs="Times New Roman"/>
+          <w:b w:val="0"/>
+          <w:bCs w:val="0"/>
+          <w:color w:val="auto"/>
+          <w:w w:val="105"/>
+          <w:sz w:val="21"/>
+          <w:szCs w:val="21"/>
+          <w:lang w:val="en-US" w:eastAsia="zh-CN" w:bidi="ar-SA"/>
+        </w:rPr>
+        <w:t xml:space="preserve">Intel </w:t>
+      </w:r>
+      <w:r>
+        <w:rPr>
+          <w:rFonts w:hint="eastAsia" w:ascii="楷体" w:hAnsi="楷体" w:eastAsia="楷体" w:cs="楷体"/>
+          <w:color w:val="auto"/>
+          <w:spacing w:val="-3"/>
+          <w:kern w:val="4"/>
+          <w:sz w:val="21"/>
+          <w:szCs w:val="21"/>
+          <w:lang w:val="en-US" w:eastAsia="zh-CN" w:bidi="ar-SA"/>
+        </w:rPr>
+        <w:t>开发板上。</w:t>
       </w:r>
     </w:p>
     <w:p>
@@ -2537,7 +3670,119 @@
           <w:szCs w:val="21"/>
           <w:lang w:val="en-US" w:eastAsia="zh-CN"/>
         </w:rPr>
-        <w:t>《仪捷通实验室管理平台 V1.0》          登记号：2026SR0226376        第一发明人             2026年2月授权</w:t>
+        <w:t xml:space="preserve">《仪捷通实验室管理平台 </w:t>
+      </w:r>
+      <w:r>
+        <w:rPr>
+          <w:rFonts w:hint="eastAsia" w:ascii="Times New Roman" w:hAnsi="Times New Roman" w:eastAsia="楷体" w:cs="Times New Roman"/>
+          <w:b/>
+          <w:bCs/>
+          <w:color w:val="auto"/>
+          <w:spacing w:val="-3"/>
+          <w:kern w:val="4"/>
+          <w:sz w:val="21"/>
+          <w:szCs w:val="21"/>
+          <w:lang w:val="en-US" w:eastAsia="zh-CN"/>
+        </w:rPr>
+        <w:t xml:space="preserve">V1.0 </w:t>
+      </w:r>
+      <w:r>
+        <w:rPr>
+          <w:rFonts w:hint="eastAsia" w:ascii="楷体" w:hAnsi="楷体" w:eastAsia="楷体" w:cs="楷体"/>
+          <w:b/>
+          <w:bCs/>
+          <w:color w:val="auto"/>
+          <w:spacing w:val="-3"/>
+          <w:kern w:val="4"/>
+          <w:sz w:val="21"/>
+          <w:szCs w:val="21"/>
+          <w:lang w:val="en-US" w:eastAsia="zh-CN"/>
+        </w:rPr>
+        <w:t>》          登记号：</w:t>
+      </w:r>
+      <w:r>
+        <w:rPr>
+          <w:rFonts w:hint="eastAsia" w:ascii="Times New Roman" w:hAnsi="Times New Roman" w:eastAsia="楷体" w:cs="Times New Roman"/>
+          <w:b/>
+          <w:bCs/>
+          <w:color w:val="auto"/>
+          <w:spacing w:val="-3"/>
+          <w:kern w:val="4"/>
+          <w:sz w:val="21"/>
+          <w:szCs w:val="21"/>
+          <w:lang w:val="en-US" w:eastAsia="zh-CN"/>
+        </w:rPr>
+        <w:t>2026SR0226376</w:t>
+      </w:r>
+      <w:r>
+        <w:rPr>
+          <w:rFonts w:hint="eastAsia" w:ascii="楷体" w:hAnsi="楷体" w:eastAsia="楷体" w:cs="楷体"/>
+          <w:b/>
+          <w:bCs/>
+          <w:color w:val="auto"/>
+          <w:spacing w:val="-3"/>
+          <w:kern w:val="4"/>
+          <w:sz w:val="21"/>
+          <w:szCs w:val="21"/>
+          <w:lang w:val="en-US" w:eastAsia="zh-CN"/>
+        </w:rPr>
+        <w:t xml:space="preserve">        第一发明人            </w:t>
+      </w:r>
+      <w:r>
+        <w:rPr>
+          <w:rFonts w:hint="eastAsia" w:ascii="Times New Roman" w:hAnsi="Times New Roman" w:eastAsia="楷体" w:cs="Times New Roman"/>
+          <w:b/>
+          <w:bCs/>
+          <w:color w:val="auto"/>
+          <w:spacing w:val="-3"/>
+          <w:kern w:val="4"/>
+          <w:sz w:val="21"/>
+          <w:szCs w:val="21"/>
+          <w:lang w:val="en-US" w:eastAsia="zh-CN"/>
+        </w:rPr>
+        <w:t xml:space="preserve"> 2026</w:t>
+      </w:r>
+      <w:r>
+        <w:rPr>
+          <w:rFonts w:hint="eastAsia" w:ascii="楷体" w:hAnsi="楷体" w:eastAsia="楷体" w:cs="楷体"/>
+          <w:b/>
+          <w:bCs/>
+          <w:color w:val="auto"/>
+          <w:spacing w:val="-3"/>
+          <w:kern w:val="4"/>
+          <w:sz w:val="21"/>
+          <w:szCs w:val="21"/>
+          <w:lang w:val="en-US" w:eastAsia="zh-CN"/>
+        </w:rPr>
+        <w:t>年</w:t>
+      </w:r>
+      <w:r>
+        <w:rPr>
+          <w:rFonts w:hint="eastAsia" w:ascii="Times New Roman" w:hAnsi="Times New Roman" w:eastAsia="楷体" w:cs="Times New Roman"/>
+          <w:b/>
+          <w:bCs/>
+          <w:color w:val="auto"/>
+          <w:spacing w:val="-3"/>
+          <w:kern w:val="4"/>
+          <w:sz w:val="21"/>
+          <w:szCs w:val="21"/>
+          <w:lang w:val="en-US" w:eastAsia="zh-CN"/>
+        </w:rPr>
+        <w:t>2</w:t>
+      </w:r>
+      <w:r>
+        <w:rPr>
+          <w:rFonts w:hint="eastAsia" w:ascii="楷体" w:hAnsi="楷体" w:eastAsia="楷体" w:cs="楷体"/>
+          <w:b/>
+          <w:bCs/>
+          <w:color w:val="auto"/>
+          <w:spacing w:val="-3"/>
+          <w:kern w:val="4"/>
+          <w:sz w:val="21"/>
+          <w:szCs w:val="21"/>
+          <w:lang w:val="en-US" w:eastAsia="zh-CN"/>
+        </w:rPr>
+        <w:t>月授权</w:t>
       </w:r>
     </w:p>
     <w:p>
@@ -2748,6 +3993,20 @@
       </w:pPr>
       <w:r>
         <w:rPr>
+          <w:rFonts w:hint="eastAsia" w:ascii="Times New Roman" w:hAnsi="Times New Roman" w:eastAsia="楷体" w:cs="Times New Roman"/>
+          <w:b/>
+          <w:bCs/>
+          <w:color w:val="auto"/>
+          <w:spacing w:val="-3"/>
+          <w:kern w:val="4"/>
+          <w:sz w:val="21"/>
+          <w:szCs w:val="21"/>
+          <w:lang w:val="en-US" w:eastAsia="zh-CN"/>
+        </w:rPr>
+        <w:t>2025.01</w:t>
+      </w:r>
+      <w:r>
+        <w:rPr>
           <w:rFonts w:hint="eastAsia" w:ascii="Times New Roman" w:hAnsi="Times New Roman" w:eastAsia="楷体"/>
           <w:b/>
           <w:bCs/>
@@ -2757,7 +4016,21 @@
           <w:szCs w:val="21"/>
           <w:lang w:val="en-US" w:eastAsia="zh-CN"/>
         </w:rPr>
-        <w:t>2025.01</w:t>
+        <w:tab/>
+      </w:r>
+      <w:r>
+        <w:rPr>
+          <w:rFonts w:hint="eastAsia" w:ascii="楷体" w:hAnsi="楷体" w:eastAsia="楷体" w:cs="楷体"/>
+          <w:b/>
+          <w:bCs/>
+          <w:color w:val="auto"/>
+          <w:spacing w:val="-3"/>
+          <w:kern w:val="4"/>
+          <w:sz w:val="21"/>
+          <w:szCs w:val="21"/>
+          <w:lang w:val="en-US" w:eastAsia="zh-CN"/>
+        </w:rPr>
+        <w:t>美国（国际）大学生数学建模竞赛</w:t>
       </w:r>
       <w:r>
         <w:rPr>
@@ -2774,20 +4047,6 @@
       </w:r>
       <w:r>
         <w:rPr>
-          <w:rFonts w:hint="eastAsia" w:ascii="楷体" w:hAnsi="楷体" w:eastAsia="楷体" w:cs="楷体"/>
-          <w:b/>
-          <w:bCs/>
-          <w:color w:val="auto"/>
-          <w:spacing w:val="-3"/>
-          <w:kern w:val="4"/>
-          <w:sz w:val="21"/>
-          <w:szCs w:val="21"/>
-          <w:lang w:val="en-US" w:eastAsia="zh-CN"/>
-        </w:rPr>
-        <w:t>美国（国际）大学生数学建模竞赛</w:t>
-      </w:r>
-      <w:r>
-        <w:rPr>
           <w:rFonts w:hint="eastAsia" w:ascii="Times New Roman" w:hAnsi="Times New Roman" w:eastAsia="楷体"/>
           <w:b/>
           <w:bCs/>
@@ -2801,30 +4060,30 @@
       </w:r>
       <w:r>
         <w:rPr>
-          <w:rFonts w:hint="eastAsia" w:ascii="Times New Roman" w:hAnsi="Times New Roman" w:eastAsia="楷体"/>
-          <w:b/>
-          <w:bCs/>
-          <w:color w:val="auto"/>
-          <w:w w:val="105"/>
-          <w:sz w:val="21"/>
-          <w:szCs w:val="21"/>
-          <w:lang w:val="en-US" w:eastAsia="zh-CN"/>
-        </w:rPr>
-        <w:tab/>
-      </w:r>
-      <w:r>
-        <w:rPr>
-          <w:rFonts w:hint="eastAsia" w:ascii="楷体" w:hAnsi="楷体" w:eastAsia="楷体" w:cs="楷体"/>
-          <w:b/>
-          <w:bCs/>
-          <w:color w:val="auto"/>
-          <w:spacing w:val="-3"/>
-          <w:kern w:val="4"/>
-          <w:sz w:val="21"/>
-          <w:szCs w:val="21"/>
-          <w:lang w:val="en-US" w:eastAsia="zh-CN"/>
-        </w:rPr>
-        <w:t>O奖(特等奖，前0.16%)</w:t>
+          <w:rFonts w:hint="eastAsia" w:ascii="Times New Roman" w:hAnsi="Times New Roman" w:eastAsia="楷体" w:cs="Times New Roman"/>
+          <w:b/>
+          <w:bCs/>
+          <w:color w:val="auto"/>
+          <w:w w:val="105"/>
+          <w:sz w:val="21"/>
+          <w:szCs w:val="21"/>
+          <w:lang w:val="en-US" w:eastAsia="zh-CN"/>
+        </w:rPr>
+        <w:t>O</w:t>
+      </w:r>
+      <w:r>
+        <w:rPr>
+          <w:rFonts w:hint="eastAsia" w:ascii="楷体" w:hAnsi="楷体" w:eastAsia="楷体" w:cs="楷体"/>
+          <w:b/>
+          <w:bCs/>
+          <w:color w:val="auto"/>
+          <w:spacing w:val="-3"/>
+          <w:kern w:val="4"/>
+          <w:sz w:val="21"/>
+          <w:szCs w:val="21"/>
+          <w:lang w:val="en-US" w:eastAsia="zh-CN"/>
+        </w:rPr>
+        <w:t>奖(特等奖，前0.16%)</w:t>
       </w:r>
       <w:r>
         <w:rPr>
@@ -2932,124 +4191,202 @@
           <w:szCs w:val="21"/>
           <w:lang w:val="en-US" w:eastAsia="zh-CN" w:bidi="ar-SA"/>
         </w:rPr>
-        <w:t>负责竞赛主要模型构建与部分代码实现。针对奖牌榜“零奖牌”截断数据及异方差问题，构建了TMH-OMP 模型（结合</w:t>
-      </w:r>
-      <w:r>
-        <w:rPr>
-          <w:rFonts w:hint="eastAsia" w:ascii="楷体" w:hAnsi="楷体" w:eastAsia="楷体" w:cs="楷体"/>
-          <w:b/>
-          <w:bCs/>
+        <w:t>负责竞赛主要模型构建与部分代码实现。针对奖牌榜“零奖牌”截断数据及异方差问题，构建了</w:t>
+      </w:r>
+      <w:r>
+        <w:rPr>
+          <w:rFonts w:hint="eastAsia" w:ascii="Times New Roman" w:hAnsi="Times New Roman" w:eastAsia="楷体" w:cs="Times New Roman"/>
+          <w:b/>
+          <w:bCs/>
+          <w:color w:val="auto"/>
+          <w:w w:val="105"/>
+          <w:sz w:val="21"/>
+          <w:szCs w:val="21"/>
+          <w:lang w:val="en-US" w:eastAsia="zh-CN" w:bidi="ar-SA"/>
+        </w:rPr>
+        <w:t>TMH-OMP</w:t>
+      </w:r>
+      <w:r>
+        <w:rPr>
+          <w:rFonts w:hint="eastAsia" w:ascii="楷体" w:hAnsi="楷体" w:eastAsia="楷体" w:cs="楷体"/>
+          <w:b w:val="0"/>
+          <w:bCs w:val="0"/>
           <w:spacing w:val="-6"/>
           <w:kern w:val="2"/>
           <w:sz w:val="21"/>
           <w:szCs w:val="21"/>
           <w:lang w:val="en-US" w:eastAsia="zh-CN" w:bidi="ar-SA"/>
         </w:rPr>
-        <w:t>Mundlak 修正</w:t>
-      </w:r>
-      <w:r>
-        <w:rPr>
-          <w:rFonts w:hint="eastAsia" w:ascii="楷体" w:hAnsi="楷体" w:eastAsia="楷体" w:cs="楷体"/>
-          <w:b w:val="0"/>
-          <w:bCs w:val="0"/>
+        <w:t xml:space="preserve"> 模型（结合</w:t>
+      </w:r>
+      <w:r>
+        <w:rPr>
+          <w:rFonts w:hint="eastAsia" w:ascii="Times New Roman" w:hAnsi="Times New Roman" w:eastAsia="楷体" w:cs="Times New Roman"/>
+          <w:b/>
+          <w:bCs/>
+          <w:color w:val="auto"/>
+          <w:w w:val="105"/>
+          <w:sz w:val="21"/>
+          <w:szCs w:val="21"/>
+          <w:lang w:val="en-US" w:eastAsia="zh-CN" w:bidi="ar-SA"/>
+        </w:rPr>
+        <w:t>Mundlak</w:t>
+      </w:r>
+      <w:r>
+        <w:rPr>
+          <w:rFonts w:hint="eastAsia" w:ascii="楷体" w:hAnsi="楷体" w:eastAsia="楷体" w:cs="楷体"/>
+          <w:b/>
+          <w:bCs/>
           <w:spacing w:val="-6"/>
           <w:kern w:val="2"/>
           <w:sz w:val="21"/>
           <w:szCs w:val="21"/>
           <w:lang w:val="en-US" w:eastAsia="zh-CN" w:bidi="ar-SA"/>
         </w:rPr>
-        <w:t>、</w:t>
-      </w:r>
-      <w:r>
-        <w:rPr>
-          <w:rFonts w:hint="eastAsia" w:ascii="楷体" w:hAnsi="楷体" w:eastAsia="楷体" w:cs="楷体"/>
-          <w:b/>
-          <w:bCs/>
+        <w:t xml:space="preserve"> 修正</w:t>
+      </w:r>
+      <w:r>
+        <w:rPr>
+          <w:rFonts w:hint="eastAsia" w:ascii="楷体" w:hAnsi="楷体" w:eastAsia="楷体" w:cs="楷体"/>
+          <w:b w:val="0"/>
+          <w:bCs w:val="0"/>
           <w:spacing w:val="-6"/>
           <w:kern w:val="2"/>
           <w:sz w:val="21"/>
           <w:szCs w:val="21"/>
           <w:lang w:val="en-US" w:eastAsia="zh-CN" w:bidi="ar-SA"/>
         </w:rPr>
-        <w:t>Tobit 回归</w:t>
-      </w:r>
-      <w:r>
-        <w:rPr>
-          <w:rFonts w:hint="eastAsia" w:ascii="楷体" w:hAnsi="楷体" w:eastAsia="楷体" w:cs="楷体"/>
-          <w:b w:val="0"/>
-          <w:bCs w:val="0"/>
+        <w:t>、</w:t>
+      </w:r>
+      <w:r>
+        <w:rPr>
+          <w:rFonts w:hint="eastAsia" w:ascii="Times New Roman" w:hAnsi="Times New Roman" w:eastAsia="楷体" w:cs="Times New Roman"/>
+          <w:b/>
+          <w:bCs/>
+          <w:color w:val="auto"/>
+          <w:w w:val="105"/>
+          <w:sz w:val="21"/>
+          <w:szCs w:val="21"/>
+          <w:lang w:val="en-US" w:eastAsia="zh-CN" w:bidi="ar-SA"/>
+        </w:rPr>
+        <w:t>Tobit</w:t>
+      </w:r>
+      <w:r>
+        <w:rPr>
+          <w:rFonts w:hint="eastAsia" w:ascii="楷体" w:hAnsi="楷体" w:eastAsia="楷体" w:cs="楷体"/>
+          <w:b/>
+          <w:bCs/>
           <w:spacing w:val="-6"/>
           <w:kern w:val="2"/>
           <w:sz w:val="21"/>
           <w:szCs w:val="21"/>
           <w:lang w:val="en-US" w:eastAsia="zh-CN" w:bidi="ar-SA"/>
         </w:rPr>
-        <w:t xml:space="preserve">与 </w:t>
-      </w:r>
-      <w:r>
-        <w:rPr>
-          <w:rFonts w:hint="eastAsia" w:ascii="楷体" w:hAnsi="楷体" w:eastAsia="楷体" w:cs="楷体"/>
-          <w:b/>
-          <w:bCs/>
+        <w:t xml:space="preserve"> 回归</w:t>
+      </w:r>
+      <w:r>
+        <w:rPr>
+          <w:rFonts w:hint="eastAsia" w:ascii="楷体" w:hAnsi="楷体" w:eastAsia="楷体" w:cs="楷体"/>
+          <w:b w:val="0"/>
+          <w:bCs w:val="0"/>
           <w:spacing w:val="-6"/>
           <w:kern w:val="2"/>
           <w:sz w:val="21"/>
           <w:szCs w:val="21"/>
           <w:lang w:val="en-US" w:eastAsia="zh-CN" w:bidi="ar-SA"/>
         </w:rPr>
-        <w:t>Hurdle 模型</w:t>
-      </w:r>
-      <w:r>
-        <w:rPr>
-          <w:rFonts w:hint="eastAsia" w:ascii="楷体" w:hAnsi="楷体" w:eastAsia="楷体" w:cs="楷体"/>
-          <w:b w:val="0"/>
-          <w:bCs w:val="0"/>
+        <w:t xml:space="preserve">与 </w:t>
+      </w:r>
+      <w:r>
+        <w:rPr>
+          <w:rFonts w:hint="eastAsia" w:ascii="Times New Roman" w:hAnsi="Times New Roman" w:eastAsia="楷体" w:cs="Times New Roman"/>
+          <w:b/>
+          <w:bCs/>
+          <w:color w:val="auto"/>
+          <w:w w:val="105"/>
+          <w:sz w:val="21"/>
+          <w:szCs w:val="21"/>
+          <w:lang w:val="en-US" w:eastAsia="zh-CN" w:bidi="ar-SA"/>
+        </w:rPr>
+        <w:t>Hurdle</w:t>
+      </w:r>
+      <w:r>
+        <w:rPr>
+          <w:rFonts w:hint="eastAsia" w:ascii="楷体" w:hAnsi="楷体" w:eastAsia="楷体" w:cs="楷体"/>
+          <w:b/>
+          <w:bCs/>
           <w:spacing w:val="-6"/>
           <w:kern w:val="2"/>
           <w:sz w:val="21"/>
           <w:szCs w:val="21"/>
           <w:lang w:val="en-US" w:eastAsia="zh-CN" w:bidi="ar-SA"/>
         </w:rPr>
-        <w:t>），预测精度突破 79%；针对“名帅效应”评估，独立构建基于</w:t>
-      </w:r>
-      <w:r>
-        <w:rPr>
-          <w:rFonts w:hint="eastAsia" w:ascii="楷体" w:hAnsi="楷体" w:eastAsia="楷体" w:cs="楷体"/>
-          <w:b/>
-          <w:bCs/>
+        <w:t xml:space="preserve"> 模型</w:t>
+      </w:r>
+      <w:r>
+        <w:rPr>
+          <w:rFonts w:hint="eastAsia" w:ascii="楷体" w:hAnsi="楷体" w:eastAsia="楷体" w:cs="楷体"/>
+          <w:b w:val="0"/>
+          <w:bCs w:val="0"/>
           <w:spacing w:val="-6"/>
           <w:kern w:val="2"/>
           <w:sz w:val="21"/>
           <w:szCs w:val="21"/>
           <w:lang w:val="en-US" w:eastAsia="zh-CN" w:bidi="ar-SA"/>
         </w:rPr>
-        <w:t>双重稳健估计器(</w:t>
-      </w:r>
-      <w:r>
-        <w:rPr>
-          <w:rFonts w:hint="eastAsia" w:ascii="楷体" w:hAnsi="楷体" w:eastAsia="楷体" w:cs="楷体"/>
-          <w:b w:val="0"/>
-          <w:bCs w:val="0"/>
+        <w:t>），预测精度突破 79%；针对“名帅效应”评估，独立构建基于</w:t>
+      </w:r>
+      <w:r>
+        <w:rPr>
+          <w:rFonts w:hint="eastAsia" w:ascii="楷体" w:hAnsi="楷体" w:eastAsia="楷体" w:cs="楷体"/>
+          <w:b/>
+          <w:bCs/>
           <w:spacing w:val="-6"/>
           <w:kern w:val="2"/>
           <w:sz w:val="21"/>
           <w:szCs w:val="21"/>
           <w:lang w:val="en-US" w:eastAsia="zh-CN" w:bidi="ar-SA"/>
         </w:rPr>
-        <w:t>Double Robust Estimator)框架的DRD-CE模型 ，创新性融合</w:t>
-      </w:r>
-      <w:r>
-        <w:rPr>
-          <w:rFonts w:hint="eastAsia" w:ascii="楷体" w:hAnsi="楷体" w:eastAsia="楷体" w:cs="楷体"/>
-          <w:b/>
-          <w:bCs/>
+        <w:t>双重稳健估计器(</w:t>
+      </w:r>
+      <w:r>
+        <w:rPr>
+          <w:rFonts w:hint="eastAsia" w:ascii="Times New Roman" w:hAnsi="Times New Roman" w:eastAsia="楷体" w:cs="Times New Roman"/>
+          <w:b/>
+          <w:bCs/>
+          <w:color w:val="auto"/>
+          <w:w w:val="105"/>
+          <w:sz w:val="21"/>
+          <w:szCs w:val="21"/>
+          <w:lang w:val="en-US" w:eastAsia="zh-CN" w:bidi="ar-SA"/>
+        </w:rPr>
+        <w:t>Double Robust Estimator</w:t>
+      </w:r>
+      <w:r>
+        <w:rPr>
+          <w:rFonts w:hint="eastAsia" w:ascii="楷体" w:hAnsi="楷体" w:eastAsia="楷体" w:cs="楷体"/>
+          <w:b w:val="0"/>
+          <w:bCs w:val="0"/>
           <w:spacing w:val="-6"/>
           <w:kern w:val="2"/>
           <w:sz w:val="21"/>
           <w:szCs w:val="21"/>
           <w:lang w:val="en-US" w:eastAsia="zh-CN" w:bidi="ar-SA"/>
         </w:rPr>
-        <w:t>动态双重差分法</w:t>
+        <w:t>)框架的</w:t>
+      </w:r>
+      <w:r>
+        <w:rPr>
+          <w:rFonts w:hint="eastAsia" w:ascii="Times New Roman" w:hAnsi="Times New Roman" w:eastAsia="楷体" w:cs="Times New Roman"/>
+          <w:b/>
+          <w:bCs/>
+          <w:color w:val="auto"/>
+          <w:w w:val="105"/>
+          <w:sz w:val="21"/>
+          <w:szCs w:val="21"/>
+          <w:lang w:val="en-US" w:eastAsia="zh-CN" w:bidi="ar-SA"/>
+        </w:rPr>
+        <w:t>DRD-CE</w:t>
       </w:r>
       <w:r>
         <w:rPr>
@@ -3062,7 +4399,7 @@
           <w:szCs w:val="21"/>
           <w:lang w:val="en-US" w:eastAsia="zh-CN" w:bidi="ar-SA"/>
         </w:rPr>
-        <w:t>(Dynamic DID)与</w:t>
+        <w:t>模型 ，创新性融合</w:t>
       </w:r>
       <w:r>
         <w:rPr>
@@ -3075,7 +4412,7 @@
           <w:szCs w:val="21"/>
           <w:lang w:val="en-US" w:eastAsia="zh-CN" w:bidi="ar-SA"/>
         </w:rPr>
-        <w:t>逆概率加权</w:t>
+        <w:t>动态双重差分法</w:t>
       </w:r>
       <w:r>
         <w:rPr>
@@ -3088,7 +4425,85 @@
           <w:szCs w:val="21"/>
           <w:lang w:val="en-US" w:eastAsia="zh-CN" w:bidi="ar-SA"/>
         </w:rPr>
-        <w:t>(IPW) ，精准量化名帅对奖牌分布的贡献度</w:t>
+        <w:t>(</w:t>
+      </w:r>
+      <w:r>
+        <w:rPr>
+          <w:rFonts w:hint="eastAsia" w:ascii="Times New Roman" w:hAnsi="Times New Roman" w:eastAsia="楷体" w:cs="Times New Roman"/>
+          <w:b/>
+          <w:bCs/>
+          <w:color w:val="auto"/>
+          <w:w w:val="105"/>
+          <w:sz w:val="21"/>
+          <w:szCs w:val="21"/>
+          <w:lang w:val="en-US" w:eastAsia="zh-CN" w:bidi="ar-SA"/>
+        </w:rPr>
+        <w:t>Dynamic DID</w:t>
+      </w:r>
+      <w:r>
+        <w:rPr>
+          <w:rFonts w:hint="eastAsia" w:ascii="楷体" w:hAnsi="楷体" w:eastAsia="楷体" w:cs="楷体"/>
+          <w:b w:val="0"/>
+          <w:bCs w:val="0"/>
+          <w:spacing w:val="-6"/>
+          <w:kern w:val="2"/>
+          <w:sz w:val="21"/>
+          <w:szCs w:val="21"/>
+          <w:lang w:val="en-US" w:eastAsia="zh-CN" w:bidi="ar-SA"/>
+        </w:rPr>
+        <w:t>)与</w:t>
+      </w:r>
+      <w:r>
+        <w:rPr>
+          <w:rFonts w:hint="eastAsia" w:ascii="楷体" w:hAnsi="楷体" w:eastAsia="楷体" w:cs="楷体"/>
+          <w:b/>
+          <w:bCs/>
+          <w:spacing w:val="-6"/>
+          <w:kern w:val="2"/>
+          <w:sz w:val="21"/>
+          <w:szCs w:val="21"/>
+          <w:lang w:val="en-US" w:eastAsia="zh-CN" w:bidi="ar-SA"/>
+        </w:rPr>
+        <w:t>逆概率加权</w:t>
+      </w:r>
+      <w:r>
+        <w:rPr>
+          <w:rFonts w:hint="eastAsia" w:ascii="楷体" w:hAnsi="楷体" w:eastAsia="楷体" w:cs="楷体"/>
+          <w:b w:val="0"/>
+          <w:bCs w:val="0"/>
+          <w:spacing w:val="-6"/>
+          <w:kern w:val="2"/>
+          <w:sz w:val="21"/>
+          <w:szCs w:val="21"/>
+          <w:lang w:val="en-US" w:eastAsia="zh-CN" w:bidi="ar-SA"/>
+        </w:rPr>
+        <w:t>(</w:t>
+      </w:r>
+      <w:r>
+        <w:rPr>
+          <w:rFonts w:hint="eastAsia" w:ascii="Times New Roman" w:hAnsi="Times New Roman" w:eastAsia="楷体" w:cs="Times New Roman"/>
+          <w:b/>
+          <w:bCs/>
+          <w:color w:val="auto"/>
+          <w:w w:val="105"/>
+          <w:sz w:val="21"/>
+          <w:szCs w:val="21"/>
+          <w:lang w:val="en-US" w:eastAsia="zh-CN" w:bidi="ar-SA"/>
+        </w:rPr>
+        <w:t>IPW</w:t>
+      </w:r>
+      <w:r>
+        <w:rPr>
+          <w:rFonts w:hint="eastAsia" w:ascii="楷体" w:hAnsi="楷体" w:eastAsia="楷体" w:cs="楷体"/>
+          <w:b w:val="0"/>
+          <w:bCs w:val="0"/>
+          <w:spacing w:val="-6"/>
+          <w:kern w:val="2"/>
+          <w:sz w:val="21"/>
+          <w:szCs w:val="21"/>
+          <w:lang w:val="en-US" w:eastAsia="zh-CN" w:bidi="ar-SA"/>
+        </w:rPr>
+        <w:t>) ，精准量化名帅对奖牌分布的贡献度</w:t>
       </w:r>
       <w:r>
         <w:rPr>
@@ -3177,56 +4592,6 @@
           <w:lang w:val="en-US" w:eastAsia="zh-CN" w:bidi="ar-SA"/>
         </w:rPr>
         <w:fldChar w:fldCharType="end"/>
-      </w:r>
-    </w:p>
-    <w:p>
-      <w:pPr>
-        <w:pStyle w:val="3"/>
-        <w:keepNext w:val="0"/>
-        <w:keepLines w:val="0"/>
-        <w:pageBreakBefore w:val="0"/>
-        <w:widowControl w:val="0"/>
-        <w:tabs>
-          <w:tab w:val="left" w:pos="3544"/>
-          <w:tab w:val="left" w:pos="10722"/>
-        </w:tabs>
-        <w:kinsoku/>
-        <w:wordWrap/>
-        <w:overflowPunct/>
-        <w:topLinePunct w:val="0"/>
-        <w:autoSpaceDE w:val="0"/>
-        <w:autoSpaceDN w:val="0"/>
-        <w:bidi w:val="0"/>
-        <w:adjustRightInd/>
-        <w:snapToGrid/>
-        <w:spacing w:before="120" w:line="240" w:lineRule="auto"/>
-        <w:ind w:left="102"/>
-        <w:textAlignment w:val="auto"/>
-        <w:rPr>
-          <w:rFonts w:hint="eastAsia" w:ascii="楷体" w:hAnsi="楷体" w:eastAsia="楷体" w:cs="楷体"/>
-          <w:b/>
-          <w:bCs/>
-          <w:color w:val="auto"/>
-          <w:spacing w:val="-3"/>
-          <w:kern w:val="4"/>
-          <w:sz w:val="21"/>
-          <w:szCs w:val="21"/>
-          <w:lang w:val="en-US" w:eastAsia="zh-CN" w:bidi="ar-SA"/>
-        </w:rPr>
-      </w:pPr>
-      <w:r>
-        <w:rPr>
-          <w:rFonts w:hint="eastAsia" w:ascii="楷体" w:hAnsi="楷体" w:eastAsia="楷体" w:cs="楷体"/>
-          <w:b/>
-          <w:bCs/>
-          <w:color w:val="auto"/>
-          <w:spacing w:val="-3"/>
-          <w:kern w:val="4"/>
-          <w:sz w:val="21"/>
-          <w:szCs w:val="21"/>
-          <w:lang w:val="en-US" w:eastAsia="zh-CN" w:bidi="ar-SA"/>
-        </w:rPr>
-        <w:t>区域级/省级获奖</w:t>
       </w:r>
     </w:p>
     <w:p>
@@ -3262,203 +4627,179 @@
         <w:textAlignment w:val="auto"/>
         <w:rPr>
           <w:rFonts w:hint="eastAsia" w:ascii="楷体" w:hAnsi="楷体" w:eastAsia="楷体" w:cs="楷体"/>
-          <w:b/>
-          <w:bCs/>
-          <w:color w:val="auto"/>
-          <w:spacing w:val="-3"/>
-          <w:kern w:val="4"/>
-          <w:sz w:val="21"/>
-          <w:szCs w:val="21"/>
-          <w:lang w:val="en-US" w:eastAsia="zh-CN"/>
-        </w:rPr>
-      </w:pPr>
-      <w:r>
-        <w:rPr>
-          <w:rFonts w:hint="eastAsia" w:ascii="Times New Roman" w:hAnsi="Times New Roman" w:eastAsia="楷体"/>
-          <w:b/>
-          <w:bCs/>
-          <w:color w:val="auto"/>
-          <w:w w:val="105"/>
-          <w:sz w:val="21"/>
-          <w:szCs w:val="21"/>
-          <w:lang w:val="en-US" w:eastAsia="zh-CN"/>
-        </w:rPr>
-        <w:t>2025.07</w:t>
-      </w:r>
-      <w:r>
-        <w:rPr>
-          <w:rFonts w:hint="eastAsia" w:ascii="Times New Roman" w:hAnsi="Times New Roman" w:eastAsia="楷体"/>
-          <w:b/>
-          <w:bCs/>
-          <w:color w:val="auto"/>
-          <w:w w:val="105"/>
-          <w:sz w:val="21"/>
-          <w:szCs w:val="21"/>
-          <w:lang w:val="en-US" w:eastAsia="zh-CN"/>
-        </w:rPr>
-        <w:tab/>
-      </w:r>
-      <w:r>
-        <w:rPr>
-          <w:rFonts w:hint="eastAsia" w:ascii="楷体" w:hAnsi="楷体" w:eastAsia="楷体" w:cs="楷体"/>
-          <w:b/>
-          <w:bCs/>
-          <w:color w:val="auto"/>
-          <w:spacing w:val="-3"/>
-          <w:kern w:val="4"/>
-          <w:sz w:val="21"/>
-          <w:szCs w:val="21"/>
-          <w:lang w:val="en-US" w:eastAsia="zh-CN"/>
-        </w:rPr>
-        <w:t>第九届全国大学生集成电路创新创业大赛</w:t>
-      </w:r>
-      <w:r>
-        <w:rPr>
-          <w:rFonts w:hint="eastAsia" w:ascii="楷体" w:hAnsi="楷体" w:eastAsia="楷体" w:cs="楷体"/>
-          <w:b/>
-          <w:bCs/>
-          <w:color w:val="auto"/>
-          <w:spacing w:val="-3"/>
-          <w:kern w:val="4"/>
-          <w:sz w:val="21"/>
-          <w:szCs w:val="21"/>
-          <w:lang w:val="en-US" w:eastAsia="zh-CN"/>
-        </w:rPr>
-        <w:tab/>
-      </w:r>
-      <w:r>
-        <w:rPr>
-          <w:rFonts w:hint="eastAsia" w:ascii="楷体" w:hAnsi="楷体" w:eastAsia="楷体" w:cs="楷体"/>
-          <w:b/>
-          <w:bCs/>
-          <w:color w:val="auto"/>
-          <w:spacing w:val="-3"/>
-          <w:kern w:val="4"/>
-          <w:sz w:val="21"/>
-          <w:szCs w:val="21"/>
-          <w:lang w:val="en-US" w:eastAsia="zh-CN"/>
-        </w:rPr>
-        <w:t>东北分赛区决赛二等奖</w:t>
-      </w:r>
-      <w:r>
-        <w:rPr>
-          <w:rFonts w:hint="eastAsia" w:ascii="楷体" w:hAnsi="楷体" w:eastAsia="楷体" w:cs="楷体"/>
-          <w:b/>
-          <w:bCs/>
-          <w:color w:val="auto"/>
-          <w:spacing w:val="-3"/>
-          <w:kern w:val="4"/>
-          <w:sz w:val="21"/>
-          <w:szCs w:val="21"/>
-          <w:lang w:val="en-US" w:eastAsia="zh-CN"/>
-        </w:rPr>
-        <w:tab/>
-      </w:r>
-      <w:r>
-        <w:rPr>
-          <w:rFonts w:hint="eastAsia" w:ascii="楷体" w:hAnsi="楷体" w:eastAsia="楷体" w:cs="楷体"/>
-          <w:b/>
-          <w:bCs/>
-          <w:color w:val="auto"/>
-          <w:spacing w:val="-3"/>
-          <w:kern w:val="4"/>
-          <w:sz w:val="21"/>
-          <w:szCs w:val="21"/>
-          <w:lang w:val="en-US" w:eastAsia="zh-CN"/>
-        </w:rPr>
-        <w:t>核心队员</w:t>
-      </w:r>
-    </w:p>
-    <w:p>
-      <w:pPr>
-        <w:keepNext w:val="0"/>
-        <w:keepLines w:val="0"/>
-        <w:widowControl/>
-        <w:suppressLineNumbers w:val="0"/>
-        <w:ind w:left="209" w:leftChars="95" w:firstLine="0" w:firstLineChars="0"/>
-        <w:jc w:val="left"/>
-        <w:rPr>
-          <w:rFonts w:ascii="Times New Roman" w:hAnsi="Times New Roman" w:eastAsia="楷体"/>
-          <w:color w:val="auto"/>
-          <w:w w:val="105"/>
-          <w:sz w:val="21"/>
-          <w:szCs w:val="21"/>
-          <w:lang w:eastAsia="zh-CN"/>
-        </w:rPr>
-      </w:pPr>
-      <w:r>
-        <w:rPr>
-          <w:rFonts w:hint="eastAsia" w:ascii="楷体" w:hAnsi="楷体" w:eastAsia="楷体" w:cs="楷体"/>
-          <w:b/>
-          <w:bCs/>
+          <w:b w:val="0"/>
+          <w:bCs w:val="0"/>
           <w:spacing w:val="-6"/>
           <w:kern w:val="2"/>
           <w:sz w:val="21"/>
           <w:szCs w:val="21"/>
-          <w:u w:val="single"/>
-          <w:lang w:val="en-US" w:eastAsia="zh-CN" w:bidi="ar-SA"/>
-        </w:rPr>
-        <w:t>负责工作</w:t>
-      </w:r>
-      <w:r>
-        <w:rPr>
-          <w:rFonts w:hint="eastAsia" w:ascii="楷体" w:hAnsi="楷体" w:eastAsia="楷体" w:cs="楷体"/>
-          <w:b/>
-          <w:bCs/>
-          <w:spacing w:val="-6"/>
-          <w:kern w:val="2"/>
-          <w:sz w:val="21"/>
-          <w:szCs w:val="21"/>
-          <w:u w:val="none"/>
-          <w:lang w:val="en-US" w:eastAsia="zh-CN" w:bidi="ar-SA"/>
-        </w:rPr>
-        <w:t>：</w:t>
-      </w:r>
-      <w:r>
-        <w:rPr>
-          <w:rFonts w:ascii="楷体" w:hAnsi="楷体" w:eastAsia="楷体" w:cs="楷体"/>
-          <w:color w:val="000000"/>
-          <w:kern w:val="0"/>
-          <w:sz w:val="20"/>
-          <w:szCs w:val="20"/>
-          <w:lang w:val="en-US" w:eastAsia="zh-CN" w:bidi="ar"/>
-        </w:rPr>
-        <w:t>负责机器人在以 linux 系统为核心的飞腾派开发板上的部署，在 Ubuntu 20.04 下进行构建以下</w:t>
-      </w:r>
-      <w:r>
-        <w:rPr>
-          <w:rFonts w:hint="eastAsia" w:ascii="楷体" w:hAnsi="楷体" w:eastAsia="楷体" w:cs="楷体"/>
-          <w:color w:val="000000"/>
-          <w:kern w:val="0"/>
-          <w:sz w:val="20"/>
-          <w:szCs w:val="20"/>
-          <w:lang w:val="en-US" w:eastAsia="zh-CN" w:bidi="ar"/>
-        </w:rPr>
-        <w:t>部分：1）负责机器人在国产飞腾芯片平台上的嵌入式</w:t>
-      </w:r>
-      <w:r>
-        <w:rPr>
-          <w:rFonts w:hint="eastAsia" w:ascii="楷体" w:hAnsi="楷体" w:eastAsia="楷体" w:cs="楷体"/>
-          <w:b/>
-          <w:bCs/>
-          <w:color w:val="000000"/>
-          <w:kern w:val="0"/>
-          <w:sz w:val="20"/>
-          <w:szCs w:val="20"/>
-          <w:lang w:val="en-US" w:eastAsia="zh-CN" w:bidi="ar"/>
-        </w:rPr>
-        <w:t>系统构建与算法部署</w:t>
-      </w:r>
-      <w:r>
-        <w:rPr>
-          <w:rFonts w:hint="eastAsia" w:ascii="楷体" w:hAnsi="楷体" w:eastAsia="楷体" w:cs="楷体"/>
-          <w:color w:val="000000"/>
-          <w:kern w:val="0"/>
-          <w:sz w:val="20"/>
-          <w:szCs w:val="20"/>
-          <w:lang w:val="en-US" w:eastAsia="zh-CN" w:bidi="ar"/>
-        </w:rPr>
-        <w:t>。2）开发基于 ROS 的多传感器融合通信系统，实现深度相机、机械臂与上位机的协同控制。3）应用激光雷达 SLAM 技术实现机器人的自主定位、环境地图构建与动态路径规划。</w:t>
+          <w:lang w:val="en-US" w:eastAsia="zh-CN" w:bidi="ar-SA"/>
+        </w:rPr>
+      </w:pPr>
+      <w:r>
+        <w:rPr>
+          <w:rFonts w:hint="eastAsia" w:ascii="Times New Roman" w:hAnsi="Times New Roman" w:eastAsia="楷体" w:cs="Times New Roman"/>
+          <w:b/>
+          <w:bCs/>
+          <w:color w:val="auto"/>
+          <w:spacing w:val="-3"/>
+          <w:kern w:val="4"/>
+          <w:sz w:val="21"/>
+          <w:szCs w:val="21"/>
+          <w:lang w:val="en-US" w:eastAsia="zh-CN"/>
+        </w:rPr>
+        <w:t>2026.07</w:t>
+      </w:r>
+      <w:r>
+        <w:rPr>
+          <w:rFonts w:hint="eastAsia" w:ascii="Times New Roman" w:hAnsi="Times New Roman" w:eastAsia="楷体"/>
+          <w:b/>
+          <w:bCs/>
+          <w:color w:val="auto"/>
+          <w:w w:val="105"/>
+          <w:sz w:val="21"/>
+          <w:szCs w:val="21"/>
+          <w:lang w:val="en-US" w:eastAsia="zh-CN"/>
+        </w:rPr>
+        <w:tab/>
+      </w:r>
+      <w:r>
+        <w:rPr>
+          <w:rFonts w:hint="eastAsia" w:ascii="楷体" w:hAnsi="楷体" w:eastAsia="楷体" w:cs="楷体"/>
+          <w:b/>
+          <w:bCs/>
+          <w:color w:val="auto"/>
+          <w:spacing w:val="-3"/>
+          <w:kern w:val="4"/>
+          <w:sz w:val="21"/>
+          <w:szCs w:val="21"/>
+          <w:lang w:val="en-US" w:eastAsia="zh-CN"/>
+        </w:rPr>
+        <w:t>大学生电子设计竞赛嵌入式</w:t>
+      </w:r>
+      <w:r>
+        <w:rPr>
+          <w:rFonts w:hint="eastAsia" w:ascii="Times New Roman" w:hAnsi="Times New Roman" w:eastAsia="楷体" w:cs="Times New Roman"/>
+          <w:b/>
+          <w:bCs/>
+          <w:color w:val="auto"/>
+          <w:spacing w:val="-3"/>
+          <w:kern w:val="4"/>
+          <w:sz w:val="21"/>
+          <w:szCs w:val="21"/>
+          <w:lang w:val="en-US" w:eastAsia="zh-CN"/>
+        </w:rPr>
+        <w:t>AI</w:t>
+      </w:r>
+      <w:r>
+        <w:rPr>
+          <w:rFonts w:hint="eastAsia" w:ascii="楷体" w:hAnsi="楷体" w:eastAsia="楷体" w:cs="楷体"/>
+          <w:b/>
+          <w:bCs/>
+          <w:color w:val="auto"/>
+          <w:spacing w:val="-3"/>
+          <w:kern w:val="4"/>
+          <w:sz w:val="21"/>
+          <w:szCs w:val="21"/>
+          <w:lang w:val="en-US" w:eastAsia="zh-CN"/>
+        </w:rPr>
+        <w:t>专题赛（</w:t>
+      </w:r>
+      <w:r>
+        <w:rPr>
+          <w:rFonts w:hint="default" w:ascii="Times New Roman" w:hAnsi="Times New Roman" w:eastAsia="楷体" w:cs="Times New Roman"/>
+          <w:b/>
+          <w:bCs/>
+          <w:color w:val="auto"/>
+          <w:w w:val="105"/>
+          <w:sz w:val="21"/>
+          <w:szCs w:val="21"/>
+          <w:lang w:val="en-US" w:eastAsia="zh-CN"/>
+        </w:rPr>
+        <w:t>I</w:t>
+      </w:r>
+      <w:r>
+        <w:rPr>
+          <w:rFonts w:hint="default" w:ascii="Times New Roman" w:hAnsi="Times New Roman" w:eastAsia="楷体" w:cs="Times New Roman"/>
+          <w:b/>
+          <w:bCs/>
+          <w:color w:val="auto"/>
+          <w:spacing w:val="-3"/>
+          <w:kern w:val="4"/>
+          <w:sz w:val="21"/>
+          <w:szCs w:val="21"/>
+          <w:lang w:val="en-US" w:eastAsia="zh-CN"/>
+        </w:rPr>
+        <w:t>ntel</w:t>
+      </w:r>
+      <w:r>
+        <w:rPr>
+          <w:rFonts w:hint="eastAsia" w:ascii="楷体" w:hAnsi="楷体" w:eastAsia="楷体" w:cs="楷体"/>
+          <w:b/>
+          <w:bCs/>
+          <w:color w:val="auto"/>
+          <w:spacing w:val="-3"/>
+          <w:kern w:val="4"/>
+          <w:sz w:val="21"/>
+          <w:szCs w:val="21"/>
+          <w:lang w:val="en-US" w:eastAsia="zh-CN"/>
+        </w:rPr>
+        <w:t>杯）</w:t>
+      </w:r>
+      <w:r>
+        <w:rPr>
+          <w:rFonts w:hint="eastAsia" w:ascii="Times New Roman" w:hAnsi="Times New Roman" w:eastAsia="楷体"/>
+          <w:b/>
+          <w:bCs/>
+          <w:color w:val="auto"/>
+          <w:w w:val="105"/>
+          <w:sz w:val="21"/>
+          <w:szCs w:val="21"/>
+          <w:lang w:val="en-US" w:eastAsia="zh-CN"/>
+        </w:rPr>
+        <w:tab/>
+      </w:r>
+      <w:r>
+        <w:rPr>
+          <w:rFonts w:hint="eastAsia" w:ascii="楷体" w:hAnsi="楷体" w:eastAsia="楷体" w:cs="楷体"/>
+          <w:b/>
+          <w:bCs/>
+          <w:color w:val="auto"/>
+          <w:spacing w:val="-3"/>
+          <w:kern w:val="4"/>
+          <w:sz w:val="21"/>
+          <w:szCs w:val="21"/>
+          <w:lang w:val="en-US" w:eastAsia="zh-CN"/>
+        </w:rPr>
+        <w:t>国家级二等奖</w:t>
+      </w:r>
+      <w:r>
+        <w:rPr>
+          <w:rFonts w:hint="eastAsia" w:ascii="楷体" w:hAnsi="楷体" w:eastAsia="楷体" w:cs="楷体"/>
+          <w:b/>
+          <w:bCs/>
+          <w:color w:val="auto"/>
+          <w:spacing w:val="-3"/>
+          <w:kern w:val="4"/>
+          <w:sz w:val="21"/>
+          <w:szCs w:val="21"/>
+          <w:lang w:val="en-US" w:eastAsia="zh-CN"/>
+        </w:rPr>
+        <w:tab/>
+      </w:r>
+      <w:r>
+        <w:rPr>
+          <w:rFonts w:hint="eastAsia" w:ascii="楷体" w:hAnsi="楷体" w:eastAsia="楷体" w:cs="楷体"/>
+          <w:b/>
+          <w:bCs/>
+          <w:color w:val="auto"/>
+          <w:spacing w:val="-3"/>
+          <w:kern w:val="4"/>
+          <w:sz w:val="21"/>
+          <w:szCs w:val="21"/>
+          <w:lang w:val="en-US" w:eastAsia="zh-CN"/>
+        </w:rPr>
+        <w:t>队长</w:t>
       </w:r>
     </w:p>
     <w:p>
@@ -3494,18 +4835,31 @@
         <w:textAlignment w:val="auto"/>
         <w:rPr>
           <w:rFonts w:hint="eastAsia" w:ascii="楷体" w:hAnsi="楷体" w:eastAsia="楷体" w:cs="楷体"/>
-          <w:b/>
-          <w:bCs/>
-          <w:color w:val="auto"/>
-          <w:spacing w:val="-3"/>
-          <w:kern w:val="4"/>
-          <w:sz w:val="21"/>
-          <w:szCs w:val="21"/>
-          <w:lang w:val="en-US" w:eastAsia="zh-CN"/>
+          <w:b w:val="0"/>
+          <w:bCs w:val="0"/>
+          <w:spacing w:val="-6"/>
+          <w:kern w:val="2"/>
+          <w:sz w:val="21"/>
+          <w:szCs w:val="21"/>
+          <w:lang w:val="en-US" w:eastAsia="zh-CN" w:bidi="ar-SA"/>
         </w:rPr>
       </w:pPr>
       <w:r>
         <w:rPr>
+          <w:rFonts w:hint="eastAsia" w:ascii="Times New Roman" w:hAnsi="Times New Roman" w:eastAsia="楷体" w:cs="Times New Roman"/>
+          <w:b/>
+          <w:bCs/>
+          <w:color w:val="auto"/>
+          <w:spacing w:val="-3"/>
+          <w:kern w:val="4"/>
+          <w:sz w:val="21"/>
+          <w:szCs w:val="21"/>
+          <w:lang w:val="en-US" w:eastAsia="zh-CN"/>
+        </w:rPr>
+        <w:t>2026.07</w:t>
+      </w:r>
+      <w:r>
+        <w:rPr>
           <w:rFonts w:hint="eastAsia" w:ascii="Times New Roman" w:hAnsi="Times New Roman" w:eastAsia="楷体"/>
           <w:b/>
           <w:bCs/>
@@ -3515,19 +4869,6 @@
           <w:szCs w:val="21"/>
           <w:lang w:val="en-US" w:eastAsia="zh-CN"/>
         </w:rPr>
-        <w:t>2025.04</w:t>
-      </w:r>
-      <w:r>
-        <w:rPr>
-          <w:rFonts w:hint="eastAsia" w:ascii="Times New Roman" w:hAnsi="Times New Roman" w:eastAsia="楷体"/>
-          <w:b/>
-          <w:bCs/>
-          <w:color w:val="auto"/>
-          <w:w w:val="105"/>
-          <w:sz w:val="21"/>
-          <w:szCs w:val="21"/>
-          <w:lang w:val="en-US" w:eastAsia="zh-CN"/>
-        </w:rPr>
         <w:tab/>
       </w:r>
       <w:r>
@@ -3542,7 +4883,35 @@
           <w:szCs w:val="21"/>
           <w:lang w:val="en-US" w:eastAsia="zh-CN"/>
         </w:rPr>
-        <w:t>第十五届蓝桥杯全国软件和信息技术大赛</w:t>
+        <w:t>‌</w:t>
+      </w:r>
+      <w:r>
+        <w:rPr>
+          <w:rFonts w:hint="default" w:ascii="楷体" w:hAnsi="楷体" w:eastAsia="楷体" w:cs="楷体"/>
+          <w:b/>
+          <w:bCs/>
+          <w:color w:val="auto"/>
+          <w:spacing w:val="-3"/>
+          <w:kern w:val="4"/>
+          <w:sz w:val="21"/>
+          <w:szCs w:val="21"/>
+          <w:lang w:val="en-US" w:eastAsia="zh-CN"/>
+        </w:rPr>
+        <w:t>中国机器人及人工智能大赛</w:t>
+      </w:r>
+      <w:r>
+        <w:rPr>
+          <w:rFonts w:hint="eastAsia" w:ascii="楷体" w:hAnsi="楷体" w:eastAsia="楷体" w:cs="楷体"/>
+          <w:b/>
+          <w:bCs/>
+          <w:color w:val="auto"/>
+          <w:spacing w:val="-3"/>
+          <w:kern w:val="4"/>
+          <w:sz w:val="21"/>
+          <w:szCs w:val="21"/>
+          <w:lang w:val="en-US" w:eastAsia="zh-CN"/>
+        </w:rPr>
+        <w:t>（机器人创新赛）</w:t>
       </w:r>
       <w:r>
         <w:rPr>
@@ -3570,8 +4939,10 @@
           <w:szCs w:val="21"/>
           <w:lang w:val="en-US" w:eastAsia="zh-CN"/>
         </w:rPr>
-        <w:t>省二等奖</w:t>
-      </w:r>
+        <w:t>国家级二等奖</w:t>
+      </w:r>
+      <w:bookmarkStart w:id="2" w:name="_GoBack"/>
+      <w:bookmarkEnd w:id="2"/>
       <w:r>
         <w:rPr>
           <w:rFonts w:hint="eastAsia" w:ascii="楷体" w:hAnsi="楷体" w:eastAsia="楷体" w:cs="楷体"/>
@@ -3598,7 +4969,57 @@
           <w:szCs w:val="21"/>
           <w:lang w:val="en-US" w:eastAsia="zh-CN"/>
         </w:rPr>
-        <w:t>个人赛</w:t>
+        <w:t>队长</w:t>
+      </w:r>
+    </w:p>
+    <w:p>
+      <w:pPr>
+        <w:pStyle w:val="3"/>
+        <w:keepNext w:val="0"/>
+        <w:keepLines w:val="0"/>
+        <w:pageBreakBefore w:val="0"/>
+        <w:widowControl w:val="0"/>
+        <w:tabs>
+          <w:tab w:val="left" w:pos="3544"/>
+          <w:tab w:val="left" w:pos="10722"/>
+        </w:tabs>
+        <w:kinsoku/>
+        <w:wordWrap/>
+        <w:overflowPunct/>
+        <w:topLinePunct w:val="0"/>
+        <w:autoSpaceDE w:val="0"/>
+        <w:autoSpaceDN w:val="0"/>
+        <w:bidi w:val="0"/>
+        <w:adjustRightInd/>
+        <w:snapToGrid/>
+        <w:spacing w:before="120" w:line="240" w:lineRule="auto"/>
+        <w:ind w:left="102"/>
+        <w:textAlignment w:val="auto"/>
+        <w:rPr>
+          <w:rFonts w:hint="eastAsia" w:ascii="楷体" w:hAnsi="楷体" w:eastAsia="楷体" w:cs="楷体"/>
+          <w:b/>
+          <w:bCs/>
+          <w:color w:val="auto"/>
+          <w:spacing w:val="-3"/>
+          <w:kern w:val="4"/>
+          <w:sz w:val="21"/>
+          <w:szCs w:val="21"/>
+          <w:lang w:val="en-US" w:eastAsia="zh-CN" w:bidi="ar-SA"/>
+        </w:rPr>
+      </w:pPr>
+      <w:r>
+        <w:rPr>
+          <w:rFonts w:hint="eastAsia" w:ascii="楷体" w:hAnsi="楷体" w:eastAsia="楷体" w:cs="楷体"/>
+          <w:b/>
+          <w:bCs/>
+          <w:color w:val="auto"/>
+          <w:spacing w:val="-3"/>
+          <w:kern w:val="4"/>
+          <w:sz w:val="21"/>
+          <w:szCs w:val="21"/>
+          <w:lang w:val="en-US" w:eastAsia="zh-CN" w:bidi="ar-SA"/>
+        </w:rPr>
+        <w:t>区域级/省级获奖</w:t>
       </w:r>
     </w:p>
     <w:p>
@@ -3646,6 +5067,20 @@
       </w:pPr>
       <w:r>
         <w:rPr>
+          <w:rFonts w:hint="eastAsia" w:ascii="Times New Roman" w:hAnsi="Times New Roman" w:eastAsia="楷体" w:cs="Times New Roman"/>
+          <w:b/>
+          <w:bCs/>
+          <w:color w:val="auto"/>
+          <w:spacing w:val="-3"/>
+          <w:kern w:val="4"/>
+          <w:sz w:val="21"/>
+          <w:szCs w:val="21"/>
+          <w:lang w:val="en-US" w:eastAsia="zh-CN"/>
+        </w:rPr>
+        <w:t>2025.07</w:t>
+      </w:r>
+      <w:r>
+        <w:rPr>
           <w:rFonts w:hint="eastAsia" w:ascii="Times New Roman" w:hAnsi="Times New Roman" w:eastAsia="楷体"/>
           <w:b/>
           <w:bCs/>
@@ -3655,19 +5090,6 @@
           <w:szCs w:val="21"/>
           <w:lang w:val="en-US" w:eastAsia="zh-CN"/>
         </w:rPr>
-        <w:t>2025.05</w:t>
-      </w:r>
-      <w:r>
-        <w:rPr>
-          <w:rFonts w:hint="eastAsia" w:ascii="Times New Roman" w:hAnsi="Times New Roman" w:eastAsia="楷体"/>
-          <w:b/>
-          <w:bCs/>
-          <w:color w:val="auto"/>
-          <w:w w:val="105"/>
-          <w:sz w:val="21"/>
-          <w:szCs w:val="21"/>
-          <w:lang w:val="en-US" w:eastAsia="zh-CN"/>
-        </w:rPr>
         <w:tab/>
       </w:r>
       <w:r>
@@ -3682,7 +5104,7 @@
           <w:szCs w:val="21"/>
           <w:lang w:val="en-US" w:eastAsia="zh-CN"/>
         </w:rPr>
-        <w:t>第十八届中国大学生计算机设计竞赛</w:t>
+        <w:t>第九届全国大学生集成电路创新创业大赛</w:t>
       </w:r>
       <w:r>
         <w:rPr>
@@ -3710,21 +5132,7 @@
           <w:szCs w:val="21"/>
           <w:lang w:val="en-US" w:eastAsia="zh-CN"/>
         </w:rPr>
-        <w:tab/>
-      </w:r>
-      <w:r>
-        <w:rPr>
-          <w:rFonts w:hint="eastAsia" w:ascii="楷体" w:hAnsi="楷体" w:eastAsia="楷体" w:cs="楷体"/>
-          <w:b/>
-          <w:bCs/>
-          <w:color w:val="auto"/>
-          <w:spacing w:val="-3"/>
-          <w:kern w:val="4"/>
-          <w:sz w:val="21"/>
-          <w:szCs w:val="21"/>
-          <w:lang w:val="en-US" w:eastAsia="zh-CN"/>
-        </w:rPr>
-        <w:t>省三等奖</w:t>
+        <w:t>东北分赛区决赛二等奖</w:t>
       </w:r>
       <w:r>
         <w:rPr>
@@ -3800,6 +5208,20 @@
       </w:pPr>
       <w:r>
         <w:rPr>
+          <w:rFonts w:hint="eastAsia" w:ascii="Times New Roman" w:hAnsi="Times New Roman" w:eastAsia="楷体" w:cs="Times New Roman"/>
+          <w:b/>
+          <w:bCs/>
+          <w:color w:val="auto"/>
+          <w:spacing w:val="-3"/>
+          <w:kern w:val="4"/>
+          <w:sz w:val="21"/>
+          <w:szCs w:val="21"/>
+          <w:lang w:val="en-US" w:eastAsia="zh-CN"/>
+        </w:rPr>
+        <w:t>2025.04</w:t>
+      </w:r>
+      <w:r>
+        <w:rPr>
           <w:rFonts w:hint="eastAsia" w:ascii="Times New Roman" w:hAnsi="Times New Roman" w:eastAsia="楷体"/>
           <w:b/>
           <w:bCs/>
@@ -3809,19 +5231,6 @@
           <w:szCs w:val="21"/>
           <w:lang w:val="en-US" w:eastAsia="zh-CN"/>
         </w:rPr>
-        <w:t>2025.05</w:t>
-      </w:r>
-      <w:r>
-        <w:rPr>
-          <w:rFonts w:hint="eastAsia" w:ascii="Times New Roman" w:hAnsi="Times New Roman" w:eastAsia="楷体"/>
-          <w:b/>
-          <w:bCs/>
-          <w:color w:val="auto"/>
-          <w:w w:val="105"/>
-          <w:sz w:val="21"/>
-          <w:szCs w:val="21"/>
-          <w:lang w:val="en-US" w:eastAsia="zh-CN"/>
-        </w:rPr>
         <w:tab/>
       </w:r>
       <w:r>
@@ -3836,7 +5245,7 @@
           <w:szCs w:val="21"/>
           <w:lang w:val="en-US" w:eastAsia="zh-CN"/>
         </w:rPr>
-        <w:t>第十二届“大唐杯”大学生信息通信技术竞赛</w:t>
+        <w:t>第十五届蓝桥杯全国软件和信息技术大赛</w:t>
       </w:r>
       <w:r>
         <w:rPr>
@@ -3892,7 +5301,7 @@
           <w:szCs w:val="21"/>
           <w:lang w:val="en-US" w:eastAsia="zh-CN"/>
         </w:rPr>
-        <w:t>核心队员</w:t>
+        <w:t>个人赛</w:t>
       </w:r>
     </w:p>
     <w:p>
@@ -3940,11 +5349,167 @@
       </w:pPr>
       <w:r>
         <w:rPr>
+          <w:rFonts w:hint="eastAsia" w:ascii="Times New Roman" w:hAnsi="Times New Roman" w:eastAsia="楷体" w:cs="Times New Roman"/>
+          <w:b/>
+          <w:bCs/>
+          <w:color w:val="auto"/>
+          <w:spacing w:val="-3"/>
+          <w:kern w:val="4"/>
+          <w:sz w:val="21"/>
+          <w:szCs w:val="21"/>
+          <w:lang w:val="en-US" w:eastAsia="zh-CN"/>
+        </w:rPr>
+        <w:t>2025.05</w:t>
+      </w:r>
+      <w:r>
+        <w:rPr>
           <w:rFonts w:hint="eastAsia" w:ascii="Times New Roman" w:hAnsi="Times New Roman" w:eastAsia="楷体"/>
           <w:b/>
           <w:bCs/>
           <w:color w:val="auto"/>
           <w:w w:val="105"/>
+          <w:sz w:val="21"/>
+          <w:szCs w:val="21"/>
+          <w:lang w:val="en-US" w:eastAsia="zh-CN"/>
+        </w:rPr>
+        <w:tab/>
+      </w:r>
+      <w:r>
+        <w:rPr>
+          <w:rFonts w:hint="eastAsia" w:ascii="楷体" w:hAnsi="楷体" w:eastAsia="楷体" w:cs="楷体"/>
+          <w:b/>
+          <w:bCs/>
+          <w:color w:val="auto"/>
+          <w:spacing w:val="-3"/>
+          <w:kern w:val="4"/>
+          <w:sz w:val="21"/>
+          <w:szCs w:val="21"/>
+          <w:lang w:val="en-US" w:eastAsia="zh-CN"/>
+        </w:rPr>
+        <w:t>第十八届中国大学生计算机设计竞赛</w:t>
+      </w:r>
+      <w:r>
+        <w:rPr>
+          <w:rFonts w:hint="eastAsia" w:ascii="楷体" w:hAnsi="楷体" w:eastAsia="楷体" w:cs="楷体"/>
+          <w:b/>
+          <w:bCs/>
+          <w:color w:val="auto"/>
+          <w:spacing w:val="-3"/>
+          <w:kern w:val="4"/>
+          <w:sz w:val="21"/>
+          <w:szCs w:val="21"/>
+          <w:lang w:val="en-US" w:eastAsia="zh-CN"/>
+        </w:rPr>
+        <w:tab/>
+      </w:r>
+      <w:r>
+        <w:rPr>
+          <w:rFonts w:hint="eastAsia" w:ascii="楷体" w:hAnsi="楷体" w:eastAsia="楷体" w:cs="楷体"/>
+          <w:b/>
+          <w:bCs/>
+          <w:color w:val="auto"/>
+          <w:spacing w:val="-3"/>
+          <w:kern w:val="4"/>
+          <w:sz w:val="21"/>
+          <w:szCs w:val="21"/>
+          <w:lang w:val="en-US" w:eastAsia="zh-CN"/>
+        </w:rPr>
+        <w:tab/>
+      </w:r>
+      <w:r>
+        <w:rPr>
+          <w:rFonts w:hint="eastAsia" w:ascii="楷体" w:hAnsi="楷体" w:eastAsia="楷体" w:cs="楷体"/>
+          <w:b/>
+          <w:bCs/>
+          <w:color w:val="auto"/>
+          <w:spacing w:val="-3"/>
+          <w:kern w:val="4"/>
+          <w:sz w:val="21"/>
+          <w:szCs w:val="21"/>
+          <w:lang w:val="en-US" w:eastAsia="zh-CN"/>
+        </w:rPr>
+        <w:t>省三等奖</w:t>
+      </w:r>
+      <w:r>
+        <w:rPr>
+          <w:rFonts w:hint="eastAsia" w:ascii="楷体" w:hAnsi="楷体" w:eastAsia="楷体" w:cs="楷体"/>
+          <w:b/>
+          <w:bCs/>
+          <w:color w:val="auto"/>
+          <w:spacing w:val="-3"/>
+          <w:kern w:val="4"/>
+          <w:sz w:val="21"/>
+          <w:szCs w:val="21"/>
+          <w:lang w:val="en-US" w:eastAsia="zh-CN"/>
+        </w:rPr>
+        <w:tab/>
+      </w:r>
+      <w:r>
+        <w:rPr>
+          <w:rFonts w:hint="eastAsia" w:ascii="楷体" w:hAnsi="楷体" w:eastAsia="楷体" w:cs="楷体"/>
+          <w:b/>
+          <w:bCs/>
+          <w:color w:val="auto"/>
+          <w:spacing w:val="-3"/>
+          <w:kern w:val="4"/>
+          <w:sz w:val="21"/>
+          <w:szCs w:val="21"/>
+          <w:lang w:val="en-US" w:eastAsia="zh-CN"/>
+        </w:rPr>
+        <w:t>核心队员</w:t>
+      </w:r>
+    </w:p>
+    <w:p>
+      <w:pPr>
+        <w:pStyle w:val="14"/>
+        <w:keepNext w:val="0"/>
+        <w:keepLines w:val="0"/>
+        <w:pageBreakBefore w:val="0"/>
+        <w:widowControl w:val="0"/>
+        <w:numPr>
+          <w:ilvl w:val="0"/>
+          <w:numId w:val="1"/>
+        </w:numPr>
+        <w:tabs>
+          <w:tab w:val="left" w:pos="395"/>
+          <w:tab w:val="left" w:pos="2420"/>
+          <w:tab w:val="left" w:pos="2640"/>
+          <w:tab w:val="left" w:pos="5940"/>
+          <w:tab w:val="left" w:pos="7260"/>
+          <w:tab w:val="left" w:pos="10120"/>
+        </w:tabs>
+        <w:kinsoku/>
+        <w:wordWrap/>
+        <w:overflowPunct/>
+        <w:topLinePunct w:val="0"/>
+        <w:autoSpaceDE w:val="0"/>
+        <w:autoSpaceDN w:val="0"/>
+        <w:bidi w:val="0"/>
+        <w:adjustRightInd/>
+        <w:snapToGrid/>
+        <w:spacing w:line="240" w:lineRule="auto"/>
+        <w:ind w:left="391" w:hanging="193"/>
+        <w:textAlignment w:val="auto"/>
+        <w:rPr>
+          <w:rFonts w:hint="eastAsia" w:ascii="楷体" w:hAnsi="楷体" w:eastAsia="楷体" w:cs="楷体"/>
+          <w:b/>
+          <w:bCs/>
+          <w:color w:val="auto"/>
+          <w:spacing w:val="-3"/>
+          <w:kern w:val="4"/>
+          <w:sz w:val="21"/>
+          <w:szCs w:val="21"/>
+          <w:lang w:val="en-US" w:eastAsia="zh-CN"/>
+        </w:rPr>
+      </w:pPr>
+      <w:r>
+        <w:rPr>
+          <w:rFonts w:hint="eastAsia" w:ascii="Times New Roman" w:hAnsi="Times New Roman" w:eastAsia="楷体" w:cs="Times New Roman"/>
+          <w:b/>
+          <w:bCs/>
+          <w:color w:val="auto"/>
+          <w:spacing w:val="-3"/>
+          <w:kern w:val="4"/>
           <w:sz w:val="21"/>
           <w:szCs w:val="21"/>
           <w:lang w:val="en-US" w:eastAsia="zh-CN"/>
@@ -4210,6 +5775,20 @@
       </w:r>
       <w:r>
         <w:rPr>
+          <w:rFonts w:hint="eastAsia" w:ascii="Times New Roman" w:hAnsi="Times New Roman" w:eastAsia="楷体" w:cs="Times New Roman"/>
+          <w:b w:val="0"/>
+          <w:bCs w:val="0"/>
+          <w:color w:val="auto"/>
+          <w:spacing w:val="-3"/>
+          <w:kern w:val="4"/>
+          <w:sz w:val="21"/>
+          <w:szCs w:val="21"/>
+          <w:lang w:val="en-US" w:eastAsia="zh-CN" w:bidi="ar-SA"/>
+        </w:rPr>
+        <w:t>（2023-2024）</w:t>
+      </w:r>
+      <w:r>
+        <w:rPr>
           <w:rFonts w:hint="eastAsia" w:ascii="Times New Roman" w:hAnsi="Times New Roman" w:eastAsia="楷体"/>
           <w:color w:val="auto"/>
           <w:w w:val="105"/>
@@ -4217,7 +5796,85 @@
           <w:szCs w:val="21"/>
           <w:lang w:val="en-US" w:eastAsia="zh-CN"/>
         </w:rPr>
-        <w:t>（2023-2024）、华为奖学金（2024-2025）、东北大学校一等奖学金（2023-2024）、东北大学校二等奖学金（2024-2025）</w:t>
+        <w:t>、华为奖学金</w:t>
+      </w:r>
+      <w:r>
+        <w:rPr>
+          <w:rFonts w:hint="eastAsia" w:ascii="Times New Roman" w:hAnsi="Times New Roman" w:eastAsia="楷体" w:cs="Times New Roman"/>
+          <w:b w:val="0"/>
+          <w:bCs w:val="0"/>
+          <w:color w:val="auto"/>
+          <w:spacing w:val="-3"/>
+          <w:kern w:val="4"/>
+          <w:sz w:val="21"/>
+          <w:szCs w:val="21"/>
+          <w:lang w:val="en-US" w:eastAsia="zh-CN" w:bidi="ar-SA"/>
+        </w:rPr>
+        <w:t>（</w:t>
+      </w:r>
+      <w:r>
+        <w:rPr>
+          <w:rFonts w:hint="eastAsia" w:ascii="Times New Roman" w:hAnsi="Times New Roman" w:eastAsia="楷体" w:cs="Times New Roman"/>
+          <w:b w:val="0"/>
+          <w:bCs w:val="0"/>
+          <w:color w:val="auto"/>
+          <w:spacing w:val="-3"/>
+          <w:kern w:val="4"/>
+          <w:sz w:val="21"/>
+          <w:szCs w:val="21"/>
+          <w:lang w:val="en-US" w:eastAsia="zh-CN" w:bidi="ar-SA"/>
+        </w:rPr>
+        <w:t>2024-2025）</w:t>
+      </w:r>
+      <w:r>
+        <w:rPr>
+          <w:rFonts w:hint="eastAsia" w:ascii="Times New Roman" w:hAnsi="Times New Roman" w:eastAsia="楷体"/>
+          <w:color w:val="auto"/>
+          <w:w w:val="105"/>
+          <w:sz w:val="21"/>
+          <w:szCs w:val="21"/>
+          <w:lang w:val="en-US" w:eastAsia="zh-CN"/>
+        </w:rPr>
+        <w:t>、东北大学校一等奖学金</w:t>
+      </w:r>
+      <w:r>
+        <w:rPr>
+          <w:rFonts w:hint="eastAsia" w:ascii="Times New Roman" w:hAnsi="Times New Roman" w:eastAsia="楷体" w:cs="Times New Roman"/>
+          <w:b w:val="0"/>
+          <w:bCs w:val="0"/>
+          <w:color w:val="auto"/>
+          <w:spacing w:val="-3"/>
+          <w:kern w:val="4"/>
+          <w:sz w:val="21"/>
+          <w:szCs w:val="21"/>
+          <w:lang w:val="en-US" w:eastAsia="zh-CN" w:bidi="ar-SA"/>
+        </w:rPr>
+        <w:t>（2023-2024）</w:t>
+      </w:r>
+      <w:r>
+        <w:rPr>
+          <w:rFonts w:hint="eastAsia" w:ascii="Times New Roman" w:hAnsi="Times New Roman" w:eastAsia="楷体"/>
+          <w:color w:val="auto"/>
+          <w:w w:val="105"/>
+          <w:sz w:val="21"/>
+          <w:szCs w:val="21"/>
+          <w:lang w:val="en-US" w:eastAsia="zh-CN"/>
+        </w:rPr>
+        <w:t>、东北大学校二等奖学金</w:t>
+      </w:r>
+      <w:r>
+        <w:rPr>
+          <w:rFonts w:hint="eastAsia" w:ascii="Times New Roman" w:hAnsi="Times New Roman" w:eastAsia="楷体" w:cs="Times New Roman"/>
+          <w:b w:val="0"/>
+          <w:bCs w:val="0"/>
+          <w:color w:val="auto"/>
+          <w:spacing w:val="-3"/>
+          <w:kern w:val="4"/>
+          <w:sz w:val="21"/>
+          <w:szCs w:val="21"/>
+          <w:lang w:val="en-US" w:eastAsia="zh-CN" w:bidi="ar-SA"/>
+        </w:rPr>
+        <w:t>（2024-2025）</w:t>
       </w:r>
     </w:p>
     <w:p>
@@ -4290,7 +5947,32 @@
           <w:szCs w:val="21"/>
           <w:lang w:val="en-US" w:eastAsia="zh-CN"/>
         </w:rPr>
-        <w:t>东北大学优秀学生标兵（2023-2024）、</w:t>
+        <w:t>东北大学优秀学生标兵</w:t>
+      </w:r>
+      <w:r>
+        <w:rPr>
+          <w:rFonts w:hint="eastAsia" w:ascii="Times New Roman" w:hAnsi="Times New Roman" w:eastAsia="楷体" w:cs="Times New Roman"/>
+          <w:b w:val="0"/>
+          <w:bCs w:val="0"/>
+          <w:color w:val="auto"/>
+          <w:spacing w:val="-3"/>
+          <w:kern w:val="4"/>
+          <w:sz w:val="21"/>
+          <w:szCs w:val="21"/>
+          <w:lang w:val="en-US" w:eastAsia="zh-CN" w:bidi="ar-SA"/>
+        </w:rPr>
+        <w:t>（2023-2024）</w:t>
+      </w:r>
+      <w:r>
+        <w:rPr>
+          <w:rFonts w:hint="eastAsia" w:ascii="Times New Roman" w:hAnsi="Times New Roman" w:eastAsia="楷体"/>
+          <w:color w:val="auto"/>
+          <w:w w:val="105"/>
+          <w:sz w:val="21"/>
+          <w:szCs w:val="21"/>
+          <w:lang w:val="en-US" w:eastAsia="zh-CN"/>
+        </w:rPr>
+        <w:t>、</w:t>
       </w:r>
       <w:bookmarkStart w:id="1" w:name="OLE_LINK5"/>
       <w:r>
@@ -4302,19 +5984,70 @@
           <w:szCs w:val="21"/>
           <w:lang w:val="en-US" w:eastAsia="zh-CN"/>
         </w:rPr>
-        <w:t>东北大学优秀学生（2024-2025）；</w:t>
-      </w:r>
-      <w:r>
-        <w:rPr>
-          <w:rFonts w:hint="eastAsia" w:ascii="楷体" w:hAnsi="楷体" w:eastAsia="楷体" w:cs="楷体"/>
-          <w:color w:val="auto"/>
-          <w:spacing w:val="-3"/>
-          <w:kern w:val="4"/>
-          <w:sz w:val="21"/>
-          <w:szCs w:val="21"/>
-          <w:lang w:val="en-US" w:eastAsia="zh-CN"/>
-        </w:rPr>
-        <w:t>大学期间长期担任通信工程2301班班长，并带领班集体</w:t>
+        <w:t>东北大学优秀学生</w:t>
+      </w:r>
+      <w:r>
+        <w:rPr>
+          <w:rFonts w:hint="eastAsia" w:ascii="Times New Roman" w:hAnsi="Times New Roman" w:eastAsia="楷体" w:cs="Times New Roman"/>
+          <w:b w:val="0"/>
+          <w:bCs w:val="0"/>
+          <w:color w:val="auto"/>
+          <w:spacing w:val="-3"/>
+          <w:kern w:val="4"/>
+          <w:sz w:val="21"/>
+          <w:szCs w:val="21"/>
+          <w:lang w:val="en-US" w:eastAsia="zh-CN" w:bidi="ar-SA"/>
+        </w:rPr>
+        <w:t>（2024-2025）</w:t>
+      </w:r>
+      <w:r>
+        <w:rPr>
+          <w:rFonts w:hint="eastAsia" w:ascii="Times New Roman" w:hAnsi="Times New Roman" w:eastAsia="楷体"/>
+          <w:color w:val="auto"/>
+          <w:w w:val="105"/>
+          <w:sz w:val="21"/>
+          <w:szCs w:val="21"/>
+          <w:lang w:val="en-US" w:eastAsia="zh-CN"/>
+        </w:rPr>
+        <w:t>；</w:t>
+      </w:r>
+      <w:r>
+        <w:rPr>
+          <w:rFonts w:hint="eastAsia" w:ascii="楷体" w:hAnsi="楷体" w:eastAsia="楷体" w:cs="楷体"/>
+          <w:color w:val="auto"/>
+          <w:spacing w:val="-3"/>
+          <w:kern w:val="4"/>
+          <w:sz w:val="21"/>
+          <w:szCs w:val="21"/>
+          <w:lang w:val="en-US" w:eastAsia="zh-CN"/>
+        </w:rPr>
+        <w:t>大学期间长期担任通信工程</w:t>
+      </w:r>
+      <w:r>
+        <w:rPr>
+          <w:rFonts w:hint="eastAsia" w:ascii="Times New Roman" w:hAnsi="Times New Roman" w:eastAsia="楷体" w:cs="Times New Roman"/>
+          <w:b w:val="0"/>
+          <w:bCs w:val="0"/>
+          <w:color w:val="auto"/>
+          <w:spacing w:val="-3"/>
+          <w:kern w:val="4"/>
+          <w:sz w:val="21"/>
+          <w:szCs w:val="21"/>
+          <w:lang w:val="en-US" w:eastAsia="zh-CN" w:bidi="ar-SA"/>
+        </w:rPr>
+        <w:t>2301</w:t>
+      </w:r>
+      <w:r>
+        <w:rPr>
+          <w:rFonts w:hint="eastAsia" w:ascii="楷体" w:hAnsi="楷体" w:eastAsia="楷体" w:cs="楷体"/>
+          <w:color w:val="auto"/>
+          <w:spacing w:val="-3"/>
+          <w:kern w:val="4"/>
+          <w:sz w:val="21"/>
+          <w:szCs w:val="21"/>
+          <w:lang w:val="en-US" w:eastAsia="zh-CN"/>
+        </w:rPr>
+        <w:t>班班长，并带领班集体</w:t>
       </w:r>
       <w:r>
         <w:rPr>
@@ -4332,15 +6065,15 @@
       </w:r>
       <w:r>
         <w:rPr>
-          <w:rFonts w:hint="eastAsia" w:ascii="楷体" w:hAnsi="楷体" w:eastAsia="楷体" w:cs="楷体"/>
-          <w:b w:val="0"/>
-          <w:bCs w:val="0"/>
-          <w:color w:val="auto"/>
-          <w:spacing w:val="-3"/>
-          <w:kern w:val="4"/>
-          <w:sz w:val="21"/>
-          <w:szCs w:val="21"/>
-          <w:lang w:val="en-US" w:eastAsia="zh-CN"/>
+          <w:rFonts w:hint="eastAsia" w:ascii="Times New Roman" w:hAnsi="Times New Roman" w:eastAsia="楷体" w:cs="Times New Roman"/>
+          <w:b w:val="0"/>
+          <w:bCs w:val="0"/>
+          <w:color w:val="auto"/>
+          <w:spacing w:val="-3"/>
+          <w:kern w:val="4"/>
+          <w:sz w:val="21"/>
+          <w:szCs w:val="21"/>
+          <w:lang w:val="en-US" w:eastAsia="zh-CN" w:bidi="ar-SA"/>
         </w:rPr>
         <w:t>(23-24、24-25)</w:t>
       </w:r>
@@ -4380,7 +6113,33 @@
           <w:szCs w:val="21"/>
           <w:lang w:val="en-US" w:eastAsia="zh-CN"/>
         </w:rPr>
-        <w:t>等荣誉称号; 同时长期担任电子信息类2404班成长发展指导员，并获得</w:t>
+        <w:t>等荣誉称号; 同时长期担任电子信息类</w:t>
+      </w:r>
+      <w:r>
+        <w:rPr>
+          <w:rFonts w:hint="eastAsia" w:ascii="Times New Roman" w:hAnsi="Times New Roman" w:eastAsia="楷体" w:cs="Times New Roman"/>
+          <w:b w:val="0"/>
+          <w:bCs w:val="0"/>
+          <w:color w:val="auto"/>
+          <w:spacing w:val="-3"/>
+          <w:kern w:val="4"/>
+          <w:sz w:val="21"/>
+          <w:szCs w:val="21"/>
+          <w:lang w:val="en-US" w:eastAsia="zh-CN" w:bidi="ar-SA"/>
+        </w:rPr>
+        <w:t>2404</w:t>
+      </w:r>
+      <w:r>
+        <w:rPr>
+          <w:rFonts w:hint="eastAsia" w:ascii="楷体" w:hAnsi="楷体" w:eastAsia="楷体" w:cs="楷体"/>
+          <w:color w:val="auto"/>
+          <w:spacing w:val="-3"/>
+          <w:kern w:val="4"/>
+          <w:sz w:val="21"/>
+          <w:szCs w:val="21"/>
+          <w:lang w:val="en-US" w:eastAsia="zh-CN"/>
+        </w:rPr>
+        <w:t>班成长发展指导员，并获得</w:t>
       </w:r>
       <w:r>
         <w:rPr>

--- a/file/CV_CN_all.docx
+++ b/file/CV_CN_all.docx
@@ -4804,176 +4804,6 @@
     </w:p>
     <w:p>
       <w:pPr>
-        <w:pStyle w:val="14"/>
-        <w:keepNext w:val="0"/>
-        <w:keepLines w:val="0"/>
-        <w:pageBreakBefore w:val="0"/>
-        <w:widowControl w:val="0"/>
-        <w:numPr>
-          <w:ilvl w:val="0"/>
-          <w:numId w:val="1"/>
-        </w:numPr>
-        <w:tabs>
-          <w:tab w:val="left" w:pos="395"/>
-          <w:tab w:val="left" w:pos="2420"/>
-          <w:tab w:val="left" w:pos="2640"/>
-          <w:tab w:val="left" w:pos="5940"/>
-          <w:tab w:val="left" w:pos="7260"/>
-          <w:tab w:val="left" w:pos="10120"/>
-        </w:tabs>
-        <w:kinsoku/>
-        <w:wordWrap/>
-        <w:overflowPunct/>
-        <w:topLinePunct w:val="0"/>
-        <w:autoSpaceDE w:val="0"/>
-        <w:autoSpaceDN w:val="0"/>
-        <w:bidi w:val="0"/>
-        <w:adjustRightInd/>
-        <w:snapToGrid/>
-        <w:spacing w:line="240" w:lineRule="auto"/>
-        <w:ind w:left="391" w:hanging="193"/>
-        <w:textAlignment w:val="auto"/>
-        <w:rPr>
-          <w:rFonts w:hint="eastAsia" w:ascii="楷体" w:hAnsi="楷体" w:eastAsia="楷体" w:cs="楷体"/>
-          <w:b w:val="0"/>
-          <w:bCs w:val="0"/>
-          <w:spacing w:val="-6"/>
-          <w:kern w:val="2"/>
-          <w:sz w:val="21"/>
-          <w:szCs w:val="21"/>
-          <w:lang w:val="en-US" w:eastAsia="zh-CN" w:bidi="ar-SA"/>
-        </w:rPr>
-      </w:pPr>
-      <w:r>
-        <w:rPr>
-          <w:rFonts w:hint="eastAsia" w:ascii="Times New Roman" w:hAnsi="Times New Roman" w:eastAsia="楷体" w:cs="Times New Roman"/>
-          <w:b/>
-          <w:bCs/>
-          <w:color w:val="auto"/>
-          <w:spacing w:val="-3"/>
-          <w:kern w:val="4"/>
-          <w:sz w:val="21"/>
-          <w:szCs w:val="21"/>
-          <w:lang w:val="en-US" w:eastAsia="zh-CN"/>
-        </w:rPr>
-        <w:t>2026.07</w:t>
-      </w:r>
-      <w:r>
-        <w:rPr>
-          <w:rFonts w:hint="eastAsia" w:ascii="Times New Roman" w:hAnsi="Times New Roman" w:eastAsia="楷体"/>
-          <w:b/>
-          <w:bCs/>
-          <w:color w:val="auto"/>
-          <w:w w:val="105"/>
-          <w:sz w:val="21"/>
-          <w:szCs w:val="21"/>
-          <w:lang w:val="en-US" w:eastAsia="zh-CN"/>
-        </w:rPr>
-        <w:tab/>
-      </w:r>
-      <w:r>
-        <w:rPr>
-          <w:rFonts w:hint="eastAsia" w:ascii="楷体" w:hAnsi="楷体" w:eastAsia="楷体" w:cs="楷体"/>
-          <w:b/>
-          <w:bCs/>
-          <w:color w:val="auto"/>
-          <w:spacing w:val="-3"/>
-          <w:kern w:val="4"/>
-          <w:sz w:val="21"/>
-          <w:szCs w:val="21"/>
-          <w:lang w:val="en-US" w:eastAsia="zh-CN"/>
-        </w:rPr>
-        <w:t>‌</w:t>
-      </w:r>
-      <w:r>
-        <w:rPr>
-          <w:rFonts w:hint="default" w:ascii="楷体" w:hAnsi="楷体" w:eastAsia="楷体" w:cs="楷体"/>
-          <w:b/>
-          <w:bCs/>
-          <w:color w:val="auto"/>
-          <w:spacing w:val="-3"/>
-          <w:kern w:val="4"/>
-          <w:sz w:val="21"/>
-          <w:szCs w:val="21"/>
-          <w:lang w:val="en-US" w:eastAsia="zh-CN"/>
-        </w:rPr>
-        <w:t>中国机器人及人工智能大赛</w:t>
-      </w:r>
-      <w:r>
-        <w:rPr>
-          <w:rFonts w:hint="eastAsia" w:ascii="楷体" w:hAnsi="楷体" w:eastAsia="楷体" w:cs="楷体"/>
-          <w:b/>
-          <w:bCs/>
-          <w:color w:val="auto"/>
-          <w:spacing w:val="-3"/>
-          <w:kern w:val="4"/>
-          <w:sz w:val="21"/>
-          <w:szCs w:val="21"/>
-          <w:lang w:val="en-US" w:eastAsia="zh-CN"/>
-        </w:rPr>
-        <w:t>（机器人创新赛）</w:t>
-      </w:r>
-      <w:r>
-        <w:rPr>
-          <w:rFonts w:hint="eastAsia" w:ascii="楷体" w:hAnsi="楷体" w:eastAsia="楷体" w:cs="楷体"/>
-          <w:b/>
-          <w:bCs/>
-          <w:color w:val="auto"/>
-          <w:spacing w:val="-3"/>
-          <w:kern w:val="4"/>
-          <w:sz w:val="21"/>
-          <w:szCs w:val="21"/>
-          <w:lang w:val="en-US" w:eastAsia="zh-CN"/>
-        </w:rPr>
-        <w:tab/>
-      </w:r>
-      <w:r>
-        <w:rPr>
-          <w:rFonts w:hint="eastAsia" w:ascii="楷体" w:hAnsi="楷体" w:eastAsia="楷体" w:cs="楷体"/>
-          <w:b/>
-          <w:bCs/>
-          <w:color w:val="auto"/>
-          <w:spacing w:val="-3"/>
-          <w:kern w:val="4"/>
-          <w:sz w:val="21"/>
-          <w:szCs w:val="21"/>
-          <w:lang w:val="en-US" w:eastAsia="zh-CN"/>
-        </w:rPr>
-        <w:t>国家级二等奖</w:t>
-      </w:r>
-      <w:bookmarkStart w:id="2" w:name="_GoBack"/>
-      <w:bookmarkEnd w:id="2"/>
-      <w:r>
-        <w:rPr>
-          <w:rFonts w:hint="eastAsia" w:ascii="楷体" w:hAnsi="楷体" w:eastAsia="楷体" w:cs="楷体"/>
-          <w:b/>
-          <w:bCs/>
-          <w:color w:val="auto"/>
-          <w:spacing w:val="-3"/>
-          <w:kern w:val="4"/>
-          <w:sz w:val="21"/>
-          <w:szCs w:val="21"/>
-          <w:lang w:val="en-US" w:eastAsia="zh-CN"/>
-        </w:rPr>
-        <w:tab/>
-      </w:r>
-      <w:r>
-        <w:rPr>
-          <w:rFonts w:hint="eastAsia" w:ascii="楷体" w:hAnsi="楷体" w:eastAsia="楷体" w:cs="楷体"/>
-          <w:b/>
-          <w:bCs/>
-          <w:color w:val="auto"/>
-          <w:spacing w:val="-3"/>
-          <w:kern w:val="4"/>
-          <w:sz w:val="21"/>
-          <w:szCs w:val="21"/>
-          <w:lang w:val="en-US" w:eastAsia="zh-CN"/>
-        </w:rPr>
-        <w:t>队长</w:t>
-      </w:r>
-    </w:p>
-    <w:p>
-      <w:pPr>
         <w:pStyle w:val="3"/>
         <w:keepNext w:val="0"/>
         <w:keepLines w:val="0"/>
@@ -5007,6 +4837,8 @@
           <w:lang w:val="en-US" w:eastAsia="zh-CN" w:bidi="ar-SA"/>
         </w:rPr>
       </w:pPr>
+      <w:bookmarkStart w:id="2" w:name="_GoBack"/>
+      <w:bookmarkEnd w:id="2"/>
       <w:r>
         <w:rPr>
           <w:rFonts w:hint="eastAsia" w:ascii="楷体" w:hAnsi="楷体" w:eastAsia="楷体" w:cs="楷体"/>

--- a/file/CV_CN_all.docx
+++ b/file/CV_CN_all.docx
@@ -4804,6 +4804,159 @@
     </w:p>
     <w:p>
       <w:pPr>
+        <w:pStyle w:val="14"/>
+        <w:keepNext w:val="0"/>
+        <w:keepLines w:val="0"/>
+        <w:pageBreakBefore w:val="0"/>
+        <w:widowControl w:val="0"/>
+        <w:numPr>
+          <w:ilvl w:val="0"/>
+          <w:numId w:val="1"/>
+        </w:numPr>
+        <w:tabs>
+          <w:tab w:val="left" w:pos="395"/>
+          <w:tab w:val="left" w:pos="2420"/>
+          <w:tab w:val="left" w:pos="2640"/>
+          <w:tab w:val="left" w:pos="5940"/>
+          <w:tab w:val="left" w:pos="7260"/>
+          <w:tab w:val="left" w:pos="10120"/>
+        </w:tabs>
+        <w:kinsoku/>
+        <w:wordWrap/>
+        <w:overflowPunct/>
+        <w:topLinePunct w:val="0"/>
+        <w:autoSpaceDE w:val="0"/>
+        <w:autoSpaceDN w:val="0"/>
+        <w:bidi w:val="0"/>
+        <w:adjustRightInd/>
+        <w:snapToGrid/>
+        <w:spacing w:line="240" w:lineRule="auto"/>
+        <w:ind w:left="391" w:hanging="193"/>
+        <w:textAlignment w:val="auto"/>
+        <w:rPr>
+          <w:rFonts w:hint="eastAsia" w:ascii="楷体" w:hAnsi="楷体" w:eastAsia="楷体" w:cs="楷体"/>
+          <w:b w:val="0"/>
+          <w:bCs w:val="0"/>
+          <w:spacing w:val="-6"/>
+          <w:kern w:val="2"/>
+          <w:sz w:val="21"/>
+          <w:szCs w:val="21"/>
+          <w:lang w:val="en-US" w:eastAsia="zh-CN" w:bidi="ar-SA"/>
+        </w:rPr>
+      </w:pPr>
+      <w:r>
+        <w:rPr>
+          <w:rFonts w:hint="eastAsia" w:ascii="Times New Roman" w:hAnsi="Times New Roman" w:eastAsia="楷体" w:cs="Times New Roman"/>
+          <w:b/>
+          <w:bCs/>
+          <w:color w:val="auto"/>
+          <w:spacing w:val="-3"/>
+          <w:kern w:val="4"/>
+          <w:sz w:val="21"/>
+          <w:szCs w:val="21"/>
+          <w:lang w:val="en-US" w:eastAsia="zh-CN"/>
+        </w:rPr>
+        <w:t>2026.07</w:t>
+      </w:r>
+      <w:r>
+        <w:rPr>
+          <w:rFonts w:hint="eastAsia" w:ascii="Times New Roman" w:hAnsi="Times New Roman" w:eastAsia="楷体"/>
+          <w:b/>
+          <w:bCs/>
+          <w:color w:val="auto"/>
+          <w:w w:val="105"/>
+          <w:sz w:val="21"/>
+          <w:szCs w:val="21"/>
+          <w:lang w:val="en-US" w:eastAsia="zh-CN"/>
+        </w:rPr>
+        <w:tab/>
+      </w:r>
+      <w:r>
+        <w:rPr>
+          <w:rFonts w:hint="eastAsia" w:ascii="楷体" w:hAnsi="楷体" w:eastAsia="楷体" w:cs="楷体"/>
+          <w:b/>
+          <w:bCs/>
+          <w:color w:val="auto"/>
+          <w:spacing w:val="-3"/>
+          <w:kern w:val="4"/>
+          <w:sz w:val="21"/>
+          <w:szCs w:val="21"/>
+          <w:lang w:val="en-US" w:eastAsia="zh-CN"/>
+        </w:rPr>
+        <w:t>中国机器人及人工智能大赛</w:t>
+      </w:r>
+      <w:r>
+        <w:rPr>
+          <w:rFonts w:hint="eastAsia" w:ascii="楷体" w:hAnsi="楷体" w:eastAsia="楷体" w:cs="楷体"/>
+          <w:b/>
+          <w:bCs/>
+          <w:color w:val="auto"/>
+          <w:spacing w:val="-3"/>
+          <w:kern w:val="4"/>
+          <w:sz w:val="21"/>
+          <w:szCs w:val="21"/>
+          <w:lang w:val="en-US" w:eastAsia="zh-CN"/>
+        </w:rPr>
+        <w:tab/>
+      </w:r>
+      <w:r>
+        <w:rPr>
+          <w:rFonts w:hint="eastAsia" w:ascii="Times New Roman" w:hAnsi="Times New Roman" w:eastAsia="楷体"/>
+          <w:b/>
+          <w:bCs/>
+          <w:color w:val="auto"/>
+          <w:w w:val="105"/>
+          <w:sz w:val="21"/>
+          <w:szCs w:val="21"/>
+          <w:lang w:val="en-US" w:eastAsia="zh-CN"/>
+        </w:rPr>
+        <w:tab/>
+      </w:r>
+      <w:r>
+        <w:rPr>
+          <w:rFonts w:hint="eastAsia" w:ascii="楷体" w:hAnsi="楷体" w:eastAsia="楷体" w:cs="楷体"/>
+          <w:b/>
+          <w:bCs/>
+          <w:color w:val="auto"/>
+          <w:spacing w:val="-3"/>
+          <w:kern w:val="4"/>
+          <w:sz w:val="21"/>
+          <w:szCs w:val="21"/>
+          <w:lang w:val="en-US" w:eastAsia="zh-CN"/>
+        </w:rPr>
+        <w:t>国家级二等奖</w:t>
+      </w:r>
+      <w:r>
+        <w:rPr>
+          <w:rFonts w:hint="eastAsia" w:ascii="楷体" w:hAnsi="楷体" w:eastAsia="楷体" w:cs="楷体"/>
+          <w:b/>
+          <w:bCs/>
+          <w:color w:val="auto"/>
+          <w:spacing w:val="-3"/>
+          <w:kern w:val="4"/>
+          <w:sz w:val="21"/>
+          <w:szCs w:val="21"/>
+          <w:lang w:val="en-US" w:eastAsia="zh-CN"/>
+        </w:rPr>
+        <w:tab/>
+      </w:r>
+      <w:r>
+        <w:rPr>
+          <w:rFonts w:hint="eastAsia" w:ascii="楷体" w:hAnsi="楷体" w:eastAsia="楷体" w:cs="楷体"/>
+          <w:b/>
+          <w:bCs/>
+          <w:color w:val="auto"/>
+          <w:spacing w:val="-3"/>
+          <w:kern w:val="4"/>
+          <w:sz w:val="21"/>
+          <w:szCs w:val="21"/>
+          <w:lang w:val="en-US" w:eastAsia="zh-CN"/>
+        </w:rPr>
+        <w:t>队长</w:t>
+      </w:r>
+    </w:p>
+    <w:p>
+      <w:pPr>
         <w:pStyle w:val="3"/>
         <w:keepNext w:val="0"/>
         <w:keepLines w:val="0"/>
@@ -4837,22 +4990,22 @@
           <w:lang w:val="en-US" w:eastAsia="zh-CN" w:bidi="ar-SA"/>
         </w:rPr>
       </w:pPr>
+      <w:r>
+        <w:rPr>
+          <w:rFonts w:hint="eastAsia" w:ascii="楷体" w:hAnsi="楷体" w:eastAsia="楷体" w:cs="楷体"/>
+          <w:b/>
+          <w:bCs/>
+          <w:color w:val="auto"/>
+          <w:spacing w:val="-3"/>
+          <w:kern w:val="4"/>
+          <w:sz w:val="21"/>
+          <w:szCs w:val="21"/>
+          <w:lang w:val="en-US" w:eastAsia="zh-CN" w:bidi="ar-SA"/>
+        </w:rPr>
+        <w:t>区域级/省级获奖</w:t>
+      </w:r>
       <w:bookmarkStart w:id="2" w:name="_GoBack"/>
       <w:bookmarkEnd w:id="2"/>
-      <w:r>
-        <w:rPr>
-          <w:rFonts w:hint="eastAsia" w:ascii="楷体" w:hAnsi="楷体" w:eastAsia="楷体" w:cs="楷体"/>
-          <w:b/>
-          <w:bCs/>
-          <w:color w:val="auto"/>
-          <w:spacing w:val="-3"/>
-          <w:kern w:val="4"/>
-          <w:sz w:val="21"/>
-          <w:szCs w:val="21"/>
-          <w:lang w:val="en-US" w:eastAsia="zh-CN" w:bidi="ar-SA"/>
-        </w:rPr>
-        <w:t>区域级/省级获奖</w:t>
-      </w:r>
     </w:p>
     <w:p>
       <w:pPr>
@@ -5642,21 +5795,7 @@
           <w:szCs w:val="21"/>
           <w:lang w:val="en-US" w:eastAsia="zh-CN" w:bidi="ar-SA"/>
         </w:rPr>
-        <w:t>（</w:t>
-      </w:r>
-      <w:r>
-        <w:rPr>
-          <w:rFonts w:hint="eastAsia" w:ascii="Times New Roman" w:hAnsi="Times New Roman" w:eastAsia="楷体" w:cs="Times New Roman"/>
-          <w:b w:val="0"/>
-          <w:bCs w:val="0"/>
-          <w:color w:val="auto"/>
-          <w:spacing w:val="-3"/>
-          <w:kern w:val="4"/>
-          <w:sz w:val="21"/>
-          <w:szCs w:val="21"/>
-          <w:lang w:val="en-US" w:eastAsia="zh-CN" w:bidi="ar-SA"/>
-        </w:rPr>
-        <w:t>2024-2025）</w:t>
+        <w:t>（2024-2025）</w:t>
       </w:r>
       <w:r>
         <w:rPr>

--- a/file/CV_CN_all.docx
+++ b/file/CV_CN_all.docx
@@ -841,17 +841,31 @@
       </w:r>
       <w:r>
         <w:rPr>
-          <w:rFonts w:hint="eastAsia" w:ascii="Times New Roman" w:hAnsi="Times New Roman" w:eastAsia="楷体" w:cs="Times New Roman"/>
-          <w:b w:val="0"/>
-          <w:bCs w:val="0"/>
-          <w:color w:val="auto"/>
-          <w:spacing w:val="-3"/>
-          <w:kern w:val="4"/>
-          <w:sz w:val="21"/>
-          <w:szCs w:val="21"/>
-          <w:lang w:val="en-US" w:eastAsia="zh-CN" w:bidi="ar-SA"/>
-        </w:rPr>
-        <w:t>5 / 86  (5.81%)</w:t>
+          <w:rFonts w:hint="eastAsia" w:ascii="楷体" w:hAnsi="楷体" w:eastAsia="楷体" w:cs="楷体"/>
+          <w:b w:val="0"/>
+          <w:bCs w:val="0"/>
+          <w:color w:val="auto"/>
+          <w:spacing w:val="-3"/>
+          <w:kern w:val="4"/>
+          <w:sz w:val="21"/>
+          <w:szCs w:val="21"/>
+          <w:lang w:val="en-US" w:eastAsia="zh-CN" w:bidi="ar-SA"/>
+        </w:rPr>
+        <w:t>4</w:t>
+      </w:r>
+      <w:r>
+        <w:rPr>
+          <w:rFonts w:hint="eastAsia" w:ascii="Times New Roman" w:hAnsi="Times New Roman" w:eastAsia="楷体" w:cs="Times New Roman"/>
+          <w:b w:val="0"/>
+          <w:bCs w:val="0"/>
+          <w:color w:val="auto"/>
+          <w:spacing w:val="-3"/>
+          <w:kern w:val="4"/>
+          <w:sz w:val="21"/>
+          <w:szCs w:val="21"/>
+          <w:lang w:val="en-US" w:eastAsia="zh-CN" w:bidi="ar-SA"/>
+        </w:rPr>
+        <w:t xml:space="preserve"> / 87  (4.60%)</w:t>
       </w:r>
       <w:r>
         <w:rPr>
@@ -1198,6 +1212,8 @@
         </w:rPr>
         <w:t>等。</w:t>
       </w:r>
+      <w:bookmarkStart w:id="2" w:name="_GoBack"/>
+      <w:bookmarkEnd w:id="2"/>
     </w:p>
     <w:p>
       <w:pPr>
@@ -5004,8 +5020,6 @@
         </w:rPr>
         <w:t>区域级/省级获奖</w:t>
       </w:r>
-      <w:bookmarkStart w:id="2" w:name="_GoBack"/>
-      <w:bookmarkEnd w:id="2"/>
     </w:p>
     <w:p>
       <w:pPr>
